--- a/Lab2/Documentation.docx
+++ b/Lab2/Documentation.docx
@@ -1865,7 +1865,23 @@
           <w:sz w:val="28"/>
           <w:szCs w:val="28"/>
         </w:rPr>
-        <w:t>Отсортировать данные входного файла в соответствии с заданным порядком сортировки ключей (см. свой вариант задания). Данные в выходном файле должны быть представлены в табличном виде, первый и второй столбец должны содержать значения ключей в соответствии с заданным порядком сортировки, третий столбец - номер строки входного файла.</w:t>
+        <w:t>Отсортировать данные входного файла</w:t>
+      </w:r>
+      <w:r>
+        <w:rPr>
+          <w:bCs/>
+          <w:sz w:val="28"/>
+          <w:szCs w:val="28"/>
+        </w:rPr>
+        <w:t xml:space="preserve"> (дата по возрастанию, ФИО по убыванию). </w:t>
+      </w:r>
+      <w:r>
+        <w:rPr>
+          <w:bCs/>
+          <w:sz w:val="28"/>
+          <w:szCs w:val="28"/>
+        </w:rPr>
+        <w:t>Данные в выходном файле должны быть представлены в табличном виде, первый и второй столбец должны содержать значения ключей в соответствии с заданным порядком сортировки, третий столбец - номер строки входного файла.</w:t>
       </w:r>
     </w:p>
     <w:p>
@@ -1975,7 +1991,6 @@
           <w:bCs/>
           <w:sz w:val="28"/>
           <w:szCs w:val="28"/>
-          <w:lang w:val="en-US"/>
         </w:rPr>
       </w:pPr>
       <w:r>
@@ -2015,6 +2030,7 @@
           <w:bCs/>
           <w:sz w:val="28"/>
           <w:szCs w:val="28"/>
+          <w:lang w:val="en-US"/>
         </w:rPr>
       </w:pPr>
       <w:r>
@@ -2040,25 +2056,6 @@
           <w:szCs w:val="28"/>
         </w:rPr>
         <w:br/>
-        <w:t xml:space="preserve">Реализация использует обобщённый тип T, реализующий интерфейс </w:t>
-      </w:r>
-      <w:proofErr w:type="spellStart"/>
-      <w:r>
-        <w:rPr>
-          <w:bCs/>
-          <w:sz w:val="28"/>
-          <w:szCs w:val="28"/>
-        </w:rPr>
-        <w:t>IComparable</w:t>
-      </w:r>
-      <w:proofErr w:type="spellEnd"/>
-      <w:r>
-        <w:rPr>
-          <w:bCs/>
-          <w:sz w:val="28"/>
-          <w:szCs w:val="28"/>
-        </w:rPr>
-        <w:t>&lt;T&gt;, что позволяет сортировать любые сравнимые объекты.</w:t>
       </w:r>
     </w:p>
     <w:p>
@@ -2068,47 +2065,108 @@
           <w:bCs/>
           <w:sz w:val="28"/>
           <w:szCs w:val="28"/>
-        </w:rPr>
-      </w:pPr>
+          <w:lang w:val="en-US"/>
+        </w:rPr>
+      </w:pPr>
+      <w:r>
+        <w:rPr>
+          <w:b/>
+          <w:sz w:val="28"/>
+          <w:szCs w:val="28"/>
+        </w:rPr>
+        <w:t>Псевдокод</w:t>
+      </w:r>
+      <w:r>
+        <w:rPr>
+          <w:bCs/>
+          <w:sz w:val="28"/>
+          <w:szCs w:val="28"/>
+          <w:lang w:val="en-US"/>
+        </w:rPr>
+        <w:t>:</w:t>
+      </w:r>
     </w:p>
     <w:p>
       <w:pPr>
         <w:spacing w:line="360" w:lineRule="auto"/>
         <w:rPr>
-          <w:b/>
-          <w:bCs/>
-          <w:sz w:val="28"/>
-          <w:szCs w:val="28"/>
-        </w:rPr>
-      </w:pPr>
-      <w:r>
-        <w:rPr>
-          <w:b/>
-          <w:bCs/>
-          <w:sz w:val="28"/>
-          <w:szCs w:val="28"/>
-        </w:rPr>
-        <w:t>Естественная сортировка слиянием (</w:t>
-      </w:r>
-      <w:proofErr w:type="spellStart"/>
-      <w:r>
-        <w:rPr>
-          <w:b/>
-          <w:bCs/>
-          <w:sz w:val="28"/>
-          <w:szCs w:val="28"/>
-        </w:rPr>
-        <w:t>NaturalMergeSort</w:t>
-      </w:r>
-      <w:proofErr w:type="spellEnd"/>
-      <w:r>
-        <w:rPr>
-          <w:b/>
-          <w:bCs/>
-          <w:sz w:val="28"/>
-          <w:szCs w:val="28"/>
-        </w:rPr>
-        <w:t>)</w:t>
+          <w:bCs/>
+          <w:sz w:val="28"/>
+          <w:szCs w:val="28"/>
+          <w:lang w:val="en-US"/>
+        </w:rPr>
+      </w:pPr>
+      <w:r>
+        <w:rPr>
+          <w:bCs/>
+          <w:sz w:val="28"/>
+          <w:szCs w:val="28"/>
+        </w:rPr>
+        <w:t>ф</w:t>
+      </w:r>
+      <w:r>
+        <w:rPr>
+          <w:bCs/>
+          <w:sz w:val="28"/>
+          <w:szCs w:val="28"/>
+        </w:rPr>
+        <w:t>ункция</w:t>
+      </w:r>
+      <w:r>
+        <w:rPr>
+          <w:bCs/>
+          <w:sz w:val="28"/>
+          <w:szCs w:val="28"/>
+          <w:lang w:val="en-US"/>
+        </w:rPr>
+        <w:t xml:space="preserve"> </w:t>
+      </w:r>
+      <w:proofErr w:type="spellStart"/>
+      <w:proofErr w:type="gramStart"/>
+      <w:r>
+        <w:rPr>
+          <w:bCs/>
+          <w:sz w:val="28"/>
+          <w:szCs w:val="28"/>
+          <w:lang w:val="en-US"/>
+        </w:rPr>
+        <w:t>InsertionSort</w:t>
+      </w:r>
+      <w:proofErr w:type="spellEnd"/>
+      <w:r>
+        <w:rPr>
+          <w:bCs/>
+          <w:sz w:val="28"/>
+          <w:szCs w:val="28"/>
+          <w:lang w:val="en-US"/>
+        </w:rPr>
+        <w:t>(</w:t>
+      </w:r>
+      <w:proofErr w:type="gramEnd"/>
+      <w:r>
+        <w:rPr>
+          <w:bCs/>
+          <w:sz w:val="28"/>
+          <w:szCs w:val="28"/>
+        </w:rPr>
+        <w:t>м</w:t>
+      </w:r>
+      <w:r>
+        <w:rPr>
+          <w:bCs/>
+          <w:sz w:val="28"/>
+          <w:szCs w:val="28"/>
+        </w:rPr>
+        <w:t>ассив</w:t>
+      </w:r>
+      <w:r>
+        <w:rPr>
+          <w:bCs/>
+          <w:sz w:val="28"/>
+          <w:szCs w:val="28"/>
+          <w:lang w:val="en-US"/>
+        </w:rPr>
+        <w:t xml:space="preserve"> A)</w:t>
       </w:r>
     </w:p>
     <w:p>
@@ -2125,8 +2183,41 @@
           <w:bCs/>
           <w:sz w:val="28"/>
           <w:szCs w:val="28"/>
-        </w:rPr>
-        <w:t>Алгоритм автоматически определяет уже отсортированные</w:t>
+          <w:lang w:val="en-US"/>
+        </w:rPr>
+        <w:t xml:space="preserve">    </w:t>
+      </w:r>
+      <w:r>
+        <w:rPr>
+          <w:bCs/>
+          <w:sz w:val="28"/>
+          <w:szCs w:val="28"/>
+        </w:rPr>
+        <w:t>д</w:t>
+      </w:r>
+      <w:r>
+        <w:rPr>
+          <w:bCs/>
+          <w:sz w:val="28"/>
+          <w:szCs w:val="28"/>
+        </w:rPr>
+        <w:t xml:space="preserve">ля i от 1 до </w:t>
+      </w:r>
+      <w:r>
+        <w:rPr>
+          <w:bCs/>
+          <w:sz w:val="28"/>
+          <w:szCs w:val="28"/>
+        </w:rPr>
+        <w:t>д</w:t>
+      </w:r>
+      <w:r>
+        <w:rPr>
+          <w:bCs/>
+          <w:sz w:val="28"/>
+          <w:szCs w:val="28"/>
+        </w:rPr>
+        <w:t>лина(A)</w:t>
       </w:r>
       <w:r>
         <w:rPr>
@@ -2142,15 +2233,7 @@
           <w:sz w:val="28"/>
           <w:szCs w:val="28"/>
         </w:rPr>
-        <w:t>«пробеги</w:t>
-      </w:r>
-      <w:r>
-        <w:rPr>
-          <w:bCs/>
-          <w:sz w:val="28"/>
-          <w:szCs w:val="28"/>
-        </w:rPr>
-        <w:t>»</w:t>
+        <w:t>-</w:t>
       </w:r>
       <w:r>
         <w:rPr>
@@ -2166,7 +2249,7 @@
           <w:sz w:val="28"/>
           <w:szCs w:val="28"/>
         </w:rPr>
-        <w:t>в массиве и сливает их попарно, пока весь массив не станет отсортированным.</w:t>
+        <w:t>1</w:t>
       </w:r>
     </w:p>
     <w:p>
@@ -2176,15 +2259,61 @@
           <w:bCs/>
           <w:sz w:val="28"/>
           <w:szCs w:val="28"/>
-        </w:rPr>
-      </w:pPr>
-      <w:r>
-        <w:rPr>
-          <w:bCs/>
-          <w:sz w:val="28"/>
-          <w:szCs w:val="28"/>
-        </w:rPr>
-        <w:t>Для хранения отсортированных частей используется дополнительный массив</w:t>
+          <w:lang w:val="en-US"/>
+        </w:rPr>
+      </w:pPr>
+      <w:r>
+        <w:rPr>
+          <w:bCs/>
+          <w:sz w:val="28"/>
+          <w:szCs w:val="28"/>
+        </w:rPr>
+        <w:t xml:space="preserve">        </w:t>
+      </w:r>
+      <w:r>
+        <w:rPr>
+          <w:bCs/>
+          <w:sz w:val="28"/>
+          <w:szCs w:val="28"/>
+        </w:rPr>
+        <w:t>к</w:t>
+      </w:r>
+      <w:r>
+        <w:rPr>
+          <w:bCs/>
+          <w:sz w:val="28"/>
+          <w:szCs w:val="28"/>
+        </w:rPr>
+        <w:t>люч</w:t>
+      </w:r>
+      <w:r>
+        <w:rPr>
+          <w:bCs/>
+          <w:sz w:val="28"/>
+          <w:szCs w:val="28"/>
+          <w:lang w:val="en-US"/>
+        </w:rPr>
+        <w:t xml:space="preserve"> = A[</w:t>
+      </w:r>
+      <w:proofErr w:type="spellStart"/>
+      <w:r>
+        <w:rPr>
+          <w:bCs/>
+          <w:sz w:val="28"/>
+          <w:szCs w:val="28"/>
+          <w:lang w:val="en-US"/>
+        </w:rPr>
+        <w:t>i</w:t>
+      </w:r>
+      <w:proofErr w:type="spellEnd"/>
+      <w:r>
+        <w:rPr>
+          <w:bCs/>
+          <w:sz w:val="28"/>
+          <w:szCs w:val="28"/>
+          <w:lang w:val="en-US"/>
+        </w:rPr>
+        <w:t>]</w:t>
       </w:r>
     </w:p>
     <w:p>
@@ -2194,33 +2323,17 @@
           <w:bCs/>
           <w:sz w:val="28"/>
           <w:szCs w:val="28"/>
-        </w:rPr>
-      </w:pPr>
-      <w:r>
-        <w:rPr>
-          <w:bCs/>
-          <w:sz w:val="28"/>
-          <w:szCs w:val="28"/>
-        </w:rPr>
-        <w:t xml:space="preserve">Реализация использует обобщённый тип T, реализующий интерфейс </w:t>
-      </w:r>
-      <w:proofErr w:type="spellStart"/>
-      <w:r>
-        <w:rPr>
-          <w:bCs/>
-          <w:sz w:val="28"/>
-          <w:szCs w:val="28"/>
-        </w:rPr>
-        <w:t>IComparable</w:t>
-      </w:r>
-      <w:proofErr w:type="spellEnd"/>
-      <w:r>
-        <w:rPr>
-          <w:bCs/>
-          <w:sz w:val="28"/>
-          <w:szCs w:val="28"/>
-        </w:rPr>
-        <w:t>&lt;T&gt;, что позволяет сортировать любые сравнимые объекты.</w:t>
+          <w:lang w:val="en-US"/>
+        </w:rPr>
+      </w:pPr>
+      <w:r>
+        <w:rPr>
+          <w:bCs/>
+          <w:sz w:val="28"/>
+          <w:szCs w:val="28"/>
+          <w:lang w:val="en-US"/>
+        </w:rPr>
+        <w:t xml:space="preserve">        j = i - 1</w:t>
       </w:r>
     </w:p>
     <w:p>
@@ -2230,8 +2343,18 @@
           <w:bCs/>
           <w:sz w:val="28"/>
           <w:szCs w:val="28"/>
-        </w:rPr>
-      </w:pPr>
+          <w:lang w:val="en-US"/>
+        </w:rPr>
+      </w:pPr>
+      <w:r>
+        <w:rPr>
+          <w:bCs/>
+          <w:sz w:val="28"/>
+          <w:szCs w:val="28"/>
+          <w:lang w:val="en-US"/>
+        </w:rPr>
+        <w:t xml:space="preserve">        </w:t>
+      </w:r>
     </w:p>
     <w:p>
       <w:pPr>
@@ -2248,12 +2371,1777 @@
           <w:sz w:val="28"/>
           <w:szCs w:val="28"/>
         </w:rPr>
-        <w:br w:type="page"/>
+        <w:t xml:space="preserve">        </w:t>
+      </w:r>
+      <w:r>
+        <w:rPr>
+          <w:bCs/>
+          <w:sz w:val="28"/>
+          <w:szCs w:val="28"/>
+        </w:rPr>
+        <w:t>п</w:t>
+      </w:r>
+      <w:r>
+        <w:rPr>
+          <w:bCs/>
+          <w:sz w:val="28"/>
+          <w:szCs w:val="28"/>
+        </w:rPr>
+        <w:t xml:space="preserve">ока </w:t>
+      </w:r>
+      <w:proofErr w:type="gramStart"/>
+      <w:r>
+        <w:rPr>
+          <w:bCs/>
+          <w:sz w:val="28"/>
+          <w:szCs w:val="28"/>
+          <w:lang w:val="en-US"/>
+        </w:rPr>
+        <w:t>j</w:t>
+      </w:r>
+      <w:r>
+        <w:rPr>
+          <w:bCs/>
+          <w:sz w:val="28"/>
+          <w:szCs w:val="28"/>
+        </w:rPr>
+        <w:t xml:space="preserve"> &gt;</w:t>
+      </w:r>
+      <w:proofErr w:type="gramEnd"/>
+      <w:r>
+        <w:rPr>
+          <w:bCs/>
+          <w:sz w:val="28"/>
+          <w:szCs w:val="28"/>
+        </w:rPr>
+        <w:t xml:space="preserve">= 0 </w:t>
+      </w:r>
+      <w:r>
+        <w:rPr>
+          <w:bCs/>
+          <w:sz w:val="28"/>
+          <w:szCs w:val="28"/>
+        </w:rPr>
+        <w:t>и</w:t>
+      </w:r>
+      <w:r>
+        <w:rPr>
+          <w:bCs/>
+          <w:sz w:val="28"/>
+          <w:szCs w:val="28"/>
+        </w:rPr>
+        <w:t xml:space="preserve"> </w:t>
+      </w:r>
+      <w:r>
+        <w:rPr>
+          <w:bCs/>
+          <w:sz w:val="28"/>
+          <w:szCs w:val="28"/>
+          <w:lang w:val="en-US"/>
+        </w:rPr>
+        <w:t>A</w:t>
+      </w:r>
+      <w:r>
+        <w:rPr>
+          <w:bCs/>
+          <w:sz w:val="28"/>
+          <w:szCs w:val="28"/>
+        </w:rPr>
+        <w:t>[</w:t>
+      </w:r>
+      <w:r>
+        <w:rPr>
+          <w:bCs/>
+          <w:sz w:val="28"/>
+          <w:szCs w:val="28"/>
+          <w:lang w:val="en-US"/>
+        </w:rPr>
+        <w:t>j</w:t>
+      </w:r>
+      <w:proofErr w:type="gramStart"/>
+      <w:r>
+        <w:rPr>
+          <w:bCs/>
+          <w:sz w:val="28"/>
+          <w:szCs w:val="28"/>
+        </w:rPr>
+        <w:t>] &gt;</w:t>
+      </w:r>
+      <w:proofErr w:type="gramEnd"/>
+      <w:r>
+        <w:rPr>
+          <w:bCs/>
+          <w:sz w:val="28"/>
+          <w:szCs w:val="28"/>
+        </w:rPr>
+        <w:t xml:space="preserve"> </w:t>
+      </w:r>
+      <w:r>
+        <w:rPr>
+          <w:bCs/>
+          <w:sz w:val="28"/>
+          <w:szCs w:val="28"/>
+        </w:rPr>
+        <w:t>к</w:t>
+      </w:r>
+      <w:r>
+        <w:rPr>
+          <w:bCs/>
+          <w:sz w:val="28"/>
+          <w:szCs w:val="28"/>
+        </w:rPr>
+        <w:t>люч</w:t>
       </w:r>
     </w:p>
     <w:p>
       <w:pPr>
         <w:spacing w:line="360" w:lineRule="auto"/>
+        <w:rPr>
+          <w:bCs/>
+          <w:sz w:val="28"/>
+          <w:szCs w:val="28"/>
+          <w:lang w:val="en-US"/>
+        </w:rPr>
+      </w:pPr>
+      <w:r>
+        <w:rPr>
+          <w:bCs/>
+          <w:sz w:val="28"/>
+          <w:szCs w:val="28"/>
+        </w:rPr>
+        <w:t xml:space="preserve">            </w:t>
+      </w:r>
+      <w:proofErr w:type="gramStart"/>
+      <w:r>
+        <w:rPr>
+          <w:bCs/>
+          <w:sz w:val="28"/>
+          <w:szCs w:val="28"/>
+          <w:lang w:val="en-US"/>
+        </w:rPr>
+        <w:t>A[</w:t>
+      </w:r>
+      <w:proofErr w:type="gramEnd"/>
+      <w:r>
+        <w:rPr>
+          <w:bCs/>
+          <w:sz w:val="28"/>
+          <w:szCs w:val="28"/>
+          <w:lang w:val="en-US"/>
+        </w:rPr>
+        <w:t>j + 1] = A[j]</w:t>
+      </w:r>
+    </w:p>
+    <w:p>
+      <w:pPr>
+        <w:spacing w:line="360" w:lineRule="auto"/>
+        <w:rPr>
+          <w:bCs/>
+          <w:sz w:val="28"/>
+          <w:szCs w:val="28"/>
+          <w:lang w:val="en-US"/>
+        </w:rPr>
+      </w:pPr>
+      <w:r>
+        <w:rPr>
+          <w:bCs/>
+          <w:sz w:val="28"/>
+          <w:szCs w:val="28"/>
+          <w:lang w:val="en-US"/>
+        </w:rPr>
+        <w:t xml:space="preserve">            j = j - 1</w:t>
+      </w:r>
+    </w:p>
+    <w:p>
+      <w:pPr>
+        <w:spacing w:line="360" w:lineRule="auto"/>
+        <w:rPr>
+          <w:bCs/>
+          <w:sz w:val="28"/>
+          <w:szCs w:val="28"/>
+        </w:rPr>
+      </w:pPr>
+      <w:r>
+        <w:rPr>
+          <w:bCs/>
+          <w:sz w:val="28"/>
+          <w:szCs w:val="28"/>
+        </w:rPr>
+        <w:t xml:space="preserve">        </w:t>
+      </w:r>
+      <w:r>
+        <w:rPr>
+          <w:bCs/>
+          <w:sz w:val="28"/>
+          <w:szCs w:val="28"/>
+        </w:rPr>
+        <w:t>конец</w:t>
+      </w:r>
+      <w:r>
+        <w:rPr>
+          <w:bCs/>
+          <w:sz w:val="28"/>
+          <w:szCs w:val="28"/>
+        </w:rPr>
+        <w:t xml:space="preserve"> </w:t>
+      </w:r>
+      <w:r>
+        <w:rPr>
+          <w:bCs/>
+          <w:sz w:val="28"/>
+          <w:szCs w:val="28"/>
+        </w:rPr>
+        <w:t>п</w:t>
+      </w:r>
+      <w:r>
+        <w:rPr>
+          <w:bCs/>
+          <w:sz w:val="28"/>
+          <w:szCs w:val="28"/>
+        </w:rPr>
+        <w:t>ока</w:t>
+      </w:r>
+    </w:p>
+    <w:p>
+      <w:pPr>
+        <w:spacing w:line="360" w:lineRule="auto"/>
+        <w:rPr>
+          <w:bCs/>
+          <w:sz w:val="28"/>
+          <w:szCs w:val="28"/>
+        </w:rPr>
+      </w:pPr>
+      <w:r>
+        <w:rPr>
+          <w:bCs/>
+          <w:sz w:val="28"/>
+          <w:szCs w:val="28"/>
+        </w:rPr>
+        <w:t xml:space="preserve">        </w:t>
+      </w:r>
+    </w:p>
+    <w:p>
+      <w:pPr>
+        <w:spacing w:line="360" w:lineRule="auto"/>
+        <w:rPr>
+          <w:bCs/>
+          <w:sz w:val="28"/>
+          <w:szCs w:val="28"/>
+        </w:rPr>
+      </w:pPr>
+      <w:r>
+        <w:rPr>
+          <w:bCs/>
+          <w:sz w:val="28"/>
+          <w:szCs w:val="28"/>
+        </w:rPr>
+        <w:t xml:space="preserve">        </w:t>
+      </w:r>
+      <w:proofErr w:type="gramStart"/>
+      <w:r>
+        <w:rPr>
+          <w:bCs/>
+          <w:sz w:val="28"/>
+          <w:szCs w:val="28"/>
+          <w:lang w:val="en-US"/>
+        </w:rPr>
+        <w:t>A</w:t>
+      </w:r>
+      <w:r>
+        <w:rPr>
+          <w:bCs/>
+          <w:sz w:val="28"/>
+          <w:szCs w:val="28"/>
+        </w:rPr>
+        <w:t>[</w:t>
+      </w:r>
+      <w:proofErr w:type="gramEnd"/>
+      <w:r>
+        <w:rPr>
+          <w:bCs/>
+          <w:sz w:val="28"/>
+          <w:szCs w:val="28"/>
+          <w:lang w:val="en-US"/>
+        </w:rPr>
+        <w:t>j</w:t>
+      </w:r>
+      <w:r>
+        <w:rPr>
+          <w:bCs/>
+          <w:sz w:val="28"/>
+          <w:szCs w:val="28"/>
+        </w:rPr>
+        <w:t xml:space="preserve"> + 1] = </w:t>
+      </w:r>
+      <w:r>
+        <w:rPr>
+          <w:bCs/>
+          <w:sz w:val="28"/>
+          <w:szCs w:val="28"/>
+        </w:rPr>
+        <w:t>к</w:t>
+      </w:r>
+      <w:r>
+        <w:rPr>
+          <w:bCs/>
+          <w:sz w:val="28"/>
+          <w:szCs w:val="28"/>
+        </w:rPr>
+        <w:t>люч</w:t>
+      </w:r>
+    </w:p>
+    <w:p>
+      <w:pPr>
+        <w:spacing w:line="360" w:lineRule="auto"/>
+        <w:rPr>
+          <w:bCs/>
+          <w:sz w:val="28"/>
+          <w:szCs w:val="28"/>
+        </w:rPr>
+      </w:pPr>
+      <w:r>
+        <w:rPr>
+          <w:bCs/>
+          <w:sz w:val="28"/>
+          <w:szCs w:val="28"/>
+        </w:rPr>
+        <w:t xml:space="preserve">    </w:t>
+      </w:r>
+      <w:r>
+        <w:rPr>
+          <w:bCs/>
+          <w:sz w:val="28"/>
+          <w:szCs w:val="28"/>
+        </w:rPr>
+        <w:t>конец</w:t>
+      </w:r>
+      <w:r>
+        <w:rPr>
+          <w:bCs/>
+          <w:sz w:val="28"/>
+          <w:szCs w:val="28"/>
+        </w:rPr>
+        <w:t xml:space="preserve"> </w:t>
+      </w:r>
+      <w:r>
+        <w:rPr>
+          <w:bCs/>
+          <w:sz w:val="28"/>
+          <w:szCs w:val="28"/>
+        </w:rPr>
+        <w:t>д</w:t>
+      </w:r>
+      <w:r>
+        <w:rPr>
+          <w:bCs/>
+          <w:sz w:val="28"/>
+          <w:szCs w:val="28"/>
+        </w:rPr>
+        <w:t>ля</w:t>
+      </w:r>
+    </w:p>
+    <w:p>
+      <w:pPr>
+        <w:spacing w:line="360" w:lineRule="auto"/>
+        <w:rPr>
+          <w:bCs/>
+          <w:sz w:val="28"/>
+          <w:szCs w:val="28"/>
+        </w:rPr>
+      </w:pPr>
+      <w:r>
+        <w:rPr>
+          <w:bCs/>
+          <w:sz w:val="28"/>
+          <w:szCs w:val="28"/>
+        </w:rPr>
+        <w:t>конец</w:t>
+      </w:r>
+      <w:r>
+        <w:rPr>
+          <w:bCs/>
+          <w:sz w:val="28"/>
+          <w:szCs w:val="28"/>
+          <w:lang w:val="en-US"/>
+        </w:rPr>
+        <w:t xml:space="preserve"> </w:t>
+      </w:r>
+      <w:r>
+        <w:rPr>
+          <w:bCs/>
+          <w:sz w:val="28"/>
+          <w:szCs w:val="28"/>
+        </w:rPr>
+        <w:t>ф</w:t>
+      </w:r>
+      <w:r>
+        <w:rPr>
+          <w:bCs/>
+          <w:sz w:val="28"/>
+          <w:szCs w:val="28"/>
+        </w:rPr>
+        <w:t>ункции</w:t>
+      </w:r>
+    </w:p>
+    <w:p>
+      <w:pPr>
+        <w:spacing w:line="360" w:lineRule="auto"/>
+        <w:rPr>
+          <w:bCs/>
+          <w:sz w:val="28"/>
+          <w:szCs w:val="28"/>
+        </w:rPr>
+      </w:pPr>
+    </w:p>
+    <w:p>
+      <w:pPr>
+        <w:spacing w:line="360" w:lineRule="auto"/>
+        <w:rPr>
+          <w:bCs/>
+          <w:sz w:val="28"/>
+          <w:szCs w:val="28"/>
+        </w:rPr>
+      </w:pPr>
+    </w:p>
+    <w:p>
+      <w:pPr>
+        <w:spacing w:line="360" w:lineRule="auto"/>
+        <w:rPr>
+          <w:b/>
+          <w:bCs/>
+          <w:sz w:val="28"/>
+          <w:szCs w:val="28"/>
+        </w:rPr>
+      </w:pPr>
+      <w:r>
+        <w:rPr>
+          <w:b/>
+          <w:bCs/>
+          <w:sz w:val="28"/>
+          <w:szCs w:val="28"/>
+        </w:rPr>
+        <w:t>Естественная сортировка слиянием (</w:t>
+      </w:r>
+      <w:proofErr w:type="spellStart"/>
+      <w:r>
+        <w:rPr>
+          <w:b/>
+          <w:bCs/>
+          <w:sz w:val="28"/>
+          <w:szCs w:val="28"/>
+        </w:rPr>
+        <w:t>NaturalMergeSort</w:t>
+      </w:r>
+      <w:proofErr w:type="spellEnd"/>
+      <w:r>
+        <w:rPr>
+          <w:b/>
+          <w:bCs/>
+          <w:sz w:val="28"/>
+          <w:szCs w:val="28"/>
+        </w:rPr>
+        <w:t>)</w:t>
+      </w:r>
+    </w:p>
+    <w:p>
+      <w:pPr>
+        <w:spacing w:line="360" w:lineRule="auto"/>
+        <w:rPr>
+          <w:bCs/>
+          <w:sz w:val="28"/>
+          <w:szCs w:val="28"/>
+        </w:rPr>
+      </w:pPr>
+      <w:r>
+        <w:rPr>
+          <w:bCs/>
+          <w:sz w:val="28"/>
+          <w:szCs w:val="28"/>
+        </w:rPr>
+        <w:t>Алгоритм автоматически определяет уже отсортированные</w:t>
+      </w:r>
+      <w:r>
+        <w:rPr>
+          <w:bCs/>
+          <w:sz w:val="28"/>
+          <w:szCs w:val="28"/>
+        </w:rPr>
+        <w:t xml:space="preserve"> </w:t>
+      </w:r>
+      <w:r>
+        <w:rPr>
+          <w:bCs/>
+          <w:sz w:val="28"/>
+          <w:szCs w:val="28"/>
+        </w:rPr>
+        <w:t>«пробеги</w:t>
+      </w:r>
+      <w:r>
+        <w:rPr>
+          <w:bCs/>
+          <w:sz w:val="28"/>
+          <w:szCs w:val="28"/>
+        </w:rPr>
+        <w:t>»</w:t>
+      </w:r>
+      <w:r>
+        <w:rPr>
+          <w:bCs/>
+          <w:sz w:val="28"/>
+          <w:szCs w:val="28"/>
+        </w:rPr>
+        <w:t xml:space="preserve"> </w:t>
+      </w:r>
+      <w:r>
+        <w:rPr>
+          <w:bCs/>
+          <w:sz w:val="28"/>
+          <w:szCs w:val="28"/>
+        </w:rPr>
+        <w:t>в массиве и сливает их попарно, пока весь массив не станет отсортированным.</w:t>
+      </w:r>
+    </w:p>
+    <w:p>
+      <w:pPr>
+        <w:spacing w:line="360" w:lineRule="auto"/>
+        <w:rPr>
+          <w:bCs/>
+          <w:sz w:val="28"/>
+          <w:szCs w:val="28"/>
+        </w:rPr>
+      </w:pPr>
+      <w:r>
+        <w:rPr>
+          <w:bCs/>
+          <w:sz w:val="28"/>
+          <w:szCs w:val="28"/>
+        </w:rPr>
+        <w:t>Для хранения отсортированных частей используется дополнительный массив</w:t>
+      </w:r>
+    </w:p>
+    <w:p>
+      <w:pPr>
+        <w:spacing w:line="360" w:lineRule="auto"/>
+        <w:rPr>
+          <w:bCs/>
+          <w:sz w:val="28"/>
+          <w:szCs w:val="28"/>
+          <w:lang w:val="en-US"/>
+        </w:rPr>
+      </w:pPr>
+    </w:p>
+    <w:p>
+      <w:pPr>
+        <w:spacing w:line="360" w:lineRule="auto"/>
+        <w:rPr>
+          <w:bCs/>
+          <w:sz w:val="28"/>
+          <w:szCs w:val="28"/>
+          <w:lang w:val="en-US"/>
+        </w:rPr>
+      </w:pPr>
+    </w:p>
+    <w:p>
+      <w:pPr>
+        <w:spacing w:line="360" w:lineRule="auto"/>
+        <w:rPr>
+          <w:bCs/>
+          <w:sz w:val="28"/>
+          <w:szCs w:val="28"/>
+        </w:rPr>
+      </w:pPr>
+    </w:p>
+    <w:p>
+      <w:pPr>
+        <w:spacing w:line="360" w:lineRule="auto"/>
+        <w:rPr>
+          <w:bCs/>
+          <w:sz w:val="28"/>
+          <w:szCs w:val="28"/>
+          <w:lang w:val="en-US"/>
+        </w:rPr>
+      </w:pPr>
+      <w:r>
+        <w:rPr>
+          <w:b/>
+          <w:sz w:val="28"/>
+          <w:szCs w:val="28"/>
+        </w:rPr>
+        <w:lastRenderedPageBreak/>
+        <w:t>Псевдокод</w:t>
+      </w:r>
+      <w:r>
+        <w:rPr>
+          <w:bCs/>
+          <w:sz w:val="28"/>
+          <w:szCs w:val="28"/>
+          <w:lang w:val="en-US"/>
+        </w:rPr>
+        <w:t>:</w:t>
+      </w:r>
+    </w:p>
+    <w:p>
+      <w:pPr>
+        <w:spacing w:line="360" w:lineRule="auto"/>
+        <w:rPr>
+          <w:bCs/>
+          <w:sz w:val="28"/>
+          <w:szCs w:val="28"/>
+        </w:rPr>
+      </w:pPr>
+      <w:r>
+        <w:rPr>
+          <w:bCs/>
+          <w:sz w:val="28"/>
+          <w:szCs w:val="28"/>
+        </w:rPr>
+        <w:t xml:space="preserve">функция </w:t>
+      </w:r>
+      <w:proofErr w:type="spellStart"/>
+      <w:proofErr w:type="gramStart"/>
+      <w:r>
+        <w:rPr>
+          <w:bCs/>
+          <w:sz w:val="28"/>
+          <w:szCs w:val="28"/>
+        </w:rPr>
+        <w:t>naturalMergeSort</w:t>
+      </w:r>
+      <w:proofErr w:type="spellEnd"/>
+      <w:r>
+        <w:rPr>
+          <w:bCs/>
+          <w:sz w:val="28"/>
+          <w:szCs w:val="28"/>
+        </w:rPr>
+        <w:t>(</w:t>
+      </w:r>
+      <w:proofErr w:type="gramEnd"/>
+      <w:r>
+        <w:rPr>
+          <w:bCs/>
+          <w:sz w:val="28"/>
+          <w:szCs w:val="28"/>
+        </w:rPr>
+        <w:t>массив a)</w:t>
+      </w:r>
+    </w:p>
+    <w:p>
+      <w:pPr>
+        <w:spacing w:line="360" w:lineRule="auto"/>
+        <w:rPr>
+          <w:bCs/>
+          <w:sz w:val="28"/>
+          <w:szCs w:val="28"/>
+        </w:rPr>
+      </w:pPr>
+      <w:r>
+        <w:rPr>
+          <w:bCs/>
+          <w:sz w:val="28"/>
+          <w:szCs w:val="28"/>
+        </w:rPr>
+        <w:t xml:space="preserve">    если длина(a) &lt;= 1</w:t>
+      </w:r>
+    </w:p>
+    <w:p>
+      <w:pPr>
+        <w:spacing w:line="360" w:lineRule="auto"/>
+        <w:rPr>
+          <w:bCs/>
+          <w:sz w:val="28"/>
+          <w:szCs w:val="28"/>
+        </w:rPr>
+      </w:pPr>
+      <w:r>
+        <w:rPr>
+          <w:bCs/>
+          <w:sz w:val="28"/>
+          <w:szCs w:val="28"/>
+        </w:rPr>
+        <w:t xml:space="preserve">        вернуть a</w:t>
+      </w:r>
+    </w:p>
+    <w:p>
+      <w:pPr>
+        <w:spacing w:line="360" w:lineRule="auto"/>
+        <w:rPr>
+          <w:bCs/>
+          <w:sz w:val="28"/>
+          <w:szCs w:val="28"/>
+        </w:rPr>
+      </w:pPr>
+      <w:r>
+        <w:rPr>
+          <w:bCs/>
+          <w:sz w:val="28"/>
+          <w:szCs w:val="28"/>
+        </w:rPr>
+        <w:t xml:space="preserve">    конец если</w:t>
+      </w:r>
+    </w:p>
+    <w:p>
+      <w:pPr>
+        <w:spacing w:line="360" w:lineRule="auto"/>
+        <w:rPr>
+          <w:bCs/>
+          <w:sz w:val="28"/>
+          <w:szCs w:val="28"/>
+        </w:rPr>
+      </w:pPr>
+      <w:r>
+        <w:rPr>
+          <w:bCs/>
+          <w:sz w:val="28"/>
+          <w:szCs w:val="28"/>
+        </w:rPr>
+        <w:t xml:space="preserve">    </w:t>
+      </w:r>
+    </w:p>
+    <w:p>
+      <w:pPr>
+        <w:spacing w:line="360" w:lineRule="auto"/>
+        <w:rPr>
+          <w:bCs/>
+          <w:sz w:val="28"/>
+          <w:szCs w:val="28"/>
+        </w:rPr>
+      </w:pPr>
+      <w:r>
+        <w:rPr>
+          <w:bCs/>
+          <w:sz w:val="28"/>
+          <w:szCs w:val="28"/>
+        </w:rPr>
+        <w:t xml:space="preserve">    пока массив a не отсортирован</w:t>
+      </w:r>
+    </w:p>
+    <w:p>
+      <w:pPr>
+        <w:spacing w:line="360" w:lineRule="auto"/>
+        <w:rPr>
+          <w:bCs/>
+          <w:sz w:val="28"/>
+          <w:szCs w:val="28"/>
+        </w:rPr>
+      </w:pPr>
+      <w:r>
+        <w:rPr>
+          <w:bCs/>
+          <w:sz w:val="28"/>
+          <w:szCs w:val="28"/>
+        </w:rPr>
+        <w:t xml:space="preserve">        пробеги = </w:t>
+      </w:r>
+      <w:proofErr w:type="spellStart"/>
+      <w:r>
+        <w:rPr>
+          <w:bCs/>
+          <w:sz w:val="28"/>
+          <w:szCs w:val="28"/>
+        </w:rPr>
+        <w:t>найтиПробеги</w:t>
+      </w:r>
+      <w:proofErr w:type="spellEnd"/>
+      <w:r>
+        <w:rPr>
+          <w:bCs/>
+          <w:sz w:val="28"/>
+          <w:szCs w:val="28"/>
+        </w:rPr>
+        <w:t>(a)</w:t>
+      </w:r>
+    </w:p>
+    <w:p>
+      <w:pPr>
+        <w:spacing w:line="360" w:lineRule="auto"/>
+        <w:rPr>
+          <w:bCs/>
+          <w:sz w:val="28"/>
+          <w:szCs w:val="28"/>
+        </w:rPr>
+      </w:pPr>
+      <w:r>
+        <w:rPr>
+          <w:bCs/>
+          <w:sz w:val="28"/>
+          <w:szCs w:val="28"/>
+        </w:rPr>
+        <w:t xml:space="preserve">        </w:t>
+      </w:r>
+      <w:proofErr w:type="spellStart"/>
+      <w:r>
+        <w:rPr>
+          <w:bCs/>
+          <w:sz w:val="28"/>
+          <w:szCs w:val="28"/>
+        </w:rPr>
+        <w:t>новыйМассив</w:t>
+      </w:r>
+      <w:proofErr w:type="spellEnd"/>
+      <w:r>
+        <w:rPr>
+          <w:bCs/>
+          <w:sz w:val="28"/>
+          <w:szCs w:val="28"/>
+        </w:rPr>
+        <w:t xml:space="preserve"> = пустой массив</w:t>
+      </w:r>
+    </w:p>
+    <w:p>
+      <w:pPr>
+        <w:spacing w:line="360" w:lineRule="auto"/>
+        <w:rPr>
+          <w:bCs/>
+          <w:sz w:val="28"/>
+          <w:szCs w:val="28"/>
+        </w:rPr>
+      </w:pPr>
+      <w:r>
+        <w:rPr>
+          <w:bCs/>
+          <w:sz w:val="28"/>
+          <w:szCs w:val="28"/>
+        </w:rPr>
+        <w:t xml:space="preserve">        </w:t>
+      </w:r>
+    </w:p>
+    <w:p>
+      <w:pPr>
+        <w:spacing w:line="360" w:lineRule="auto"/>
+        <w:rPr>
+          <w:bCs/>
+          <w:sz w:val="28"/>
+          <w:szCs w:val="28"/>
+        </w:rPr>
+      </w:pPr>
+      <w:r>
+        <w:rPr>
+          <w:bCs/>
+          <w:sz w:val="28"/>
+          <w:szCs w:val="28"/>
+        </w:rPr>
+        <w:t xml:space="preserve">        для каждой пары пробегов (левый, правый)</w:t>
+      </w:r>
+    </w:p>
+    <w:p>
+      <w:pPr>
+        <w:spacing w:line="360" w:lineRule="auto"/>
+        <w:rPr>
+          <w:bCs/>
+          <w:sz w:val="28"/>
+          <w:szCs w:val="28"/>
+        </w:rPr>
+      </w:pPr>
+      <w:r>
+        <w:rPr>
+          <w:bCs/>
+          <w:sz w:val="28"/>
+          <w:szCs w:val="28"/>
+        </w:rPr>
+        <w:t xml:space="preserve">            объединить левый и правый в </w:t>
+      </w:r>
+      <w:proofErr w:type="spellStart"/>
+      <w:r>
+        <w:rPr>
+          <w:bCs/>
+          <w:sz w:val="28"/>
+          <w:szCs w:val="28"/>
+        </w:rPr>
+        <w:t>новыйМассив</w:t>
+      </w:r>
+      <w:proofErr w:type="spellEnd"/>
+      <w:r>
+        <w:rPr>
+          <w:bCs/>
+          <w:sz w:val="28"/>
+          <w:szCs w:val="28"/>
+        </w:rPr>
+        <w:t xml:space="preserve"> с помощью </w:t>
+      </w:r>
+      <w:proofErr w:type="spellStart"/>
+      <w:r>
+        <w:rPr>
+          <w:bCs/>
+          <w:sz w:val="28"/>
+          <w:szCs w:val="28"/>
+        </w:rPr>
+        <w:t>merge</w:t>
+      </w:r>
+      <w:proofErr w:type="spellEnd"/>
+    </w:p>
+    <w:p>
+      <w:pPr>
+        <w:spacing w:line="360" w:lineRule="auto"/>
+        <w:rPr>
+          <w:bCs/>
+          <w:sz w:val="28"/>
+          <w:szCs w:val="28"/>
+        </w:rPr>
+      </w:pPr>
+      <w:r>
+        <w:rPr>
+          <w:bCs/>
+          <w:sz w:val="28"/>
+          <w:szCs w:val="28"/>
+        </w:rPr>
+        <w:t xml:space="preserve">        конец для</w:t>
+      </w:r>
+    </w:p>
+    <w:p>
+      <w:pPr>
+        <w:spacing w:line="360" w:lineRule="auto"/>
+        <w:rPr>
+          <w:bCs/>
+          <w:sz w:val="28"/>
+          <w:szCs w:val="28"/>
+        </w:rPr>
+      </w:pPr>
+      <w:r>
+        <w:rPr>
+          <w:bCs/>
+          <w:sz w:val="28"/>
+          <w:szCs w:val="28"/>
+        </w:rPr>
+        <w:t xml:space="preserve">        </w:t>
+      </w:r>
+    </w:p>
+    <w:p>
+      <w:pPr>
+        <w:spacing w:line="360" w:lineRule="auto"/>
+        <w:rPr>
+          <w:bCs/>
+          <w:sz w:val="28"/>
+          <w:szCs w:val="28"/>
+        </w:rPr>
+      </w:pPr>
+      <w:r>
+        <w:rPr>
+          <w:bCs/>
+          <w:sz w:val="28"/>
+          <w:szCs w:val="28"/>
+        </w:rPr>
+        <w:t xml:space="preserve">        a = </w:t>
+      </w:r>
+      <w:proofErr w:type="spellStart"/>
+      <w:r>
+        <w:rPr>
+          <w:bCs/>
+          <w:sz w:val="28"/>
+          <w:szCs w:val="28"/>
+        </w:rPr>
+        <w:t>новыйМассив</w:t>
+      </w:r>
+      <w:proofErr w:type="spellEnd"/>
+    </w:p>
+    <w:p>
+      <w:pPr>
+        <w:spacing w:line="360" w:lineRule="auto"/>
+        <w:rPr>
+          <w:bCs/>
+          <w:sz w:val="28"/>
+          <w:szCs w:val="28"/>
+        </w:rPr>
+      </w:pPr>
+      <w:r>
+        <w:rPr>
+          <w:bCs/>
+          <w:sz w:val="28"/>
+          <w:szCs w:val="28"/>
+        </w:rPr>
+        <w:t xml:space="preserve">    конец пока</w:t>
+      </w:r>
+    </w:p>
+    <w:p>
+      <w:pPr>
+        <w:spacing w:line="360" w:lineRule="auto"/>
+        <w:rPr>
+          <w:bCs/>
+          <w:sz w:val="28"/>
+          <w:szCs w:val="28"/>
+        </w:rPr>
+      </w:pPr>
+      <w:r>
+        <w:rPr>
+          <w:bCs/>
+          <w:sz w:val="28"/>
+          <w:szCs w:val="28"/>
+        </w:rPr>
+        <w:t xml:space="preserve">    </w:t>
+      </w:r>
+    </w:p>
+    <w:p>
+      <w:pPr>
+        <w:spacing w:line="360" w:lineRule="auto"/>
+        <w:rPr>
+          <w:bCs/>
+          <w:sz w:val="28"/>
+          <w:szCs w:val="28"/>
+        </w:rPr>
+      </w:pPr>
+      <w:r>
+        <w:rPr>
+          <w:bCs/>
+          <w:sz w:val="28"/>
+          <w:szCs w:val="28"/>
+        </w:rPr>
+        <w:t xml:space="preserve">    вернуть a</w:t>
+      </w:r>
+    </w:p>
+    <w:p>
+      <w:pPr>
+        <w:spacing w:line="360" w:lineRule="auto"/>
+        <w:rPr>
+          <w:bCs/>
+          <w:sz w:val="28"/>
+          <w:szCs w:val="28"/>
+        </w:rPr>
+      </w:pPr>
+      <w:r>
+        <w:rPr>
+          <w:bCs/>
+          <w:sz w:val="28"/>
+          <w:szCs w:val="28"/>
+        </w:rPr>
+        <w:t>конец функции</w:t>
+      </w:r>
+    </w:p>
+    <w:p>
+      <w:pPr>
+        <w:spacing w:line="360" w:lineRule="auto"/>
+        <w:rPr>
+          <w:bCs/>
+          <w:sz w:val="28"/>
+          <w:szCs w:val="28"/>
+        </w:rPr>
+      </w:pPr>
+    </w:p>
+    <w:p>
+      <w:pPr>
+        <w:spacing w:line="360" w:lineRule="auto"/>
+        <w:rPr>
+          <w:bCs/>
+          <w:sz w:val="28"/>
+          <w:szCs w:val="28"/>
+        </w:rPr>
+      </w:pPr>
+      <w:r>
+        <w:rPr>
+          <w:bCs/>
+          <w:sz w:val="28"/>
+          <w:szCs w:val="28"/>
+        </w:rPr>
+        <w:t xml:space="preserve">функция </w:t>
+      </w:r>
+      <w:proofErr w:type="spellStart"/>
+      <w:proofErr w:type="gramStart"/>
+      <w:r>
+        <w:rPr>
+          <w:bCs/>
+          <w:sz w:val="28"/>
+          <w:szCs w:val="28"/>
+        </w:rPr>
+        <w:t>найтиПробеги</w:t>
+      </w:r>
+      <w:proofErr w:type="spellEnd"/>
+      <w:r>
+        <w:rPr>
+          <w:bCs/>
+          <w:sz w:val="28"/>
+          <w:szCs w:val="28"/>
+        </w:rPr>
+        <w:t>(</w:t>
+      </w:r>
+      <w:proofErr w:type="gramEnd"/>
+      <w:r>
+        <w:rPr>
+          <w:bCs/>
+          <w:sz w:val="28"/>
+          <w:szCs w:val="28"/>
+        </w:rPr>
+        <w:t>массив a)</w:t>
+      </w:r>
+    </w:p>
+    <w:p>
+      <w:pPr>
+        <w:spacing w:line="360" w:lineRule="auto"/>
+        <w:rPr>
+          <w:bCs/>
+          <w:sz w:val="28"/>
+          <w:szCs w:val="28"/>
+        </w:rPr>
+      </w:pPr>
+      <w:r>
+        <w:rPr>
+          <w:bCs/>
+          <w:sz w:val="28"/>
+          <w:szCs w:val="28"/>
+        </w:rPr>
+        <w:t xml:space="preserve">    пробеги = пустой список</w:t>
+      </w:r>
+    </w:p>
+    <w:p>
+      <w:pPr>
+        <w:spacing w:line="360" w:lineRule="auto"/>
+        <w:rPr>
+          <w:bCs/>
+          <w:sz w:val="28"/>
+          <w:szCs w:val="28"/>
+        </w:rPr>
+      </w:pPr>
+      <w:r>
+        <w:rPr>
+          <w:bCs/>
+          <w:sz w:val="28"/>
+          <w:szCs w:val="28"/>
+        </w:rPr>
+        <w:t xml:space="preserve">    начало = 0</w:t>
+      </w:r>
+    </w:p>
+    <w:p>
+      <w:pPr>
+        <w:spacing w:line="360" w:lineRule="auto"/>
+        <w:rPr>
+          <w:bCs/>
+          <w:sz w:val="28"/>
+          <w:szCs w:val="28"/>
+        </w:rPr>
+      </w:pPr>
+      <w:r>
+        <w:rPr>
+          <w:bCs/>
+          <w:sz w:val="28"/>
+          <w:szCs w:val="28"/>
+        </w:rPr>
+        <w:t xml:space="preserve">    для i от 1 до длина(a)</w:t>
+      </w:r>
+    </w:p>
+    <w:p>
+      <w:pPr>
+        <w:spacing w:line="360" w:lineRule="auto"/>
+        <w:rPr>
+          <w:bCs/>
+          <w:sz w:val="28"/>
+          <w:szCs w:val="28"/>
+        </w:rPr>
+      </w:pPr>
+      <w:r>
+        <w:rPr>
+          <w:bCs/>
+          <w:sz w:val="28"/>
+          <w:szCs w:val="28"/>
+        </w:rPr>
+        <w:t xml:space="preserve">        если a[i] </w:t>
+      </w:r>
+      <w:proofErr w:type="gramStart"/>
+      <w:r>
+        <w:rPr>
+          <w:bCs/>
+          <w:sz w:val="28"/>
+          <w:szCs w:val="28"/>
+        </w:rPr>
+        <w:t>&lt; a</w:t>
+      </w:r>
+      <w:proofErr w:type="gramEnd"/>
+      <w:r>
+        <w:rPr>
+          <w:bCs/>
+          <w:sz w:val="28"/>
+          <w:szCs w:val="28"/>
+        </w:rPr>
+        <w:t>[i-1]</w:t>
+      </w:r>
+    </w:p>
+    <w:p>
+      <w:pPr>
+        <w:spacing w:line="360" w:lineRule="auto"/>
+        <w:rPr>
+          <w:bCs/>
+          <w:sz w:val="28"/>
+          <w:szCs w:val="28"/>
+        </w:rPr>
+      </w:pPr>
+      <w:r>
+        <w:rPr>
+          <w:bCs/>
+          <w:sz w:val="28"/>
+          <w:szCs w:val="28"/>
+        </w:rPr>
+        <w:t xml:space="preserve">            добавить пробег(a[</w:t>
+      </w:r>
+      <w:proofErr w:type="gramStart"/>
+      <w:r>
+        <w:rPr>
+          <w:bCs/>
+          <w:sz w:val="28"/>
+          <w:szCs w:val="28"/>
+        </w:rPr>
+        <w:t>начало..</w:t>
+      </w:r>
+      <w:proofErr w:type="gramEnd"/>
+      <w:r>
+        <w:rPr>
+          <w:bCs/>
+          <w:sz w:val="28"/>
+          <w:szCs w:val="28"/>
+        </w:rPr>
+        <w:t>i-1]) в пробеги</w:t>
+      </w:r>
+    </w:p>
+    <w:p>
+      <w:pPr>
+        <w:spacing w:line="360" w:lineRule="auto"/>
+        <w:rPr>
+          <w:bCs/>
+          <w:sz w:val="28"/>
+          <w:szCs w:val="28"/>
+        </w:rPr>
+      </w:pPr>
+      <w:r>
+        <w:rPr>
+          <w:bCs/>
+          <w:sz w:val="28"/>
+          <w:szCs w:val="28"/>
+        </w:rPr>
+        <w:t xml:space="preserve">            начало = i</w:t>
+      </w:r>
+    </w:p>
+    <w:p>
+      <w:pPr>
+        <w:spacing w:line="360" w:lineRule="auto"/>
+        <w:rPr>
+          <w:bCs/>
+          <w:sz w:val="28"/>
+          <w:szCs w:val="28"/>
+        </w:rPr>
+      </w:pPr>
+      <w:r>
+        <w:rPr>
+          <w:bCs/>
+          <w:sz w:val="28"/>
+          <w:szCs w:val="28"/>
+        </w:rPr>
+        <w:t xml:space="preserve">        конец если</w:t>
+      </w:r>
+    </w:p>
+    <w:p>
+      <w:pPr>
+        <w:spacing w:line="360" w:lineRule="auto"/>
+        <w:rPr>
+          <w:bCs/>
+          <w:sz w:val="28"/>
+          <w:szCs w:val="28"/>
+        </w:rPr>
+      </w:pPr>
+      <w:r>
+        <w:rPr>
+          <w:bCs/>
+          <w:sz w:val="28"/>
+          <w:szCs w:val="28"/>
+        </w:rPr>
+        <w:t xml:space="preserve">    конец для</w:t>
+      </w:r>
+    </w:p>
+    <w:p>
+      <w:pPr>
+        <w:spacing w:line="360" w:lineRule="auto"/>
+        <w:rPr>
+          <w:bCs/>
+          <w:sz w:val="28"/>
+          <w:szCs w:val="28"/>
+        </w:rPr>
+      </w:pPr>
+      <w:r>
+        <w:rPr>
+          <w:bCs/>
+          <w:sz w:val="28"/>
+          <w:szCs w:val="28"/>
+        </w:rPr>
+        <w:t xml:space="preserve">    добавить пробег(a[</w:t>
+      </w:r>
+      <w:proofErr w:type="spellStart"/>
+      <w:proofErr w:type="gramStart"/>
+      <w:r>
+        <w:rPr>
+          <w:bCs/>
+          <w:sz w:val="28"/>
+          <w:szCs w:val="28"/>
+        </w:rPr>
+        <w:t>начало..</w:t>
+      </w:r>
+      <w:proofErr w:type="gramEnd"/>
+      <w:r>
+        <w:rPr>
+          <w:bCs/>
+          <w:sz w:val="28"/>
+          <w:szCs w:val="28"/>
+        </w:rPr>
+        <w:t>длина</w:t>
+      </w:r>
+      <w:proofErr w:type="spellEnd"/>
+      <w:r>
+        <w:rPr>
+          <w:bCs/>
+          <w:sz w:val="28"/>
+          <w:szCs w:val="28"/>
+        </w:rPr>
+        <w:t>(a)-1]) в пробеги</w:t>
+      </w:r>
+    </w:p>
+    <w:p>
+      <w:pPr>
+        <w:spacing w:line="360" w:lineRule="auto"/>
+        <w:rPr>
+          <w:bCs/>
+          <w:sz w:val="28"/>
+          <w:szCs w:val="28"/>
+        </w:rPr>
+      </w:pPr>
+      <w:r>
+        <w:rPr>
+          <w:bCs/>
+          <w:sz w:val="28"/>
+          <w:szCs w:val="28"/>
+        </w:rPr>
+        <w:lastRenderedPageBreak/>
+        <w:t xml:space="preserve">    вернуть пробеги</w:t>
+      </w:r>
+    </w:p>
+    <w:p>
+      <w:pPr>
+        <w:spacing w:line="360" w:lineRule="auto"/>
+        <w:rPr>
+          <w:bCs/>
+          <w:sz w:val="28"/>
+          <w:szCs w:val="28"/>
+        </w:rPr>
+      </w:pPr>
+      <w:r>
+        <w:rPr>
+          <w:bCs/>
+          <w:sz w:val="28"/>
+          <w:szCs w:val="28"/>
+        </w:rPr>
+        <w:t>конец функции</w:t>
+      </w:r>
+    </w:p>
+    <w:p>
+      <w:pPr>
+        <w:spacing w:line="360" w:lineRule="auto"/>
+        <w:rPr>
+          <w:bCs/>
+          <w:sz w:val="28"/>
+          <w:szCs w:val="28"/>
+        </w:rPr>
+      </w:pPr>
+    </w:p>
+    <w:p>
+      <w:pPr>
+        <w:spacing w:line="360" w:lineRule="auto"/>
+        <w:rPr>
+          <w:bCs/>
+          <w:sz w:val="28"/>
+          <w:szCs w:val="28"/>
+        </w:rPr>
+      </w:pPr>
+      <w:r>
+        <w:rPr>
+          <w:bCs/>
+          <w:sz w:val="28"/>
+          <w:szCs w:val="28"/>
+        </w:rPr>
+        <w:t xml:space="preserve">функция </w:t>
+      </w:r>
+      <w:proofErr w:type="spellStart"/>
+      <w:proofErr w:type="gramStart"/>
+      <w:r>
+        <w:rPr>
+          <w:bCs/>
+          <w:sz w:val="28"/>
+          <w:szCs w:val="28"/>
+        </w:rPr>
+        <w:t>merge</w:t>
+      </w:r>
+      <w:proofErr w:type="spellEnd"/>
+      <w:r>
+        <w:rPr>
+          <w:bCs/>
+          <w:sz w:val="28"/>
+          <w:szCs w:val="28"/>
+        </w:rPr>
+        <w:t>(</w:t>
+      </w:r>
+      <w:proofErr w:type="gramEnd"/>
+      <w:r>
+        <w:rPr>
+          <w:bCs/>
+          <w:sz w:val="28"/>
+          <w:szCs w:val="28"/>
+        </w:rPr>
+        <w:t>массив l, массив r)</w:t>
+      </w:r>
+    </w:p>
+    <w:p>
+      <w:pPr>
+        <w:spacing w:line="360" w:lineRule="auto"/>
+        <w:rPr>
+          <w:bCs/>
+          <w:sz w:val="28"/>
+          <w:szCs w:val="28"/>
+        </w:rPr>
+      </w:pPr>
+      <w:r>
+        <w:rPr>
+          <w:bCs/>
+          <w:sz w:val="28"/>
+          <w:szCs w:val="28"/>
+        </w:rPr>
+        <w:t xml:space="preserve">    результат = пустой массив</w:t>
+      </w:r>
+    </w:p>
+    <w:p>
+      <w:pPr>
+        <w:spacing w:line="360" w:lineRule="auto"/>
+        <w:rPr>
+          <w:bCs/>
+          <w:sz w:val="28"/>
+          <w:szCs w:val="28"/>
+        </w:rPr>
+      </w:pPr>
+      <w:r>
+        <w:rPr>
+          <w:bCs/>
+          <w:sz w:val="28"/>
+          <w:szCs w:val="28"/>
+        </w:rPr>
+        <w:t xml:space="preserve">    пока l и r не пусты</w:t>
+      </w:r>
+    </w:p>
+    <w:p>
+      <w:pPr>
+        <w:spacing w:line="360" w:lineRule="auto"/>
+        <w:rPr>
+          <w:bCs/>
+          <w:sz w:val="28"/>
+          <w:szCs w:val="28"/>
+        </w:rPr>
+      </w:pPr>
+      <w:r>
+        <w:rPr>
+          <w:bCs/>
+          <w:sz w:val="28"/>
+          <w:szCs w:val="28"/>
+        </w:rPr>
+        <w:t xml:space="preserve">        если </w:t>
+      </w:r>
+      <w:proofErr w:type="gramStart"/>
+      <w:r>
+        <w:rPr>
+          <w:bCs/>
+          <w:sz w:val="28"/>
+          <w:szCs w:val="28"/>
+        </w:rPr>
+        <w:t>l[</w:t>
+      </w:r>
+      <w:proofErr w:type="gramEnd"/>
+      <w:r>
+        <w:rPr>
+          <w:bCs/>
+          <w:sz w:val="28"/>
+          <w:szCs w:val="28"/>
+        </w:rPr>
+        <w:t xml:space="preserve">0] &lt;= </w:t>
+      </w:r>
+      <w:proofErr w:type="gramStart"/>
+      <w:r>
+        <w:rPr>
+          <w:bCs/>
+          <w:sz w:val="28"/>
+          <w:szCs w:val="28"/>
+        </w:rPr>
+        <w:t>r[</w:t>
+      </w:r>
+      <w:proofErr w:type="gramEnd"/>
+      <w:r>
+        <w:rPr>
+          <w:bCs/>
+          <w:sz w:val="28"/>
+          <w:szCs w:val="28"/>
+        </w:rPr>
+        <w:t>0]</w:t>
+      </w:r>
+    </w:p>
+    <w:p>
+      <w:pPr>
+        <w:spacing w:line="360" w:lineRule="auto"/>
+        <w:rPr>
+          <w:bCs/>
+          <w:sz w:val="28"/>
+          <w:szCs w:val="28"/>
+        </w:rPr>
+      </w:pPr>
+      <w:r>
+        <w:rPr>
+          <w:bCs/>
+          <w:sz w:val="28"/>
+          <w:szCs w:val="28"/>
+        </w:rPr>
+        <w:t xml:space="preserve">            добавить </w:t>
+      </w:r>
+      <w:proofErr w:type="gramStart"/>
+      <w:r>
+        <w:rPr>
+          <w:bCs/>
+          <w:sz w:val="28"/>
+          <w:szCs w:val="28"/>
+        </w:rPr>
+        <w:t>l[</w:t>
+      </w:r>
+      <w:proofErr w:type="gramEnd"/>
+      <w:r>
+        <w:rPr>
+          <w:bCs/>
+          <w:sz w:val="28"/>
+          <w:szCs w:val="28"/>
+        </w:rPr>
+        <w:t>0] в результат</w:t>
+      </w:r>
+    </w:p>
+    <w:p>
+      <w:pPr>
+        <w:spacing w:line="360" w:lineRule="auto"/>
+        <w:rPr>
+          <w:bCs/>
+          <w:sz w:val="28"/>
+          <w:szCs w:val="28"/>
+        </w:rPr>
+      </w:pPr>
+      <w:r>
+        <w:rPr>
+          <w:bCs/>
+          <w:sz w:val="28"/>
+          <w:szCs w:val="28"/>
+        </w:rPr>
+        <w:t xml:space="preserve">            удалить </w:t>
+      </w:r>
+      <w:proofErr w:type="gramStart"/>
+      <w:r>
+        <w:rPr>
+          <w:bCs/>
+          <w:sz w:val="28"/>
+          <w:szCs w:val="28"/>
+        </w:rPr>
+        <w:t>l[</w:t>
+      </w:r>
+      <w:proofErr w:type="gramEnd"/>
+      <w:r>
+        <w:rPr>
+          <w:bCs/>
+          <w:sz w:val="28"/>
+          <w:szCs w:val="28"/>
+        </w:rPr>
+        <w:t>0] из l</w:t>
+      </w:r>
+    </w:p>
+    <w:p>
+      <w:pPr>
+        <w:spacing w:line="360" w:lineRule="auto"/>
+        <w:rPr>
+          <w:bCs/>
+          <w:sz w:val="28"/>
+          <w:szCs w:val="28"/>
+        </w:rPr>
+      </w:pPr>
+      <w:r>
+        <w:rPr>
+          <w:bCs/>
+          <w:sz w:val="28"/>
+          <w:szCs w:val="28"/>
+        </w:rPr>
+        <w:t xml:space="preserve">        иначе</w:t>
+      </w:r>
+    </w:p>
+    <w:p>
+      <w:pPr>
+        <w:spacing w:line="360" w:lineRule="auto"/>
+        <w:rPr>
+          <w:bCs/>
+          <w:sz w:val="28"/>
+          <w:szCs w:val="28"/>
+        </w:rPr>
+      </w:pPr>
+      <w:r>
+        <w:rPr>
+          <w:bCs/>
+          <w:sz w:val="28"/>
+          <w:szCs w:val="28"/>
+        </w:rPr>
+        <w:t xml:space="preserve">            добавить </w:t>
+      </w:r>
+      <w:proofErr w:type="gramStart"/>
+      <w:r>
+        <w:rPr>
+          <w:bCs/>
+          <w:sz w:val="28"/>
+          <w:szCs w:val="28"/>
+        </w:rPr>
+        <w:t>r[</w:t>
+      </w:r>
+      <w:proofErr w:type="gramEnd"/>
+      <w:r>
+        <w:rPr>
+          <w:bCs/>
+          <w:sz w:val="28"/>
+          <w:szCs w:val="28"/>
+        </w:rPr>
+        <w:t>0] в результат</w:t>
+      </w:r>
+    </w:p>
+    <w:p>
+      <w:pPr>
+        <w:spacing w:line="360" w:lineRule="auto"/>
+        <w:rPr>
+          <w:bCs/>
+          <w:sz w:val="28"/>
+          <w:szCs w:val="28"/>
+        </w:rPr>
+      </w:pPr>
+      <w:r>
+        <w:rPr>
+          <w:bCs/>
+          <w:sz w:val="28"/>
+          <w:szCs w:val="28"/>
+        </w:rPr>
+        <w:t xml:space="preserve">            удалить </w:t>
+      </w:r>
+      <w:proofErr w:type="gramStart"/>
+      <w:r>
+        <w:rPr>
+          <w:bCs/>
+          <w:sz w:val="28"/>
+          <w:szCs w:val="28"/>
+        </w:rPr>
+        <w:t>r[</w:t>
+      </w:r>
+      <w:proofErr w:type="gramEnd"/>
+      <w:r>
+        <w:rPr>
+          <w:bCs/>
+          <w:sz w:val="28"/>
+          <w:szCs w:val="28"/>
+        </w:rPr>
+        <w:t>0] из r</w:t>
+      </w:r>
+    </w:p>
+    <w:p>
+      <w:pPr>
+        <w:spacing w:line="360" w:lineRule="auto"/>
+        <w:rPr>
+          <w:bCs/>
+          <w:sz w:val="28"/>
+          <w:szCs w:val="28"/>
+        </w:rPr>
+      </w:pPr>
+      <w:r>
+        <w:rPr>
+          <w:bCs/>
+          <w:sz w:val="28"/>
+          <w:szCs w:val="28"/>
+        </w:rPr>
+        <w:t xml:space="preserve">        конец если</w:t>
+      </w:r>
+    </w:p>
+    <w:p>
+      <w:pPr>
+        <w:spacing w:line="360" w:lineRule="auto"/>
+        <w:rPr>
+          <w:bCs/>
+          <w:sz w:val="28"/>
+          <w:szCs w:val="28"/>
+        </w:rPr>
+      </w:pPr>
+      <w:r>
+        <w:rPr>
+          <w:bCs/>
+          <w:sz w:val="28"/>
+          <w:szCs w:val="28"/>
+        </w:rPr>
+        <w:t xml:space="preserve">    конец пока</w:t>
+      </w:r>
+    </w:p>
+    <w:p>
+      <w:pPr>
+        <w:spacing w:line="360" w:lineRule="auto"/>
+        <w:rPr>
+          <w:bCs/>
+          <w:sz w:val="28"/>
+          <w:szCs w:val="28"/>
+        </w:rPr>
+      </w:pPr>
+      <w:r>
+        <w:rPr>
+          <w:bCs/>
+          <w:sz w:val="28"/>
+          <w:szCs w:val="28"/>
+        </w:rPr>
+        <w:t xml:space="preserve">    добавить оставшиеся элементы l и r в результат</w:t>
+      </w:r>
+    </w:p>
+    <w:p>
+      <w:pPr>
+        <w:spacing w:line="360" w:lineRule="auto"/>
+        <w:rPr>
+          <w:bCs/>
+          <w:sz w:val="28"/>
+          <w:szCs w:val="28"/>
+        </w:rPr>
+      </w:pPr>
+      <w:r>
+        <w:rPr>
+          <w:bCs/>
+          <w:sz w:val="28"/>
+          <w:szCs w:val="28"/>
+        </w:rPr>
+        <w:t xml:space="preserve">    вернуть результат</w:t>
+      </w:r>
+    </w:p>
+    <w:p>
+      <w:pPr>
+        <w:spacing w:line="360" w:lineRule="auto"/>
+        <w:rPr>
+          <w:bCs/>
+          <w:sz w:val="28"/>
+          <w:szCs w:val="28"/>
+        </w:rPr>
+      </w:pPr>
+      <w:r>
+        <w:rPr>
+          <w:bCs/>
+          <w:sz w:val="28"/>
+          <w:szCs w:val="28"/>
+        </w:rPr>
+        <w:t>конец функции</w:t>
+      </w:r>
+      <w:r>
+        <w:rPr>
+          <w:bCs/>
+          <w:sz w:val="28"/>
+          <w:szCs w:val="28"/>
+        </w:rPr>
+        <w:t xml:space="preserve"> </w:t>
+      </w:r>
+      <w:r>
+        <w:rPr>
+          <w:bCs/>
+          <w:sz w:val="28"/>
+          <w:szCs w:val="28"/>
+        </w:rPr>
+        <w:br w:type="page"/>
+      </w:r>
+    </w:p>
+    <w:p>
+      <w:pPr>
+        <w:spacing w:line="360" w:lineRule="auto"/>
         <w:jc w:val="both"/>
         <w:rPr>
           <w:sz w:val="28"/>
@@ -6404,6 +8292,7 @@
         <w:rPr>
           <w:sz w:val="28"/>
           <w:szCs w:val="28"/>
+          <w:lang w:val="en-US"/>
         </w:rPr>
       </w:pPr>
       <w:r>
@@ -6864,30 +8753,16 @@
         <w:rPr>
           <w:sz w:val="28"/>
           <w:szCs w:val="28"/>
-        </w:rPr>
-        <w:t xml:space="preserve">0 ? </w:t>
-      </w:r>
-      <w:proofErr w:type="spellStart"/>
-      <w:r>
-        <w:rPr>
-          <w:sz w:val="28"/>
-          <w:szCs w:val="28"/>
-        </w:rPr>
-        <w:t>compare</w:t>
-      </w:r>
-      <w:proofErr w:type="spellEnd"/>
-      <w:r>
-        <w:rPr>
-          <w:sz w:val="28"/>
-          <w:szCs w:val="28"/>
-        </w:rPr>
-        <w:t xml:space="preserve"> : </w:t>
-      </w:r>
-      <w:proofErr w:type="spellStart"/>
-      <w:r>
-        <w:rPr>
-          <w:sz w:val="28"/>
-          <w:szCs w:val="28"/>
+          <w:lang w:val="en-US"/>
+        </w:rPr>
+        <w:t xml:space="preserve">0 ? compare : </w:t>
+      </w:r>
+      <w:proofErr w:type="spellStart"/>
+      <w:r>
+        <w:rPr>
+          <w:sz w:val="28"/>
+          <w:szCs w:val="28"/>
+          <w:lang w:val="en-US"/>
         </w:rPr>
         <w:t>other.FullName.CompareTo</w:t>
       </w:r>
@@ -6896,6 +8771,7 @@
         <w:rPr>
           <w:sz w:val="28"/>
           <w:szCs w:val="28"/>
+          <w:lang w:val="en-US"/>
         </w:rPr>
         <w:t>(</w:t>
       </w:r>
@@ -6904,6 +8780,7 @@
         <w:rPr>
           <w:sz w:val="28"/>
           <w:szCs w:val="28"/>
+          <w:lang w:val="en-US"/>
         </w:rPr>
         <w:t>FullName</w:t>
       </w:r>
@@ -6912,6 +8789,7 @@
         <w:rPr>
           <w:sz w:val="28"/>
           <w:szCs w:val="28"/>
+          <w:lang w:val="en-US"/>
         </w:rPr>
         <w:t>);</w:t>
       </w:r>
@@ -6919,6 +8797,7 @@
         <w:rPr>
           <w:sz w:val="28"/>
           <w:szCs w:val="28"/>
+          <w:lang w:val="en-US"/>
         </w:rPr>
         <w:br/>
         <w:t xml:space="preserve">    }</w:t>
@@ -6927,6 +8806,7 @@
         <w:rPr>
           <w:sz w:val="28"/>
           <w:szCs w:val="28"/>
+          <w:lang w:val="en-US"/>
         </w:rPr>
         <w:br/>
         <w:t>}</w:t>
@@ -9709,16 +11589,16 @@
         <w:rPr>
           <w:b/>
           <w:bCs/>
-          <w:sz w:val="28"/>
-          <w:szCs w:val="28"/>
+          <w:sz w:val="32"/>
+          <w:szCs w:val="32"/>
         </w:rPr>
       </w:pPr>
       <w:r>
         <w:rPr>
           <w:b/>
           <w:bCs/>
-          <w:sz w:val="28"/>
-          <w:szCs w:val="28"/>
+          <w:sz w:val="32"/>
+          <w:szCs w:val="32"/>
         </w:rPr>
         <w:t>Сравнение двух алгоритмов по времени их работы</w:t>
       </w:r>
@@ -9748,7 +11628,21 @@
           <w:sz w:val="28"/>
           <w:szCs w:val="28"/>
         </w:rPr>
-        <w:t xml:space="preserve">Для проведения тестов решено было провести 16 </w:t>
+        <w:t xml:space="preserve">Для проведения тестов решено было </w:t>
+      </w:r>
+      <w:r>
+        <w:rPr>
+          <w:sz w:val="28"/>
+          <w:szCs w:val="28"/>
+        </w:rPr>
+        <w:t>выбрать</w:t>
+      </w:r>
+      <w:r>
+        <w:rPr>
+          <w:sz w:val="28"/>
+          <w:szCs w:val="28"/>
+        </w:rPr>
+        <w:t xml:space="preserve"> 16 </w:t>
       </w:r>
       <w:r>
         <w:rPr>
@@ -9790,7 +11684,15 @@
           <w:sz w:val="28"/>
           <w:szCs w:val="28"/>
         </w:rPr>
-        <w:t>: 2</w:t>
+        <w:t xml:space="preserve">: </w:t>
+      </w:r>
+      <w:proofErr w:type="gramStart"/>
+      <w:r>
+        <w:rPr>
+          <w:sz w:val="28"/>
+          <w:szCs w:val="28"/>
+        </w:rPr>
+        <w:t>2</w:t>
       </w:r>
       <w:proofErr w:type="spellStart"/>
       <w:r>
@@ -9803,6 +11705,7 @@
         <w:t>i</w:t>
       </w:r>
       <w:proofErr w:type="spellEnd"/>
+      <w:proofErr w:type="gramEnd"/>
       <w:r>
         <w:rPr>
           <w:sz w:val="28"/>
@@ -11450,10 +13353,66 @@
         </w:rPr>
         <w:lastRenderedPageBreak/>
         <w:drawing>
-          <wp:inline distT="0" distB="0" distL="0" distR="0" wp14:anchorId="23F21E85" wp14:editId="0C94DD19">
-            <wp:extent cx="5716988" cy="2391410"/>
-            <wp:effectExtent l="0" t="0" r="17145" b="8890"/>
-            <wp:docPr id="741838523" name="Диаграмма 1">
+          <wp:anchor distT="0" distB="0" distL="114300" distR="114300" simplePos="0" relativeHeight="251659264" behindDoc="1" locked="0" layoutInCell="1" allowOverlap="1" wp14:anchorId="1BF0F6D7" wp14:editId="2774A042">
+            <wp:simplePos x="0" y="0"/>
+            <wp:positionH relativeFrom="column">
+              <wp:posOffset>100965</wp:posOffset>
+            </wp:positionH>
+            <wp:positionV relativeFrom="paragraph">
+              <wp:posOffset>2756535</wp:posOffset>
+            </wp:positionV>
+            <wp:extent cx="5940425" cy="2581910"/>
+            <wp:effectExtent l="0" t="0" r="3175" b="8890"/>
+            <wp:wrapTight wrapText="bothSides">
+              <wp:wrapPolygon edited="0">
+                <wp:start x="0" y="0"/>
+                <wp:lineTo x="0" y="21515"/>
+                <wp:lineTo x="21542" y="21515"/>
+                <wp:lineTo x="21542" y="0"/>
+                <wp:lineTo x="0" y="0"/>
+              </wp:wrapPolygon>
+            </wp:wrapTight>
+            <wp:docPr id="684952627" name="Диаграмма 1">
+              <a:extLst xmlns:a="http://schemas.openxmlformats.org/drawingml/2006/main">
+                <a:ext uri="{FF2B5EF4-FFF2-40B4-BE49-F238E27FC236}">
+                  <a16:creationId xmlns:a16="http://schemas.microsoft.com/office/drawing/2014/main" id="{B15696A5-1B19-DB86-B083-3EF6C9CB8CAB}"/>
+                </a:ext>
+              </a:extLst>
+            </wp:docPr>
+            <wp:cNvGraphicFramePr/>
+            <a:graphic xmlns:a="http://schemas.openxmlformats.org/drawingml/2006/main">
+              <a:graphicData uri="http://schemas.openxmlformats.org/drawingml/2006/chart">
+                <c:chart xmlns:c="http://schemas.openxmlformats.org/drawingml/2006/chart" xmlns:r="http://schemas.openxmlformats.org/officeDocument/2006/relationships" r:id="rId6"/>
+              </a:graphicData>
+            </a:graphic>
+          </wp:anchor>
+        </w:drawing>
+      </w:r>
+      <w:r>
+        <w:rPr>
+          <w:noProof/>
+        </w:rPr>
+        <w:drawing>
+          <wp:anchor distT="0" distB="0" distL="114300" distR="114300" simplePos="0" relativeHeight="251658240" behindDoc="1" locked="0" layoutInCell="1" allowOverlap="1" wp14:anchorId="00070269" wp14:editId="63AA3CB4">
+            <wp:simplePos x="0" y="0"/>
+            <wp:positionH relativeFrom="column">
+              <wp:posOffset>81915</wp:posOffset>
+            </wp:positionH>
+            <wp:positionV relativeFrom="paragraph">
+              <wp:posOffset>0</wp:posOffset>
+            </wp:positionV>
+            <wp:extent cx="5940425" cy="2391410"/>
+            <wp:effectExtent l="0" t="0" r="3175" b="8890"/>
+            <wp:wrapTight wrapText="bothSides">
+              <wp:wrapPolygon edited="0">
+                <wp:start x="0" y="0"/>
+                <wp:lineTo x="0" y="21508"/>
+                <wp:lineTo x="21542" y="21508"/>
+                <wp:lineTo x="21542" y="0"/>
+                <wp:lineTo x="0" y="0"/>
+              </wp:wrapPolygon>
+            </wp:wrapTight>
+            <wp:docPr id="1514980931" name="Диаграмма 1">
               <a:extLst xmlns:a="http://schemas.openxmlformats.org/drawingml/2006/main">
                 <a:ext uri="{FF2B5EF4-FFF2-40B4-BE49-F238E27FC236}">
                   <a16:creationId xmlns:a16="http://schemas.microsoft.com/office/drawing/2014/main" id="{D5951ECB-88F3-51F3-75B3-9C930422447D}"/>
@@ -11463,51 +13422,16 @@
             <wp:cNvGraphicFramePr/>
             <a:graphic xmlns:a="http://schemas.openxmlformats.org/drawingml/2006/main">
               <a:graphicData uri="http://schemas.openxmlformats.org/drawingml/2006/chart">
-                <c:chart xmlns:c="http://schemas.openxmlformats.org/drawingml/2006/chart" xmlns:r="http://schemas.openxmlformats.org/officeDocument/2006/relationships" r:id="rId6"/>
-              </a:graphicData>
-            </a:graphic>
-          </wp:inline>
-        </w:drawing>
-      </w:r>
-    </w:p>
-    <w:p>
-      <w:pPr>
-        <w:spacing w:line="360" w:lineRule="auto"/>
-        <w:ind w:left="360"/>
-        <w:rPr>
-          <w:sz w:val="28"/>
-          <w:szCs w:val="28"/>
-        </w:rPr>
-      </w:pPr>
-      <w:r>
-        <w:rPr>
-          <w:noProof/>
-        </w:rPr>
-        <w:drawing>
-          <wp:inline distT="0" distB="0" distL="0" distR="0" wp14:anchorId="785B755E" wp14:editId="38AECD99">
-            <wp:extent cx="5693134" cy="2581910"/>
-            <wp:effectExtent l="0" t="0" r="3175" b="8890"/>
-            <wp:docPr id="2072059861" name="Диаграмма 1">
-              <a:extLst xmlns:a="http://schemas.openxmlformats.org/drawingml/2006/main">
-                <a:ext uri="{FF2B5EF4-FFF2-40B4-BE49-F238E27FC236}">
-                  <a16:creationId xmlns:a16="http://schemas.microsoft.com/office/drawing/2014/main" id="{B15696A5-1B19-DB86-B083-3EF6C9CB8CAB}"/>
-                </a:ext>
-              </a:extLst>
-            </wp:docPr>
-            <wp:cNvGraphicFramePr/>
-            <a:graphic xmlns:a="http://schemas.openxmlformats.org/drawingml/2006/main">
-              <a:graphicData uri="http://schemas.openxmlformats.org/drawingml/2006/chart">
                 <c:chart xmlns:c="http://schemas.openxmlformats.org/drawingml/2006/chart" xmlns:r="http://schemas.openxmlformats.org/officeDocument/2006/relationships" r:id="rId7"/>
               </a:graphicData>
             </a:graphic>
-          </wp:inline>
+          </wp:anchor>
         </w:drawing>
       </w:r>
     </w:p>
     <w:p>
       <w:pPr>
         <w:spacing w:line="360" w:lineRule="auto"/>
-        <w:ind w:left="360"/>
         <w:rPr>
           <w:sz w:val="28"/>
           <w:szCs w:val="28"/>
@@ -11522,36 +13446,18 @@
         <w:rPr>
           <w:b/>
           <w:bCs/>
-          <w:sz w:val="28"/>
-          <w:szCs w:val="28"/>
+          <w:sz w:val="32"/>
+          <w:szCs w:val="32"/>
         </w:rPr>
       </w:pPr>
       <w:r>
         <w:rPr>
           <w:b/>
           <w:bCs/>
-          <w:sz w:val="28"/>
-          <w:szCs w:val="28"/>
-        </w:rPr>
-        <w:t>Н</w:t>
-      </w:r>
-      <w:r>
-        <w:rPr>
-          <w:b/>
-          <w:bCs/>
-          <w:sz w:val="28"/>
-          <w:szCs w:val="28"/>
-        </w:rPr>
-        <w:t>аихудшее и наилучшее значение времени сортиров</w:t>
-      </w:r>
-      <w:r>
-        <w:rPr>
-          <w:b/>
-          <w:bCs/>
-          <w:sz w:val="28"/>
-          <w:szCs w:val="28"/>
-        </w:rPr>
-        <w:t>ок</w:t>
+          <w:sz w:val="32"/>
+          <w:szCs w:val="32"/>
+        </w:rPr>
+        <w:t>Наихудшее и наилучшее значение времени сортировок</w:t>
       </w:r>
     </w:p>
     <w:p>
@@ -11559,17 +13465,16 @@
         <w:spacing w:line="360" w:lineRule="auto"/>
         <w:ind w:left="360"/>
         <w:rPr>
-          <w:lang w:val="en-US"/>
-        </w:rPr>
-      </w:pPr>
-      <w:r>
-        <w:t>Условия</w:t>
-      </w:r>
-      <w:r>
-        <w:rPr>
-          <w:lang w:val="en-US"/>
-        </w:rPr>
-        <w:t>:</w:t>
+          <w:sz w:val="28"/>
+          <w:szCs w:val="28"/>
+        </w:rPr>
+      </w:pPr>
+      <w:r>
+        <w:rPr>
+          <w:sz w:val="28"/>
+          <w:szCs w:val="28"/>
+        </w:rPr>
+        <w:t>Условия:</w:t>
       </w:r>
     </w:p>
     <w:p>
@@ -11577,18 +13482,29 @@
         <w:spacing w:line="360" w:lineRule="auto"/>
         <w:ind w:left="360"/>
         <w:rPr>
-          <w:lang w:val="en-US"/>
-        </w:rPr>
-      </w:pPr>
-      <w:r>
-        <w:rPr>
-          <w:lang w:val="en-US"/>
-        </w:rPr>
-        <w:t xml:space="preserve">N = </w:t>
-      </w:r>
-      <w:r>
-        <w:rPr>
-          <w:lang w:val="en-US"/>
+          <w:sz w:val="28"/>
+          <w:szCs w:val="28"/>
+        </w:rPr>
+      </w:pPr>
+      <w:r>
+        <w:rPr>
+          <w:sz w:val="28"/>
+          <w:szCs w:val="28"/>
+          <w:lang w:val="en-US"/>
+        </w:rPr>
+        <w:t>N</w:t>
+      </w:r>
+      <w:r>
+        <w:rPr>
+          <w:sz w:val="28"/>
+          <w:szCs w:val="28"/>
+        </w:rPr>
+        <w:t xml:space="preserve"> = </w:t>
+      </w:r>
+      <w:r>
+        <w:rPr>
+          <w:sz w:val="28"/>
+          <w:szCs w:val="28"/>
         </w:rPr>
         <w:t>50000</w:t>
       </w:r>
@@ -11597,8 +13513,17 @@
       <w:pPr>
         <w:spacing w:line="360" w:lineRule="auto"/>
         <w:ind w:left="360"/>
-      </w:pPr>
-      <w:r>
+        <w:rPr>
+          <w:sz w:val="28"/>
+          <w:szCs w:val="28"/>
+          <w:lang w:val="en-US"/>
+        </w:rPr>
+      </w:pPr>
+      <w:r>
+        <w:rPr>
+          <w:sz w:val="28"/>
+          <w:szCs w:val="28"/>
+        </w:rPr>
         <w:t>Для наилучшего случая массив будет уже отсортирован</w:t>
       </w:r>
     </w:p>
@@ -11606,8 +13531,33 @@
       <w:pPr>
         <w:spacing w:line="360" w:lineRule="auto"/>
         <w:ind w:left="360"/>
-      </w:pPr>
-      <w:r>
+        <w:rPr>
+          <w:sz w:val="28"/>
+          <w:szCs w:val="28"/>
+        </w:rPr>
+      </w:pPr>
+      <w:r>
+        <w:rPr>
+          <w:sz w:val="28"/>
+          <w:szCs w:val="28"/>
+        </w:rPr>
+        <w:t>Для обычного случая элементы будут расположены в случайном порядке</w:t>
+      </w:r>
+    </w:p>
+    <w:p>
+      <w:pPr>
+        <w:spacing w:line="360" w:lineRule="auto"/>
+        <w:ind w:left="360"/>
+        <w:rPr>
+          <w:sz w:val="28"/>
+          <w:szCs w:val="28"/>
+        </w:rPr>
+      </w:pPr>
+      <w:r>
+        <w:rPr>
+          <w:sz w:val="28"/>
+          <w:szCs w:val="28"/>
+        </w:rPr>
         <w:t>Для наихудшего случая массив будет отсортирован в обратном порядке</w:t>
       </w:r>
     </w:p>
@@ -11710,6 +13660,21 @@
             <w:r>
               <w:t>8002</w:t>
             </w:r>
+            <w:r>
+              <w:rPr>
+                <w:lang w:val="en-US"/>
+              </w:rPr>
+              <w:t xml:space="preserve"> </w:t>
+            </w:r>
+            <w:r>
+              <w:rPr>
+                <w:rFonts w:ascii="Calibri" w:hAnsi="Calibri" w:cs="Calibri"/>
+                <w:color w:val="000000"/>
+                <w:sz w:val="22"/>
+                <w:szCs w:val="22"/>
+              </w:rPr>
+              <w:t>µs</w:t>
+            </w:r>
           </w:p>
         </w:tc>
         <w:tc>
@@ -11725,6 +13690,77 @@
             </w:pPr>
             <w:r>
               <w:t>7339</w:t>
+            </w:r>
+            <w:r>
+              <w:rPr>
+                <w:lang w:val="en-US"/>
+              </w:rPr>
+              <w:t xml:space="preserve"> </w:t>
+            </w:r>
+            <w:r>
+              <w:rPr>
+                <w:rFonts w:ascii="Calibri" w:hAnsi="Calibri" w:cs="Calibri"/>
+                <w:color w:val="000000"/>
+                <w:sz w:val="22"/>
+                <w:szCs w:val="22"/>
+              </w:rPr>
+              <w:t>µs</w:t>
+            </w:r>
+          </w:p>
+        </w:tc>
+      </w:tr>
+      <w:tr>
+        <w:tc>
+          <w:tcPr>
+            <w:tcW w:w="2995" w:type="dxa"/>
+          </w:tcPr>
+          <w:p>
+            <w:pPr>
+              <w:spacing w:line="360" w:lineRule="auto"/>
+            </w:pPr>
+            <w:r>
+              <w:t>Обычный случай</w:t>
+            </w:r>
+          </w:p>
+        </w:tc>
+        <w:tc>
+          <w:tcPr>
+            <w:tcW w:w="2995" w:type="dxa"/>
+          </w:tcPr>
+          <w:p>
+            <w:pPr>
+              <w:spacing w:line="360" w:lineRule="auto"/>
+            </w:pPr>
+            <w:r>
+              <w:t>17027119</w:t>
+            </w:r>
+            <w:r>
+              <w:t xml:space="preserve"> µs</w:t>
+            </w:r>
+          </w:p>
+        </w:tc>
+        <w:tc>
+          <w:tcPr>
+            <w:tcW w:w="2995" w:type="dxa"/>
+          </w:tcPr>
+          <w:p>
+            <w:pPr>
+              <w:spacing w:line="360" w:lineRule="auto"/>
+            </w:pPr>
+            <w:r>
+              <w:t>74362</w:t>
+            </w:r>
+            <w:r>
+              <w:t xml:space="preserve"> </w:t>
+            </w:r>
+            <w:r>
+              <w:rPr>
+                <w:rFonts w:ascii="Calibri" w:hAnsi="Calibri" w:cs="Calibri"/>
+                <w:color w:val="000000"/>
+                <w:sz w:val="22"/>
+                <w:szCs w:val="22"/>
+              </w:rPr>
+              <w:t>µs</w:t>
             </w:r>
           </w:p>
         </w:tc>
@@ -11760,6 +13796,21 @@
             <w:r>
               <w:t>37427368</w:t>
             </w:r>
+            <w:r>
+              <w:rPr>
+                <w:lang w:val="en-US"/>
+              </w:rPr>
+              <w:t xml:space="preserve"> </w:t>
+            </w:r>
+            <w:r>
+              <w:rPr>
+                <w:rFonts w:ascii="Calibri" w:hAnsi="Calibri" w:cs="Calibri"/>
+                <w:color w:val="000000"/>
+                <w:sz w:val="22"/>
+                <w:szCs w:val="22"/>
+              </w:rPr>
+              <w:t>µs</w:t>
+            </w:r>
           </w:p>
         </w:tc>
         <w:tc>
@@ -11776,6 +13827,21 @@
             <w:r>
               <w:t>151686</w:t>
             </w:r>
+            <w:r>
+              <w:rPr>
+                <w:lang w:val="en-US"/>
+              </w:rPr>
+              <w:t xml:space="preserve"> </w:t>
+            </w:r>
+            <w:r>
+              <w:rPr>
+                <w:rFonts w:ascii="Calibri" w:hAnsi="Calibri" w:cs="Calibri"/>
+                <w:color w:val="000000"/>
+                <w:sz w:val="22"/>
+                <w:szCs w:val="22"/>
+              </w:rPr>
+              <w:t>µs</w:t>
+            </w:r>
           </w:p>
         </w:tc>
       </w:tr>
@@ -11789,99 +13855,86 @@
     <w:p>
       <w:pPr>
         <w:spacing w:line="360" w:lineRule="auto"/>
-      </w:pPr>
-      <w:r>
-        <w:t>Из таблицы видно что алгоритмы показывают себя практически одинаково по времени при сортировки отсортированного массива</w:t>
-      </w:r>
-      <w:r>
-        <w:t>,</w:t>
-      </w:r>
-      <w:r>
-        <w:t xml:space="preserve"> что соответствует асимптотической сложности </w:t>
-      </w:r>
-      <w:r>
-        <w:t>O(n)</w:t>
-      </w:r>
-      <w:r>
-        <w:t>. В обратном случае</w:t>
-      </w:r>
-      <w:r>
-        <w:t xml:space="preserve">, </w:t>
-      </w:r>
-      <w:r>
-        <w:t xml:space="preserve">когда массив отсортирован в обратном порядке, </w:t>
-      </w:r>
-      <w:r>
+        <w:rPr>
+          <w:sz w:val="28"/>
+          <w:szCs w:val="28"/>
+        </w:rPr>
+      </w:pPr>
+      <w:r>
+        <w:rPr>
+          <w:sz w:val="28"/>
+          <w:szCs w:val="28"/>
+        </w:rPr>
         <w:lastRenderedPageBreak/>
-        <w:t>алгоритмы показывают совершенно разные результаты</w:t>
-      </w:r>
-      <w:r>
-        <w:t xml:space="preserve">, </w:t>
-      </w:r>
-      <w:r>
-        <w:t xml:space="preserve">что соответствует асимптотам </w:t>
-      </w:r>
-      <w:r>
-        <w:t>O(n²)</w:t>
-      </w:r>
-      <w:r>
-        <w:t xml:space="preserve"> </w:t>
-      </w:r>
-      <w:r>
-        <w:t xml:space="preserve">для </w:t>
-      </w:r>
-      <w:proofErr w:type="spellStart"/>
-      <w:r>
-        <w:t>п</w:t>
-      </w:r>
-      <w:r>
-        <w:t>рям</w:t>
-      </w:r>
-      <w:r>
-        <w:t>х</w:t>
-      </w:r>
-      <w:r>
-        <w:t>е</w:t>
-      </w:r>
-      <w:proofErr w:type="spellEnd"/>
-      <w:r>
-        <w:t xml:space="preserve"> встав</w:t>
-      </w:r>
-      <w:r>
-        <w:t xml:space="preserve">ок и </w:t>
-      </w:r>
-      <w:r>
-        <w:t xml:space="preserve">O(n </w:t>
-      </w:r>
-      <w:proofErr w:type="spellStart"/>
-      <w:r>
+        <w:t xml:space="preserve">Из таблицы </w:t>
+      </w:r>
+      <w:r>
+        <w:rPr>
+          <w:sz w:val="28"/>
+          <w:szCs w:val="28"/>
+        </w:rPr>
+        <w:t>видно,</w:t>
+      </w:r>
+      <w:r>
+        <w:rPr>
+          <w:sz w:val="28"/>
+          <w:szCs w:val="28"/>
+        </w:rPr>
+        <w:t xml:space="preserve"> что алгоритмы показывают себя практически одинаково по времени при сортировки отсортированного массива, что соответствует асимптотической сложности O(n). В обратном случае, когда массив отсортирован в обратном порядке, алгоритмы показывают совершенно разные результаты, что соответствует асимптотам O(n²) для </w:t>
+      </w:r>
+      <w:r>
+        <w:rPr>
+          <w:sz w:val="28"/>
+          <w:szCs w:val="28"/>
+        </w:rPr>
+        <w:t>прямых</w:t>
+      </w:r>
+      <w:r>
+        <w:rPr>
+          <w:sz w:val="28"/>
+          <w:szCs w:val="28"/>
+        </w:rPr>
+        <w:t xml:space="preserve"> вставок и </w:t>
+      </w:r>
+      <w:proofErr w:type="gramStart"/>
+      <w:r>
+        <w:rPr>
+          <w:sz w:val="28"/>
+          <w:szCs w:val="28"/>
+        </w:rPr>
+        <w:t>O(</w:t>
+      </w:r>
+      <w:proofErr w:type="gramEnd"/>
+      <w:r>
+        <w:rPr>
+          <w:sz w:val="28"/>
+          <w:szCs w:val="28"/>
+        </w:rPr>
+        <w:t xml:space="preserve">n </w:t>
+      </w:r>
+      <w:proofErr w:type="spellStart"/>
+      <w:r>
+        <w:rPr>
+          <w:sz w:val="28"/>
+          <w:szCs w:val="28"/>
+        </w:rPr>
         <w:t>log</w:t>
       </w:r>
       <w:proofErr w:type="spellEnd"/>
       <w:r>
-        <w:t xml:space="preserve"> n)</w:t>
-      </w:r>
-      <w:r>
-        <w:t xml:space="preserve"> для е</w:t>
-      </w:r>
-      <w:r>
-        <w:t>стественно</w:t>
-      </w:r>
-      <w:r>
-        <w:t xml:space="preserve">го </w:t>
-      </w:r>
-      <w:r>
-        <w:t>слияни</w:t>
-      </w:r>
-      <w:r>
-        <w:t>я.</w:t>
+        <w:rPr>
+          <w:sz w:val="28"/>
+          <w:szCs w:val="28"/>
+        </w:rPr>
+        <w:t xml:space="preserve"> n) для естественного слияния.</w:t>
       </w:r>
     </w:p>
     <w:p>
       <w:pPr>
         <w:spacing w:line="360" w:lineRule="auto"/>
         <w:rPr>
-          <w:lang w:val="en-US"/>
+          <w:sz w:val="28"/>
+          <w:szCs w:val="28"/>
         </w:rPr>
       </w:pPr>
     </w:p>
@@ -11892,16 +13945,16 @@
         <w:rPr>
           <w:b/>
           <w:bCs/>
-          <w:sz w:val="28"/>
-          <w:szCs w:val="28"/>
+          <w:sz w:val="32"/>
+          <w:szCs w:val="32"/>
         </w:rPr>
       </w:pPr>
       <w:r>
         <w:rPr>
           <w:b/>
           <w:bCs/>
-          <w:sz w:val="28"/>
-          <w:szCs w:val="28"/>
+          <w:sz w:val="32"/>
+          <w:szCs w:val="32"/>
         </w:rPr>
         <w:t>Стабильность сортировок</w:t>
       </w:r>
@@ -11909,15 +13962,18 @@
     <w:p>
       <w:pPr>
         <w:spacing w:line="360" w:lineRule="auto"/>
-      </w:pPr>
-      <w:r>
+        <w:rPr>
+          <w:sz w:val="28"/>
+          <w:szCs w:val="28"/>
+        </w:rPr>
+      </w:pPr>
+      <w:r>
+        <w:rPr>
+          <w:sz w:val="28"/>
+          <w:szCs w:val="28"/>
+        </w:rPr>
         <w:t>Для теста было взято 10 элементов с одинаковыми ключами и значения</w:t>
       </w:r>
-    </w:p>
-    <w:p>
-      <w:pPr>
-        <w:spacing w:line="360" w:lineRule="auto"/>
-      </w:pPr>
     </w:p>
     <w:tbl>
       <w:tblPr>
@@ -11928,11 +13984,13 @@
       <w:tblGrid>
         <w:gridCol w:w="1413"/>
         <w:gridCol w:w="3544"/>
+        <w:gridCol w:w="708"/>
       </w:tblGrid>
       <w:tr>
         <w:tc>
           <w:tcPr>
             <w:tcW w:w="1413" w:type="dxa"/>
+            <w:shd w:val="clear" w:color="auto" w:fill="F79646" w:themeFill="accent6"/>
           </w:tcPr>
           <w:p>
             <w:pPr>
@@ -11946,6 +14004,7 @@
         <w:tc>
           <w:tcPr>
             <w:tcW w:w="3544" w:type="dxa"/>
+            <w:shd w:val="clear" w:color="auto" w:fill="F79646" w:themeFill="accent6"/>
           </w:tcPr>
           <w:p>
             <w:pPr>
@@ -11956,11 +14015,26 @@
             </w:r>
           </w:p>
         </w:tc>
+        <w:tc>
+          <w:tcPr>
+            <w:tcW w:w="708" w:type="dxa"/>
+            <w:shd w:val="clear" w:color="auto" w:fill="F79646" w:themeFill="accent6"/>
+          </w:tcPr>
+          <w:p>
+            <w:pPr>
+              <w:spacing w:line="360" w:lineRule="auto"/>
+            </w:pPr>
+            <w:r>
+              <w:t>1</w:t>
+            </w:r>
+          </w:p>
+        </w:tc>
       </w:tr>
       <w:tr>
         <w:tc>
           <w:tcPr>
             <w:tcW w:w="1413" w:type="dxa"/>
+            <w:shd w:val="clear" w:color="auto" w:fill="00B050"/>
           </w:tcPr>
           <w:p>
             <w:pPr>
@@ -11974,6 +14048,7 @@
         <w:tc>
           <w:tcPr>
             <w:tcW w:w="3544" w:type="dxa"/>
+            <w:shd w:val="clear" w:color="auto" w:fill="00B050"/>
           </w:tcPr>
           <w:p>
             <w:pPr>
@@ -11984,11 +14059,26 @@
             </w:r>
           </w:p>
         </w:tc>
+        <w:tc>
+          <w:tcPr>
+            <w:tcW w:w="708" w:type="dxa"/>
+            <w:shd w:val="clear" w:color="auto" w:fill="00B050"/>
+          </w:tcPr>
+          <w:p>
+            <w:pPr>
+              <w:spacing w:line="360" w:lineRule="auto"/>
+            </w:pPr>
+            <w:r>
+              <w:t>2</w:t>
+            </w:r>
+          </w:p>
+        </w:tc>
       </w:tr>
       <w:tr>
         <w:tc>
           <w:tcPr>
             <w:tcW w:w="1413" w:type="dxa"/>
+            <w:shd w:val="clear" w:color="auto" w:fill="F79646" w:themeFill="accent6"/>
           </w:tcPr>
           <w:p>
             <w:pPr>
@@ -12002,6 +14092,7 @@
         <w:tc>
           <w:tcPr>
             <w:tcW w:w="3544" w:type="dxa"/>
+            <w:shd w:val="clear" w:color="auto" w:fill="F79646" w:themeFill="accent6"/>
           </w:tcPr>
           <w:p>
             <w:pPr>
@@ -12012,11 +14103,26 @@
             </w:r>
           </w:p>
         </w:tc>
+        <w:tc>
+          <w:tcPr>
+            <w:tcW w:w="708" w:type="dxa"/>
+            <w:shd w:val="clear" w:color="auto" w:fill="F79646" w:themeFill="accent6"/>
+          </w:tcPr>
+          <w:p>
+            <w:pPr>
+              <w:spacing w:line="360" w:lineRule="auto"/>
+            </w:pPr>
+            <w:r>
+              <w:t>3</w:t>
+            </w:r>
+          </w:p>
+        </w:tc>
       </w:tr>
       <w:tr>
         <w:tc>
           <w:tcPr>
             <w:tcW w:w="1413" w:type="dxa"/>
+            <w:shd w:val="clear" w:color="auto" w:fill="00B050"/>
           </w:tcPr>
           <w:p>
             <w:pPr>
@@ -12030,6 +14136,7 @@
         <w:tc>
           <w:tcPr>
             <w:tcW w:w="3544" w:type="dxa"/>
+            <w:shd w:val="clear" w:color="auto" w:fill="00B050"/>
           </w:tcPr>
           <w:p>
             <w:pPr>
@@ -12040,11 +14147,26 @@
             </w:r>
           </w:p>
         </w:tc>
+        <w:tc>
+          <w:tcPr>
+            <w:tcW w:w="708" w:type="dxa"/>
+            <w:shd w:val="clear" w:color="auto" w:fill="00B050"/>
+          </w:tcPr>
+          <w:p>
+            <w:pPr>
+              <w:spacing w:line="360" w:lineRule="auto"/>
+            </w:pPr>
+            <w:r>
+              <w:t>4</w:t>
+            </w:r>
+          </w:p>
+        </w:tc>
       </w:tr>
       <w:tr>
         <w:tc>
           <w:tcPr>
             <w:tcW w:w="1413" w:type="dxa"/>
+            <w:shd w:val="clear" w:color="auto" w:fill="F79646" w:themeFill="accent6"/>
           </w:tcPr>
           <w:p>
             <w:pPr>
@@ -12058,6 +14180,7 @@
         <w:tc>
           <w:tcPr>
             <w:tcW w:w="3544" w:type="dxa"/>
+            <w:shd w:val="clear" w:color="auto" w:fill="F79646" w:themeFill="accent6"/>
           </w:tcPr>
           <w:p>
             <w:pPr>
@@ -12068,11 +14191,26 @@
             </w:r>
           </w:p>
         </w:tc>
+        <w:tc>
+          <w:tcPr>
+            <w:tcW w:w="708" w:type="dxa"/>
+            <w:shd w:val="clear" w:color="auto" w:fill="F79646" w:themeFill="accent6"/>
+          </w:tcPr>
+          <w:p>
+            <w:pPr>
+              <w:spacing w:line="360" w:lineRule="auto"/>
+            </w:pPr>
+            <w:r>
+              <w:t>5</w:t>
+            </w:r>
+          </w:p>
+        </w:tc>
       </w:tr>
       <w:tr>
         <w:tc>
           <w:tcPr>
             <w:tcW w:w="1413" w:type="dxa"/>
+            <w:shd w:val="clear" w:color="auto" w:fill="00B050"/>
           </w:tcPr>
           <w:p>
             <w:pPr>
@@ -12086,6 +14224,7 @@
         <w:tc>
           <w:tcPr>
             <w:tcW w:w="3544" w:type="dxa"/>
+            <w:shd w:val="clear" w:color="auto" w:fill="00B050"/>
           </w:tcPr>
           <w:p>
             <w:pPr>
@@ -12096,11 +14235,26 @@
             </w:r>
           </w:p>
         </w:tc>
+        <w:tc>
+          <w:tcPr>
+            <w:tcW w:w="708" w:type="dxa"/>
+            <w:shd w:val="clear" w:color="auto" w:fill="00B050"/>
+          </w:tcPr>
+          <w:p>
+            <w:pPr>
+              <w:spacing w:line="360" w:lineRule="auto"/>
+            </w:pPr>
+            <w:r>
+              <w:t>6</w:t>
+            </w:r>
+          </w:p>
+        </w:tc>
       </w:tr>
       <w:tr>
         <w:tc>
           <w:tcPr>
             <w:tcW w:w="1413" w:type="dxa"/>
+            <w:shd w:val="clear" w:color="auto" w:fill="F79646" w:themeFill="accent6"/>
           </w:tcPr>
           <w:p>
             <w:pPr>
@@ -12114,6 +14268,7 @@
         <w:tc>
           <w:tcPr>
             <w:tcW w:w="3544" w:type="dxa"/>
+            <w:shd w:val="clear" w:color="auto" w:fill="F79646" w:themeFill="accent6"/>
           </w:tcPr>
           <w:p>
             <w:pPr>
@@ -12124,11 +14279,26 @@
             </w:r>
           </w:p>
         </w:tc>
+        <w:tc>
+          <w:tcPr>
+            <w:tcW w:w="708" w:type="dxa"/>
+            <w:shd w:val="clear" w:color="auto" w:fill="F79646" w:themeFill="accent6"/>
+          </w:tcPr>
+          <w:p>
+            <w:pPr>
+              <w:spacing w:line="360" w:lineRule="auto"/>
+            </w:pPr>
+            <w:r>
+              <w:t>7</w:t>
+            </w:r>
+          </w:p>
+        </w:tc>
       </w:tr>
       <w:tr>
         <w:tc>
           <w:tcPr>
             <w:tcW w:w="1413" w:type="dxa"/>
+            <w:shd w:val="clear" w:color="auto" w:fill="00B050"/>
           </w:tcPr>
           <w:p>
             <w:pPr>
@@ -12142,6 +14312,7 @@
         <w:tc>
           <w:tcPr>
             <w:tcW w:w="3544" w:type="dxa"/>
+            <w:shd w:val="clear" w:color="auto" w:fill="00B050"/>
           </w:tcPr>
           <w:p>
             <w:pPr>
@@ -12152,11 +14323,26 @@
             </w:r>
           </w:p>
         </w:tc>
+        <w:tc>
+          <w:tcPr>
+            <w:tcW w:w="708" w:type="dxa"/>
+            <w:shd w:val="clear" w:color="auto" w:fill="00B050"/>
+          </w:tcPr>
+          <w:p>
+            <w:pPr>
+              <w:spacing w:line="360" w:lineRule="auto"/>
+            </w:pPr>
+            <w:r>
+              <w:t>8</w:t>
+            </w:r>
+          </w:p>
+        </w:tc>
       </w:tr>
       <w:tr>
         <w:tc>
           <w:tcPr>
             <w:tcW w:w="1413" w:type="dxa"/>
+            <w:shd w:val="clear" w:color="auto" w:fill="F79646" w:themeFill="accent6"/>
           </w:tcPr>
           <w:p>
             <w:pPr>
@@ -12170,6 +14356,7 @@
         <w:tc>
           <w:tcPr>
             <w:tcW w:w="3544" w:type="dxa"/>
+            <w:shd w:val="clear" w:color="auto" w:fill="F79646" w:themeFill="accent6"/>
           </w:tcPr>
           <w:p>
             <w:pPr>
@@ -12180,11 +14367,26 @@
             </w:r>
           </w:p>
         </w:tc>
+        <w:tc>
+          <w:tcPr>
+            <w:tcW w:w="708" w:type="dxa"/>
+            <w:shd w:val="clear" w:color="auto" w:fill="F79646" w:themeFill="accent6"/>
+          </w:tcPr>
+          <w:p>
+            <w:pPr>
+              <w:spacing w:line="360" w:lineRule="auto"/>
+            </w:pPr>
+            <w:r>
+              <w:t>9</w:t>
+            </w:r>
+          </w:p>
+        </w:tc>
       </w:tr>
       <w:tr>
         <w:tc>
           <w:tcPr>
             <w:tcW w:w="1413" w:type="dxa"/>
+            <w:shd w:val="clear" w:color="auto" w:fill="00B050"/>
           </w:tcPr>
           <w:p>
             <w:pPr>
@@ -12198,6 +14400,7 @@
         <w:tc>
           <w:tcPr>
             <w:tcW w:w="3544" w:type="dxa"/>
+            <w:shd w:val="clear" w:color="auto" w:fill="00B050"/>
           </w:tcPr>
           <w:p>
             <w:pPr>
@@ -12208,18 +14411,44 @@
             </w:r>
           </w:p>
         </w:tc>
+        <w:tc>
+          <w:tcPr>
+            <w:tcW w:w="708" w:type="dxa"/>
+            <w:shd w:val="clear" w:color="auto" w:fill="00B050"/>
+          </w:tcPr>
+          <w:p>
+            <w:pPr>
+              <w:spacing w:line="360" w:lineRule="auto"/>
+            </w:pPr>
+            <w:r>
+              <w:t>10</w:t>
+            </w:r>
+          </w:p>
+        </w:tc>
       </w:tr>
     </w:tbl>
     <w:p>
       <w:pPr>
         <w:spacing w:line="360" w:lineRule="auto"/>
+        <w:rPr>
+          <w:sz w:val="28"/>
+          <w:szCs w:val="28"/>
+        </w:rPr>
       </w:pPr>
     </w:p>
     <w:p>
       <w:pPr>
         <w:spacing w:line="360" w:lineRule="auto"/>
-      </w:pPr>
-      <w:r>
+        <w:rPr>
+          <w:sz w:val="28"/>
+          <w:szCs w:val="28"/>
+        </w:rPr>
+      </w:pPr>
+      <w:r>
+        <w:rPr>
+          <w:sz w:val="28"/>
+          <w:szCs w:val="28"/>
+        </w:rPr>
         <w:t>Результаты обоих сортировок</w:t>
       </w:r>
     </w:p>
@@ -12239,6 +14468,7 @@
         <w:tc>
           <w:tcPr>
             <w:tcW w:w="1413" w:type="dxa"/>
+            <w:shd w:val="clear" w:color="auto" w:fill="00B050"/>
           </w:tcPr>
           <w:p>
             <w:pPr>
@@ -12252,6 +14482,7 @@
         <w:tc>
           <w:tcPr>
             <w:tcW w:w="3544" w:type="dxa"/>
+            <w:shd w:val="clear" w:color="auto" w:fill="00B050"/>
           </w:tcPr>
           <w:p>
             <w:pPr>
@@ -12265,6 +14496,7 @@
         <w:tc>
           <w:tcPr>
             <w:tcW w:w="708" w:type="dxa"/>
+            <w:shd w:val="clear" w:color="auto" w:fill="00B050"/>
           </w:tcPr>
           <w:p>
             <w:pPr>
@@ -12280,6 +14512,7 @@
         <w:tc>
           <w:tcPr>
             <w:tcW w:w="1413" w:type="dxa"/>
+            <w:shd w:val="clear" w:color="auto" w:fill="00B050"/>
           </w:tcPr>
           <w:p>
             <w:pPr>
@@ -12293,6 +14526,7 @@
         <w:tc>
           <w:tcPr>
             <w:tcW w:w="3544" w:type="dxa"/>
+            <w:shd w:val="clear" w:color="auto" w:fill="00B050"/>
           </w:tcPr>
           <w:p>
             <w:pPr>
@@ -12306,6 +14540,7 @@
         <w:tc>
           <w:tcPr>
             <w:tcW w:w="708" w:type="dxa"/>
+            <w:shd w:val="clear" w:color="auto" w:fill="00B050"/>
           </w:tcPr>
           <w:p>
             <w:pPr>
@@ -12321,6 +14556,7 @@
         <w:tc>
           <w:tcPr>
             <w:tcW w:w="1413" w:type="dxa"/>
+            <w:shd w:val="clear" w:color="auto" w:fill="00B050"/>
           </w:tcPr>
           <w:p>
             <w:pPr>
@@ -12334,6 +14570,7 @@
         <w:tc>
           <w:tcPr>
             <w:tcW w:w="3544" w:type="dxa"/>
+            <w:shd w:val="clear" w:color="auto" w:fill="00B050"/>
           </w:tcPr>
           <w:p>
             <w:pPr>
@@ -12347,6 +14584,7 @@
         <w:tc>
           <w:tcPr>
             <w:tcW w:w="708" w:type="dxa"/>
+            <w:shd w:val="clear" w:color="auto" w:fill="00B050"/>
           </w:tcPr>
           <w:p>
             <w:pPr>
@@ -12362,6 +14600,7 @@
         <w:tc>
           <w:tcPr>
             <w:tcW w:w="1413" w:type="dxa"/>
+            <w:shd w:val="clear" w:color="auto" w:fill="00B050"/>
           </w:tcPr>
           <w:p>
             <w:pPr>
@@ -12375,6 +14614,7 @@
         <w:tc>
           <w:tcPr>
             <w:tcW w:w="3544" w:type="dxa"/>
+            <w:shd w:val="clear" w:color="auto" w:fill="00B050"/>
           </w:tcPr>
           <w:p>
             <w:pPr>
@@ -12388,6 +14628,7 @@
         <w:tc>
           <w:tcPr>
             <w:tcW w:w="708" w:type="dxa"/>
+            <w:shd w:val="clear" w:color="auto" w:fill="00B050"/>
           </w:tcPr>
           <w:p>
             <w:pPr>
@@ -12403,6 +14644,7 @@
         <w:tc>
           <w:tcPr>
             <w:tcW w:w="1413" w:type="dxa"/>
+            <w:shd w:val="clear" w:color="auto" w:fill="00B050"/>
           </w:tcPr>
           <w:p>
             <w:pPr>
@@ -12416,6 +14658,7 @@
         <w:tc>
           <w:tcPr>
             <w:tcW w:w="3544" w:type="dxa"/>
+            <w:shd w:val="clear" w:color="auto" w:fill="00B050"/>
           </w:tcPr>
           <w:p>
             <w:pPr>
@@ -12429,6 +14672,7 @@
         <w:tc>
           <w:tcPr>
             <w:tcW w:w="708" w:type="dxa"/>
+            <w:shd w:val="clear" w:color="auto" w:fill="00B050"/>
           </w:tcPr>
           <w:p>
             <w:pPr>
@@ -12444,6 +14688,7 @@
         <w:tc>
           <w:tcPr>
             <w:tcW w:w="1413" w:type="dxa"/>
+            <w:shd w:val="clear" w:color="auto" w:fill="F79646" w:themeFill="accent6"/>
           </w:tcPr>
           <w:p>
             <w:pPr>
@@ -12457,6 +14702,7 @@
         <w:tc>
           <w:tcPr>
             <w:tcW w:w="3544" w:type="dxa"/>
+            <w:shd w:val="clear" w:color="auto" w:fill="F79646" w:themeFill="accent6"/>
           </w:tcPr>
           <w:p>
             <w:pPr>
@@ -12470,6 +14716,7 @@
         <w:tc>
           <w:tcPr>
             <w:tcW w:w="708" w:type="dxa"/>
+            <w:shd w:val="clear" w:color="auto" w:fill="F79646" w:themeFill="accent6"/>
           </w:tcPr>
           <w:p>
             <w:pPr>
@@ -12485,6 +14732,7 @@
         <w:tc>
           <w:tcPr>
             <w:tcW w:w="1413" w:type="dxa"/>
+            <w:shd w:val="clear" w:color="auto" w:fill="F79646" w:themeFill="accent6"/>
           </w:tcPr>
           <w:p>
             <w:pPr>
@@ -12498,6 +14746,7 @@
         <w:tc>
           <w:tcPr>
             <w:tcW w:w="3544" w:type="dxa"/>
+            <w:shd w:val="clear" w:color="auto" w:fill="F79646" w:themeFill="accent6"/>
           </w:tcPr>
           <w:p>
             <w:pPr>
@@ -12511,6 +14760,7 @@
         <w:tc>
           <w:tcPr>
             <w:tcW w:w="708" w:type="dxa"/>
+            <w:shd w:val="clear" w:color="auto" w:fill="F79646" w:themeFill="accent6"/>
           </w:tcPr>
           <w:p>
             <w:pPr>
@@ -12526,6 +14776,7 @@
         <w:tc>
           <w:tcPr>
             <w:tcW w:w="1413" w:type="dxa"/>
+            <w:shd w:val="clear" w:color="auto" w:fill="F79646" w:themeFill="accent6"/>
           </w:tcPr>
           <w:p>
             <w:pPr>
@@ -12539,6 +14790,7 @@
         <w:tc>
           <w:tcPr>
             <w:tcW w:w="3544" w:type="dxa"/>
+            <w:shd w:val="clear" w:color="auto" w:fill="F79646" w:themeFill="accent6"/>
           </w:tcPr>
           <w:p>
             <w:pPr>
@@ -12552,6 +14804,7 @@
         <w:tc>
           <w:tcPr>
             <w:tcW w:w="708" w:type="dxa"/>
+            <w:shd w:val="clear" w:color="auto" w:fill="F79646" w:themeFill="accent6"/>
           </w:tcPr>
           <w:p>
             <w:pPr>
@@ -12567,6 +14820,7 @@
         <w:tc>
           <w:tcPr>
             <w:tcW w:w="1413" w:type="dxa"/>
+            <w:shd w:val="clear" w:color="auto" w:fill="F79646" w:themeFill="accent6"/>
           </w:tcPr>
           <w:p>
             <w:pPr>
@@ -12580,6 +14834,7 @@
         <w:tc>
           <w:tcPr>
             <w:tcW w:w="3544" w:type="dxa"/>
+            <w:shd w:val="clear" w:color="auto" w:fill="F79646" w:themeFill="accent6"/>
           </w:tcPr>
           <w:p>
             <w:pPr>
@@ -12593,6 +14848,7 @@
         <w:tc>
           <w:tcPr>
             <w:tcW w:w="708" w:type="dxa"/>
+            <w:shd w:val="clear" w:color="auto" w:fill="F79646" w:themeFill="accent6"/>
           </w:tcPr>
           <w:p>
             <w:pPr>
@@ -12608,6 +14864,7 @@
         <w:tc>
           <w:tcPr>
             <w:tcW w:w="1413" w:type="dxa"/>
+            <w:shd w:val="clear" w:color="auto" w:fill="F79646" w:themeFill="accent6"/>
           </w:tcPr>
           <w:p>
             <w:pPr>
@@ -12621,6 +14878,7 @@
         <w:tc>
           <w:tcPr>
             <w:tcW w:w="3544" w:type="dxa"/>
+            <w:shd w:val="clear" w:color="auto" w:fill="F79646" w:themeFill="accent6"/>
           </w:tcPr>
           <w:p>
             <w:pPr>
@@ -12634,6 +14892,7 @@
         <w:tc>
           <w:tcPr>
             <w:tcW w:w="708" w:type="dxa"/>
+            <w:shd w:val="clear" w:color="auto" w:fill="F79646" w:themeFill="accent6"/>
           </w:tcPr>
           <w:p>
             <w:pPr>
@@ -12654,15 +14913,18 @@
     <w:p>
       <w:pPr>
         <w:spacing w:line="360" w:lineRule="auto"/>
-      </w:pPr>
-      <w:r>
-        <w:t>По результатам обе сортировки стабильны</w:t>
-      </w:r>
-      <w:r>
-        <w:t>,</w:t>
-      </w:r>
-      <w:r>
-        <w:t xml:space="preserve"> т.е. сохраняют порядок индексов при одинаковых значениях.</w:t>
+        <w:rPr>
+          <w:sz w:val="28"/>
+          <w:szCs w:val="28"/>
+        </w:rPr>
+      </w:pPr>
+      <w:r>
+        <w:rPr>
+          <w:sz w:val="28"/>
+          <w:szCs w:val="28"/>
+        </w:rPr>
+        <w:lastRenderedPageBreak/>
+        <w:t>По результатам обе сортировки стабильны, т.е. сохраняют порядок индексов при одинаковых значениях.</w:t>
       </w:r>
     </w:p>
     <w:p>
@@ -12676,16 +14938,16 @@
         <w:rPr>
           <w:b/>
           <w:bCs/>
-          <w:sz w:val="28"/>
-          <w:szCs w:val="28"/>
+          <w:sz w:val="32"/>
+          <w:szCs w:val="32"/>
         </w:rPr>
       </w:pPr>
       <w:r>
         <w:rPr>
           <w:b/>
           <w:bCs/>
-          <w:sz w:val="28"/>
-          <w:szCs w:val="28"/>
+          <w:sz w:val="32"/>
+          <w:szCs w:val="32"/>
         </w:rPr>
         <w:t>Вывод</w:t>
       </w:r>
@@ -12693,63 +14955,49 @@
     <w:p>
       <w:pPr>
         <w:spacing w:line="360" w:lineRule="auto"/>
-      </w:pPr>
-      <w:r>
-        <w:lastRenderedPageBreak/>
-        <w:t>Сравнение алгоритмов сортировки прямыми вставками и естественным слиянием показало превосходство алгоритм</w:t>
-      </w:r>
-      <w:r>
-        <w:t xml:space="preserve">а </w:t>
-      </w:r>
-      <w:r>
-        <w:t>“</w:t>
-      </w:r>
-      <w:r>
-        <w:t>естественн</w:t>
-      </w:r>
-      <w:r>
-        <w:t xml:space="preserve">ое </w:t>
-      </w:r>
-      <w:r>
-        <w:t>слияние</w:t>
-      </w:r>
-      <w:r>
-        <w:t>”</w:t>
-      </w:r>
-      <w:r>
-        <w:t xml:space="preserve"> с линейно-логарифмической сложностью O(n </w:t>
-      </w:r>
-      <w:proofErr w:type="spellStart"/>
-      <w:r>
+        <w:rPr>
+          <w:sz w:val="28"/>
+          <w:szCs w:val="28"/>
+        </w:rPr>
+      </w:pPr>
+      <w:r>
+        <w:rPr>
+          <w:sz w:val="28"/>
+          <w:szCs w:val="28"/>
+        </w:rPr>
+        <w:t xml:space="preserve">Сравнение алгоритмов сортировки прямыми вставками и естественным слиянием показало превосходство алгоритма “естественное слияние” с линейно-логарифмической сложностью </w:t>
+      </w:r>
+      <w:proofErr w:type="gramStart"/>
+      <w:r>
+        <w:rPr>
+          <w:sz w:val="28"/>
+          <w:szCs w:val="28"/>
+        </w:rPr>
+        <w:t>O(</w:t>
+      </w:r>
+      <w:proofErr w:type="gramEnd"/>
+      <w:r>
+        <w:rPr>
+          <w:sz w:val="28"/>
+          <w:szCs w:val="28"/>
+        </w:rPr>
+        <w:t xml:space="preserve">n </w:t>
+      </w:r>
+      <w:proofErr w:type="spellStart"/>
+      <w:r>
+        <w:rPr>
+          <w:sz w:val="28"/>
+          <w:szCs w:val="28"/>
+        </w:rPr>
         <w:t>log</w:t>
       </w:r>
       <w:proofErr w:type="spellEnd"/>
       <w:r>
-        <w:t xml:space="preserve"> n) над алгоритм</w:t>
-      </w:r>
-      <w:r>
-        <w:t xml:space="preserve">ом </w:t>
-      </w:r>
-      <w:r>
-        <w:t xml:space="preserve">“ </w:t>
-      </w:r>
-      <w:r>
-        <w:t>прямы</w:t>
-      </w:r>
-      <w:r>
-        <w:t>е</w:t>
-      </w:r>
-      <w:r>
-        <w:t xml:space="preserve"> вставк</w:t>
-      </w:r>
-      <w:r>
-        <w:t>и</w:t>
-      </w:r>
-      <w:r>
-        <w:t>”</w:t>
-      </w:r>
-      <w:r>
-        <w:t xml:space="preserve"> с квадратичной сложностью O(n²) на больших объемах данных.</w:t>
+        <w:rPr>
+          <w:sz w:val="28"/>
+          <w:szCs w:val="28"/>
+        </w:rPr>
+        <w:t xml:space="preserve"> n) над алгоритмом “ прямые вставки” с квадратичной сложностью O(n²) на больших объемах данных.</w:t>
       </w:r>
     </w:p>
     <w:sectPr>
@@ -14449,15 +16697,19 @@
   <w:abstractNum w:abstractNumId="16" w15:restartNumberingAfterBreak="0">
     <w:nsid w:val="7A4C7B9B"/>
     <w:multiLevelType w:val="hybridMultilevel"/>
-    <w:tmpl w:val="7D4C3E00"/>
-    <w:lvl w:ilvl="0" w:tplc="0419000F">
+    <w:tmpl w:val="2E606C28"/>
+    <w:lvl w:ilvl="0" w:tplc="972CDB34">
       <w:start w:val="1"/>
       <w:numFmt w:val="decimal"/>
       <w:lvlText w:val="%1."/>
       <w:lvlJc w:val="left"/>
       <w:pPr>
-        <w:ind w:left="720" w:hanging="360"/>
-      </w:pPr>
+        <w:ind w:left="1069" w:hanging="360"/>
+      </w:pPr>
+      <w:rPr>
+        <w:b w:val="0"/>
+        <w:bCs/>
+      </w:rPr>
     </w:lvl>
     <w:lvl w:ilvl="1" w:tplc="04190019" w:tentative="1">
       <w:start w:val="1"/>
@@ -15392,7 +17644,7 @@
   <w:style w:type="paragraph" w:default="1" w:styleId="a">
     <w:name w:val="Normal"/>
     <w:qFormat/>
-    <w:rsid w:val="004F6844"/>
+    <w:rsid w:val="00D24322"/>
     <w:pPr>
       <w:spacing w:after="0" w:line="240" w:lineRule="auto"/>
     </w:pPr>
@@ -15631,6 +17883,567 @@
             </a:pPr>
             <a:r>
               <a:rPr lang="ru-RU"/>
+              <a:t>Отношение времени сортировок</a:t>
+            </a:r>
+          </a:p>
+        </c:rich>
+      </c:tx>
+      <c:overlay val="0"/>
+      <c:spPr>
+        <a:noFill/>
+        <a:ln>
+          <a:noFill/>
+        </a:ln>
+        <a:effectLst/>
+      </c:spPr>
+      <c:txPr>
+        <a:bodyPr rot="0" spcFirstLastPara="1" vertOverflow="ellipsis" vert="horz" wrap="square" anchor="ctr" anchorCtr="1"/>
+        <a:lstStyle/>
+        <a:p>
+          <a:pPr>
+            <a:defRPr sz="1400" b="0" i="0" u="none" strike="noStrike" kern="1200" spc="0" baseline="0">
+              <a:solidFill>
+                <a:schemeClr val="tx1">
+                  <a:lumMod val="65000"/>
+                  <a:lumOff val="35000"/>
+                </a:schemeClr>
+              </a:solidFill>
+              <a:latin typeface="+mn-lt"/>
+              <a:ea typeface="+mn-ea"/>
+              <a:cs typeface="+mn-cs"/>
+            </a:defRPr>
+          </a:pPr>
+          <a:endParaRPr lang="ru-RU"/>
+        </a:p>
+      </c:txPr>
+    </c:title>
+    <c:autoTitleDeleted val="0"/>
+    <c:plotArea>
+      <c:layout/>
+      <c:scatterChart>
+        <c:scatterStyle val="smoothMarker"/>
+        <c:varyColors val="0"/>
+        <c:ser>
+          <c:idx val="0"/>
+          <c:order val="0"/>
+          <c:tx>
+            <c:strRef>
+              <c:f>Sheet1!$K$66</c:f>
+              <c:strCache>
+                <c:ptCount val="1"/>
+                <c:pt idx="0">
+                  <c:v>Разница</c:v>
+                </c:pt>
+              </c:strCache>
+            </c:strRef>
+          </c:tx>
+          <c:spPr>
+            <a:ln w="19050" cap="rnd">
+              <a:solidFill>
+                <a:schemeClr val="accent1"/>
+              </a:solidFill>
+              <a:round/>
+            </a:ln>
+            <a:effectLst/>
+          </c:spPr>
+          <c:marker>
+            <c:symbol val="circle"/>
+            <c:size val="5"/>
+            <c:spPr>
+              <a:solidFill>
+                <a:schemeClr val="accent1"/>
+              </a:solidFill>
+              <a:ln w="9525">
+                <a:solidFill>
+                  <a:schemeClr val="accent1"/>
+                </a:solidFill>
+              </a:ln>
+              <a:effectLst/>
+            </c:spPr>
+          </c:marker>
+          <c:xVal>
+            <c:numRef>
+              <c:f>Sheet1!$J$67:$J$82</c:f>
+              <c:numCache>
+                <c:formatCode>General</c:formatCode>
+                <c:ptCount val="16"/>
+                <c:pt idx="0">
+                  <c:v>2</c:v>
+                </c:pt>
+                <c:pt idx="1">
+                  <c:v>4</c:v>
+                </c:pt>
+                <c:pt idx="2">
+                  <c:v>8</c:v>
+                </c:pt>
+                <c:pt idx="3">
+                  <c:v>16</c:v>
+                </c:pt>
+                <c:pt idx="4">
+                  <c:v>32</c:v>
+                </c:pt>
+                <c:pt idx="5">
+                  <c:v>64</c:v>
+                </c:pt>
+                <c:pt idx="6">
+                  <c:v>128</c:v>
+                </c:pt>
+                <c:pt idx="7">
+                  <c:v>256</c:v>
+                </c:pt>
+                <c:pt idx="8">
+                  <c:v>512</c:v>
+                </c:pt>
+                <c:pt idx="9">
+                  <c:v>1024</c:v>
+                </c:pt>
+                <c:pt idx="10">
+                  <c:v>2048</c:v>
+                </c:pt>
+                <c:pt idx="11">
+                  <c:v>4096</c:v>
+                </c:pt>
+                <c:pt idx="12">
+                  <c:v>8192</c:v>
+                </c:pt>
+                <c:pt idx="13">
+                  <c:v>16384</c:v>
+                </c:pt>
+                <c:pt idx="14">
+                  <c:v>32768</c:v>
+                </c:pt>
+                <c:pt idx="15">
+                  <c:v>65536</c:v>
+                </c:pt>
+              </c:numCache>
+            </c:numRef>
+          </c:xVal>
+          <c:yVal>
+            <c:numRef>
+              <c:f>Sheet1!$K$67:$K$82</c:f>
+              <c:numCache>
+                <c:formatCode>General</c:formatCode>
+                <c:ptCount val="16"/>
+                <c:pt idx="0">
+                  <c:v>2</c:v>
+                </c:pt>
+                <c:pt idx="1">
+                  <c:v>0.5</c:v>
+                </c:pt>
+                <c:pt idx="2">
+                  <c:v>1</c:v>
+                </c:pt>
+                <c:pt idx="3">
+                  <c:v>0.8</c:v>
+                </c:pt>
+                <c:pt idx="4">
+                  <c:v>0.66666666666666663</c:v>
+                </c:pt>
+                <c:pt idx="5">
+                  <c:v>1.08</c:v>
+                </c:pt>
+                <c:pt idx="6">
+                  <c:v>20.742857142857144</c:v>
+                </c:pt>
+                <c:pt idx="7">
+                  <c:v>3.574074074074074</c:v>
+                </c:pt>
+                <c:pt idx="8">
+                  <c:v>4.8659793814432986</c:v>
+                </c:pt>
+                <c:pt idx="9">
+                  <c:v>9.4648117839607195</c:v>
+                </c:pt>
+                <c:pt idx="10">
+                  <c:v>16.558108108108108</c:v>
+                </c:pt>
+                <c:pt idx="11">
+                  <c:v>31.161413562559694</c:v>
+                </c:pt>
+                <c:pt idx="12">
+                  <c:v>52.279180030679122</c:v>
+                </c:pt>
+                <c:pt idx="13">
+                  <c:v>98.636850106415324</c:v>
+                </c:pt>
+                <c:pt idx="14">
+                  <c:v>166.20630849081184</c:v>
+                </c:pt>
+                <c:pt idx="15">
+                  <c:v>251.76983750131899</c:v>
+                </c:pt>
+              </c:numCache>
+            </c:numRef>
+          </c:yVal>
+          <c:smooth val="1"/>
+          <c:extLst>
+            <c:ext xmlns:c16="http://schemas.microsoft.com/office/drawing/2014/chart" uri="{C3380CC4-5D6E-409C-BE32-E72D297353CC}">
+              <c16:uniqueId val="{00000000-AC3C-4130-A993-01BF39DF207A}"/>
+            </c:ext>
+          </c:extLst>
+        </c:ser>
+        <c:dLbls>
+          <c:showLegendKey val="0"/>
+          <c:showVal val="0"/>
+          <c:showCatName val="0"/>
+          <c:showSerName val="0"/>
+          <c:showPercent val="0"/>
+          <c:showBubbleSize val="0"/>
+        </c:dLbls>
+        <c:axId val="1591024879"/>
+        <c:axId val="1591021999"/>
+      </c:scatterChart>
+      <c:valAx>
+        <c:axId val="1591024879"/>
+        <c:scaling>
+          <c:logBase val="2"/>
+          <c:orientation val="minMax"/>
+          <c:min val="2"/>
+        </c:scaling>
+        <c:delete val="0"/>
+        <c:axPos val="b"/>
+        <c:majorGridlines>
+          <c:spPr>
+            <a:ln w="9525" cap="flat" cmpd="sng" algn="ctr">
+              <a:solidFill>
+                <a:schemeClr val="tx1">
+                  <a:lumMod val="15000"/>
+                  <a:lumOff val="85000"/>
+                </a:schemeClr>
+              </a:solidFill>
+              <a:round/>
+            </a:ln>
+            <a:effectLst/>
+          </c:spPr>
+        </c:majorGridlines>
+        <c:title>
+          <c:tx>
+            <c:rich>
+              <a:bodyPr rot="0" spcFirstLastPara="1" vertOverflow="ellipsis" vert="horz" wrap="square" anchor="ctr" anchorCtr="1"/>
+              <a:lstStyle/>
+              <a:p>
+                <a:pPr>
+                  <a:defRPr sz="1000" b="0" i="0" u="none" strike="noStrike" kern="1200" baseline="0">
+                    <a:solidFill>
+                      <a:schemeClr val="tx1">
+                        <a:lumMod val="65000"/>
+                        <a:lumOff val="35000"/>
+                      </a:schemeClr>
+                    </a:solidFill>
+                    <a:latin typeface="+mn-lt"/>
+                    <a:ea typeface="+mn-ea"/>
+                    <a:cs typeface="+mn-cs"/>
+                  </a:defRPr>
+                </a:pPr>
+                <a:r>
+                  <a:rPr lang="ru-RU"/>
+                  <a:t>количество элементов </a:t>
+                </a:r>
+                <a:r>
+                  <a:rPr lang="en-US"/>
+                  <a:t>N</a:t>
+                </a:r>
+                <a:endParaRPr lang="ru-RU"/>
+              </a:p>
+            </c:rich>
+          </c:tx>
+          <c:layout>
+            <c:manualLayout>
+              <c:xMode val="edge"/>
+              <c:yMode val="edge"/>
+              <c:x val="0.40619486994310688"/>
+              <c:y val="0.87786762668604323"/>
+            </c:manualLayout>
+          </c:layout>
+          <c:overlay val="0"/>
+          <c:spPr>
+            <a:noFill/>
+            <a:ln>
+              <a:noFill/>
+            </a:ln>
+            <a:effectLst/>
+          </c:spPr>
+          <c:txPr>
+            <a:bodyPr rot="0" spcFirstLastPara="1" vertOverflow="ellipsis" vert="horz" wrap="square" anchor="ctr" anchorCtr="1"/>
+            <a:lstStyle/>
+            <a:p>
+              <a:pPr>
+                <a:defRPr sz="1000" b="0" i="0" u="none" strike="noStrike" kern="1200" baseline="0">
+                  <a:solidFill>
+                    <a:schemeClr val="tx1">
+                      <a:lumMod val="65000"/>
+                      <a:lumOff val="35000"/>
+                    </a:schemeClr>
+                  </a:solidFill>
+                  <a:latin typeface="+mn-lt"/>
+                  <a:ea typeface="+mn-ea"/>
+                  <a:cs typeface="+mn-cs"/>
+                </a:defRPr>
+              </a:pPr>
+              <a:endParaRPr lang="ru-RU"/>
+            </a:p>
+          </c:txPr>
+        </c:title>
+        <c:numFmt formatCode="General" sourceLinked="1"/>
+        <c:majorTickMark val="none"/>
+        <c:minorTickMark val="none"/>
+        <c:tickLblPos val="nextTo"/>
+        <c:spPr>
+          <a:noFill/>
+          <a:ln w="9525" cap="flat" cmpd="sng" algn="ctr">
+            <a:solidFill>
+              <a:schemeClr val="tx1">
+                <a:lumMod val="25000"/>
+                <a:lumOff val="75000"/>
+              </a:schemeClr>
+            </a:solidFill>
+            <a:round/>
+          </a:ln>
+          <a:effectLst/>
+        </c:spPr>
+        <c:txPr>
+          <a:bodyPr rot="-60000000" spcFirstLastPara="1" vertOverflow="ellipsis" vert="horz" wrap="square" anchor="ctr" anchorCtr="1"/>
+          <a:lstStyle/>
+          <a:p>
+            <a:pPr>
+              <a:defRPr sz="900" b="0" i="0" u="none" strike="noStrike" kern="1200" baseline="0">
+                <a:solidFill>
+                  <a:schemeClr val="tx1">
+                    <a:lumMod val="65000"/>
+                    <a:lumOff val="35000"/>
+                  </a:schemeClr>
+                </a:solidFill>
+                <a:latin typeface="+mn-lt"/>
+                <a:ea typeface="+mn-ea"/>
+                <a:cs typeface="+mn-cs"/>
+              </a:defRPr>
+            </a:pPr>
+            <a:endParaRPr lang="ru-RU"/>
+          </a:p>
+        </c:txPr>
+        <c:crossAx val="1591021999"/>
+        <c:crosses val="autoZero"/>
+        <c:crossBetween val="midCat"/>
+        <c:majorUnit val="2"/>
+      </c:valAx>
+      <c:valAx>
+        <c:axId val="1591021999"/>
+        <c:scaling>
+          <c:logBase val="10"/>
+          <c:orientation val="minMax"/>
+        </c:scaling>
+        <c:delete val="0"/>
+        <c:axPos val="l"/>
+        <c:majorGridlines>
+          <c:spPr>
+            <a:ln w="9525" cap="flat" cmpd="sng" algn="ctr">
+              <a:solidFill>
+                <a:schemeClr val="tx1">
+                  <a:lumMod val="15000"/>
+                  <a:lumOff val="85000"/>
+                </a:schemeClr>
+              </a:solidFill>
+              <a:round/>
+            </a:ln>
+            <a:effectLst/>
+          </c:spPr>
+        </c:majorGridlines>
+        <c:title>
+          <c:tx>
+            <c:rich>
+              <a:bodyPr rot="-5400000" spcFirstLastPara="1" vertOverflow="ellipsis" vert="horz" wrap="square" anchor="ctr" anchorCtr="1"/>
+              <a:lstStyle/>
+              <a:p>
+                <a:pPr>
+                  <a:defRPr sz="1000" b="0" i="0" u="none" strike="noStrike" kern="1200" baseline="0">
+                    <a:solidFill>
+                      <a:schemeClr val="tx1">
+                        <a:lumMod val="65000"/>
+                        <a:lumOff val="35000"/>
+                      </a:schemeClr>
+                    </a:solidFill>
+                    <a:latin typeface="+mn-lt"/>
+                    <a:ea typeface="+mn-ea"/>
+                    <a:cs typeface="+mn-cs"/>
+                  </a:defRPr>
+                </a:pPr>
+                <a:r>
+                  <a:rPr lang="ru-RU" sz="1000" b="0" i="0" u="none" strike="noStrike" kern="1200" baseline="0">
+                    <a:solidFill>
+                      <a:sysClr val="windowText" lastClr="000000">
+                        <a:lumMod val="65000"/>
+                        <a:lumOff val="35000"/>
+                      </a:sysClr>
+                    </a:solidFill>
+                  </a:rPr>
+                  <a:t>отношение микросекунд </a:t>
+                </a:r>
+              </a:p>
+            </c:rich>
+          </c:tx>
+          <c:layout>
+            <c:manualLayout>
+              <c:xMode val="edge"/>
+              <c:yMode val="edge"/>
+              <c:x val="2.2281295211531153E-2"/>
+              <c:y val="0.21625977772028426"/>
+            </c:manualLayout>
+          </c:layout>
+          <c:overlay val="0"/>
+          <c:spPr>
+            <a:noFill/>
+            <a:ln>
+              <a:noFill/>
+            </a:ln>
+            <a:effectLst/>
+          </c:spPr>
+          <c:txPr>
+            <a:bodyPr rot="-5400000" spcFirstLastPara="1" vertOverflow="ellipsis" vert="horz" wrap="square" anchor="ctr" anchorCtr="1"/>
+            <a:lstStyle/>
+            <a:p>
+              <a:pPr>
+                <a:defRPr sz="1000" b="0" i="0" u="none" strike="noStrike" kern="1200" baseline="0">
+                  <a:solidFill>
+                    <a:schemeClr val="tx1">
+                      <a:lumMod val="65000"/>
+                      <a:lumOff val="35000"/>
+                    </a:schemeClr>
+                  </a:solidFill>
+                  <a:latin typeface="+mn-lt"/>
+                  <a:ea typeface="+mn-ea"/>
+                  <a:cs typeface="+mn-cs"/>
+                </a:defRPr>
+              </a:pPr>
+              <a:endParaRPr lang="ru-RU"/>
+            </a:p>
+          </c:txPr>
+        </c:title>
+        <c:numFmt formatCode="General" sourceLinked="1"/>
+        <c:majorTickMark val="none"/>
+        <c:minorTickMark val="none"/>
+        <c:tickLblPos val="nextTo"/>
+        <c:spPr>
+          <a:noFill/>
+          <a:ln w="9525" cap="flat" cmpd="sng" algn="ctr">
+            <a:solidFill>
+              <a:schemeClr val="tx1">
+                <a:lumMod val="25000"/>
+                <a:lumOff val="75000"/>
+              </a:schemeClr>
+            </a:solidFill>
+            <a:round/>
+          </a:ln>
+          <a:effectLst/>
+        </c:spPr>
+        <c:txPr>
+          <a:bodyPr rot="-60000000" spcFirstLastPara="1" vertOverflow="ellipsis" vert="horz" wrap="square" anchor="ctr" anchorCtr="1"/>
+          <a:lstStyle/>
+          <a:p>
+            <a:pPr>
+              <a:defRPr sz="900" b="0" i="0" u="none" strike="noStrike" kern="1200" baseline="0">
+                <a:solidFill>
+                  <a:schemeClr val="tx1">
+                    <a:lumMod val="65000"/>
+                    <a:lumOff val="35000"/>
+                  </a:schemeClr>
+                </a:solidFill>
+                <a:latin typeface="+mn-lt"/>
+                <a:ea typeface="+mn-ea"/>
+                <a:cs typeface="+mn-cs"/>
+              </a:defRPr>
+            </a:pPr>
+            <a:endParaRPr lang="ru-RU"/>
+          </a:p>
+        </c:txPr>
+        <c:crossAx val="1591024879"/>
+        <c:crosses val="autoZero"/>
+        <c:crossBetween val="midCat"/>
+      </c:valAx>
+      <c:spPr>
+        <a:noFill/>
+        <a:ln>
+          <a:noFill/>
+        </a:ln>
+        <a:effectLst/>
+      </c:spPr>
+    </c:plotArea>
+    <c:plotVisOnly val="1"/>
+    <c:dispBlanksAs val="gap"/>
+    <c:showDLblsOverMax val="0"/>
+    <c:extLst>
+      <c:ext xmlns:c16r3="http://schemas.microsoft.com/office/drawing/2017/03/chart" uri="{56B9EC1D-385E-4148-901F-78D8002777C0}">
+        <c16r3:dataDisplayOptions16>
+          <c16r3:dispNaAsBlank val="1"/>
+        </c16r3:dataDisplayOptions16>
+      </c:ext>
+    </c:extLst>
+  </c:chart>
+  <c:spPr>
+    <a:solidFill>
+      <a:schemeClr val="bg1"/>
+    </a:solidFill>
+    <a:ln w="9525" cap="flat" cmpd="sng" algn="ctr">
+      <a:solidFill>
+        <a:schemeClr val="tx1">
+          <a:lumMod val="15000"/>
+          <a:lumOff val="85000"/>
+        </a:schemeClr>
+      </a:solidFill>
+      <a:round/>
+    </a:ln>
+    <a:effectLst/>
+  </c:spPr>
+  <c:txPr>
+    <a:bodyPr/>
+    <a:lstStyle/>
+    <a:p>
+      <a:pPr>
+        <a:defRPr/>
+      </a:pPr>
+      <a:endParaRPr lang="ru-RU"/>
+    </a:p>
+  </c:txPr>
+  <c:externalData r:id="rId3">
+    <c:autoUpdate val="0"/>
+  </c:externalData>
+</c:chartSpace>
+</file>
+
+<file path=word/charts/chart2.xml><?xml version="1.0" encoding="utf-8"?>
+<c:chartSpace xmlns:c="http://schemas.openxmlformats.org/drawingml/2006/chart" xmlns:a="http://schemas.openxmlformats.org/drawingml/2006/main" xmlns:r="http://schemas.openxmlformats.org/officeDocument/2006/relationships" xmlns:c16r2="http://schemas.microsoft.com/office/drawing/2015/06/chart">
+  <c:date1904 val="0"/>
+  <c:lang val="ru-RU"/>
+  <c:roundedCorners val="0"/>
+  <mc:AlternateContent xmlns:mc="http://schemas.openxmlformats.org/markup-compatibility/2006">
+    <mc:Choice xmlns:c14="http://schemas.microsoft.com/office/drawing/2007/8/2/chart" Requires="c14">
+      <c14:style val="102"/>
+    </mc:Choice>
+    <mc:Fallback>
+      <c:style val="2"/>
+    </mc:Fallback>
+  </mc:AlternateContent>
+  <c:chart>
+    <c:title>
+      <c:tx>
+        <c:rich>
+          <a:bodyPr rot="0" spcFirstLastPara="1" vertOverflow="ellipsis" vert="horz" wrap="square" anchor="ctr" anchorCtr="1"/>
+          <a:lstStyle/>
+          <a:p>
+            <a:pPr>
+              <a:defRPr sz="1400" b="0" i="0" u="none" strike="noStrike" kern="1200" spc="0" baseline="0">
+                <a:solidFill>
+                  <a:schemeClr val="tx1">
+                    <a:lumMod val="65000"/>
+                    <a:lumOff val="35000"/>
+                  </a:schemeClr>
+                </a:solidFill>
+                <a:latin typeface="+mn-lt"/>
+                <a:ea typeface="+mn-ea"/>
+                <a:cs typeface="+mn-cs"/>
+              </a:defRPr>
+            </a:pPr>
+            <a:r>
+              <a:rPr lang="ru-RU"/>
               <a:t>Время</a:t>
             </a:r>
             <a:r>
@@ -15830,7 +18643,7 @@
           <c:smooth val="1"/>
           <c:extLst>
             <c:ext xmlns:c16="http://schemas.microsoft.com/office/drawing/2014/chart" uri="{C3380CC4-5D6E-409C-BE32-E72D297353CC}">
-              <c16:uniqueId val="{00000000-9489-47F1-A44A-30D481ECE7F7}"/>
+              <c16:uniqueId val="{00000000-B90E-49CA-B786-84864BF0B2BD}"/>
             </c:ext>
           </c:extLst>
         </c:ser>
@@ -15989,7 +18802,7 @@
           <c:smooth val="1"/>
           <c:extLst>
             <c:ext xmlns:c16="http://schemas.microsoft.com/office/drawing/2014/chart" uri="{C3380CC4-5D6E-409C-BE32-E72D297353CC}">
-              <c16:uniqueId val="{00000001-9489-47F1-A44A-30D481ECE7F7}"/>
+              <c16:uniqueId val="{00000001-B90E-49CA-B786-84864BF0B2BD}"/>
             </c:ext>
           </c:extLst>
         </c:ser>
@@ -16027,6 +18840,78 @@
             <a:effectLst/>
           </c:spPr>
         </c:majorGridlines>
+        <c:title>
+          <c:tx>
+            <c:rich>
+              <a:bodyPr rot="0" spcFirstLastPara="1" vertOverflow="ellipsis" vert="horz" wrap="square" anchor="ctr" anchorCtr="1"/>
+              <a:lstStyle/>
+              <a:p>
+                <a:pPr algn="l">
+                  <a:defRPr sz="1000" b="0" i="0" u="none" strike="noStrike" kern="1200" baseline="0">
+                    <a:solidFill>
+                      <a:schemeClr val="tx1">
+                        <a:lumMod val="65000"/>
+                        <a:lumOff val="35000"/>
+                      </a:schemeClr>
+                    </a:solidFill>
+                    <a:latin typeface="+mn-lt"/>
+                    <a:ea typeface="+mn-ea"/>
+                    <a:cs typeface="+mn-cs"/>
+                  </a:defRPr>
+                </a:pPr>
+                <a:r>
+                  <a:rPr lang="ru-RU"/>
+                  <a:t>количество</a:t>
+                </a:r>
+                <a:r>
+                  <a:rPr lang="ru-RU" baseline="0"/>
+                  <a:t> элементов </a:t>
+                </a:r>
+                <a:r>
+                  <a:rPr lang="en-US" baseline="0"/>
+                  <a:t>N</a:t>
+                </a:r>
+                <a:endParaRPr lang="ru-RU"/>
+              </a:p>
+            </c:rich>
+          </c:tx>
+          <c:layout>
+            <c:manualLayout>
+              <c:xMode val="edge"/>
+              <c:yMode val="edge"/>
+              <c:x val="0.41014171730578464"/>
+              <c:y val="0.7882848829901109"/>
+            </c:manualLayout>
+          </c:layout>
+          <c:overlay val="0"/>
+          <c:spPr>
+            <a:noFill/>
+            <a:ln>
+              <a:noFill/>
+            </a:ln>
+            <a:effectLst/>
+          </c:spPr>
+          <c:txPr>
+            <a:bodyPr rot="0" spcFirstLastPara="1" vertOverflow="ellipsis" vert="horz" wrap="square" anchor="ctr" anchorCtr="1"/>
+            <a:lstStyle/>
+            <a:p>
+              <a:pPr algn="l">
+                <a:defRPr sz="1000" b="0" i="0" u="none" strike="noStrike" kern="1200" baseline="0">
+                  <a:solidFill>
+                    <a:schemeClr val="tx1">
+                      <a:lumMod val="65000"/>
+                      <a:lumOff val="35000"/>
+                    </a:schemeClr>
+                  </a:solidFill>
+                  <a:latin typeface="+mn-lt"/>
+                  <a:ea typeface="+mn-ea"/>
+                  <a:cs typeface="+mn-cs"/>
+                </a:defRPr>
+              </a:pPr>
+              <a:endParaRPr lang="ru-RU"/>
+            </a:p>
+          </c:txPr>
+        </c:title>
         <c:numFmt formatCode="General" sourceLinked="1"/>
         <c:majorTickMark val="none"/>
         <c:minorTickMark val="none"/>
@@ -16091,6 +18976,62 @@
             <a:effectLst/>
           </c:spPr>
         </c:majorGridlines>
+        <c:title>
+          <c:tx>
+            <c:rich>
+              <a:bodyPr rot="-5400000" spcFirstLastPara="1" vertOverflow="ellipsis" vert="horz" wrap="square" anchor="ctr" anchorCtr="1"/>
+              <a:lstStyle/>
+              <a:p>
+                <a:pPr>
+                  <a:defRPr sz="1000" b="0" i="0" u="none" strike="noStrike" kern="1200" baseline="0">
+                    <a:solidFill>
+                      <a:schemeClr val="tx1">
+                        <a:lumMod val="65000"/>
+                        <a:lumOff val="35000"/>
+                      </a:schemeClr>
+                    </a:solidFill>
+                    <a:latin typeface="+mn-lt"/>
+                    <a:ea typeface="+mn-ea"/>
+                    <a:cs typeface="+mn-cs"/>
+                  </a:defRPr>
+                </a:pPr>
+                <a:r>
+                  <a:rPr lang="ru-RU" sz="1000" b="0" i="0" u="none" strike="noStrike" baseline="0"/>
+                  <a:t>микросекунды </a:t>
+                </a:r>
+                <a:endParaRPr lang="ru-RU"/>
+              </a:p>
+            </c:rich>
+          </c:tx>
+          <c:overlay val="0"/>
+          <c:spPr>
+            <a:noFill/>
+            <a:ln>
+              <a:noFill/>
+            </a:ln>
+            <a:effectLst/>
+          </c:spPr>
+          <c:txPr>
+            <a:bodyPr rot="-5400000" spcFirstLastPara="1" vertOverflow="ellipsis" vert="horz" wrap="square" anchor="ctr" anchorCtr="1"/>
+            <a:lstStyle/>
+            <a:p>
+              <a:pPr>
+                <a:defRPr sz="1000" b="0" i="0" u="none" strike="noStrike" kern="1200" baseline="0">
+                  <a:solidFill>
+                    <a:schemeClr val="tx1">
+                      <a:lumMod val="65000"/>
+                      <a:lumOff val="35000"/>
+                    </a:schemeClr>
+                  </a:solidFill>
+                  <a:latin typeface="+mn-lt"/>
+                  <a:ea typeface="+mn-ea"/>
+                  <a:cs typeface="+mn-cs"/>
+                </a:defRPr>
+              </a:pPr>
+              <a:endParaRPr lang="ru-RU"/>
+            </a:p>
+          </c:txPr>
+        </c:title>
         <c:numFmt formatCode="General" sourceLinked="1"/>
         <c:majorTickMark val="none"/>
         <c:minorTickMark val="none"/>
@@ -16171,429 +19112,6 @@
         </a:p>
       </c:txPr>
     </c:legend>
-    <c:plotVisOnly val="1"/>
-    <c:dispBlanksAs val="gap"/>
-    <c:showDLblsOverMax val="0"/>
-    <c:extLst>
-      <c:ext xmlns:c16r3="http://schemas.microsoft.com/office/drawing/2017/03/chart" uri="{56B9EC1D-385E-4148-901F-78D8002777C0}">
-        <c16r3:dataDisplayOptions16>
-          <c16r3:dispNaAsBlank val="1"/>
-        </c16r3:dataDisplayOptions16>
-      </c:ext>
-    </c:extLst>
-  </c:chart>
-  <c:spPr>
-    <a:solidFill>
-      <a:schemeClr val="bg1"/>
-    </a:solidFill>
-    <a:ln w="9525" cap="flat" cmpd="sng" algn="ctr">
-      <a:solidFill>
-        <a:schemeClr val="tx1">
-          <a:lumMod val="15000"/>
-          <a:lumOff val="85000"/>
-        </a:schemeClr>
-      </a:solidFill>
-      <a:round/>
-    </a:ln>
-    <a:effectLst/>
-  </c:spPr>
-  <c:txPr>
-    <a:bodyPr/>
-    <a:lstStyle/>
-    <a:p>
-      <a:pPr>
-        <a:defRPr/>
-      </a:pPr>
-      <a:endParaRPr lang="ru-RU"/>
-    </a:p>
-  </c:txPr>
-  <c:externalData r:id="rId3">
-    <c:autoUpdate val="0"/>
-  </c:externalData>
-</c:chartSpace>
-</file>
-
-<file path=word/charts/chart2.xml><?xml version="1.0" encoding="utf-8"?>
-<c:chartSpace xmlns:c="http://schemas.openxmlformats.org/drawingml/2006/chart" xmlns:a="http://schemas.openxmlformats.org/drawingml/2006/main" xmlns:r="http://schemas.openxmlformats.org/officeDocument/2006/relationships" xmlns:c16r2="http://schemas.microsoft.com/office/drawing/2015/06/chart">
-  <c:date1904 val="0"/>
-  <c:lang val="ru-RU"/>
-  <c:roundedCorners val="0"/>
-  <mc:AlternateContent xmlns:mc="http://schemas.openxmlformats.org/markup-compatibility/2006">
-    <mc:Choice xmlns:c14="http://schemas.microsoft.com/office/drawing/2007/8/2/chart" Requires="c14">
-      <c14:style val="102"/>
-    </mc:Choice>
-    <mc:Fallback>
-      <c:style val="2"/>
-    </mc:Fallback>
-  </mc:AlternateContent>
-  <c:chart>
-    <c:title>
-      <c:tx>
-        <c:rich>
-          <a:bodyPr rot="0" spcFirstLastPara="1" vertOverflow="ellipsis" vert="horz" wrap="square" anchor="ctr" anchorCtr="1"/>
-          <a:lstStyle/>
-          <a:p>
-            <a:pPr>
-              <a:defRPr sz="1400" b="0" i="0" u="none" strike="noStrike" kern="1200" spc="0" baseline="0">
-                <a:solidFill>
-                  <a:schemeClr val="tx1">
-                    <a:lumMod val="65000"/>
-                    <a:lumOff val="35000"/>
-                  </a:schemeClr>
-                </a:solidFill>
-                <a:latin typeface="+mn-lt"/>
-                <a:ea typeface="+mn-ea"/>
-                <a:cs typeface="+mn-cs"/>
-              </a:defRPr>
-            </a:pPr>
-            <a:r>
-              <a:rPr lang="ru-RU"/>
-              <a:t>Отношение времени сортировок</a:t>
-            </a:r>
-          </a:p>
-        </c:rich>
-      </c:tx>
-      <c:overlay val="0"/>
-      <c:spPr>
-        <a:noFill/>
-        <a:ln>
-          <a:noFill/>
-        </a:ln>
-        <a:effectLst/>
-      </c:spPr>
-      <c:txPr>
-        <a:bodyPr rot="0" spcFirstLastPara="1" vertOverflow="ellipsis" vert="horz" wrap="square" anchor="ctr" anchorCtr="1"/>
-        <a:lstStyle/>
-        <a:p>
-          <a:pPr>
-            <a:defRPr sz="1400" b="0" i="0" u="none" strike="noStrike" kern="1200" spc="0" baseline="0">
-              <a:solidFill>
-                <a:schemeClr val="tx1">
-                  <a:lumMod val="65000"/>
-                  <a:lumOff val="35000"/>
-                </a:schemeClr>
-              </a:solidFill>
-              <a:latin typeface="+mn-lt"/>
-              <a:ea typeface="+mn-ea"/>
-              <a:cs typeface="+mn-cs"/>
-            </a:defRPr>
-          </a:pPr>
-          <a:endParaRPr lang="ru-RU"/>
-        </a:p>
-      </c:txPr>
-    </c:title>
-    <c:autoTitleDeleted val="0"/>
-    <c:plotArea>
-      <c:layout/>
-      <c:scatterChart>
-        <c:scatterStyle val="smoothMarker"/>
-        <c:varyColors val="0"/>
-        <c:ser>
-          <c:idx val="0"/>
-          <c:order val="0"/>
-          <c:tx>
-            <c:strRef>
-              <c:f>Sheet1!$K$66</c:f>
-              <c:strCache>
-                <c:ptCount val="1"/>
-                <c:pt idx="0">
-                  <c:v>Разница</c:v>
-                </c:pt>
-              </c:strCache>
-            </c:strRef>
-          </c:tx>
-          <c:spPr>
-            <a:ln w="19050" cap="rnd">
-              <a:solidFill>
-                <a:schemeClr val="accent1"/>
-              </a:solidFill>
-              <a:round/>
-            </a:ln>
-            <a:effectLst/>
-          </c:spPr>
-          <c:marker>
-            <c:symbol val="circle"/>
-            <c:size val="5"/>
-            <c:spPr>
-              <a:solidFill>
-                <a:schemeClr val="accent1"/>
-              </a:solidFill>
-              <a:ln w="9525">
-                <a:solidFill>
-                  <a:schemeClr val="accent1"/>
-                </a:solidFill>
-              </a:ln>
-              <a:effectLst/>
-            </c:spPr>
-          </c:marker>
-          <c:xVal>
-            <c:numRef>
-              <c:f>Sheet1!$J$67:$J$82</c:f>
-              <c:numCache>
-                <c:formatCode>General</c:formatCode>
-                <c:ptCount val="16"/>
-                <c:pt idx="0">
-                  <c:v>2</c:v>
-                </c:pt>
-                <c:pt idx="1">
-                  <c:v>4</c:v>
-                </c:pt>
-                <c:pt idx="2">
-                  <c:v>8</c:v>
-                </c:pt>
-                <c:pt idx="3">
-                  <c:v>16</c:v>
-                </c:pt>
-                <c:pt idx="4">
-                  <c:v>32</c:v>
-                </c:pt>
-                <c:pt idx="5">
-                  <c:v>64</c:v>
-                </c:pt>
-                <c:pt idx="6">
-                  <c:v>128</c:v>
-                </c:pt>
-                <c:pt idx="7">
-                  <c:v>256</c:v>
-                </c:pt>
-                <c:pt idx="8">
-                  <c:v>512</c:v>
-                </c:pt>
-                <c:pt idx="9">
-                  <c:v>1024</c:v>
-                </c:pt>
-                <c:pt idx="10">
-                  <c:v>2048</c:v>
-                </c:pt>
-                <c:pt idx="11">
-                  <c:v>4096</c:v>
-                </c:pt>
-                <c:pt idx="12">
-                  <c:v>8192</c:v>
-                </c:pt>
-                <c:pt idx="13">
-                  <c:v>16384</c:v>
-                </c:pt>
-                <c:pt idx="14">
-                  <c:v>32768</c:v>
-                </c:pt>
-                <c:pt idx="15">
-                  <c:v>65536</c:v>
-                </c:pt>
-              </c:numCache>
-            </c:numRef>
-          </c:xVal>
-          <c:yVal>
-            <c:numRef>
-              <c:f>Sheet1!$K$67:$K$82</c:f>
-              <c:numCache>
-                <c:formatCode>General</c:formatCode>
-                <c:ptCount val="16"/>
-                <c:pt idx="0">
-                  <c:v>2</c:v>
-                </c:pt>
-                <c:pt idx="1">
-                  <c:v>0.5</c:v>
-                </c:pt>
-                <c:pt idx="2">
-                  <c:v>1</c:v>
-                </c:pt>
-                <c:pt idx="3">
-                  <c:v>0.8</c:v>
-                </c:pt>
-                <c:pt idx="4">
-                  <c:v>0.66666666666666663</c:v>
-                </c:pt>
-                <c:pt idx="5">
-                  <c:v>1.08</c:v>
-                </c:pt>
-                <c:pt idx="6">
-                  <c:v>20.742857142857144</c:v>
-                </c:pt>
-                <c:pt idx="7">
-                  <c:v>3.574074074074074</c:v>
-                </c:pt>
-                <c:pt idx="8">
-                  <c:v>4.8659793814432986</c:v>
-                </c:pt>
-                <c:pt idx="9">
-                  <c:v>9.4648117839607195</c:v>
-                </c:pt>
-                <c:pt idx="10">
-                  <c:v>16.558108108108108</c:v>
-                </c:pt>
-                <c:pt idx="11">
-                  <c:v>31.161413562559694</c:v>
-                </c:pt>
-                <c:pt idx="12">
-                  <c:v>52.279180030679122</c:v>
-                </c:pt>
-                <c:pt idx="13">
-                  <c:v>98.636850106415324</c:v>
-                </c:pt>
-                <c:pt idx="14">
-                  <c:v>166.20630849081184</c:v>
-                </c:pt>
-                <c:pt idx="15">
-                  <c:v>251.76983750131899</c:v>
-                </c:pt>
-              </c:numCache>
-            </c:numRef>
-          </c:yVal>
-          <c:smooth val="1"/>
-          <c:extLst>
-            <c:ext xmlns:c16="http://schemas.microsoft.com/office/drawing/2014/chart" uri="{C3380CC4-5D6E-409C-BE32-E72D297353CC}">
-              <c16:uniqueId val="{00000000-F71C-4B4A-B33C-BFC334F5EACC}"/>
-            </c:ext>
-          </c:extLst>
-        </c:ser>
-        <c:dLbls>
-          <c:showLegendKey val="0"/>
-          <c:showVal val="0"/>
-          <c:showCatName val="0"/>
-          <c:showSerName val="0"/>
-          <c:showPercent val="0"/>
-          <c:showBubbleSize val="0"/>
-        </c:dLbls>
-        <c:axId val="1591024879"/>
-        <c:axId val="1591021999"/>
-      </c:scatterChart>
-      <c:valAx>
-        <c:axId val="1591024879"/>
-        <c:scaling>
-          <c:logBase val="2"/>
-          <c:orientation val="minMax"/>
-          <c:min val="2"/>
-        </c:scaling>
-        <c:delete val="0"/>
-        <c:axPos val="b"/>
-        <c:majorGridlines>
-          <c:spPr>
-            <a:ln w="9525" cap="flat" cmpd="sng" algn="ctr">
-              <a:solidFill>
-                <a:schemeClr val="tx1">
-                  <a:lumMod val="15000"/>
-                  <a:lumOff val="85000"/>
-                </a:schemeClr>
-              </a:solidFill>
-              <a:round/>
-            </a:ln>
-            <a:effectLst/>
-          </c:spPr>
-        </c:majorGridlines>
-        <c:numFmt formatCode="General" sourceLinked="1"/>
-        <c:majorTickMark val="none"/>
-        <c:minorTickMark val="none"/>
-        <c:tickLblPos val="nextTo"/>
-        <c:spPr>
-          <a:noFill/>
-          <a:ln w="9525" cap="flat" cmpd="sng" algn="ctr">
-            <a:solidFill>
-              <a:schemeClr val="tx1">
-                <a:lumMod val="25000"/>
-                <a:lumOff val="75000"/>
-              </a:schemeClr>
-            </a:solidFill>
-            <a:round/>
-          </a:ln>
-          <a:effectLst/>
-        </c:spPr>
-        <c:txPr>
-          <a:bodyPr rot="-60000000" spcFirstLastPara="1" vertOverflow="ellipsis" vert="horz" wrap="square" anchor="ctr" anchorCtr="1"/>
-          <a:lstStyle/>
-          <a:p>
-            <a:pPr>
-              <a:defRPr sz="900" b="0" i="0" u="none" strike="noStrike" kern="1200" baseline="0">
-                <a:solidFill>
-                  <a:schemeClr val="tx1">
-                    <a:lumMod val="65000"/>
-                    <a:lumOff val="35000"/>
-                  </a:schemeClr>
-                </a:solidFill>
-                <a:latin typeface="+mn-lt"/>
-                <a:ea typeface="+mn-ea"/>
-                <a:cs typeface="+mn-cs"/>
-              </a:defRPr>
-            </a:pPr>
-            <a:endParaRPr lang="ru-RU"/>
-          </a:p>
-        </c:txPr>
-        <c:crossAx val="1591021999"/>
-        <c:crosses val="autoZero"/>
-        <c:crossBetween val="midCat"/>
-        <c:majorUnit val="2"/>
-      </c:valAx>
-      <c:valAx>
-        <c:axId val="1591021999"/>
-        <c:scaling>
-          <c:logBase val="10"/>
-          <c:orientation val="minMax"/>
-        </c:scaling>
-        <c:delete val="0"/>
-        <c:axPos val="l"/>
-        <c:majorGridlines>
-          <c:spPr>
-            <a:ln w="9525" cap="flat" cmpd="sng" algn="ctr">
-              <a:solidFill>
-                <a:schemeClr val="tx1">
-                  <a:lumMod val="15000"/>
-                  <a:lumOff val="85000"/>
-                </a:schemeClr>
-              </a:solidFill>
-              <a:round/>
-            </a:ln>
-            <a:effectLst/>
-          </c:spPr>
-        </c:majorGridlines>
-        <c:numFmt formatCode="General" sourceLinked="1"/>
-        <c:majorTickMark val="none"/>
-        <c:minorTickMark val="none"/>
-        <c:tickLblPos val="nextTo"/>
-        <c:spPr>
-          <a:noFill/>
-          <a:ln w="9525" cap="flat" cmpd="sng" algn="ctr">
-            <a:solidFill>
-              <a:schemeClr val="tx1">
-                <a:lumMod val="25000"/>
-                <a:lumOff val="75000"/>
-              </a:schemeClr>
-            </a:solidFill>
-            <a:round/>
-          </a:ln>
-          <a:effectLst/>
-        </c:spPr>
-        <c:txPr>
-          <a:bodyPr rot="-60000000" spcFirstLastPara="1" vertOverflow="ellipsis" vert="horz" wrap="square" anchor="ctr" anchorCtr="1"/>
-          <a:lstStyle/>
-          <a:p>
-            <a:pPr>
-              <a:defRPr sz="900" b="0" i="0" u="none" strike="noStrike" kern="1200" baseline="0">
-                <a:solidFill>
-                  <a:schemeClr val="tx1">
-                    <a:lumMod val="65000"/>
-                    <a:lumOff val="35000"/>
-                  </a:schemeClr>
-                </a:solidFill>
-                <a:latin typeface="+mn-lt"/>
-                <a:ea typeface="+mn-ea"/>
-                <a:cs typeface="+mn-cs"/>
-              </a:defRPr>
-            </a:pPr>
-            <a:endParaRPr lang="ru-RU"/>
-          </a:p>
-        </c:txPr>
-        <c:crossAx val="1591024879"/>
-        <c:crosses val="autoZero"/>
-        <c:crossBetween val="midCat"/>
-      </c:valAx>
-      <c:spPr>
-        <a:noFill/>
-        <a:ln>
-          <a:noFill/>
-        </a:ln>
-        <a:effectLst/>
-      </c:spPr>
-    </c:plotArea>
     <c:plotVisOnly val="1"/>
     <c:dispBlanksAs val="gap"/>
     <c:showDLblsOverMax val="0"/>

--- a/Lab2/Documentation.docx
+++ b/Lab2/Documentation.docx
@@ -366,6 +366,7 @@
               <w:rPr>
                 <w:sz w:val="28"/>
                 <w:szCs w:val="28"/>
+                <w:lang w:val="en-US"/>
               </w:rPr>
             </w:pPr>
             <w:r>
@@ -387,7 +388,15 @@
                 <w:sz w:val="28"/>
                 <w:szCs w:val="28"/>
               </w:rPr>
-              <w:t>.1</w:t>
+              <w:t>.</w:t>
+            </w:r>
+            <w:r>
+              <w:rPr>
+                <w:sz w:val="28"/>
+                <w:szCs w:val="28"/>
+                <w:lang w:val="en-US"/>
+              </w:rPr>
+              <w:t>2</w:t>
             </w:r>
           </w:p>
           <w:p>
@@ -977,7 +986,6 @@
               </w:rPr>
               <w:t xml:space="preserve">А. А. </w:t>
             </w:r>
-            <w:proofErr w:type="spellStart"/>
             <w:r>
               <w:rPr>
                 <w:sz w:val="28"/>
@@ -985,7 +993,6 @@
               </w:rPr>
               <w:t>Шулятьев</w:t>
             </w:r>
-            <w:proofErr w:type="spellEnd"/>
           </w:p>
         </w:tc>
       </w:tr>
@@ -2000,27 +2007,7 @@
           <w:sz w:val="28"/>
           <w:szCs w:val="28"/>
         </w:rPr>
-        <w:t>Сортировка вставками (</w:t>
-      </w:r>
-      <w:proofErr w:type="spellStart"/>
-      <w:r>
-        <w:rPr>
-          <w:b/>
-          <w:bCs/>
-          <w:sz w:val="28"/>
-          <w:szCs w:val="28"/>
-        </w:rPr>
-        <w:t>InsertionSort</w:t>
-      </w:r>
-      <w:proofErr w:type="spellEnd"/>
-      <w:r>
-        <w:rPr>
-          <w:b/>
-          <w:bCs/>
-          <w:sz w:val="28"/>
-          <w:szCs w:val="28"/>
-        </w:rPr>
-        <w:t>)</w:t>
+        <w:t>Сортировка вставками (InsertionSort)</w:t>
       </w:r>
     </w:p>
     <w:p>
@@ -2030,7 +2017,6 @@
           <w:bCs/>
           <w:sz w:val="28"/>
           <w:szCs w:val="28"/>
-          <w:lang w:val="en-US"/>
         </w:rPr>
       </w:pPr>
       <w:r>
@@ -2065,7 +2051,6 @@
           <w:bCs/>
           <w:sz w:val="28"/>
           <w:szCs w:val="28"/>
-          <w:lang w:val="en-US"/>
         </w:rPr>
       </w:pPr>
       <w:r>
@@ -2081,7 +2066,6 @@
           <w:bCs/>
           <w:sz w:val="28"/>
           <w:szCs w:val="28"/>
-          <w:lang w:val="en-US"/>
         </w:rPr>
         <w:t>:</w:t>
       </w:r>
@@ -2093,7 +2077,6 @@
           <w:bCs/>
           <w:sz w:val="28"/>
           <w:szCs w:val="28"/>
-          <w:lang w:val="en-US"/>
         </w:rPr>
       </w:pPr>
       <w:r>
@@ -2117,12 +2100,9 @@
           <w:bCs/>
           <w:sz w:val="28"/>
           <w:szCs w:val="28"/>
-          <w:lang w:val="en-US"/>
         </w:rPr>
         <w:t xml:space="preserve"> </w:t>
       </w:r>
-      <w:proofErr w:type="spellStart"/>
-      <w:proofErr w:type="gramStart"/>
       <w:r>
         <w:rPr>
           <w:bCs/>
@@ -2132,17 +2112,14 @@
         </w:rPr>
         <w:t>InsertionSort</w:t>
       </w:r>
-      <w:proofErr w:type="spellEnd"/>
-      <w:r>
-        <w:rPr>
-          <w:bCs/>
-          <w:sz w:val="28"/>
-          <w:szCs w:val="28"/>
-          <w:lang w:val="en-US"/>
+      <w:r>
+        <w:rPr>
+          <w:bCs/>
+          <w:sz w:val="28"/>
+          <w:szCs w:val="28"/>
         </w:rPr>
         <w:t>(</w:t>
       </w:r>
-      <w:proofErr w:type="gramEnd"/>
       <w:r>
         <w:rPr>
           <w:bCs/>
@@ -2164,9 +2141,25 @@
           <w:bCs/>
           <w:sz w:val="28"/>
           <w:szCs w:val="28"/>
-          <w:lang w:val="en-US"/>
-        </w:rPr>
-        <w:t xml:space="preserve"> A)</w:t>
+        </w:rPr>
+        <w:t xml:space="preserve"> </w:t>
+      </w:r>
+      <w:r>
+        <w:rPr>
+          <w:bCs/>
+          <w:sz w:val="28"/>
+          <w:szCs w:val="28"/>
+          <w:lang w:val="en-US"/>
+        </w:rPr>
+        <w:t>A</w:t>
+      </w:r>
+      <w:r>
+        <w:rPr>
+          <w:bCs/>
+          <w:sz w:val="28"/>
+          <w:szCs w:val="28"/>
+        </w:rPr>
+        <w:t>)</w:t>
       </w:r>
     </w:p>
     <w:p>
@@ -2183,7 +2176,6 @@
           <w:bCs/>
           <w:sz w:val="28"/>
           <w:szCs w:val="28"/>
-          <w:lang w:val="en-US"/>
         </w:rPr>
         <w:t xml:space="preserve">    </w:t>
       </w:r>
@@ -2293,27 +2285,7 @@
           <w:szCs w:val="28"/>
           <w:lang w:val="en-US"/>
         </w:rPr>
-        <w:t xml:space="preserve"> = A[</w:t>
-      </w:r>
-      <w:proofErr w:type="spellStart"/>
-      <w:r>
-        <w:rPr>
-          <w:bCs/>
-          <w:sz w:val="28"/>
-          <w:szCs w:val="28"/>
-          <w:lang w:val="en-US"/>
-        </w:rPr>
-        <w:t>i</w:t>
-      </w:r>
-      <w:proofErr w:type="spellEnd"/>
-      <w:r>
-        <w:rPr>
-          <w:bCs/>
-          <w:sz w:val="28"/>
-          <w:szCs w:val="28"/>
-          <w:lang w:val="en-US"/>
-        </w:rPr>
-        <w:t>]</w:t>
+        <w:t xml:space="preserve"> = A[i]</w:t>
       </w:r>
     </w:p>
     <w:p>
@@ -2389,7 +2361,6 @@
         </w:rPr>
         <w:t xml:space="preserve">ока </w:t>
       </w:r>
-      <w:proofErr w:type="gramStart"/>
       <w:r>
         <w:rPr>
           <w:bCs/>
@@ -2405,16 +2376,7 @@
           <w:sz w:val="28"/>
           <w:szCs w:val="28"/>
         </w:rPr>
-        <w:t xml:space="preserve"> &gt;</w:t>
-      </w:r>
-      <w:proofErr w:type="gramEnd"/>
-      <w:r>
-        <w:rPr>
-          <w:bCs/>
-          <w:sz w:val="28"/>
-          <w:szCs w:val="28"/>
-        </w:rPr>
-        <w:t xml:space="preserve">= 0 </w:t>
+        <w:t xml:space="preserve"> &gt;= 0 </w:t>
       </w:r>
       <w:r>
         <w:rPr>
@@ -2458,23 +2420,13 @@
         </w:rPr>
         <w:t>j</w:t>
       </w:r>
-      <w:proofErr w:type="gramStart"/>
-      <w:r>
-        <w:rPr>
-          <w:bCs/>
-          <w:sz w:val="28"/>
-          <w:szCs w:val="28"/>
-        </w:rPr>
-        <w:t>] &gt;</w:t>
-      </w:r>
-      <w:proofErr w:type="gramEnd"/>
-      <w:r>
-        <w:rPr>
-          <w:bCs/>
-          <w:sz w:val="28"/>
-          <w:szCs w:val="28"/>
-        </w:rPr>
-        <w:t xml:space="preserve"> </w:t>
+      <w:r>
+        <w:rPr>
+          <w:bCs/>
+          <w:sz w:val="28"/>
+          <w:szCs w:val="28"/>
+        </w:rPr>
+        <w:t xml:space="preserve">] &gt; </w:t>
       </w:r>
       <w:r>
         <w:rPr>
@@ -2500,7 +2452,6 @@
           <w:bCs/>
           <w:sz w:val="28"/>
           <w:szCs w:val="28"/>
-          <w:lang w:val="en-US"/>
         </w:rPr>
       </w:pPr>
       <w:r>
@@ -2511,25 +2462,73 @@
         </w:rPr>
         <w:t xml:space="preserve">            </w:t>
       </w:r>
-      <w:proofErr w:type="gramStart"/>
-      <w:r>
-        <w:rPr>
-          <w:bCs/>
-          <w:sz w:val="28"/>
-          <w:szCs w:val="28"/>
-          <w:lang w:val="en-US"/>
-        </w:rPr>
-        <w:t>A[</w:t>
-      </w:r>
-      <w:proofErr w:type="gramEnd"/>
-      <w:r>
-        <w:rPr>
-          <w:bCs/>
-          <w:sz w:val="28"/>
-          <w:szCs w:val="28"/>
-          <w:lang w:val="en-US"/>
-        </w:rPr>
-        <w:t>j + 1] = A[j]</w:t>
+      <w:r>
+        <w:rPr>
+          <w:bCs/>
+          <w:sz w:val="28"/>
+          <w:szCs w:val="28"/>
+          <w:lang w:val="en-US"/>
+        </w:rPr>
+        <w:t>A</w:t>
+      </w:r>
+      <w:r>
+        <w:rPr>
+          <w:bCs/>
+          <w:sz w:val="28"/>
+          <w:szCs w:val="28"/>
+        </w:rPr>
+        <w:t>[</w:t>
+      </w:r>
+      <w:r>
+        <w:rPr>
+          <w:bCs/>
+          <w:sz w:val="28"/>
+          <w:szCs w:val="28"/>
+          <w:lang w:val="en-US"/>
+        </w:rPr>
+        <w:t>j</w:t>
+      </w:r>
+      <w:r>
+        <w:rPr>
+          <w:bCs/>
+          <w:sz w:val="28"/>
+          <w:szCs w:val="28"/>
+        </w:rPr>
+        <w:t xml:space="preserve"> + 1] = </w:t>
+      </w:r>
+      <w:r>
+        <w:rPr>
+          <w:bCs/>
+          <w:sz w:val="28"/>
+          <w:szCs w:val="28"/>
+          <w:lang w:val="en-US"/>
+        </w:rPr>
+        <w:t>A</w:t>
+      </w:r>
+      <w:r>
+        <w:rPr>
+          <w:bCs/>
+          <w:sz w:val="28"/>
+          <w:szCs w:val="28"/>
+        </w:rPr>
+        <w:t>[</w:t>
+      </w:r>
+      <w:r>
+        <w:rPr>
+          <w:bCs/>
+          <w:sz w:val="28"/>
+          <w:szCs w:val="28"/>
+          <w:lang w:val="en-US"/>
+        </w:rPr>
+        <w:t>j</w:t>
+      </w:r>
+      <w:r>
+        <w:rPr>
+          <w:bCs/>
+          <w:sz w:val="28"/>
+          <w:szCs w:val="28"/>
+        </w:rPr>
+        <w:t>]</w:t>
       </w:r>
     </w:p>
     <w:p>
@@ -2539,17 +2538,49 @@
           <w:bCs/>
           <w:sz w:val="28"/>
           <w:szCs w:val="28"/>
-          <w:lang w:val="en-US"/>
-        </w:rPr>
-      </w:pPr>
-      <w:r>
-        <w:rPr>
-          <w:bCs/>
-          <w:sz w:val="28"/>
-          <w:szCs w:val="28"/>
-          <w:lang w:val="en-US"/>
-        </w:rPr>
-        <w:t xml:space="preserve">            j = j - 1</w:t>
+        </w:rPr>
+      </w:pPr>
+      <w:r>
+        <w:rPr>
+          <w:bCs/>
+          <w:sz w:val="28"/>
+          <w:szCs w:val="28"/>
+        </w:rPr>
+        <w:t xml:space="preserve">            </w:t>
+      </w:r>
+      <w:r>
+        <w:rPr>
+          <w:bCs/>
+          <w:sz w:val="28"/>
+          <w:szCs w:val="28"/>
+          <w:lang w:val="en-US"/>
+        </w:rPr>
+        <w:t>j</w:t>
+      </w:r>
+      <w:r>
+        <w:rPr>
+          <w:bCs/>
+          <w:sz w:val="28"/>
+          <w:szCs w:val="28"/>
+        </w:rPr>
+        <w:t xml:space="preserve"> = </w:t>
+      </w:r>
+      <w:r>
+        <w:rPr>
+          <w:bCs/>
+          <w:sz w:val="28"/>
+          <w:szCs w:val="28"/>
+          <w:lang w:val="en-US"/>
+        </w:rPr>
+        <w:t>j</w:t>
+      </w:r>
+      <w:r>
+        <w:rPr>
+          <w:bCs/>
+          <w:sz w:val="28"/>
+          <w:szCs w:val="28"/>
+        </w:rPr>
+        <w:t xml:space="preserve"> - 1</w:t>
       </w:r>
     </w:p>
     <w:p>
@@ -2637,7 +2668,6 @@
         </w:rPr>
         <w:t xml:space="preserve">        </w:t>
       </w:r>
-      <w:proofErr w:type="gramStart"/>
       <w:r>
         <w:rPr>
           <w:bCs/>
@@ -2655,7 +2685,6 @@
         </w:rPr>
         <w:t>[</w:t>
       </w:r>
-      <w:proofErr w:type="gramEnd"/>
       <w:r>
         <w:rPr>
           <w:bCs/>
@@ -2762,7 +2791,6 @@
           <w:bCs/>
           <w:sz w:val="28"/>
           <w:szCs w:val="28"/>
-          <w:lang w:val="en-US"/>
         </w:rPr>
         <w:t xml:space="preserve"> </w:t>
       </w:r>
@@ -2820,27 +2848,7 @@
           <w:sz w:val="28"/>
           <w:szCs w:val="28"/>
         </w:rPr>
-        <w:t>Естественная сортировка слиянием (</w:t>
-      </w:r>
-      <w:proofErr w:type="spellStart"/>
-      <w:r>
-        <w:rPr>
-          <w:b/>
-          <w:bCs/>
-          <w:sz w:val="28"/>
-          <w:szCs w:val="28"/>
-        </w:rPr>
-        <w:t>NaturalMergeSort</w:t>
-      </w:r>
-      <w:proofErr w:type="spellEnd"/>
-      <w:r>
-        <w:rPr>
-          <w:b/>
-          <w:bCs/>
-          <w:sz w:val="28"/>
-          <w:szCs w:val="28"/>
-        </w:rPr>
-        <w:t>)</w:t>
+        <w:t>Естественная сортировка слиянием (NaturalMergeSort)</w:t>
       </w:r>
     </w:p>
     <w:p>
@@ -2926,7 +2934,6 @@
           <w:bCs/>
           <w:sz w:val="28"/>
           <w:szCs w:val="28"/>
-          <w:lang w:val="en-US"/>
         </w:rPr>
       </w:pPr>
     </w:p>
@@ -2937,7 +2944,6 @@
           <w:bCs/>
           <w:sz w:val="28"/>
           <w:szCs w:val="28"/>
-          <w:lang w:val="en-US"/>
         </w:rPr>
       </w:pPr>
     </w:p>
@@ -2958,7 +2964,6 @@
           <w:bCs/>
           <w:sz w:val="28"/>
           <w:szCs w:val="28"/>
-          <w:lang w:val="en-US"/>
         </w:rPr>
       </w:pPr>
       <w:r>
@@ -2975,7 +2980,6 @@
           <w:bCs/>
           <w:sz w:val="28"/>
           <w:szCs w:val="28"/>
-          <w:lang w:val="en-US"/>
         </w:rPr>
         <w:t>:</w:t>
       </w:r>
@@ -2995,35 +2999,7 @@
           <w:sz w:val="28"/>
           <w:szCs w:val="28"/>
         </w:rPr>
-        <w:t xml:space="preserve">функция </w:t>
-      </w:r>
-      <w:proofErr w:type="spellStart"/>
-      <w:proofErr w:type="gramStart"/>
-      <w:r>
-        <w:rPr>
-          <w:bCs/>
-          <w:sz w:val="28"/>
-          <w:szCs w:val="28"/>
-        </w:rPr>
-        <w:t>naturalMergeSort</w:t>
-      </w:r>
-      <w:proofErr w:type="spellEnd"/>
-      <w:r>
-        <w:rPr>
-          <w:bCs/>
-          <w:sz w:val="28"/>
-          <w:szCs w:val="28"/>
-        </w:rPr>
-        <w:t>(</w:t>
-      </w:r>
-      <w:proofErr w:type="gramEnd"/>
-      <w:r>
-        <w:rPr>
-          <w:bCs/>
-          <w:sz w:val="28"/>
-          <w:szCs w:val="28"/>
-        </w:rPr>
-        <w:t>массив a)</w:t>
+        <w:t>функция naturalMergeSort(массив a)</w:t>
       </w:r>
     </w:p>
     <w:p>
@@ -3131,25 +3107,7 @@
           <w:sz w:val="28"/>
           <w:szCs w:val="28"/>
         </w:rPr>
-        <w:t xml:space="preserve">        пробеги = </w:t>
-      </w:r>
-      <w:proofErr w:type="spellStart"/>
-      <w:r>
-        <w:rPr>
-          <w:bCs/>
-          <w:sz w:val="28"/>
-          <w:szCs w:val="28"/>
-        </w:rPr>
-        <w:t>найтиПробеги</w:t>
-      </w:r>
-      <w:proofErr w:type="spellEnd"/>
-      <w:r>
-        <w:rPr>
-          <w:bCs/>
-          <w:sz w:val="28"/>
-          <w:szCs w:val="28"/>
-        </w:rPr>
-        <w:t>(a)</w:t>
+        <w:t xml:space="preserve">        пробеги = найтиПробеги(a)</w:t>
       </w:r>
     </w:p>
     <w:p>
@@ -3167,25 +3125,7 @@
           <w:sz w:val="28"/>
           <w:szCs w:val="28"/>
         </w:rPr>
-        <w:t xml:space="preserve">        </w:t>
-      </w:r>
-      <w:proofErr w:type="spellStart"/>
-      <w:r>
-        <w:rPr>
-          <w:bCs/>
-          <w:sz w:val="28"/>
-          <w:szCs w:val="28"/>
-        </w:rPr>
-        <w:t>новыйМассив</w:t>
-      </w:r>
-      <w:proofErr w:type="spellEnd"/>
-      <w:r>
-        <w:rPr>
-          <w:bCs/>
-          <w:sz w:val="28"/>
-          <w:szCs w:val="28"/>
-        </w:rPr>
-        <w:t xml:space="preserve"> = пустой массив</w:t>
+        <w:t xml:space="preserve">        новыйМассив = пустой массив</w:t>
       </w:r>
     </w:p>
     <w:p>
@@ -3239,36 +3179,8 @@
           <w:sz w:val="28"/>
           <w:szCs w:val="28"/>
         </w:rPr>
-        <w:t xml:space="preserve">            объединить левый и правый в </w:t>
-      </w:r>
-      <w:proofErr w:type="spellStart"/>
-      <w:r>
-        <w:rPr>
-          <w:bCs/>
-          <w:sz w:val="28"/>
-          <w:szCs w:val="28"/>
-        </w:rPr>
-        <w:t>новыйМассив</w:t>
-      </w:r>
-      <w:proofErr w:type="spellEnd"/>
-      <w:r>
-        <w:rPr>
-          <w:bCs/>
-          <w:sz w:val="28"/>
-          <w:szCs w:val="28"/>
-        </w:rPr>
-        <w:t xml:space="preserve"> с помощью </w:t>
-      </w:r>
-      <w:proofErr w:type="spellStart"/>
-      <w:r>
-        <w:rPr>
-          <w:bCs/>
-          <w:sz w:val="28"/>
-          <w:szCs w:val="28"/>
-        </w:rPr>
-        <w:t>merge</w:t>
-      </w:r>
-      <w:proofErr w:type="spellEnd"/>
+        <w:t xml:space="preserve">            объединить левый и правый в новыйМассив с помощью merge</w:t>
+      </w:r>
     </w:p>
     <w:p>
       <w:pPr>
@@ -3321,18 +3233,8 @@
           <w:sz w:val="28"/>
           <w:szCs w:val="28"/>
         </w:rPr>
-        <w:t xml:space="preserve">        a = </w:t>
-      </w:r>
-      <w:proofErr w:type="spellStart"/>
-      <w:r>
-        <w:rPr>
-          <w:bCs/>
-          <w:sz w:val="28"/>
-          <w:szCs w:val="28"/>
-        </w:rPr>
-        <w:t>новыйМассив</w:t>
-      </w:r>
-      <w:proofErr w:type="spellEnd"/>
+        <w:t xml:space="preserve">        a = новыйМассив</w:t>
+      </w:r>
     </w:p>
     <w:p>
       <w:pPr>
@@ -3431,35 +3333,7 @@
           <w:sz w:val="28"/>
           <w:szCs w:val="28"/>
         </w:rPr>
-        <w:t xml:space="preserve">функция </w:t>
-      </w:r>
-      <w:proofErr w:type="spellStart"/>
-      <w:proofErr w:type="gramStart"/>
-      <w:r>
-        <w:rPr>
-          <w:bCs/>
-          <w:sz w:val="28"/>
-          <w:szCs w:val="28"/>
-        </w:rPr>
-        <w:t>найтиПробеги</w:t>
-      </w:r>
-      <w:proofErr w:type="spellEnd"/>
-      <w:r>
-        <w:rPr>
-          <w:bCs/>
-          <w:sz w:val="28"/>
-          <w:szCs w:val="28"/>
-        </w:rPr>
-        <w:t>(</w:t>
-      </w:r>
-      <w:proofErr w:type="gramEnd"/>
-      <w:r>
-        <w:rPr>
-          <w:bCs/>
-          <w:sz w:val="28"/>
-          <w:szCs w:val="28"/>
-        </w:rPr>
-        <w:t>массив a)</w:t>
+        <w:t>функция найтиПробеги(массив a)</w:t>
       </w:r>
     </w:p>
     <w:p>
@@ -3531,25 +3405,7 @@
           <w:sz w:val="28"/>
           <w:szCs w:val="28"/>
         </w:rPr>
-        <w:t xml:space="preserve">        если a[i] </w:t>
-      </w:r>
-      <w:proofErr w:type="gramStart"/>
-      <w:r>
-        <w:rPr>
-          <w:bCs/>
-          <w:sz w:val="28"/>
-          <w:szCs w:val="28"/>
-        </w:rPr>
-        <w:t>&lt; a</w:t>
-      </w:r>
-      <w:proofErr w:type="gramEnd"/>
-      <w:r>
-        <w:rPr>
-          <w:bCs/>
-          <w:sz w:val="28"/>
-          <w:szCs w:val="28"/>
-        </w:rPr>
-        <w:t>[i-1]</w:t>
+        <w:t xml:space="preserve">        если a[i] &lt; a[i-1]</w:t>
       </w:r>
     </w:p>
     <w:p>
@@ -3567,25 +3423,7 @@
           <w:sz w:val="28"/>
           <w:szCs w:val="28"/>
         </w:rPr>
-        <w:t xml:space="preserve">            добавить пробег(a[</w:t>
-      </w:r>
-      <w:proofErr w:type="gramStart"/>
-      <w:r>
-        <w:rPr>
-          <w:bCs/>
-          <w:sz w:val="28"/>
-          <w:szCs w:val="28"/>
-        </w:rPr>
-        <w:t>начало..</w:t>
-      </w:r>
-      <w:proofErr w:type="gramEnd"/>
-      <w:r>
-        <w:rPr>
-          <w:bCs/>
-          <w:sz w:val="28"/>
-          <w:szCs w:val="28"/>
-        </w:rPr>
-        <w:t>i-1]) в пробеги</w:t>
+        <w:t xml:space="preserve">            добавить пробег(a[начало..i-1]) в пробеги</w:t>
       </w:r>
     </w:p>
     <w:p>
@@ -3657,35 +3495,7 @@
           <w:sz w:val="28"/>
           <w:szCs w:val="28"/>
         </w:rPr>
-        <w:t xml:space="preserve">    добавить пробег(a[</w:t>
-      </w:r>
-      <w:proofErr w:type="spellStart"/>
-      <w:proofErr w:type="gramStart"/>
-      <w:r>
-        <w:rPr>
-          <w:bCs/>
-          <w:sz w:val="28"/>
-          <w:szCs w:val="28"/>
-        </w:rPr>
-        <w:t>начало..</w:t>
-      </w:r>
-      <w:proofErr w:type="gramEnd"/>
-      <w:r>
-        <w:rPr>
-          <w:bCs/>
-          <w:sz w:val="28"/>
-          <w:szCs w:val="28"/>
-        </w:rPr>
-        <w:t>длина</w:t>
-      </w:r>
-      <w:proofErr w:type="spellEnd"/>
-      <w:r>
-        <w:rPr>
-          <w:bCs/>
-          <w:sz w:val="28"/>
-          <w:szCs w:val="28"/>
-        </w:rPr>
-        <w:t>(a)-1]) в пробеги</w:t>
+        <w:t xml:space="preserve">    добавить пробег(a[начало..длина(a)-1]) в пробеги</w:t>
       </w:r>
     </w:p>
     <w:p>
@@ -3750,35 +3560,7 @@
           <w:sz w:val="28"/>
           <w:szCs w:val="28"/>
         </w:rPr>
-        <w:t xml:space="preserve">функция </w:t>
-      </w:r>
-      <w:proofErr w:type="spellStart"/>
-      <w:proofErr w:type="gramStart"/>
-      <w:r>
-        <w:rPr>
-          <w:bCs/>
-          <w:sz w:val="28"/>
-          <w:szCs w:val="28"/>
-        </w:rPr>
-        <w:t>merge</w:t>
-      </w:r>
-      <w:proofErr w:type="spellEnd"/>
-      <w:r>
-        <w:rPr>
-          <w:bCs/>
-          <w:sz w:val="28"/>
-          <w:szCs w:val="28"/>
-        </w:rPr>
-        <w:t>(</w:t>
-      </w:r>
-      <w:proofErr w:type="gramEnd"/>
-      <w:r>
-        <w:rPr>
-          <w:bCs/>
-          <w:sz w:val="28"/>
-          <w:szCs w:val="28"/>
-        </w:rPr>
-        <w:t>массив l, массив r)</w:t>
+        <w:t>функция merge(массив l, массив r)</w:t>
       </w:r>
     </w:p>
     <w:p>
@@ -3832,43 +3614,7 @@
           <w:sz w:val="28"/>
           <w:szCs w:val="28"/>
         </w:rPr>
-        <w:t xml:space="preserve">        если </w:t>
-      </w:r>
-      <w:proofErr w:type="gramStart"/>
-      <w:r>
-        <w:rPr>
-          <w:bCs/>
-          <w:sz w:val="28"/>
-          <w:szCs w:val="28"/>
-        </w:rPr>
-        <w:t>l[</w:t>
-      </w:r>
-      <w:proofErr w:type="gramEnd"/>
-      <w:r>
-        <w:rPr>
-          <w:bCs/>
-          <w:sz w:val="28"/>
-          <w:szCs w:val="28"/>
-        </w:rPr>
-        <w:t xml:space="preserve">0] &lt;= </w:t>
-      </w:r>
-      <w:proofErr w:type="gramStart"/>
-      <w:r>
-        <w:rPr>
-          <w:bCs/>
-          <w:sz w:val="28"/>
-          <w:szCs w:val="28"/>
-        </w:rPr>
-        <w:t>r[</w:t>
-      </w:r>
-      <w:proofErr w:type="gramEnd"/>
-      <w:r>
-        <w:rPr>
-          <w:bCs/>
-          <w:sz w:val="28"/>
-          <w:szCs w:val="28"/>
-        </w:rPr>
-        <w:t>0]</w:t>
+        <w:t xml:space="preserve">        если l[0] &lt;= r[0]</w:t>
       </w:r>
     </w:p>
     <w:p>
@@ -3886,25 +3632,7 @@
           <w:sz w:val="28"/>
           <w:szCs w:val="28"/>
         </w:rPr>
-        <w:t xml:space="preserve">            добавить </w:t>
-      </w:r>
-      <w:proofErr w:type="gramStart"/>
-      <w:r>
-        <w:rPr>
-          <w:bCs/>
-          <w:sz w:val="28"/>
-          <w:szCs w:val="28"/>
-        </w:rPr>
-        <w:t>l[</w:t>
-      </w:r>
-      <w:proofErr w:type="gramEnd"/>
-      <w:r>
-        <w:rPr>
-          <w:bCs/>
-          <w:sz w:val="28"/>
-          <w:szCs w:val="28"/>
-        </w:rPr>
-        <w:t>0] в результат</w:t>
+        <w:t xml:space="preserve">            добавить l[0] в результат</w:t>
       </w:r>
     </w:p>
     <w:p>
@@ -3922,25 +3650,7 @@
           <w:sz w:val="28"/>
           <w:szCs w:val="28"/>
         </w:rPr>
-        <w:t xml:space="preserve">            удалить </w:t>
-      </w:r>
-      <w:proofErr w:type="gramStart"/>
-      <w:r>
-        <w:rPr>
-          <w:bCs/>
-          <w:sz w:val="28"/>
-          <w:szCs w:val="28"/>
-        </w:rPr>
-        <w:t>l[</w:t>
-      </w:r>
-      <w:proofErr w:type="gramEnd"/>
-      <w:r>
-        <w:rPr>
-          <w:bCs/>
-          <w:sz w:val="28"/>
-          <w:szCs w:val="28"/>
-        </w:rPr>
-        <w:t>0] из l</w:t>
+        <w:t xml:space="preserve">            удалить l[0] из l</w:t>
       </w:r>
     </w:p>
     <w:p>
@@ -3976,25 +3686,7 @@
           <w:sz w:val="28"/>
           <w:szCs w:val="28"/>
         </w:rPr>
-        <w:t xml:space="preserve">            добавить </w:t>
-      </w:r>
-      <w:proofErr w:type="gramStart"/>
-      <w:r>
-        <w:rPr>
-          <w:bCs/>
-          <w:sz w:val="28"/>
-          <w:szCs w:val="28"/>
-        </w:rPr>
-        <w:t>r[</w:t>
-      </w:r>
-      <w:proofErr w:type="gramEnd"/>
-      <w:r>
-        <w:rPr>
-          <w:bCs/>
-          <w:sz w:val="28"/>
-          <w:szCs w:val="28"/>
-        </w:rPr>
-        <w:t>0] в результат</w:t>
+        <w:t xml:space="preserve">            добавить r[0] в результат</w:t>
       </w:r>
     </w:p>
     <w:p>
@@ -4012,25 +3704,7 @@
           <w:sz w:val="28"/>
           <w:szCs w:val="28"/>
         </w:rPr>
-        <w:t xml:space="preserve">            удалить </w:t>
-      </w:r>
-      <w:proofErr w:type="gramStart"/>
-      <w:r>
-        <w:rPr>
-          <w:bCs/>
-          <w:sz w:val="28"/>
-          <w:szCs w:val="28"/>
-        </w:rPr>
-        <w:t>r[</w:t>
-      </w:r>
-      <w:proofErr w:type="gramEnd"/>
-      <w:r>
-        <w:rPr>
-          <w:bCs/>
-          <w:sz w:val="28"/>
-          <w:szCs w:val="28"/>
-        </w:rPr>
-        <w:t>0] из r</w:t>
+        <w:t xml:space="preserve">            удалить r[0] из r</w:t>
       </w:r>
     </w:p>
     <w:p>
@@ -4120,15 +3794,7 @@
           <w:sz w:val="28"/>
           <w:szCs w:val="28"/>
         </w:rPr>
-        <w:t>конец функции</w:t>
-      </w:r>
-      <w:r>
-        <w:rPr>
-          <w:bCs/>
-          <w:sz w:val="28"/>
-          <w:szCs w:val="28"/>
-        </w:rPr>
-        <w:t xml:space="preserve"> </w:t>
+        <w:t xml:space="preserve">конец функции </w:t>
       </w:r>
       <w:r>
         <w:rPr>
@@ -4146,7 +3812,6 @@
         <w:rPr>
           <w:sz w:val="28"/>
           <w:szCs w:val="28"/>
-          <w:lang w:val="en-US"/>
         </w:rPr>
       </w:pPr>
       <w:r>
@@ -4154,7 +3819,6 @@
           <w:b/>
           <w:sz w:val="28"/>
           <w:szCs w:val="28"/>
-          <w:lang w:val="en-US"/>
         </w:rPr>
         <w:lastRenderedPageBreak/>
         <w:t xml:space="preserve">3 </w:t>
@@ -4172,7 +3836,6 @@
           <w:b/>
           <w:sz w:val="28"/>
           <w:szCs w:val="28"/>
-          <w:lang w:val="en-US"/>
         </w:rPr>
         <w:t xml:space="preserve"> </w:t>
       </w:r>
@@ -4196,7 +3859,6 @@
           <w:lang w:val="en-US"/>
         </w:rPr>
       </w:pPr>
-      <w:proofErr w:type="spellStart"/>
       <w:r>
         <w:rPr>
           <w:b/>
@@ -4205,18 +3867,7 @@
           <w:szCs w:val="28"/>
           <w:lang w:val="en-US"/>
         </w:rPr>
-        <w:t>Sortings</w:t>
-      </w:r>
-      <w:proofErr w:type="spellEnd"/>
-      <w:r>
-        <w:rPr>
-          <w:b/>
-          <w:bCs/>
-          <w:sz w:val="28"/>
-          <w:szCs w:val="28"/>
-          <w:lang w:val="en-US"/>
-        </w:rPr>
-        <w:t>:</w:t>
+        <w:t>Sortings:</w:t>
       </w:r>
     </w:p>
     <w:p>
@@ -4269,43 +3920,7 @@
           <w:lang w:val="en-US"/>
         </w:rPr>
         <w:br/>
-        <w:t xml:space="preserve">    public static void </w:t>
-      </w:r>
-      <w:proofErr w:type="spellStart"/>
-      <w:r>
-        <w:rPr>
-          <w:sz w:val="28"/>
-          <w:szCs w:val="28"/>
-          <w:lang w:val="en-US"/>
-        </w:rPr>
-        <w:t>InsertionSort</w:t>
-      </w:r>
-      <w:proofErr w:type="spellEnd"/>
-      <w:r>
-        <w:rPr>
-          <w:sz w:val="28"/>
-          <w:szCs w:val="28"/>
-          <w:lang w:val="en-US"/>
-        </w:rPr>
-        <w:t xml:space="preserve">&lt;T&gt;(T[] array, int length) where T : </w:t>
-      </w:r>
-      <w:proofErr w:type="spellStart"/>
-      <w:r>
-        <w:rPr>
-          <w:sz w:val="28"/>
-          <w:szCs w:val="28"/>
-          <w:lang w:val="en-US"/>
-        </w:rPr>
-        <w:t>IComparable</w:t>
-      </w:r>
-      <w:proofErr w:type="spellEnd"/>
-      <w:r>
-        <w:rPr>
-          <w:sz w:val="28"/>
-          <w:szCs w:val="28"/>
-          <w:lang w:val="en-US"/>
-        </w:rPr>
-        <w:t>&lt;T&gt;</w:t>
+        <w:t xml:space="preserve">    public static void InsertionSort&lt;T&gt;(T[] array, int length) where T : IComparable&lt;T&gt;</w:t>
       </w:r>
       <w:r>
         <w:rPr>
@@ -4323,61 +3938,7 @@
           <w:lang w:val="en-US"/>
         </w:rPr>
         <w:br/>
-        <w:t xml:space="preserve">        for (var </w:t>
-      </w:r>
-      <w:proofErr w:type="spellStart"/>
-      <w:r>
-        <w:rPr>
-          <w:sz w:val="28"/>
-          <w:szCs w:val="28"/>
-          <w:lang w:val="en-US"/>
-        </w:rPr>
-        <w:t>i</w:t>
-      </w:r>
-      <w:proofErr w:type="spellEnd"/>
-      <w:r>
-        <w:rPr>
-          <w:sz w:val="28"/>
-          <w:szCs w:val="28"/>
-          <w:lang w:val="en-US"/>
-        </w:rPr>
-        <w:t xml:space="preserve"> = 1; </w:t>
-      </w:r>
-      <w:proofErr w:type="spellStart"/>
-      <w:r>
-        <w:rPr>
-          <w:sz w:val="28"/>
-          <w:szCs w:val="28"/>
-          <w:lang w:val="en-US"/>
-        </w:rPr>
-        <w:t>i</w:t>
-      </w:r>
-      <w:proofErr w:type="spellEnd"/>
-      <w:r>
-        <w:rPr>
-          <w:sz w:val="28"/>
-          <w:szCs w:val="28"/>
-          <w:lang w:val="en-US"/>
-        </w:rPr>
-        <w:t xml:space="preserve"> &lt; length; </w:t>
-      </w:r>
-      <w:proofErr w:type="spellStart"/>
-      <w:r>
-        <w:rPr>
-          <w:sz w:val="28"/>
-          <w:szCs w:val="28"/>
-          <w:lang w:val="en-US"/>
-        </w:rPr>
-        <w:t>i</w:t>
-      </w:r>
-      <w:proofErr w:type="spellEnd"/>
-      <w:r>
-        <w:rPr>
-          <w:sz w:val="28"/>
-          <w:szCs w:val="28"/>
-          <w:lang w:val="en-US"/>
-        </w:rPr>
-        <w:t>++)</w:t>
+        <w:t xml:space="preserve">        for (var i = 1; i &lt; length; i++)</w:t>
       </w:r>
       <w:r>
         <w:rPr>
@@ -4395,52 +3956,16 @@
           <w:lang w:val="en-US"/>
         </w:rPr>
         <w:br/>
-        <w:t xml:space="preserve">            var key = array[</w:t>
-      </w:r>
-      <w:proofErr w:type="spellStart"/>
-      <w:r>
-        <w:rPr>
-          <w:sz w:val="28"/>
-          <w:szCs w:val="28"/>
-          <w:lang w:val="en-US"/>
-        </w:rPr>
-        <w:t>i</w:t>
-      </w:r>
-      <w:proofErr w:type="spellEnd"/>
-      <w:r>
-        <w:rPr>
-          <w:sz w:val="28"/>
-          <w:szCs w:val="28"/>
-          <w:lang w:val="en-US"/>
-        </w:rPr>
-        <w:t>];</w:t>
-      </w:r>
-      <w:r>
-        <w:rPr>
-          <w:sz w:val="28"/>
-          <w:szCs w:val="28"/>
-          <w:lang w:val="en-US"/>
-        </w:rPr>
-        <w:br/>
-        <w:t xml:space="preserve">            var j = </w:t>
-      </w:r>
-      <w:proofErr w:type="spellStart"/>
-      <w:r>
-        <w:rPr>
-          <w:sz w:val="28"/>
-          <w:szCs w:val="28"/>
-          <w:lang w:val="en-US"/>
-        </w:rPr>
-        <w:t>i</w:t>
-      </w:r>
-      <w:proofErr w:type="spellEnd"/>
-      <w:r>
-        <w:rPr>
-          <w:sz w:val="28"/>
-          <w:szCs w:val="28"/>
-          <w:lang w:val="en-US"/>
-        </w:rPr>
-        <w:t xml:space="preserve"> - 1;</w:t>
+        <w:t xml:space="preserve">            var key = array[i];</w:t>
+      </w:r>
+      <w:r>
+        <w:rPr>
+          <w:sz w:val="28"/>
+          <w:szCs w:val="28"/>
+          <w:lang w:val="en-US"/>
+        </w:rPr>
+        <w:br/>
+        <w:t xml:space="preserve">            var j = i - 1;</w:t>
       </w:r>
       <w:r>
         <w:rPr>
@@ -4458,25 +3983,7 @@
           <w:lang w:val="en-US"/>
         </w:rPr>
         <w:br/>
-        <w:t xml:space="preserve">            for (;j &gt;= 0 &amp;&amp; array[j].</w:t>
-      </w:r>
-      <w:proofErr w:type="spellStart"/>
-      <w:r>
-        <w:rPr>
-          <w:sz w:val="28"/>
-          <w:szCs w:val="28"/>
-          <w:lang w:val="en-US"/>
-        </w:rPr>
-        <w:t>CompareTo</w:t>
-      </w:r>
-      <w:proofErr w:type="spellEnd"/>
-      <w:r>
-        <w:rPr>
-          <w:sz w:val="28"/>
-          <w:szCs w:val="28"/>
-          <w:lang w:val="en-US"/>
-        </w:rPr>
-        <w:t>(key) &gt; 0; j--)</w:t>
+        <w:t xml:space="preserve">            for (;j &gt;= 0 &amp;&amp; array[j].CompareTo(key) &gt; 0; j--)</w:t>
       </w:r>
       <w:r>
         <w:rPr>
@@ -4530,43 +4037,7 @@
           <w:lang w:val="en-US"/>
         </w:rPr>
         <w:br/>
-        <w:t xml:space="preserve">    public static void </w:t>
-      </w:r>
-      <w:proofErr w:type="spellStart"/>
-      <w:r>
-        <w:rPr>
-          <w:sz w:val="28"/>
-          <w:szCs w:val="28"/>
-          <w:lang w:val="en-US"/>
-        </w:rPr>
-        <w:t>NaturalMergeSort</w:t>
-      </w:r>
-      <w:proofErr w:type="spellEnd"/>
-      <w:r>
-        <w:rPr>
-          <w:sz w:val="28"/>
-          <w:szCs w:val="28"/>
-          <w:lang w:val="en-US"/>
-        </w:rPr>
-        <w:t xml:space="preserve">&lt;T&gt;(T[] array, int length) where T : </w:t>
-      </w:r>
-      <w:proofErr w:type="spellStart"/>
-      <w:r>
-        <w:rPr>
-          <w:sz w:val="28"/>
-          <w:szCs w:val="28"/>
-          <w:lang w:val="en-US"/>
-        </w:rPr>
-        <w:t>IComparable</w:t>
-      </w:r>
-      <w:proofErr w:type="spellEnd"/>
-      <w:r>
-        <w:rPr>
-          <w:sz w:val="28"/>
-          <w:szCs w:val="28"/>
-          <w:lang w:val="en-US"/>
-        </w:rPr>
-        <w:t>&lt;T&gt;</w:t>
+        <w:t xml:space="preserve">    public static void NaturalMergeSort&lt;T&gt;(T[] array, int length) where T : IComparable&lt;T&gt;</w:t>
       </w:r>
       <w:r>
         <w:rPr>
@@ -4716,25 +4187,7 @@
           <w:lang w:val="en-US"/>
         </w:rPr>
         <w:br/>
-        <w:t xml:space="preserve">                var end1 = </w:t>
-      </w:r>
-      <w:proofErr w:type="spellStart"/>
-      <w:r>
-        <w:rPr>
-          <w:sz w:val="28"/>
-          <w:szCs w:val="28"/>
-          <w:lang w:val="en-US"/>
-        </w:rPr>
-        <w:t>FindRunEnd</w:t>
-      </w:r>
-      <w:proofErr w:type="spellEnd"/>
-      <w:r>
-        <w:rPr>
-          <w:sz w:val="28"/>
-          <w:szCs w:val="28"/>
-          <w:lang w:val="en-US"/>
-        </w:rPr>
-        <w:t>(array, length, start1);</w:t>
+        <w:t xml:space="preserve">                var end1 = FindRunEnd(array, length, start1);</w:t>
       </w:r>
       <w:r>
         <w:rPr>
@@ -4778,25 +4231,7 @@
           <w:lang w:val="en-US"/>
         </w:rPr>
         <w:br/>
-        <w:t xml:space="preserve">                    </w:t>
-      </w:r>
-      <w:proofErr w:type="spellStart"/>
-      <w:r>
-        <w:rPr>
-          <w:sz w:val="28"/>
-          <w:szCs w:val="28"/>
-          <w:lang w:val="en-US"/>
-        </w:rPr>
-        <w:t>Array.Copy</w:t>
-      </w:r>
-      <w:proofErr w:type="spellEnd"/>
-      <w:r>
-        <w:rPr>
-          <w:sz w:val="28"/>
-          <w:szCs w:val="28"/>
-          <w:lang w:val="en-US"/>
-        </w:rPr>
-        <w:t>(array, start1, temp, start1, end1 - start1 + 1);</w:t>
+        <w:t xml:space="preserve">                    Array.Copy(array, start1, temp, start1, end1 - start1 + 1);</w:t>
       </w:r>
       <w:r>
         <w:rPr>
@@ -4831,25 +4266,7 @@
           <w:lang w:val="en-US"/>
         </w:rPr>
         <w:br/>
-        <w:t xml:space="preserve">                var end2 = </w:t>
-      </w:r>
-      <w:proofErr w:type="spellStart"/>
-      <w:r>
-        <w:rPr>
-          <w:sz w:val="28"/>
-          <w:szCs w:val="28"/>
-          <w:lang w:val="en-US"/>
-        </w:rPr>
-        <w:t>FindRunEnd</w:t>
-      </w:r>
-      <w:proofErr w:type="spellEnd"/>
-      <w:r>
-        <w:rPr>
-          <w:sz w:val="28"/>
-          <w:szCs w:val="28"/>
-          <w:lang w:val="en-US"/>
-        </w:rPr>
-        <w:t>(array, length, read);</w:t>
+        <w:t xml:space="preserve">                var end2 = FindRunEnd(array, length, read);</w:t>
       </w:r>
       <w:r>
         <w:rPr>
@@ -4920,25 +4337,7 @@
           <w:lang w:val="en-US"/>
         </w:rPr>
         <w:br/>
-        <w:t xml:space="preserve">                </w:t>
-      </w:r>
-      <w:proofErr w:type="spellStart"/>
-      <w:r>
-        <w:rPr>
-          <w:sz w:val="28"/>
-          <w:szCs w:val="28"/>
-          <w:lang w:val="en-US"/>
-        </w:rPr>
-        <w:t>Array.Copy</w:t>
-      </w:r>
-      <w:proofErr w:type="spellEnd"/>
-      <w:r>
-        <w:rPr>
-          <w:sz w:val="28"/>
-          <w:szCs w:val="28"/>
-          <w:lang w:val="en-US"/>
-        </w:rPr>
-        <w:t>(temp, array, length);</w:t>
+        <w:t xml:space="preserve">                Array.Copy(temp, array, length);</w:t>
       </w:r>
       <w:r>
         <w:rPr>
@@ -4982,27 +4381,8 @@
           <w:lang w:val="en-US"/>
         </w:rPr>
         <w:br/>
-        <w:t xml:space="preserve">    private static int </w:t>
-      </w:r>
-      <w:proofErr w:type="spellStart"/>
-      <w:r>
-        <w:rPr>
-          <w:sz w:val="28"/>
-          <w:szCs w:val="28"/>
-          <w:lang w:val="en-US"/>
-        </w:rPr>
-        <w:t>FindRunEnd</w:t>
-      </w:r>
-      <w:proofErr w:type="spellEnd"/>
-      <w:r>
-        <w:rPr>
-          <w:sz w:val="28"/>
-          <w:szCs w:val="28"/>
-          <w:lang w:val="en-US"/>
-        </w:rPr>
-        <w:t xml:space="preserve">&lt;T&gt;(T[] array, int length, int start) where T : </w:t>
-      </w:r>
-      <w:proofErr w:type="spellStart"/>
+        <w:t xml:space="preserve">    private static int FindRunEnd&lt;T&gt;(T[] array, int length, int start) where T : </w:t>
+      </w:r>
       <w:r>
         <w:rPr>
           <w:sz w:val="28"/>
@@ -5010,16 +4390,7 @@
           <w:lang w:val="en-US"/>
         </w:rPr>
         <w:lastRenderedPageBreak/>
-        <w:t>IComparable</w:t>
-      </w:r>
-      <w:proofErr w:type="spellEnd"/>
-      <w:r>
-        <w:rPr>
-          <w:sz w:val="28"/>
-          <w:szCs w:val="28"/>
-          <w:lang w:val="en-US"/>
-        </w:rPr>
-        <w:t>&lt;T&gt;</w:t>
+        <w:t>IComparable&lt;T&gt;</w:t>
       </w:r>
       <w:r>
         <w:rPr>
@@ -5037,106 +4408,168 @@
           <w:lang w:val="en-US"/>
         </w:rPr>
         <w:br/>
-        <w:t xml:space="preserve">        var </w:t>
-      </w:r>
-      <w:proofErr w:type="spellStart"/>
-      <w:r>
-        <w:rPr>
-          <w:sz w:val="28"/>
-          <w:szCs w:val="28"/>
-          <w:lang w:val="en-US"/>
-        </w:rPr>
-        <w:t>i</w:t>
-      </w:r>
-      <w:proofErr w:type="spellEnd"/>
-      <w:r>
-        <w:rPr>
-          <w:sz w:val="28"/>
-          <w:szCs w:val="28"/>
-          <w:lang w:val="en-US"/>
-        </w:rPr>
-        <w:t xml:space="preserve"> = start;</w:t>
-      </w:r>
-      <w:r>
-        <w:rPr>
-          <w:sz w:val="28"/>
-          <w:szCs w:val="28"/>
-          <w:lang w:val="en-US"/>
-        </w:rPr>
-        <w:br/>
-        <w:t xml:space="preserve">        while (</w:t>
-      </w:r>
-      <w:proofErr w:type="spellStart"/>
-      <w:r>
-        <w:rPr>
-          <w:sz w:val="28"/>
-          <w:szCs w:val="28"/>
-          <w:lang w:val="en-US"/>
-        </w:rPr>
-        <w:t>i</w:t>
-      </w:r>
-      <w:proofErr w:type="spellEnd"/>
-      <w:r>
-        <w:rPr>
-          <w:sz w:val="28"/>
-          <w:szCs w:val="28"/>
-          <w:lang w:val="en-US"/>
-        </w:rPr>
-        <w:t xml:space="preserve"> + 1 &lt; length &amp;&amp; array[</w:t>
-      </w:r>
-      <w:proofErr w:type="spellStart"/>
-      <w:r>
-        <w:rPr>
-          <w:sz w:val="28"/>
-          <w:szCs w:val="28"/>
-          <w:lang w:val="en-US"/>
-        </w:rPr>
-        <w:t>i</w:t>
-      </w:r>
-      <w:proofErr w:type="spellEnd"/>
-      <w:r>
-        <w:rPr>
-          <w:sz w:val="28"/>
-          <w:szCs w:val="28"/>
-          <w:lang w:val="en-US"/>
-        </w:rPr>
-        <w:t>].</w:t>
-      </w:r>
-      <w:proofErr w:type="spellStart"/>
-      <w:r>
-        <w:rPr>
-          <w:sz w:val="28"/>
-          <w:szCs w:val="28"/>
-          <w:lang w:val="en-US"/>
-        </w:rPr>
-        <w:t>CompareTo</w:t>
-      </w:r>
-      <w:proofErr w:type="spellEnd"/>
-      <w:r>
-        <w:rPr>
-          <w:sz w:val="28"/>
-          <w:szCs w:val="28"/>
-          <w:lang w:val="en-US"/>
-        </w:rPr>
-        <w:t>(array[</w:t>
-      </w:r>
-      <w:proofErr w:type="spellStart"/>
-      <w:r>
-        <w:rPr>
-          <w:sz w:val="28"/>
-          <w:szCs w:val="28"/>
-          <w:lang w:val="en-US"/>
-        </w:rPr>
-        <w:t>i</w:t>
-      </w:r>
-      <w:proofErr w:type="spellEnd"/>
-      <w:r>
-        <w:rPr>
-          <w:sz w:val="28"/>
-          <w:szCs w:val="28"/>
-          <w:lang w:val="en-US"/>
-        </w:rPr>
-        <w:t xml:space="preserve"> + 1]) &lt;= 0)</w:t>
+        <w:t xml:space="preserve">        var i = start;</w:t>
+      </w:r>
+      <w:r>
+        <w:rPr>
+          <w:sz w:val="28"/>
+          <w:szCs w:val="28"/>
+          <w:lang w:val="en-US"/>
+        </w:rPr>
+        <w:br/>
+        <w:t xml:space="preserve">        while (i + 1 &lt; length &amp;&amp; array[i].CompareTo(array[i + 1]) &lt;= 0)</w:t>
+      </w:r>
+      <w:r>
+        <w:rPr>
+          <w:sz w:val="28"/>
+          <w:szCs w:val="28"/>
+          <w:lang w:val="en-US"/>
+        </w:rPr>
+        <w:br/>
+        <w:t xml:space="preserve">            i++;</w:t>
+      </w:r>
+      <w:r>
+        <w:rPr>
+          <w:sz w:val="28"/>
+          <w:szCs w:val="28"/>
+          <w:lang w:val="en-US"/>
+        </w:rPr>
+        <w:br/>
+        <w:t xml:space="preserve">        </w:t>
+      </w:r>
+      <w:r>
+        <w:rPr>
+          <w:sz w:val="28"/>
+          <w:szCs w:val="28"/>
+          <w:lang w:val="en-US"/>
+        </w:rPr>
+        <w:br/>
+        <w:t xml:space="preserve">        return i;</w:t>
+      </w:r>
+      <w:r>
+        <w:rPr>
+          <w:sz w:val="28"/>
+          <w:szCs w:val="28"/>
+          <w:lang w:val="en-US"/>
+        </w:rPr>
+        <w:br/>
+        <w:t xml:space="preserve">    }</w:t>
+      </w:r>
+      <w:r>
+        <w:rPr>
+          <w:sz w:val="28"/>
+          <w:szCs w:val="28"/>
+          <w:lang w:val="en-US"/>
+        </w:rPr>
+        <w:br/>
+        <w:t xml:space="preserve">    </w:t>
+      </w:r>
+      <w:r>
+        <w:rPr>
+          <w:sz w:val="28"/>
+          <w:szCs w:val="28"/>
+          <w:lang w:val="en-US"/>
+        </w:rPr>
+        <w:br/>
+        <w:t xml:space="preserve">    private static void Merge&lt;T&gt;(T[] source, T[] destination, int left, int mid, int right) where T : IComparable&lt;T&gt;</w:t>
+      </w:r>
+      <w:r>
+        <w:rPr>
+          <w:sz w:val="28"/>
+          <w:szCs w:val="28"/>
+          <w:lang w:val="en-US"/>
+        </w:rPr>
+        <w:br/>
+        <w:t xml:space="preserve">    {</w:t>
+      </w:r>
+      <w:r>
+        <w:rPr>
+          <w:sz w:val="28"/>
+          <w:szCs w:val="28"/>
+          <w:lang w:val="en-US"/>
+        </w:rPr>
+        <w:br/>
+        <w:t xml:space="preserve">        var i = left;</w:t>
+      </w:r>
+      <w:r>
+        <w:rPr>
+          <w:sz w:val="28"/>
+          <w:szCs w:val="28"/>
+          <w:lang w:val="en-US"/>
+        </w:rPr>
+        <w:br/>
+        <w:t xml:space="preserve">        var j = mid + 1;</w:t>
+      </w:r>
+      <w:r>
+        <w:rPr>
+          <w:sz w:val="28"/>
+          <w:szCs w:val="28"/>
+          <w:lang w:val="en-US"/>
+        </w:rPr>
+        <w:br/>
+        <w:t xml:space="preserve">        var k = left;</w:t>
+      </w:r>
+      <w:r>
+        <w:rPr>
+          <w:sz w:val="28"/>
+          <w:szCs w:val="28"/>
+          <w:lang w:val="en-US"/>
+        </w:rPr>
+        <w:br/>
+      </w:r>
+      <w:r>
+        <w:rPr>
+          <w:sz w:val="28"/>
+          <w:szCs w:val="28"/>
+          <w:lang w:val="en-US"/>
+        </w:rPr>
+        <w:br/>
+        <w:t xml:space="preserve">        while (i &lt;= mid &amp;&amp; j &lt;= right)</w:t>
+      </w:r>
+      <w:r>
+        <w:rPr>
+          <w:sz w:val="28"/>
+          <w:szCs w:val="28"/>
+          <w:lang w:val="en-US"/>
+        </w:rPr>
+        <w:br/>
+        <w:t xml:space="preserve">        {</w:t>
+      </w:r>
+      <w:r>
+        <w:rPr>
+          <w:sz w:val="28"/>
+          <w:szCs w:val="28"/>
+          <w:lang w:val="en-US"/>
+        </w:rPr>
+        <w:br/>
+        <w:t xml:space="preserve">            if (source[i].CompareTo(source[j]) &lt;= 0) {</w:t>
+      </w:r>
+      <w:r>
+        <w:rPr>
+          <w:sz w:val="28"/>
+          <w:szCs w:val="28"/>
+          <w:lang w:val="en-US"/>
+        </w:rPr>
+        <w:br/>
+        <w:t xml:space="preserve">                destination[k++] = source[i++];</w:t>
+      </w:r>
+      <w:r>
+        <w:rPr>
+          <w:sz w:val="28"/>
+          <w:szCs w:val="28"/>
+          <w:lang w:val="en-US"/>
+        </w:rPr>
+        <w:br/>
+        <w:t xml:space="preserve">                continue;</w:t>
+      </w:r>
+      <w:r>
+        <w:rPr>
+          <w:sz w:val="28"/>
+          <w:szCs w:val="28"/>
+          <w:lang w:val="en-US"/>
+        </w:rPr>
+        <w:br/>
+        <w:t xml:space="preserve">            }</w:t>
       </w:r>
       <w:r>
         <w:rPr>
@@ -5147,328 +4580,14 @@
         <w:br/>
         <w:t xml:space="preserve">            </w:t>
       </w:r>
-      <w:proofErr w:type="spellStart"/>
-      <w:r>
-        <w:rPr>
-          <w:sz w:val="28"/>
-          <w:szCs w:val="28"/>
-          <w:lang w:val="en-US"/>
-        </w:rPr>
-        <w:t>i</w:t>
-      </w:r>
-      <w:proofErr w:type="spellEnd"/>
-      <w:r>
-        <w:rPr>
-          <w:sz w:val="28"/>
-          <w:szCs w:val="28"/>
-          <w:lang w:val="en-US"/>
-        </w:rPr>
-        <w:t>++;</w:t>
-      </w:r>
-      <w:r>
-        <w:rPr>
-          <w:sz w:val="28"/>
-          <w:szCs w:val="28"/>
-          <w:lang w:val="en-US"/>
-        </w:rPr>
-        <w:br/>
-        <w:t xml:space="preserve">        </w:t>
-      </w:r>
-      <w:r>
-        <w:rPr>
-          <w:sz w:val="28"/>
-          <w:szCs w:val="28"/>
-          <w:lang w:val="en-US"/>
-        </w:rPr>
-        <w:br/>
-        <w:t xml:space="preserve">        return </w:t>
-      </w:r>
-      <w:proofErr w:type="spellStart"/>
-      <w:r>
-        <w:rPr>
-          <w:sz w:val="28"/>
-          <w:szCs w:val="28"/>
-          <w:lang w:val="en-US"/>
-        </w:rPr>
-        <w:t>i</w:t>
-      </w:r>
-      <w:proofErr w:type="spellEnd"/>
-      <w:r>
-        <w:rPr>
-          <w:sz w:val="28"/>
-          <w:szCs w:val="28"/>
-          <w:lang w:val="en-US"/>
-        </w:rPr>
-        <w:t>;</w:t>
-      </w:r>
-      <w:r>
-        <w:rPr>
-          <w:sz w:val="28"/>
-          <w:szCs w:val="28"/>
-          <w:lang w:val="en-US"/>
-        </w:rPr>
-        <w:br/>
-        <w:t xml:space="preserve">    }</w:t>
-      </w:r>
-      <w:r>
-        <w:rPr>
-          <w:sz w:val="28"/>
-          <w:szCs w:val="28"/>
-          <w:lang w:val="en-US"/>
-        </w:rPr>
-        <w:br/>
-        <w:t xml:space="preserve">    </w:t>
-      </w:r>
-      <w:r>
-        <w:rPr>
-          <w:sz w:val="28"/>
-          <w:szCs w:val="28"/>
-          <w:lang w:val="en-US"/>
-        </w:rPr>
-        <w:br/>
-        <w:t xml:space="preserve">    private static void Merge&lt;T&gt;(T[] source, T[] destination, int left, int mid, int right) where T : </w:t>
-      </w:r>
-      <w:proofErr w:type="spellStart"/>
-      <w:r>
-        <w:rPr>
-          <w:sz w:val="28"/>
-          <w:szCs w:val="28"/>
-          <w:lang w:val="en-US"/>
-        </w:rPr>
-        <w:t>IComparable</w:t>
-      </w:r>
-      <w:proofErr w:type="spellEnd"/>
-      <w:r>
-        <w:rPr>
-          <w:sz w:val="28"/>
-          <w:szCs w:val="28"/>
-          <w:lang w:val="en-US"/>
-        </w:rPr>
-        <w:t>&lt;T&gt;</w:t>
-      </w:r>
-      <w:r>
-        <w:rPr>
-          <w:sz w:val="28"/>
-          <w:szCs w:val="28"/>
-          <w:lang w:val="en-US"/>
-        </w:rPr>
-        <w:br/>
-        <w:t xml:space="preserve">    {</w:t>
-      </w:r>
-      <w:r>
-        <w:rPr>
-          <w:sz w:val="28"/>
-          <w:szCs w:val="28"/>
-          <w:lang w:val="en-US"/>
-        </w:rPr>
-        <w:br/>
-        <w:t xml:space="preserve">        var </w:t>
-      </w:r>
-      <w:proofErr w:type="spellStart"/>
-      <w:r>
-        <w:rPr>
-          <w:sz w:val="28"/>
-          <w:szCs w:val="28"/>
-          <w:lang w:val="en-US"/>
-        </w:rPr>
-        <w:t>i</w:t>
-      </w:r>
-      <w:proofErr w:type="spellEnd"/>
-      <w:r>
-        <w:rPr>
-          <w:sz w:val="28"/>
-          <w:szCs w:val="28"/>
-          <w:lang w:val="en-US"/>
-        </w:rPr>
-        <w:t xml:space="preserve"> = left;</w:t>
-      </w:r>
-      <w:r>
-        <w:rPr>
-          <w:sz w:val="28"/>
-          <w:szCs w:val="28"/>
-          <w:lang w:val="en-US"/>
-        </w:rPr>
-        <w:br/>
-        <w:t xml:space="preserve">        var j = mid + 1;</w:t>
-      </w:r>
-      <w:r>
-        <w:rPr>
-          <w:sz w:val="28"/>
-          <w:szCs w:val="28"/>
-          <w:lang w:val="en-US"/>
-        </w:rPr>
-        <w:br/>
-        <w:t xml:space="preserve">        var k = left;</w:t>
-      </w:r>
-      <w:r>
-        <w:rPr>
-          <w:sz w:val="28"/>
-          <w:szCs w:val="28"/>
-          <w:lang w:val="en-US"/>
-        </w:rPr>
-        <w:br/>
-      </w:r>
-      <w:r>
-        <w:rPr>
-          <w:sz w:val="28"/>
-          <w:szCs w:val="28"/>
-          <w:lang w:val="en-US"/>
-        </w:rPr>
-        <w:br/>
-        <w:t xml:space="preserve">        while (</w:t>
-      </w:r>
-      <w:proofErr w:type="spellStart"/>
-      <w:r>
-        <w:rPr>
-          <w:sz w:val="28"/>
-          <w:szCs w:val="28"/>
-          <w:lang w:val="en-US"/>
-        </w:rPr>
-        <w:t>i</w:t>
-      </w:r>
-      <w:proofErr w:type="spellEnd"/>
-      <w:r>
-        <w:rPr>
-          <w:sz w:val="28"/>
-          <w:szCs w:val="28"/>
-          <w:lang w:val="en-US"/>
-        </w:rPr>
-        <w:t xml:space="preserve"> &lt;= mid &amp;&amp; j &lt;= right)</w:t>
-      </w:r>
-      <w:r>
-        <w:rPr>
-          <w:sz w:val="28"/>
-          <w:szCs w:val="28"/>
-          <w:lang w:val="en-US"/>
-        </w:rPr>
-        <w:br/>
-        <w:t xml:space="preserve">        {</w:t>
-      </w:r>
-      <w:r>
-        <w:rPr>
-          <w:sz w:val="28"/>
-          <w:szCs w:val="28"/>
-          <w:lang w:val="en-US"/>
-        </w:rPr>
-        <w:br/>
-        <w:t xml:space="preserve">            if (source[</w:t>
-      </w:r>
-      <w:proofErr w:type="spellStart"/>
-      <w:r>
-        <w:rPr>
-          <w:sz w:val="28"/>
-          <w:szCs w:val="28"/>
-          <w:lang w:val="en-US"/>
-        </w:rPr>
-        <w:t>i</w:t>
-      </w:r>
-      <w:proofErr w:type="spellEnd"/>
-      <w:r>
-        <w:rPr>
-          <w:sz w:val="28"/>
-          <w:szCs w:val="28"/>
-          <w:lang w:val="en-US"/>
-        </w:rPr>
-        <w:t>].</w:t>
-      </w:r>
-      <w:proofErr w:type="spellStart"/>
-      <w:r>
-        <w:rPr>
-          <w:sz w:val="28"/>
-          <w:szCs w:val="28"/>
-          <w:lang w:val="en-US"/>
-        </w:rPr>
-        <w:t>CompareTo</w:t>
-      </w:r>
-      <w:proofErr w:type="spellEnd"/>
-      <w:r>
-        <w:rPr>
-          <w:sz w:val="28"/>
-          <w:szCs w:val="28"/>
-          <w:lang w:val="en-US"/>
-        </w:rPr>
-        <w:t>(source[j]) &lt;= 0) {</w:t>
-      </w:r>
-      <w:r>
-        <w:rPr>
-          <w:sz w:val="28"/>
-          <w:szCs w:val="28"/>
-          <w:lang w:val="en-US"/>
-        </w:rPr>
-        <w:br/>
-        <w:t xml:space="preserve">                destination[k++] = source[</w:t>
-      </w:r>
-      <w:proofErr w:type="spellStart"/>
-      <w:r>
-        <w:rPr>
-          <w:sz w:val="28"/>
-          <w:szCs w:val="28"/>
-          <w:lang w:val="en-US"/>
-        </w:rPr>
-        <w:t>i</w:t>
-      </w:r>
-      <w:proofErr w:type="spellEnd"/>
-      <w:r>
-        <w:rPr>
-          <w:sz w:val="28"/>
-          <w:szCs w:val="28"/>
-          <w:lang w:val="en-US"/>
-        </w:rPr>
-        <w:t>++];</w:t>
-      </w:r>
-      <w:r>
-        <w:rPr>
-          <w:sz w:val="28"/>
-          <w:szCs w:val="28"/>
-          <w:lang w:val="en-US"/>
-        </w:rPr>
-        <w:br/>
-        <w:t xml:space="preserve">                continue;</w:t>
-      </w:r>
-      <w:r>
-        <w:rPr>
-          <w:sz w:val="28"/>
-          <w:szCs w:val="28"/>
-          <w:lang w:val="en-US"/>
-        </w:rPr>
-        <w:br/>
-        <w:t xml:space="preserve">            }</w:t>
-      </w:r>
-      <w:r>
-        <w:rPr>
-          <w:sz w:val="28"/>
-          <w:szCs w:val="28"/>
-          <w:lang w:val="en-US"/>
-        </w:rPr>
-        <w:br/>
-        <w:t xml:space="preserve">            </w:t>
-      </w:r>
-      <w:r>
-        <w:rPr>
-          <w:sz w:val="28"/>
-          <w:szCs w:val="28"/>
-          <w:lang w:val="en-US"/>
-        </w:rPr>
-        <w:br/>
-        <w:t xml:space="preserve">            destination[k++] = source[</w:t>
-      </w:r>
-      <w:proofErr w:type="spellStart"/>
-      <w:r>
-        <w:rPr>
-          <w:sz w:val="28"/>
-          <w:szCs w:val="28"/>
-          <w:lang w:val="en-US"/>
-        </w:rPr>
-        <w:t>j++</w:t>
-      </w:r>
-      <w:proofErr w:type="spellEnd"/>
-      <w:r>
-        <w:rPr>
-          <w:sz w:val="28"/>
-          <w:szCs w:val="28"/>
-          <w:lang w:val="en-US"/>
-        </w:rPr>
-        <w:t>];</w:t>
+      <w:r>
+        <w:rPr>
+          <w:sz w:val="28"/>
+          <w:szCs w:val="28"/>
+          <w:lang w:val="en-US"/>
+        </w:rPr>
+        <w:br/>
+        <w:t xml:space="preserve">            destination[k++] = source[j++];</w:t>
       </w:r>
       <w:r>
         <w:rPr>
@@ -5494,52 +4613,16 @@
           <w:lang w:val="en-US"/>
         </w:rPr>
         <w:br/>
-        <w:t xml:space="preserve">        while (</w:t>
-      </w:r>
-      <w:proofErr w:type="spellStart"/>
-      <w:r>
-        <w:rPr>
-          <w:sz w:val="28"/>
-          <w:szCs w:val="28"/>
-          <w:lang w:val="en-US"/>
-        </w:rPr>
-        <w:t>i</w:t>
-      </w:r>
-      <w:proofErr w:type="spellEnd"/>
-      <w:r>
-        <w:rPr>
-          <w:sz w:val="28"/>
-          <w:szCs w:val="28"/>
-          <w:lang w:val="en-US"/>
-        </w:rPr>
-        <w:t xml:space="preserve"> &lt;= mid)</w:t>
-      </w:r>
-      <w:r>
-        <w:rPr>
-          <w:sz w:val="28"/>
-          <w:szCs w:val="28"/>
-          <w:lang w:val="en-US"/>
-        </w:rPr>
-        <w:br/>
-        <w:t xml:space="preserve">            destination[k++] = source[</w:t>
-      </w:r>
-      <w:proofErr w:type="spellStart"/>
-      <w:r>
-        <w:rPr>
-          <w:sz w:val="28"/>
-          <w:szCs w:val="28"/>
-          <w:lang w:val="en-US"/>
-        </w:rPr>
-        <w:t>i</w:t>
-      </w:r>
-      <w:proofErr w:type="spellEnd"/>
-      <w:r>
-        <w:rPr>
-          <w:sz w:val="28"/>
-          <w:szCs w:val="28"/>
-          <w:lang w:val="en-US"/>
-        </w:rPr>
-        <w:t>++];</w:t>
+        <w:t xml:space="preserve">        while (i &lt;= mid)</w:t>
+      </w:r>
+      <w:r>
+        <w:rPr>
+          <w:sz w:val="28"/>
+          <w:szCs w:val="28"/>
+          <w:lang w:val="en-US"/>
+        </w:rPr>
+        <w:br/>
+        <w:t xml:space="preserve">            destination[k++] = source[i++];</w:t>
       </w:r>
       <w:r>
         <w:rPr>
@@ -5573,25 +4656,7 @@
           <w:lang w:val="en-US"/>
         </w:rPr>
         <w:lastRenderedPageBreak/>
-        <w:t xml:space="preserve">            destination[k++] = source[</w:t>
-      </w:r>
-      <w:proofErr w:type="spellStart"/>
-      <w:r>
-        <w:rPr>
-          <w:sz w:val="28"/>
-          <w:szCs w:val="28"/>
-          <w:lang w:val="en-US"/>
-        </w:rPr>
-        <w:t>j++</w:t>
-      </w:r>
-      <w:proofErr w:type="spellEnd"/>
-      <w:r>
-        <w:rPr>
-          <w:sz w:val="28"/>
-          <w:szCs w:val="28"/>
-          <w:lang w:val="en-US"/>
-        </w:rPr>
-        <w:t>];</w:t>
+        <w:t xml:space="preserve">            destination[k++] = source[j++];</w:t>
       </w:r>
       <w:r>
         <w:rPr>
@@ -5660,106 +4725,34 @@
           <w:szCs w:val="28"/>
           <w:lang w:val="en-US"/>
         </w:rPr>
-        <w:t xml:space="preserve">using </w:t>
-      </w:r>
-      <w:proofErr w:type="spellStart"/>
-      <w:r>
-        <w:rPr>
-          <w:sz w:val="28"/>
-          <w:szCs w:val="28"/>
-          <w:lang w:val="en-US"/>
-        </w:rPr>
-        <w:t>System.Diagnostics</w:t>
-      </w:r>
-      <w:proofErr w:type="spellEnd"/>
-      <w:r>
-        <w:rPr>
-          <w:sz w:val="28"/>
-          <w:szCs w:val="28"/>
-          <w:lang w:val="en-US"/>
-        </w:rPr>
-        <w:t>;</w:t>
-      </w:r>
-      <w:r>
-        <w:rPr>
-          <w:sz w:val="28"/>
-          <w:szCs w:val="28"/>
-          <w:lang w:val="en-US"/>
-        </w:rPr>
-        <w:br/>
-        <w:t xml:space="preserve">using </w:t>
-      </w:r>
-      <w:proofErr w:type="spellStart"/>
-      <w:r>
-        <w:rPr>
-          <w:sz w:val="28"/>
-          <w:szCs w:val="28"/>
-          <w:lang w:val="en-US"/>
-        </w:rPr>
-        <w:t>System.Globalization</w:t>
-      </w:r>
-      <w:proofErr w:type="spellEnd"/>
-      <w:r>
-        <w:rPr>
-          <w:sz w:val="28"/>
-          <w:szCs w:val="28"/>
-          <w:lang w:val="en-US"/>
-        </w:rPr>
-        <w:t>;</w:t>
-      </w:r>
-      <w:r>
-        <w:rPr>
-          <w:sz w:val="28"/>
-          <w:szCs w:val="28"/>
-          <w:lang w:val="en-US"/>
-        </w:rPr>
-        <w:br/>
-        <w:t xml:space="preserve">using </w:t>
-      </w:r>
-      <w:proofErr w:type="spellStart"/>
-      <w:r>
-        <w:rPr>
-          <w:sz w:val="28"/>
-          <w:szCs w:val="28"/>
-          <w:lang w:val="en-US"/>
-        </w:rPr>
-        <w:t>System.Numerics</w:t>
-      </w:r>
-      <w:proofErr w:type="spellEnd"/>
-      <w:r>
-        <w:rPr>
-          <w:sz w:val="28"/>
-          <w:szCs w:val="28"/>
-          <w:lang w:val="en-US"/>
-        </w:rPr>
-        <w:t>;</w:t>
-      </w:r>
-      <w:r>
-        <w:rPr>
-          <w:sz w:val="28"/>
-          <w:szCs w:val="28"/>
-          <w:lang w:val="en-US"/>
-        </w:rPr>
-        <w:br/>
-        <w:t xml:space="preserve">using </w:t>
-      </w:r>
-      <w:proofErr w:type="spellStart"/>
-      <w:r>
-        <w:rPr>
-          <w:sz w:val="28"/>
-          <w:szCs w:val="28"/>
-          <w:lang w:val="en-US"/>
-        </w:rPr>
-        <w:t>System.Text</w:t>
-      </w:r>
-      <w:proofErr w:type="spellEnd"/>
-      <w:r>
-        <w:rPr>
-          <w:sz w:val="28"/>
-          <w:szCs w:val="28"/>
-          <w:lang w:val="en-US"/>
-        </w:rPr>
-        <w:t>;</w:t>
+        <w:t>using System.Diagnostics;</w:t>
+      </w:r>
+      <w:r>
+        <w:rPr>
+          <w:sz w:val="28"/>
+          <w:szCs w:val="28"/>
+          <w:lang w:val="en-US"/>
+        </w:rPr>
+        <w:br/>
+        <w:t>using System.Globalization;</w:t>
+      </w:r>
+      <w:r>
+        <w:rPr>
+          <w:sz w:val="28"/>
+          <w:szCs w:val="28"/>
+          <w:lang w:val="en-US"/>
+        </w:rPr>
+        <w:br/>
+        <w:t>using System.Numerics;</w:t>
+      </w:r>
+      <w:r>
+        <w:rPr>
+          <w:sz w:val="28"/>
+          <w:szCs w:val="28"/>
+          <w:lang w:val="en-US"/>
+        </w:rPr>
+        <w:br/>
+        <w:t>using System.Text;</w:t>
       </w:r>
       <w:r>
         <w:rPr>
@@ -5820,96 +4813,24 @@
           <w:lang w:val="en-US"/>
         </w:rPr>
         <w:br/>
-        <w:t xml:space="preserve">    private const string </w:t>
-      </w:r>
-      <w:proofErr w:type="spellStart"/>
-      <w:r>
-        <w:rPr>
-          <w:sz w:val="28"/>
-          <w:szCs w:val="28"/>
-          <w:lang w:val="en-US"/>
-        </w:rPr>
-        <w:t>InputFile</w:t>
-      </w:r>
-      <w:proofErr w:type="spellEnd"/>
-      <w:r>
-        <w:rPr>
-          <w:sz w:val="28"/>
-          <w:szCs w:val="28"/>
-          <w:lang w:val="en-US"/>
-        </w:rPr>
-        <w:t xml:space="preserve"> = "input.txt";</w:t>
-      </w:r>
-      <w:r>
-        <w:rPr>
-          <w:sz w:val="28"/>
-          <w:szCs w:val="28"/>
-          <w:lang w:val="en-US"/>
-        </w:rPr>
-        <w:br/>
-      </w:r>
-      <w:r>
-        <w:rPr>
-          <w:sz w:val="28"/>
-          <w:szCs w:val="28"/>
-          <w:lang w:val="en-US"/>
-        </w:rPr>
-        <w:br/>
-        <w:t xml:space="preserve">    private static List&lt;</w:t>
-      </w:r>
-      <w:proofErr w:type="spellStart"/>
-      <w:r>
-        <w:rPr>
-          <w:sz w:val="28"/>
-          <w:szCs w:val="28"/>
-          <w:lang w:val="en-US"/>
-        </w:rPr>
-        <w:t>UserRecord</w:t>
-      </w:r>
-      <w:proofErr w:type="spellEnd"/>
-      <w:r>
-        <w:rPr>
-          <w:sz w:val="28"/>
-          <w:szCs w:val="28"/>
-          <w:lang w:val="en-US"/>
-        </w:rPr>
-        <w:t xml:space="preserve">&gt; </w:t>
-      </w:r>
-      <w:proofErr w:type="spellStart"/>
-      <w:r>
-        <w:rPr>
-          <w:sz w:val="28"/>
-          <w:szCs w:val="28"/>
-          <w:lang w:val="en-US"/>
-        </w:rPr>
-        <w:t>ReadRecords</w:t>
-      </w:r>
-      <w:proofErr w:type="spellEnd"/>
-      <w:r>
-        <w:rPr>
-          <w:sz w:val="28"/>
-          <w:szCs w:val="28"/>
-          <w:lang w:val="en-US"/>
-        </w:rPr>
-        <w:t xml:space="preserve">(int </w:t>
-      </w:r>
-      <w:proofErr w:type="spellStart"/>
-      <w:r>
-        <w:rPr>
-          <w:sz w:val="28"/>
-          <w:szCs w:val="28"/>
-          <w:lang w:val="en-US"/>
-        </w:rPr>
-        <w:t>countRecords</w:t>
-      </w:r>
-      <w:proofErr w:type="spellEnd"/>
-      <w:r>
-        <w:rPr>
-          <w:sz w:val="28"/>
-          <w:szCs w:val="28"/>
-          <w:lang w:val="en-US"/>
-        </w:rPr>
-        <w:t>)</w:t>
+        <w:t xml:space="preserve">    private const string InputFile = "input.txt";</w:t>
+      </w:r>
+      <w:r>
+        <w:rPr>
+          <w:sz w:val="28"/>
+          <w:szCs w:val="28"/>
+          <w:lang w:val="en-US"/>
+        </w:rPr>
+        <w:br/>
+      </w:r>
+      <w:r>
+        <w:rPr>
+          <w:sz w:val="28"/>
+          <w:szCs w:val="28"/>
+          <w:lang w:val="en-US"/>
+        </w:rPr>
+        <w:br/>
+        <w:t xml:space="preserve">    private static List&lt;UserRecord&gt; ReadRecords(int countRecords)</w:t>
       </w:r>
       <w:r>
         <w:rPr>
@@ -5927,70 +4848,16 @@
           <w:lang w:val="en-US"/>
         </w:rPr>
         <w:br/>
-        <w:t xml:space="preserve">        var records = new List&lt;</w:t>
-      </w:r>
-      <w:proofErr w:type="spellStart"/>
-      <w:r>
-        <w:rPr>
-          <w:sz w:val="28"/>
-          <w:szCs w:val="28"/>
-          <w:lang w:val="en-US"/>
-        </w:rPr>
-        <w:t>UserRecord</w:t>
-      </w:r>
-      <w:proofErr w:type="spellEnd"/>
-      <w:r>
-        <w:rPr>
-          <w:sz w:val="28"/>
-          <w:szCs w:val="28"/>
-          <w:lang w:val="en-US"/>
-        </w:rPr>
-        <w:t>&gt;();</w:t>
-      </w:r>
-      <w:r>
-        <w:rPr>
-          <w:sz w:val="28"/>
-          <w:szCs w:val="28"/>
-          <w:lang w:val="en-US"/>
-        </w:rPr>
-        <w:br/>
-        <w:t xml:space="preserve">        using var reader = new </w:t>
-      </w:r>
-      <w:proofErr w:type="spellStart"/>
-      <w:r>
-        <w:rPr>
-          <w:sz w:val="28"/>
-          <w:szCs w:val="28"/>
-          <w:lang w:val="en-US"/>
-        </w:rPr>
-        <w:t>StreamReader</w:t>
-      </w:r>
-      <w:proofErr w:type="spellEnd"/>
-      <w:r>
-        <w:rPr>
-          <w:sz w:val="28"/>
-          <w:szCs w:val="28"/>
-          <w:lang w:val="en-US"/>
-        </w:rPr>
-        <w:t>(</w:t>
-      </w:r>
-      <w:proofErr w:type="spellStart"/>
-      <w:r>
-        <w:rPr>
-          <w:sz w:val="28"/>
-          <w:szCs w:val="28"/>
-          <w:lang w:val="en-US"/>
-        </w:rPr>
-        <w:t>InputFile</w:t>
-      </w:r>
-      <w:proofErr w:type="spellEnd"/>
-      <w:r>
-        <w:rPr>
-          <w:sz w:val="28"/>
-          <w:szCs w:val="28"/>
-          <w:lang w:val="en-US"/>
-        </w:rPr>
-        <w:t>);</w:t>
+        <w:t xml:space="preserve">        var records = new List&lt;UserRecord&gt;();</w:t>
+      </w:r>
+      <w:r>
+        <w:rPr>
+          <w:sz w:val="28"/>
+          <w:szCs w:val="28"/>
+          <w:lang w:val="en-US"/>
+        </w:rPr>
+        <w:br/>
+        <w:t xml:space="preserve">        using var reader = new StreamReader(InputFile);</w:t>
       </w:r>
       <w:r>
         <w:rPr>
@@ -6016,43 +4883,7 @@
           <w:lang w:val="en-US"/>
         </w:rPr>
         <w:br/>
-        <w:t xml:space="preserve">        while (index &lt;= </w:t>
-      </w:r>
-      <w:proofErr w:type="spellStart"/>
-      <w:r>
-        <w:rPr>
-          <w:sz w:val="28"/>
-          <w:szCs w:val="28"/>
-          <w:lang w:val="en-US"/>
-        </w:rPr>
-        <w:t>countRecords</w:t>
-      </w:r>
-      <w:proofErr w:type="spellEnd"/>
-      <w:r>
-        <w:rPr>
-          <w:sz w:val="28"/>
-          <w:szCs w:val="28"/>
-          <w:lang w:val="en-US"/>
-        </w:rPr>
-        <w:t xml:space="preserve"> &amp;&amp; </w:t>
-      </w:r>
-      <w:proofErr w:type="spellStart"/>
-      <w:r>
-        <w:rPr>
-          <w:sz w:val="28"/>
-          <w:szCs w:val="28"/>
-          <w:lang w:val="en-US"/>
-        </w:rPr>
-        <w:t>reader.ReadLine</w:t>
-      </w:r>
-      <w:proofErr w:type="spellEnd"/>
-      <w:r>
-        <w:rPr>
-          <w:sz w:val="28"/>
-          <w:szCs w:val="28"/>
-          <w:lang w:val="en-US"/>
-        </w:rPr>
-        <w:t>() is { } line)</w:t>
+        <w:t xml:space="preserve">        while (index &lt;= countRecords &amp;&amp; reader.ReadLine() is { } line)</w:t>
       </w:r>
       <w:r>
         <w:rPr>
@@ -6070,70 +4901,16 @@
           <w:lang w:val="en-US"/>
         </w:rPr>
         <w:br/>
-        <w:t xml:space="preserve">            var parts = </w:t>
-      </w:r>
-      <w:proofErr w:type="spellStart"/>
-      <w:r>
-        <w:rPr>
-          <w:sz w:val="28"/>
-          <w:szCs w:val="28"/>
-          <w:lang w:val="en-US"/>
-        </w:rPr>
-        <w:t>line.Split</w:t>
-      </w:r>
-      <w:proofErr w:type="spellEnd"/>
-      <w:r>
-        <w:rPr>
-          <w:sz w:val="28"/>
-          <w:szCs w:val="28"/>
-          <w:lang w:val="en-US"/>
-        </w:rPr>
-        <w:t xml:space="preserve">('\t',  </w:t>
-      </w:r>
-      <w:proofErr w:type="spellStart"/>
-      <w:r>
-        <w:rPr>
-          <w:sz w:val="28"/>
-          <w:szCs w:val="28"/>
-          <w:lang w:val="en-US"/>
-        </w:rPr>
-        <w:t>StringSplitOptions.RemoveEmptyEntries</w:t>
-      </w:r>
-      <w:proofErr w:type="spellEnd"/>
-      <w:r>
-        <w:rPr>
-          <w:sz w:val="28"/>
-          <w:szCs w:val="28"/>
-          <w:lang w:val="en-US"/>
-        </w:rPr>
-        <w:t>);</w:t>
-      </w:r>
-      <w:r>
-        <w:rPr>
-          <w:sz w:val="28"/>
-          <w:szCs w:val="28"/>
-          <w:lang w:val="en-US"/>
-        </w:rPr>
-        <w:br/>
-        <w:t xml:space="preserve">            var date = new </w:t>
-      </w:r>
-      <w:proofErr w:type="spellStart"/>
-      <w:r>
-        <w:rPr>
-          <w:sz w:val="28"/>
-          <w:szCs w:val="28"/>
-          <w:lang w:val="en-US"/>
-        </w:rPr>
-        <w:t>CustomMyDate</w:t>
-      </w:r>
-      <w:proofErr w:type="spellEnd"/>
-      <w:r>
-        <w:rPr>
-          <w:sz w:val="28"/>
-          <w:szCs w:val="28"/>
-          <w:lang w:val="en-US"/>
-        </w:rPr>
-        <w:t>(parts[0]);</w:t>
+        <w:t xml:space="preserve">            var parts = line.Split('\t',  StringSplitOptions.RemoveEmptyEntries);</w:t>
+      </w:r>
+      <w:r>
+        <w:rPr>
+          <w:sz w:val="28"/>
+          <w:szCs w:val="28"/>
+          <w:lang w:val="en-US"/>
+        </w:rPr>
+        <w:br/>
+        <w:t xml:space="preserve">            var date = new CustomMyDate(parts[0]);</w:t>
       </w:r>
       <w:r>
         <w:rPr>
@@ -6176,79 +4953,7 @@
           <w:lang w:val="en-US"/>
         </w:rPr>
         <w:lastRenderedPageBreak/>
-        <w:t xml:space="preserve">            </w:t>
-      </w:r>
-      <w:proofErr w:type="spellStart"/>
-      <w:r>
-        <w:rPr>
-          <w:sz w:val="28"/>
-          <w:szCs w:val="28"/>
-          <w:lang w:val="en-US"/>
-        </w:rPr>
-        <w:t>records.Add</w:t>
-      </w:r>
-      <w:proofErr w:type="spellEnd"/>
-      <w:r>
-        <w:rPr>
-          <w:sz w:val="28"/>
-          <w:szCs w:val="28"/>
-          <w:lang w:val="en-US"/>
-        </w:rPr>
-        <w:t xml:space="preserve">(new </w:t>
-      </w:r>
-      <w:proofErr w:type="spellStart"/>
-      <w:r>
-        <w:rPr>
-          <w:sz w:val="28"/>
-          <w:szCs w:val="28"/>
-          <w:lang w:val="en-US"/>
-        </w:rPr>
-        <w:t>UserRecord</w:t>
-      </w:r>
-      <w:proofErr w:type="spellEnd"/>
-      <w:r>
-        <w:rPr>
-          <w:sz w:val="28"/>
-          <w:szCs w:val="28"/>
-          <w:lang w:val="en-US"/>
-        </w:rPr>
-        <w:t xml:space="preserve"> { Date = date, </w:t>
-      </w:r>
-      <w:proofErr w:type="spellStart"/>
-      <w:r>
-        <w:rPr>
-          <w:sz w:val="28"/>
-          <w:szCs w:val="28"/>
-          <w:lang w:val="en-US"/>
-        </w:rPr>
-        <w:t>FullName</w:t>
-      </w:r>
-      <w:proofErr w:type="spellEnd"/>
-      <w:r>
-        <w:rPr>
-          <w:sz w:val="28"/>
-          <w:szCs w:val="28"/>
-          <w:lang w:val="en-US"/>
-        </w:rPr>
-        <w:t xml:space="preserve"> = new </w:t>
-      </w:r>
-      <w:proofErr w:type="spellStart"/>
-      <w:r>
-        <w:rPr>
-          <w:sz w:val="28"/>
-          <w:szCs w:val="28"/>
-          <w:lang w:val="en-US"/>
-        </w:rPr>
-        <w:t>FullName</w:t>
-      </w:r>
-      <w:proofErr w:type="spellEnd"/>
-      <w:r>
-        <w:rPr>
-          <w:sz w:val="28"/>
-          <w:szCs w:val="28"/>
-          <w:lang w:val="en-US"/>
-        </w:rPr>
-        <w:t>()</w:t>
+        <w:t xml:space="preserve">            records.Add(new UserRecord { Date = date, FullName = new FullName()</w:t>
       </w:r>
       <w:r>
         <w:rPr>
@@ -6284,25 +4989,7 @@
           <w:lang w:val="en-US"/>
         </w:rPr>
         <w:br/>
-        <w:t xml:space="preserve">                </w:t>
-      </w:r>
-      <w:proofErr w:type="spellStart"/>
-      <w:r>
-        <w:rPr>
-          <w:sz w:val="28"/>
-          <w:szCs w:val="28"/>
-          <w:lang w:val="en-US"/>
-        </w:rPr>
-        <w:t>MiddleName</w:t>
-      </w:r>
-      <w:proofErr w:type="spellEnd"/>
-      <w:r>
-        <w:rPr>
-          <w:sz w:val="28"/>
-          <w:szCs w:val="28"/>
-          <w:lang w:val="en-US"/>
-        </w:rPr>
-        <w:t xml:space="preserve"> = names[2],</w:t>
+        <w:t xml:space="preserve">                MiddleName = names[2],</w:t>
       </w:r>
       <w:r>
         <w:rPr>
@@ -6374,25 +5061,7 @@
           <w:lang w:val="en-US"/>
         </w:rPr>
         <w:br/>
-        <w:t xml:space="preserve">    private static string </w:t>
-      </w:r>
-      <w:proofErr w:type="spellStart"/>
-      <w:r>
-        <w:rPr>
-          <w:sz w:val="28"/>
-          <w:szCs w:val="28"/>
-          <w:lang w:val="en-US"/>
-        </w:rPr>
-        <w:t>GetProjectRoot</w:t>
-      </w:r>
-      <w:proofErr w:type="spellEnd"/>
-      <w:r>
-        <w:rPr>
-          <w:sz w:val="28"/>
-          <w:szCs w:val="28"/>
-          <w:lang w:val="en-US"/>
-        </w:rPr>
-        <w:t>()</w:t>
+        <w:t xml:space="preserve">    private static string GetProjectRoot()</w:t>
       </w:r>
       <w:r>
         <w:rPr>
@@ -6410,61 +5079,7 @@
           <w:lang w:val="en-US"/>
         </w:rPr>
         <w:br/>
-        <w:t xml:space="preserve">        var </w:t>
-      </w:r>
-      <w:proofErr w:type="spellStart"/>
-      <w:r>
-        <w:rPr>
-          <w:sz w:val="28"/>
-          <w:szCs w:val="28"/>
-          <w:lang w:val="en-US"/>
-        </w:rPr>
-        <w:t>dirInfo</w:t>
-      </w:r>
-      <w:proofErr w:type="spellEnd"/>
-      <w:r>
-        <w:rPr>
-          <w:sz w:val="28"/>
-          <w:szCs w:val="28"/>
-          <w:lang w:val="en-US"/>
-        </w:rPr>
-        <w:t xml:space="preserve"> = new </w:t>
-      </w:r>
-      <w:proofErr w:type="spellStart"/>
-      <w:r>
-        <w:rPr>
-          <w:sz w:val="28"/>
-          <w:szCs w:val="28"/>
-          <w:lang w:val="en-US"/>
-        </w:rPr>
-        <w:t>DirectoryInfo</w:t>
-      </w:r>
-      <w:proofErr w:type="spellEnd"/>
-      <w:r>
-        <w:rPr>
-          <w:sz w:val="28"/>
-          <w:szCs w:val="28"/>
-          <w:lang w:val="en-US"/>
-        </w:rPr>
-        <w:t>(</w:t>
-      </w:r>
-      <w:proofErr w:type="spellStart"/>
-      <w:r>
-        <w:rPr>
-          <w:sz w:val="28"/>
-          <w:szCs w:val="28"/>
-          <w:lang w:val="en-US"/>
-        </w:rPr>
-        <w:t>AppContext.BaseDirectory</w:t>
-      </w:r>
-      <w:proofErr w:type="spellEnd"/>
-      <w:r>
-        <w:rPr>
-          <w:sz w:val="28"/>
-          <w:szCs w:val="28"/>
-          <w:lang w:val="en-US"/>
-        </w:rPr>
-        <w:t>);</w:t>
+        <w:t xml:space="preserve">        var dirInfo = new DirectoryInfo(AppContext.BaseDirectory);</w:t>
       </w:r>
       <w:r>
         <w:rPr>
@@ -6482,25 +5097,7 @@
           <w:lang w:val="en-US"/>
         </w:rPr>
         <w:br/>
-        <w:t xml:space="preserve">        while (</w:t>
-      </w:r>
-      <w:proofErr w:type="spellStart"/>
-      <w:r>
-        <w:rPr>
-          <w:sz w:val="28"/>
-          <w:szCs w:val="28"/>
-          <w:lang w:val="en-US"/>
-        </w:rPr>
-        <w:t>dirInfo</w:t>
-      </w:r>
-      <w:proofErr w:type="spellEnd"/>
-      <w:r>
-        <w:rPr>
-          <w:sz w:val="28"/>
-          <w:szCs w:val="28"/>
-          <w:lang w:val="en-US"/>
-        </w:rPr>
-        <w:t xml:space="preserve"> is not null)</w:t>
+        <w:t xml:space="preserve">        while (dirInfo is not null)</w:t>
       </w:r>
       <w:r>
         <w:rPr>
@@ -6518,123 +5115,33 @@
           <w:lang w:val="en-US"/>
         </w:rPr>
         <w:br/>
-        <w:t xml:space="preserve">            if (</w:t>
-      </w:r>
-      <w:proofErr w:type="spellStart"/>
-      <w:r>
-        <w:rPr>
-          <w:sz w:val="28"/>
-          <w:szCs w:val="28"/>
-          <w:lang w:val="en-US"/>
-        </w:rPr>
-        <w:t>dirInfo.GetFiles</w:t>
-      </w:r>
-      <w:proofErr w:type="spellEnd"/>
-      <w:r>
-        <w:rPr>
-          <w:sz w:val="28"/>
-          <w:szCs w:val="28"/>
-          <w:lang w:val="en-US"/>
-        </w:rPr>
-        <w:t>("*.</w:t>
-      </w:r>
-      <w:proofErr w:type="spellStart"/>
-      <w:r>
-        <w:rPr>
-          <w:sz w:val="28"/>
-          <w:szCs w:val="28"/>
-          <w:lang w:val="en-US"/>
-        </w:rPr>
-        <w:t>csproj</w:t>
-      </w:r>
-      <w:proofErr w:type="spellEnd"/>
-      <w:r>
-        <w:rPr>
-          <w:sz w:val="28"/>
-          <w:szCs w:val="28"/>
-          <w:lang w:val="en-US"/>
-        </w:rPr>
-        <w:t>").Length != 0)</w:t>
-      </w:r>
-      <w:r>
-        <w:rPr>
-          <w:sz w:val="28"/>
-          <w:szCs w:val="28"/>
-          <w:lang w:val="en-US"/>
-        </w:rPr>
-        <w:br/>
-        <w:t xml:space="preserve">                return </w:t>
-      </w:r>
-      <w:proofErr w:type="spellStart"/>
-      <w:r>
-        <w:rPr>
-          <w:sz w:val="28"/>
-          <w:szCs w:val="28"/>
-          <w:lang w:val="en-US"/>
-        </w:rPr>
-        <w:t>dirInfo.FullName</w:t>
-      </w:r>
-      <w:proofErr w:type="spellEnd"/>
-      <w:r>
-        <w:rPr>
-          <w:sz w:val="28"/>
-          <w:szCs w:val="28"/>
-          <w:lang w:val="en-US"/>
-        </w:rPr>
-        <w:t>;</w:t>
-      </w:r>
-      <w:r>
-        <w:rPr>
-          <w:sz w:val="28"/>
-          <w:szCs w:val="28"/>
-          <w:lang w:val="en-US"/>
-        </w:rPr>
-        <w:br/>
-      </w:r>
-      <w:r>
-        <w:rPr>
-          <w:sz w:val="28"/>
-          <w:szCs w:val="28"/>
-          <w:lang w:val="en-US"/>
-        </w:rPr>
-        <w:br/>
-        <w:t xml:space="preserve">            </w:t>
-      </w:r>
-      <w:proofErr w:type="spellStart"/>
-      <w:r>
-        <w:rPr>
-          <w:sz w:val="28"/>
-          <w:szCs w:val="28"/>
-          <w:lang w:val="en-US"/>
-        </w:rPr>
-        <w:t>dirInfo</w:t>
-      </w:r>
-      <w:proofErr w:type="spellEnd"/>
-      <w:r>
-        <w:rPr>
-          <w:sz w:val="28"/>
-          <w:szCs w:val="28"/>
-          <w:lang w:val="en-US"/>
-        </w:rPr>
-        <w:t xml:space="preserve"> = </w:t>
-      </w:r>
-      <w:proofErr w:type="spellStart"/>
-      <w:r>
-        <w:rPr>
-          <w:sz w:val="28"/>
-          <w:szCs w:val="28"/>
-          <w:lang w:val="en-US"/>
-        </w:rPr>
-        <w:t>dirInfo.Parent</w:t>
-      </w:r>
-      <w:proofErr w:type="spellEnd"/>
-      <w:r>
-        <w:rPr>
-          <w:sz w:val="28"/>
-          <w:szCs w:val="28"/>
-          <w:lang w:val="en-US"/>
-        </w:rPr>
-        <w:t>;</w:t>
+        <w:t xml:space="preserve">            if (dirInfo.GetFiles("*.csproj").Length != 0)</w:t>
+      </w:r>
+      <w:r>
+        <w:rPr>
+          <w:sz w:val="28"/>
+          <w:szCs w:val="28"/>
+          <w:lang w:val="en-US"/>
+        </w:rPr>
+        <w:br/>
+        <w:t xml:space="preserve">                return dirInfo.FullName;</w:t>
+      </w:r>
+      <w:r>
+        <w:rPr>
+          <w:sz w:val="28"/>
+          <w:szCs w:val="28"/>
+          <w:lang w:val="en-US"/>
+        </w:rPr>
+        <w:br/>
+      </w:r>
+      <w:r>
+        <w:rPr>
+          <w:sz w:val="28"/>
+          <w:szCs w:val="28"/>
+          <w:lang w:val="en-US"/>
+        </w:rPr>
+        <w:br/>
+        <w:t xml:space="preserve">            dirInfo = dirInfo.Parent;</w:t>
       </w:r>
       <w:r>
         <w:rPr>
@@ -6661,25 +5168,7 @@
           <w:lang w:val="en-US"/>
         </w:rPr>
         <w:br/>
-        <w:t xml:space="preserve">        return </w:t>
-      </w:r>
-      <w:proofErr w:type="spellStart"/>
-      <w:r>
-        <w:rPr>
-          <w:sz w:val="28"/>
-          <w:szCs w:val="28"/>
-          <w:lang w:val="en-US"/>
-        </w:rPr>
-        <w:t>Directory.GetCurrentDirectory</w:t>
-      </w:r>
-      <w:proofErr w:type="spellEnd"/>
-      <w:r>
-        <w:rPr>
-          <w:sz w:val="28"/>
-          <w:szCs w:val="28"/>
-          <w:lang w:val="en-US"/>
-        </w:rPr>
-        <w:t>();</w:t>
+        <w:t xml:space="preserve">        return Directory.GetCurrentDirectory();</w:t>
       </w:r>
       <w:r>
         <w:rPr>
@@ -6706,79 +5195,7 @@
           <w:lang w:val="en-US"/>
         </w:rPr>
         <w:br/>
-        <w:t xml:space="preserve">    private static StringBuilder </w:t>
-      </w:r>
-      <w:proofErr w:type="spellStart"/>
-      <w:r>
-        <w:rPr>
-          <w:sz w:val="28"/>
-          <w:szCs w:val="28"/>
-          <w:lang w:val="en-US"/>
-        </w:rPr>
-        <w:t>ToLines</w:t>
-      </w:r>
-      <w:proofErr w:type="spellEnd"/>
-      <w:r>
-        <w:rPr>
-          <w:sz w:val="28"/>
-          <w:szCs w:val="28"/>
-          <w:lang w:val="en-US"/>
-        </w:rPr>
-        <w:t>(</w:t>
-      </w:r>
-      <w:proofErr w:type="spellStart"/>
-      <w:r>
-        <w:rPr>
-          <w:sz w:val="28"/>
-          <w:szCs w:val="28"/>
-          <w:lang w:val="en-US"/>
-        </w:rPr>
-        <w:t>UserRecord</w:t>
-      </w:r>
-      <w:proofErr w:type="spellEnd"/>
-      <w:r>
-        <w:rPr>
-          <w:sz w:val="28"/>
-          <w:szCs w:val="28"/>
-          <w:lang w:val="en-US"/>
-        </w:rPr>
-        <w:t xml:space="preserve">[] </w:t>
-      </w:r>
-      <w:proofErr w:type="spellStart"/>
-      <w:r>
-        <w:rPr>
-          <w:sz w:val="28"/>
-          <w:szCs w:val="28"/>
-          <w:lang w:val="en-US"/>
-        </w:rPr>
-        <w:t>arr</w:t>
-      </w:r>
-      <w:proofErr w:type="spellEnd"/>
-      <w:r>
-        <w:rPr>
-          <w:sz w:val="28"/>
-          <w:szCs w:val="28"/>
-          <w:lang w:val="en-US"/>
-        </w:rPr>
-        <w:t xml:space="preserve">, </w:t>
-      </w:r>
-      <w:proofErr w:type="spellStart"/>
-      <w:r>
-        <w:rPr>
-          <w:sz w:val="28"/>
-          <w:szCs w:val="28"/>
-          <w:lang w:val="en-US"/>
-        </w:rPr>
-        <w:t>TimeSpan</w:t>
-      </w:r>
-      <w:proofErr w:type="spellEnd"/>
-      <w:r>
-        <w:rPr>
-          <w:sz w:val="28"/>
-          <w:szCs w:val="28"/>
-          <w:lang w:val="en-US"/>
-        </w:rPr>
-        <w:t xml:space="preserve"> time)</w:t>
+        <w:t xml:space="preserve">    private static StringBuilder ToLines(UserRecord[] arr, TimeSpan time)</w:t>
       </w:r>
       <w:r>
         <w:rPr>
@@ -6822,70 +5239,16 @@
           <w:lang w:val="en-US"/>
         </w:rPr>
         <w:br/>
-        <w:t xml:space="preserve">        foreach (var r in </w:t>
-      </w:r>
-      <w:proofErr w:type="spellStart"/>
-      <w:r>
-        <w:rPr>
-          <w:sz w:val="28"/>
-          <w:szCs w:val="28"/>
-          <w:lang w:val="en-US"/>
-        </w:rPr>
-        <w:t>arr</w:t>
-      </w:r>
-      <w:proofErr w:type="spellEnd"/>
-      <w:r>
-        <w:rPr>
-          <w:sz w:val="28"/>
-          <w:szCs w:val="28"/>
-          <w:lang w:val="en-US"/>
-        </w:rPr>
-        <w:t>)</w:t>
-      </w:r>
-      <w:r>
-        <w:rPr>
-          <w:sz w:val="28"/>
-          <w:szCs w:val="28"/>
-          <w:lang w:val="en-US"/>
-        </w:rPr>
-        <w:br/>
-        <w:t xml:space="preserve">            </w:t>
-      </w:r>
-      <w:proofErr w:type="spellStart"/>
-      <w:r>
-        <w:rPr>
-          <w:sz w:val="28"/>
-          <w:szCs w:val="28"/>
-          <w:lang w:val="en-US"/>
-        </w:rPr>
-        <w:t>lines.AppendLine</w:t>
-      </w:r>
-      <w:proofErr w:type="spellEnd"/>
-      <w:r>
-        <w:rPr>
-          <w:sz w:val="28"/>
-          <w:szCs w:val="28"/>
-          <w:lang w:val="en-US"/>
-        </w:rPr>
-        <w:t>(</w:t>
-      </w:r>
-      <w:proofErr w:type="spellStart"/>
-      <w:r>
-        <w:rPr>
-          <w:sz w:val="28"/>
-          <w:szCs w:val="28"/>
-          <w:lang w:val="en-US"/>
-        </w:rPr>
-        <w:t>r.ToString</w:t>
-      </w:r>
-      <w:proofErr w:type="spellEnd"/>
-      <w:r>
-        <w:rPr>
-          <w:sz w:val="28"/>
-          <w:szCs w:val="28"/>
-          <w:lang w:val="en-US"/>
-        </w:rPr>
-        <w:t>());</w:t>
+        <w:t xml:space="preserve">        foreach (var r in arr)</w:t>
+      </w:r>
+      <w:r>
+        <w:rPr>
+          <w:sz w:val="28"/>
+          <w:szCs w:val="28"/>
+          <w:lang w:val="en-US"/>
+        </w:rPr>
+        <w:br/>
+        <w:t xml:space="preserve">            lines.AppendLine(r.ToString());</w:t>
       </w:r>
       <w:r>
         <w:rPr>
@@ -6903,32 +5266,193 @@
           <w:lang w:val="en-US"/>
         </w:rPr>
         <w:br/>
+        <w:t xml:space="preserve">        lines.Append($"</w:t>
+      </w:r>
+      <w:r>
+        <w:rPr>
+          <w:sz w:val="28"/>
+          <w:szCs w:val="28"/>
+        </w:rPr>
+        <w:t>Время</w:t>
+      </w:r>
+      <w:r>
+        <w:rPr>
+          <w:sz w:val="28"/>
+          <w:szCs w:val="28"/>
+          <w:lang w:val="en-US"/>
+        </w:rPr>
+        <w:t xml:space="preserve"> </w:t>
+      </w:r>
+      <w:r>
+        <w:rPr>
+          <w:sz w:val="28"/>
+          <w:szCs w:val="28"/>
+        </w:rPr>
+        <w:t>сортировки</w:t>
+      </w:r>
+      <w:r>
+        <w:rPr>
+          <w:sz w:val="28"/>
+          <w:szCs w:val="28"/>
+          <w:lang w:val="en-US"/>
+        </w:rPr>
+        <w:t xml:space="preserve">: {time.TotalSeconds:F3} </w:t>
+      </w:r>
+      <w:r>
+        <w:rPr>
+          <w:sz w:val="28"/>
+          <w:szCs w:val="28"/>
+        </w:rPr>
+        <w:t>сек</w:t>
+      </w:r>
+      <w:r>
+        <w:rPr>
+          <w:sz w:val="28"/>
+          <w:szCs w:val="28"/>
+          <w:lang w:val="en-US"/>
+        </w:rPr>
+        <w:t>");</w:t>
+      </w:r>
+      <w:r>
+        <w:rPr>
+          <w:sz w:val="28"/>
+          <w:szCs w:val="28"/>
+          <w:lang w:val="en-US"/>
+        </w:rPr>
+        <w:br/>
+        <w:t xml:space="preserve">        return lines;</w:t>
+      </w:r>
+      <w:r>
+        <w:rPr>
+          <w:sz w:val="28"/>
+          <w:szCs w:val="28"/>
+          <w:lang w:val="en-US"/>
+        </w:rPr>
+        <w:br/>
+        <w:t xml:space="preserve">    }</w:t>
+      </w:r>
+      <w:r>
+        <w:rPr>
+          <w:sz w:val="28"/>
+          <w:szCs w:val="28"/>
+          <w:lang w:val="en-US"/>
+        </w:rPr>
+        <w:br/>
+      </w:r>
+      <w:r>
+        <w:rPr>
+          <w:sz w:val="28"/>
+          <w:szCs w:val="28"/>
+          <w:lang w:val="en-US"/>
+        </w:rPr>
+        <w:br/>
+        <w:t xml:space="preserve">    private static TimeSpan RunSort(UserRecord[] array, int length, Action&lt;UserRecord[], int&gt; sort)</w:t>
+      </w:r>
+      <w:r>
+        <w:rPr>
+          <w:sz w:val="28"/>
+          <w:szCs w:val="28"/>
+          <w:lang w:val="en-US"/>
+        </w:rPr>
+        <w:br/>
+        <w:t xml:space="preserve">    {</w:t>
+      </w:r>
+      <w:r>
+        <w:rPr>
+          <w:sz w:val="28"/>
+          <w:szCs w:val="28"/>
+          <w:lang w:val="en-US"/>
+        </w:rPr>
+        <w:br/>
+        <w:t xml:space="preserve">        var sw = Stopwatch.StartNew();</w:t>
+      </w:r>
+      <w:r>
+        <w:rPr>
+          <w:sz w:val="28"/>
+          <w:szCs w:val="28"/>
+          <w:lang w:val="en-US"/>
+        </w:rPr>
+        <w:br/>
+        <w:t xml:space="preserve">        sort(array, length);</w:t>
+      </w:r>
+      <w:r>
+        <w:rPr>
+          <w:sz w:val="28"/>
+          <w:szCs w:val="28"/>
+          <w:lang w:val="en-US"/>
+        </w:rPr>
+        <w:br/>
+        <w:t xml:space="preserve">        sw.Stop();</w:t>
+      </w:r>
+      <w:r>
+        <w:rPr>
+          <w:sz w:val="28"/>
+          <w:szCs w:val="28"/>
+          <w:lang w:val="en-US"/>
+        </w:rPr>
+        <w:br/>
         <w:t xml:space="preserve">        </w:t>
       </w:r>
-      <w:proofErr w:type="spellStart"/>
-      <w:r>
-        <w:rPr>
-          <w:sz w:val="28"/>
-          <w:szCs w:val="28"/>
-          <w:lang w:val="en-US"/>
-        </w:rPr>
-        <w:t>lines.Append</w:t>
-      </w:r>
-      <w:proofErr w:type="spellEnd"/>
-      <w:r>
-        <w:rPr>
-          <w:sz w:val="28"/>
-          <w:szCs w:val="28"/>
-          <w:lang w:val="en-US"/>
-        </w:rPr>
-        <w:t>($"</w:t>
-      </w:r>
-      <w:r>
-        <w:rPr>
-          <w:sz w:val="28"/>
-          <w:szCs w:val="28"/>
-        </w:rPr>
-        <w:t>Время</w:t>
+      <w:r>
+        <w:rPr>
+          <w:sz w:val="28"/>
+          <w:szCs w:val="28"/>
+          <w:lang w:val="en-US"/>
+        </w:rPr>
+        <w:br/>
+        <w:t xml:space="preserve">        return sw.Elapsed;</w:t>
+      </w:r>
+      <w:r>
+        <w:rPr>
+          <w:sz w:val="28"/>
+          <w:szCs w:val="28"/>
+          <w:lang w:val="en-US"/>
+        </w:rPr>
+        <w:br/>
+        <w:t xml:space="preserve">    }</w:t>
+      </w:r>
+      <w:r>
+        <w:rPr>
+          <w:sz w:val="28"/>
+          <w:szCs w:val="28"/>
+          <w:lang w:val="en-US"/>
+        </w:rPr>
+        <w:br/>
+        <w:t xml:space="preserve">     </w:t>
+      </w:r>
+      <w:r>
+        <w:rPr>
+          <w:sz w:val="28"/>
+          <w:szCs w:val="28"/>
+          <w:lang w:val="en-US"/>
+        </w:rPr>
+        <w:br/>
+        <w:t xml:space="preserve">    public static void Main()</w:t>
+      </w:r>
+      <w:r>
+        <w:rPr>
+          <w:sz w:val="28"/>
+          <w:szCs w:val="28"/>
+          <w:lang w:val="en-US"/>
+        </w:rPr>
+        <w:br/>
+        <w:t xml:space="preserve">    {</w:t>
+      </w:r>
+      <w:r>
+        <w:rPr>
+          <w:sz w:val="28"/>
+          <w:szCs w:val="28"/>
+          <w:lang w:val="en-US"/>
+        </w:rPr>
+        <w:br/>
+        <w:t xml:space="preserve">        Console.Write("</w:t>
+      </w:r>
+      <w:r>
+        <w:rPr>
+          <w:sz w:val="28"/>
+          <w:szCs w:val="28"/>
+        </w:rPr>
+        <w:t>Введите</w:t>
       </w:r>
       <w:r>
         <w:rPr>
@@ -6943,6 +5467,114 @@
           <w:sz w:val="28"/>
           <w:szCs w:val="28"/>
         </w:rPr>
+        <w:t>количество</w:t>
+      </w:r>
+      <w:r>
+        <w:rPr>
+          <w:sz w:val="28"/>
+          <w:szCs w:val="28"/>
+          <w:lang w:val="en-US"/>
+        </w:rPr>
+        <w:t xml:space="preserve"> </w:t>
+      </w:r>
+      <w:r>
+        <w:rPr>
+          <w:sz w:val="28"/>
+          <w:szCs w:val="28"/>
+        </w:rPr>
+        <w:t>строк</w:t>
+      </w:r>
+      <w:r>
+        <w:rPr>
+          <w:sz w:val="28"/>
+          <w:szCs w:val="28"/>
+          <w:lang w:val="en-US"/>
+        </w:rPr>
+        <w:t xml:space="preserve"> n: ");</w:t>
+      </w:r>
+      <w:r>
+        <w:rPr>
+          <w:sz w:val="28"/>
+          <w:szCs w:val="28"/>
+          <w:lang w:val="en-US"/>
+        </w:rPr>
+        <w:br/>
+        <w:t xml:space="preserve">        var n = int.Parse(Console.ReadLine() ?? string.Empty);</w:t>
+      </w:r>
+      <w:r>
+        <w:rPr>
+          <w:sz w:val="28"/>
+          <w:szCs w:val="28"/>
+          <w:lang w:val="en-US"/>
+        </w:rPr>
+        <w:br/>
+        <w:t xml:space="preserve">        </w:t>
+      </w:r>
+      <w:r>
+        <w:rPr>
+          <w:sz w:val="28"/>
+          <w:szCs w:val="28"/>
+          <w:lang w:val="en-US"/>
+        </w:rPr>
+        <w:br/>
+        <w:t xml:space="preserve">        var records = ReadRecords(n);</w:t>
+      </w:r>
+      <w:r>
+        <w:rPr>
+          <w:sz w:val="28"/>
+          <w:szCs w:val="28"/>
+          <w:lang w:val="en-US"/>
+        </w:rPr>
+        <w:br/>
+        <w:t xml:space="preserve">        var dataMerge = records.ToArray();</w:t>
+      </w:r>
+      <w:r>
+        <w:rPr>
+          <w:sz w:val="28"/>
+          <w:szCs w:val="28"/>
+          <w:lang w:val="en-US"/>
+        </w:rPr>
+        <w:br/>
+        <w:t xml:space="preserve">        var dataInsert = records.ToArray();</w:t>
+      </w:r>
+      <w:r>
+        <w:rPr>
+          <w:sz w:val="28"/>
+          <w:szCs w:val="28"/>
+          <w:lang w:val="en-US"/>
+        </w:rPr>
+        <w:br/>
+        <w:t xml:space="preserve">        </w:t>
+      </w:r>
+      <w:r>
+        <w:rPr>
+          <w:sz w:val="28"/>
+          <w:szCs w:val="28"/>
+          <w:lang w:val="en-US"/>
+        </w:rPr>
+        <w:br/>
+        <w:t xml:space="preserve">        Console.WriteLine("</w:t>
+      </w:r>
+      <w:r>
+        <w:rPr>
+          <w:sz w:val="28"/>
+          <w:szCs w:val="28"/>
+        </w:rPr>
+        <w:t>Старт</w:t>
+      </w:r>
+      <w:r>
+        <w:rPr>
+          <w:sz w:val="28"/>
+          <w:szCs w:val="28"/>
+          <w:lang w:val="en-US"/>
+        </w:rPr>
+        <w:t xml:space="preserve"> </w:t>
+      </w:r>
+      <w:r>
+        <w:rPr>
+          <w:sz w:val="28"/>
+          <w:szCs w:val="28"/>
+        </w:rPr>
         <w:t>сортировки</w:t>
       </w:r>
       <w:r>
@@ -6951,68 +5583,45 @@
           <w:szCs w:val="28"/>
           <w:lang w:val="en-US"/>
         </w:rPr>
-        <w:t xml:space="preserve">: {time.TotalSeconds:F3} </w:t>
-      </w:r>
-      <w:r>
-        <w:rPr>
-          <w:sz w:val="28"/>
-          <w:szCs w:val="28"/>
-        </w:rPr>
-        <w:t>сек</w:t>
-      </w:r>
-      <w:r>
-        <w:rPr>
-          <w:sz w:val="28"/>
-          <w:szCs w:val="28"/>
-          <w:lang w:val="en-US"/>
-        </w:rPr>
-        <w:t>");</w:t>
-      </w:r>
-      <w:r>
-        <w:rPr>
-          <w:sz w:val="28"/>
-          <w:szCs w:val="28"/>
-          <w:lang w:val="en-US"/>
-        </w:rPr>
-        <w:br/>
-        <w:t xml:space="preserve">        return lines;</w:t>
-      </w:r>
-      <w:r>
-        <w:rPr>
-          <w:sz w:val="28"/>
-          <w:szCs w:val="28"/>
-          <w:lang w:val="en-US"/>
-        </w:rPr>
-        <w:br/>
-        <w:t xml:space="preserve">    }</w:t>
-      </w:r>
-      <w:r>
-        <w:rPr>
-          <w:sz w:val="28"/>
-          <w:szCs w:val="28"/>
-          <w:lang w:val="en-US"/>
-        </w:rPr>
-        <w:br/>
-      </w:r>
-      <w:r>
-        <w:rPr>
-          <w:sz w:val="28"/>
-          <w:szCs w:val="28"/>
-          <w:lang w:val="en-US"/>
-        </w:rPr>
-        <w:br/>
-        <w:t xml:space="preserve">    private static </w:t>
-      </w:r>
-      <w:proofErr w:type="spellStart"/>
-      <w:r>
-        <w:rPr>
-          <w:sz w:val="28"/>
-          <w:szCs w:val="28"/>
-          <w:lang w:val="en-US"/>
-        </w:rPr>
-        <w:t>TimeSpan</w:t>
-      </w:r>
-      <w:proofErr w:type="spellEnd"/>
+        <w:t xml:space="preserve">: </w:t>
+      </w:r>
+      <w:r>
+        <w:rPr>
+          <w:sz w:val="28"/>
+          <w:szCs w:val="28"/>
+        </w:rPr>
+        <w:t>Слияние</w:t>
+      </w:r>
+      <w:r>
+        <w:rPr>
+          <w:sz w:val="28"/>
+          <w:szCs w:val="28"/>
+          <w:lang w:val="en-US"/>
+        </w:rPr>
+        <w:t xml:space="preserve"> (</w:t>
+      </w:r>
+      <w:r>
+        <w:rPr>
+          <w:sz w:val="28"/>
+          <w:szCs w:val="28"/>
+        </w:rPr>
+        <w:t>естественное</w:t>
+      </w:r>
+      <w:r>
+        <w:rPr>
+          <w:sz w:val="28"/>
+          <w:szCs w:val="28"/>
+          <w:lang w:val="en-US"/>
+        </w:rPr>
+        <w:t xml:space="preserve">, </w:t>
+      </w:r>
+      <w:r>
+        <w:rPr>
+          <w:sz w:val="28"/>
+          <w:szCs w:val="28"/>
+        </w:rPr>
+        <w:t>итеративная</w:t>
+      </w:r>
       <w:r>
         <w:rPr>
           <w:sz w:val="28"/>
@@ -7021,594 +5630,6 @@
         </w:rPr>
         <w:t xml:space="preserve"> </w:t>
       </w:r>
-      <w:proofErr w:type="spellStart"/>
-      <w:r>
-        <w:rPr>
-          <w:sz w:val="28"/>
-          <w:szCs w:val="28"/>
-          <w:lang w:val="en-US"/>
-        </w:rPr>
-        <w:t>RunSort</w:t>
-      </w:r>
-      <w:proofErr w:type="spellEnd"/>
-      <w:r>
-        <w:rPr>
-          <w:sz w:val="28"/>
-          <w:szCs w:val="28"/>
-          <w:lang w:val="en-US"/>
-        </w:rPr>
-        <w:t>(</w:t>
-      </w:r>
-      <w:proofErr w:type="spellStart"/>
-      <w:r>
-        <w:rPr>
-          <w:sz w:val="28"/>
-          <w:szCs w:val="28"/>
-          <w:lang w:val="en-US"/>
-        </w:rPr>
-        <w:t>UserRecord</w:t>
-      </w:r>
-      <w:proofErr w:type="spellEnd"/>
-      <w:r>
-        <w:rPr>
-          <w:sz w:val="28"/>
-          <w:szCs w:val="28"/>
-          <w:lang w:val="en-US"/>
-        </w:rPr>
-        <w:t>[] array, int length, Action&lt;</w:t>
-      </w:r>
-      <w:proofErr w:type="spellStart"/>
-      <w:r>
-        <w:rPr>
-          <w:sz w:val="28"/>
-          <w:szCs w:val="28"/>
-          <w:lang w:val="en-US"/>
-        </w:rPr>
-        <w:t>UserRecord</w:t>
-      </w:r>
-      <w:proofErr w:type="spellEnd"/>
-      <w:r>
-        <w:rPr>
-          <w:sz w:val="28"/>
-          <w:szCs w:val="28"/>
-          <w:lang w:val="en-US"/>
-        </w:rPr>
-        <w:t>[], int&gt; sort)</w:t>
-      </w:r>
-      <w:r>
-        <w:rPr>
-          <w:sz w:val="28"/>
-          <w:szCs w:val="28"/>
-          <w:lang w:val="en-US"/>
-        </w:rPr>
-        <w:br/>
-        <w:t xml:space="preserve">    {</w:t>
-      </w:r>
-      <w:r>
-        <w:rPr>
-          <w:sz w:val="28"/>
-          <w:szCs w:val="28"/>
-          <w:lang w:val="en-US"/>
-        </w:rPr>
-        <w:br/>
-        <w:t xml:space="preserve">        var </w:t>
-      </w:r>
-      <w:proofErr w:type="spellStart"/>
-      <w:r>
-        <w:rPr>
-          <w:sz w:val="28"/>
-          <w:szCs w:val="28"/>
-          <w:lang w:val="en-US"/>
-        </w:rPr>
-        <w:t>sw</w:t>
-      </w:r>
-      <w:proofErr w:type="spellEnd"/>
-      <w:r>
-        <w:rPr>
-          <w:sz w:val="28"/>
-          <w:szCs w:val="28"/>
-          <w:lang w:val="en-US"/>
-        </w:rPr>
-        <w:t xml:space="preserve"> = </w:t>
-      </w:r>
-      <w:proofErr w:type="spellStart"/>
-      <w:r>
-        <w:rPr>
-          <w:sz w:val="28"/>
-          <w:szCs w:val="28"/>
-          <w:lang w:val="en-US"/>
-        </w:rPr>
-        <w:t>Stopwatch.StartNew</w:t>
-      </w:r>
-      <w:proofErr w:type="spellEnd"/>
-      <w:r>
-        <w:rPr>
-          <w:sz w:val="28"/>
-          <w:szCs w:val="28"/>
-          <w:lang w:val="en-US"/>
-        </w:rPr>
-        <w:t>();</w:t>
-      </w:r>
-      <w:r>
-        <w:rPr>
-          <w:sz w:val="28"/>
-          <w:szCs w:val="28"/>
-          <w:lang w:val="en-US"/>
-        </w:rPr>
-        <w:br/>
-        <w:t xml:space="preserve">        sort(array, length);</w:t>
-      </w:r>
-      <w:r>
-        <w:rPr>
-          <w:sz w:val="28"/>
-          <w:szCs w:val="28"/>
-          <w:lang w:val="en-US"/>
-        </w:rPr>
-        <w:br/>
-        <w:t xml:space="preserve">        </w:t>
-      </w:r>
-      <w:proofErr w:type="spellStart"/>
-      <w:r>
-        <w:rPr>
-          <w:sz w:val="28"/>
-          <w:szCs w:val="28"/>
-          <w:lang w:val="en-US"/>
-        </w:rPr>
-        <w:t>sw.Stop</w:t>
-      </w:r>
-      <w:proofErr w:type="spellEnd"/>
-      <w:r>
-        <w:rPr>
-          <w:sz w:val="28"/>
-          <w:szCs w:val="28"/>
-          <w:lang w:val="en-US"/>
-        </w:rPr>
-        <w:t>();</w:t>
-      </w:r>
-      <w:r>
-        <w:rPr>
-          <w:sz w:val="28"/>
-          <w:szCs w:val="28"/>
-          <w:lang w:val="en-US"/>
-        </w:rPr>
-        <w:br/>
-        <w:t xml:space="preserve">        </w:t>
-      </w:r>
-      <w:r>
-        <w:rPr>
-          <w:sz w:val="28"/>
-          <w:szCs w:val="28"/>
-          <w:lang w:val="en-US"/>
-        </w:rPr>
-        <w:br/>
-        <w:t xml:space="preserve">        return </w:t>
-      </w:r>
-      <w:proofErr w:type="spellStart"/>
-      <w:r>
-        <w:rPr>
-          <w:sz w:val="28"/>
-          <w:szCs w:val="28"/>
-          <w:lang w:val="en-US"/>
-        </w:rPr>
-        <w:t>sw.Elapsed</w:t>
-      </w:r>
-      <w:proofErr w:type="spellEnd"/>
-      <w:r>
-        <w:rPr>
-          <w:sz w:val="28"/>
-          <w:szCs w:val="28"/>
-          <w:lang w:val="en-US"/>
-        </w:rPr>
-        <w:t>;</w:t>
-      </w:r>
-      <w:r>
-        <w:rPr>
-          <w:sz w:val="28"/>
-          <w:szCs w:val="28"/>
-          <w:lang w:val="en-US"/>
-        </w:rPr>
-        <w:br/>
-        <w:t xml:space="preserve">    }</w:t>
-      </w:r>
-      <w:r>
-        <w:rPr>
-          <w:sz w:val="28"/>
-          <w:szCs w:val="28"/>
-          <w:lang w:val="en-US"/>
-        </w:rPr>
-        <w:br/>
-        <w:t xml:space="preserve">     </w:t>
-      </w:r>
-      <w:r>
-        <w:rPr>
-          <w:sz w:val="28"/>
-          <w:szCs w:val="28"/>
-          <w:lang w:val="en-US"/>
-        </w:rPr>
-        <w:br/>
-        <w:t xml:space="preserve">    public static void Main()</w:t>
-      </w:r>
-      <w:r>
-        <w:rPr>
-          <w:sz w:val="28"/>
-          <w:szCs w:val="28"/>
-          <w:lang w:val="en-US"/>
-        </w:rPr>
-        <w:br/>
-        <w:t xml:space="preserve">    {</w:t>
-      </w:r>
-      <w:r>
-        <w:rPr>
-          <w:sz w:val="28"/>
-          <w:szCs w:val="28"/>
-          <w:lang w:val="en-US"/>
-        </w:rPr>
-        <w:br/>
-        <w:t xml:space="preserve">        </w:t>
-      </w:r>
-      <w:proofErr w:type="spellStart"/>
-      <w:r>
-        <w:rPr>
-          <w:sz w:val="28"/>
-          <w:szCs w:val="28"/>
-          <w:lang w:val="en-US"/>
-        </w:rPr>
-        <w:t>Console.Write</w:t>
-      </w:r>
-      <w:proofErr w:type="spellEnd"/>
-      <w:r>
-        <w:rPr>
-          <w:sz w:val="28"/>
-          <w:szCs w:val="28"/>
-          <w:lang w:val="en-US"/>
-        </w:rPr>
-        <w:t>("</w:t>
-      </w:r>
-      <w:r>
-        <w:rPr>
-          <w:sz w:val="28"/>
-          <w:szCs w:val="28"/>
-        </w:rPr>
-        <w:t>Введите</w:t>
-      </w:r>
-      <w:r>
-        <w:rPr>
-          <w:sz w:val="28"/>
-          <w:szCs w:val="28"/>
-          <w:lang w:val="en-US"/>
-        </w:rPr>
-        <w:t xml:space="preserve"> </w:t>
-      </w:r>
-      <w:r>
-        <w:rPr>
-          <w:sz w:val="28"/>
-          <w:szCs w:val="28"/>
-        </w:rPr>
-        <w:t>количество</w:t>
-      </w:r>
-      <w:r>
-        <w:rPr>
-          <w:sz w:val="28"/>
-          <w:szCs w:val="28"/>
-          <w:lang w:val="en-US"/>
-        </w:rPr>
-        <w:t xml:space="preserve"> </w:t>
-      </w:r>
-      <w:r>
-        <w:rPr>
-          <w:sz w:val="28"/>
-          <w:szCs w:val="28"/>
-        </w:rPr>
-        <w:t>строк</w:t>
-      </w:r>
-      <w:r>
-        <w:rPr>
-          <w:sz w:val="28"/>
-          <w:szCs w:val="28"/>
-          <w:lang w:val="en-US"/>
-        </w:rPr>
-        <w:t xml:space="preserve"> n: ");</w:t>
-      </w:r>
-      <w:r>
-        <w:rPr>
-          <w:sz w:val="28"/>
-          <w:szCs w:val="28"/>
-          <w:lang w:val="en-US"/>
-        </w:rPr>
-        <w:br/>
-        <w:t xml:space="preserve">        var n = </w:t>
-      </w:r>
-      <w:proofErr w:type="spellStart"/>
-      <w:r>
-        <w:rPr>
-          <w:sz w:val="28"/>
-          <w:szCs w:val="28"/>
-          <w:lang w:val="en-US"/>
-        </w:rPr>
-        <w:t>int.Parse</w:t>
-      </w:r>
-      <w:proofErr w:type="spellEnd"/>
-      <w:r>
-        <w:rPr>
-          <w:sz w:val="28"/>
-          <w:szCs w:val="28"/>
-          <w:lang w:val="en-US"/>
-        </w:rPr>
-        <w:t>(</w:t>
-      </w:r>
-      <w:proofErr w:type="spellStart"/>
-      <w:r>
-        <w:rPr>
-          <w:sz w:val="28"/>
-          <w:szCs w:val="28"/>
-          <w:lang w:val="en-US"/>
-        </w:rPr>
-        <w:t>Console.ReadLine</w:t>
-      </w:r>
-      <w:proofErr w:type="spellEnd"/>
-      <w:r>
-        <w:rPr>
-          <w:sz w:val="28"/>
-          <w:szCs w:val="28"/>
-          <w:lang w:val="en-US"/>
-        </w:rPr>
-        <w:t xml:space="preserve">() ?? </w:t>
-      </w:r>
-      <w:proofErr w:type="spellStart"/>
-      <w:r>
-        <w:rPr>
-          <w:sz w:val="28"/>
-          <w:szCs w:val="28"/>
-          <w:lang w:val="en-US"/>
-        </w:rPr>
-        <w:t>string.Empty</w:t>
-      </w:r>
-      <w:proofErr w:type="spellEnd"/>
-      <w:r>
-        <w:rPr>
-          <w:sz w:val="28"/>
-          <w:szCs w:val="28"/>
-          <w:lang w:val="en-US"/>
-        </w:rPr>
-        <w:t>);</w:t>
-      </w:r>
-      <w:r>
-        <w:rPr>
-          <w:sz w:val="28"/>
-          <w:szCs w:val="28"/>
-          <w:lang w:val="en-US"/>
-        </w:rPr>
-        <w:br/>
-        <w:t xml:space="preserve">        </w:t>
-      </w:r>
-      <w:r>
-        <w:rPr>
-          <w:sz w:val="28"/>
-          <w:szCs w:val="28"/>
-          <w:lang w:val="en-US"/>
-        </w:rPr>
-        <w:br/>
-        <w:t xml:space="preserve">        var records = </w:t>
-      </w:r>
-      <w:proofErr w:type="spellStart"/>
-      <w:r>
-        <w:rPr>
-          <w:sz w:val="28"/>
-          <w:szCs w:val="28"/>
-          <w:lang w:val="en-US"/>
-        </w:rPr>
-        <w:t>ReadRecords</w:t>
-      </w:r>
-      <w:proofErr w:type="spellEnd"/>
-      <w:r>
-        <w:rPr>
-          <w:sz w:val="28"/>
-          <w:szCs w:val="28"/>
-          <w:lang w:val="en-US"/>
-        </w:rPr>
-        <w:t>(n);</w:t>
-      </w:r>
-      <w:r>
-        <w:rPr>
-          <w:sz w:val="28"/>
-          <w:szCs w:val="28"/>
-          <w:lang w:val="en-US"/>
-        </w:rPr>
-        <w:br/>
-        <w:t xml:space="preserve">        var </w:t>
-      </w:r>
-      <w:proofErr w:type="spellStart"/>
-      <w:r>
-        <w:rPr>
-          <w:sz w:val="28"/>
-          <w:szCs w:val="28"/>
-          <w:lang w:val="en-US"/>
-        </w:rPr>
-        <w:t>dataMerge</w:t>
-      </w:r>
-      <w:proofErr w:type="spellEnd"/>
-      <w:r>
-        <w:rPr>
-          <w:sz w:val="28"/>
-          <w:szCs w:val="28"/>
-          <w:lang w:val="en-US"/>
-        </w:rPr>
-        <w:t xml:space="preserve"> = </w:t>
-      </w:r>
-      <w:proofErr w:type="spellStart"/>
-      <w:r>
-        <w:rPr>
-          <w:sz w:val="28"/>
-          <w:szCs w:val="28"/>
-          <w:lang w:val="en-US"/>
-        </w:rPr>
-        <w:t>records.ToArray</w:t>
-      </w:r>
-      <w:proofErr w:type="spellEnd"/>
-      <w:r>
-        <w:rPr>
-          <w:sz w:val="28"/>
-          <w:szCs w:val="28"/>
-          <w:lang w:val="en-US"/>
-        </w:rPr>
-        <w:t>();</w:t>
-      </w:r>
-      <w:r>
-        <w:rPr>
-          <w:sz w:val="28"/>
-          <w:szCs w:val="28"/>
-          <w:lang w:val="en-US"/>
-        </w:rPr>
-        <w:br/>
-        <w:t xml:space="preserve">        var </w:t>
-      </w:r>
-      <w:proofErr w:type="spellStart"/>
-      <w:r>
-        <w:rPr>
-          <w:sz w:val="28"/>
-          <w:szCs w:val="28"/>
-          <w:lang w:val="en-US"/>
-        </w:rPr>
-        <w:t>dataInsert</w:t>
-      </w:r>
-      <w:proofErr w:type="spellEnd"/>
-      <w:r>
-        <w:rPr>
-          <w:sz w:val="28"/>
-          <w:szCs w:val="28"/>
-          <w:lang w:val="en-US"/>
-        </w:rPr>
-        <w:t xml:space="preserve"> = </w:t>
-      </w:r>
-      <w:proofErr w:type="spellStart"/>
-      <w:r>
-        <w:rPr>
-          <w:sz w:val="28"/>
-          <w:szCs w:val="28"/>
-          <w:lang w:val="en-US"/>
-        </w:rPr>
-        <w:t>records.ToArray</w:t>
-      </w:r>
-      <w:proofErr w:type="spellEnd"/>
-      <w:r>
-        <w:rPr>
-          <w:sz w:val="28"/>
-          <w:szCs w:val="28"/>
-          <w:lang w:val="en-US"/>
-        </w:rPr>
-        <w:t>();</w:t>
-      </w:r>
-      <w:r>
-        <w:rPr>
-          <w:sz w:val="28"/>
-          <w:szCs w:val="28"/>
-          <w:lang w:val="en-US"/>
-        </w:rPr>
-        <w:br/>
-        <w:t xml:space="preserve">        </w:t>
-      </w:r>
-      <w:r>
-        <w:rPr>
-          <w:sz w:val="28"/>
-          <w:szCs w:val="28"/>
-          <w:lang w:val="en-US"/>
-        </w:rPr>
-        <w:br/>
-        <w:t xml:space="preserve">        </w:t>
-      </w:r>
-      <w:proofErr w:type="spellStart"/>
-      <w:r>
-        <w:rPr>
-          <w:sz w:val="28"/>
-          <w:szCs w:val="28"/>
-          <w:lang w:val="en-US"/>
-        </w:rPr>
-        <w:t>Console.WriteLine</w:t>
-      </w:r>
-      <w:proofErr w:type="spellEnd"/>
-      <w:r>
-        <w:rPr>
-          <w:sz w:val="28"/>
-          <w:szCs w:val="28"/>
-          <w:lang w:val="en-US"/>
-        </w:rPr>
-        <w:t>("</w:t>
-      </w:r>
-      <w:r>
-        <w:rPr>
-          <w:sz w:val="28"/>
-          <w:szCs w:val="28"/>
-        </w:rPr>
-        <w:t>Старт</w:t>
-      </w:r>
-      <w:r>
-        <w:rPr>
-          <w:sz w:val="28"/>
-          <w:szCs w:val="28"/>
-          <w:lang w:val="en-US"/>
-        </w:rPr>
-        <w:t xml:space="preserve"> </w:t>
-      </w:r>
-      <w:r>
-        <w:rPr>
-          <w:sz w:val="28"/>
-          <w:szCs w:val="28"/>
-        </w:rPr>
-        <w:t>сортировки</w:t>
-      </w:r>
-      <w:r>
-        <w:rPr>
-          <w:sz w:val="28"/>
-          <w:szCs w:val="28"/>
-          <w:lang w:val="en-US"/>
-        </w:rPr>
-        <w:t xml:space="preserve">: </w:t>
-      </w:r>
-      <w:r>
-        <w:rPr>
-          <w:sz w:val="28"/>
-          <w:szCs w:val="28"/>
-        </w:rPr>
-        <w:t>Слияние</w:t>
-      </w:r>
-      <w:r>
-        <w:rPr>
-          <w:sz w:val="28"/>
-          <w:szCs w:val="28"/>
-          <w:lang w:val="en-US"/>
-        </w:rPr>
-        <w:t xml:space="preserve"> (</w:t>
-      </w:r>
-      <w:r>
-        <w:rPr>
-          <w:sz w:val="28"/>
-          <w:szCs w:val="28"/>
-        </w:rPr>
-        <w:t>естественное</w:t>
-      </w:r>
-      <w:r>
-        <w:rPr>
-          <w:sz w:val="28"/>
-          <w:szCs w:val="28"/>
-          <w:lang w:val="en-US"/>
-        </w:rPr>
-        <w:t xml:space="preserve">, </w:t>
-      </w:r>
-      <w:r>
-        <w:rPr>
-          <w:sz w:val="28"/>
-          <w:szCs w:val="28"/>
-        </w:rPr>
-        <w:t>итеративная</w:t>
-      </w:r>
-      <w:r>
-        <w:rPr>
-          <w:sz w:val="28"/>
-          <w:szCs w:val="28"/>
-          <w:lang w:val="en-US"/>
-        </w:rPr>
-        <w:t xml:space="preserve"> </w:t>
-      </w:r>
       <w:r>
         <w:rPr>
           <w:sz w:val="28"/>
@@ -7631,79 +5652,7 @@
           <w:lang w:val="en-US"/>
         </w:rPr>
         <w:br/>
-        <w:t xml:space="preserve">        var </w:t>
-      </w:r>
-      <w:proofErr w:type="spellStart"/>
-      <w:r>
-        <w:rPr>
-          <w:sz w:val="28"/>
-          <w:szCs w:val="28"/>
-          <w:lang w:val="en-US"/>
-        </w:rPr>
-        <w:t>mergeTime</w:t>
-      </w:r>
-      <w:proofErr w:type="spellEnd"/>
-      <w:r>
-        <w:rPr>
-          <w:sz w:val="28"/>
-          <w:szCs w:val="28"/>
-          <w:lang w:val="en-US"/>
-        </w:rPr>
-        <w:t xml:space="preserve"> = </w:t>
-      </w:r>
-      <w:proofErr w:type="spellStart"/>
-      <w:r>
-        <w:rPr>
-          <w:sz w:val="28"/>
-          <w:szCs w:val="28"/>
-          <w:lang w:val="en-US"/>
-        </w:rPr>
-        <w:t>RunSort</w:t>
-      </w:r>
-      <w:proofErr w:type="spellEnd"/>
-      <w:r>
-        <w:rPr>
-          <w:sz w:val="28"/>
-          <w:szCs w:val="28"/>
-          <w:lang w:val="en-US"/>
-        </w:rPr>
-        <w:t>(</w:t>
-      </w:r>
-      <w:proofErr w:type="spellStart"/>
-      <w:r>
-        <w:rPr>
-          <w:sz w:val="28"/>
-          <w:szCs w:val="28"/>
-          <w:lang w:val="en-US"/>
-        </w:rPr>
-        <w:t>dataMerge</w:t>
-      </w:r>
-      <w:proofErr w:type="spellEnd"/>
-      <w:r>
-        <w:rPr>
-          <w:sz w:val="28"/>
-          <w:szCs w:val="28"/>
-          <w:lang w:val="en-US"/>
-        </w:rPr>
-        <w:t xml:space="preserve">, n, </w:t>
-      </w:r>
-      <w:proofErr w:type="spellStart"/>
-      <w:r>
-        <w:rPr>
-          <w:sz w:val="28"/>
-          <w:szCs w:val="28"/>
-          <w:lang w:val="en-US"/>
-        </w:rPr>
-        <w:t>Sorting.Sorting.NaturalMergeSort</w:t>
-      </w:r>
-      <w:proofErr w:type="spellEnd"/>
-      <w:r>
-        <w:rPr>
-          <w:sz w:val="28"/>
-          <w:szCs w:val="28"/>
-          <w:lang w:val="en-US"/>
-        </w:rPr>
-        <w:t>);</w:t>
+        <w:t xml:space="preserve">        var mergeTime = RunSort(dataMerge, n, Sorting.Sorting.NaturalMergeSort);</w:t>
       </w:r>
       <w:r>
         <w:rPr>
@@ -7729,32 +5678,101 @@
           <w:lang w:val="en-US"/>
         </w:rPr>
         <w:br/>
+        <w:t xml:space="preserve">        Console.WriteLine("</w:t>
+      </w:r>
+      <w:r>
+        <w:rPr>
+          <w:sz w:val="28"/>
+          <w:szCs w:val="28"/>
+        </w:rPr>
+        <w:t>Старт</w:t>
+      </w:r>
+      <w:r>
+        <w:rPr>
+          <w:sz w:val="28"/>
+          <w:szCs w:val="28"/>
+          <w:lang w:val="en-US"/>
+        </w:rPr>
+        <w:t xml:space="preserve"> </w:t>
+      </w:r>
+      <w:r>
+        <w:rPr>
+          <w:sz w:val="28"/>
+          <w:szCs w:val="28"/>
+        </w:rPr>
+        <w:t>сортировки</w:t>
+      </w:r>
+      <w:r>
+        <w:rPr>
+          <w:sz w:val="28"/>
+          <w:szCs w:val="28"/>
+          <w:lang w:val="en-US"/>
+        </w:rPr>
+        <w:t xml:space="preserve">: </w:t>
+      </w:r>
+      <w:r>
+        <w:rPr>
+          <w:sz w:val="28"/>
+          <w:szCs w:val="28"/>
+        </w:rPr>
+        <w:t>Простые</w:t>
+      </w:r>
+      <w:r>
+        <w:rPr>
+          <w:sz w:val="28"/>
+          <w:szCs w:val="28"/>
+          <w:lang w:val="en-US"/>
+        </w:rPr>
+        <w:t xml:space="preserve"> </w:t>
+      </w:r>
+      <w:r>
+        <w:rPr>
+          <w:sz w:val="28"/>
+          <w:szCs w:val="28"/>
+        </w:rPr>
+        <w:t>вставки</w:t>
+      </w:r>
+      <w:r>
+        <w:rPr>
+          <w:sz w:val="28"/>
+          <w:szCs w:val="28"/>
+          <w:lang w:val="en-US"/>
+        </w:rPr>
+        <w:t>");</w:t>
+      </w:r>
+      <w:r>
+        <w:rPr>
+          <w:sz w:val="28"/>
+          <w:szCs w:val="28"/>
+          <w:lang w:val="en-US"/>
+        </w:rPr>
+        <w:br/>
+        <w:t xml:space="preserve">        var insertTime = RunSort(dataInsert, n, Sorting.Sorting.InsertionSort);</w:t>
+      </w:r>
+      <w:r>
+        <w:rPr>
+          <w:sz w:val="28"/>
+          <w:szCs w:val="28"/>
+          <w:lang w:val="en-US"/>
+        </w:rPr>
+        <w:br/>
         <w:t xml:space="preserve">        </w:t>
       </w:r>
-      <w:proofErr w:type="spellStart"/>
-      <w:r>
-        <w:rPr>
-          <w:sz w:val="28"/>
-          <w:szCs w:val="28"/>
-          <w:lang w:val="en-US"/>
-        </w:rPr>
-        <w:t>Console.WriteLine</w:t>
-      </w:r>
-      <w:proofErr w:type="spellEnd"/>
-      <w:r>
-        <w:rPr>
-          <w:sz w:val="28"/>
-          <w:szCs w:val="28"/>
-          <w:lang w:val="en-US"/>
-        </w:rPr>
-        <w:t>("</w:t>
-      </w:r>
-      <w:r>
-        <w:rPr>
-          <w:sz w:val="28"/>
-          <w:szCs w:val="28"/>
-        </w:rPr>
-        <w:t>Старт</w:t>
+      <w:r>
+        <w:rPr>
+          <w:sz w:val="28"/>
+          <w:szCs w:val="28"/>
+          <w:lang w:val="en-US"/>
+        </w:rPr>
+        <w:br/>
+        <w:t xml:space="preserve">        Console.WriteLine("</w:t>
+      </w:r>
+      <w:r>
+        <w:rPr>
+          <w:sz w:val="28"/>
+          <w:szCs w:val="28"/>
+        </w:rPr>
+        <w:t>Сортировки</w:t>
       </w:r>
       <w:r>
         <w:rPr>
@@ -7769,37 +5787,7 @@
           <w:sz w:val="28"/>
           <w:szCs w:val="28"/>
         </w:rPr>
-        <w:t>сортировки</w:t>
-      </w:r>
-      <w:r>
-        <w:rPr>
-          <w:sz w:val="28"/>
-          <w:szCs w:val="28"/>
-          <w:lang w:val="en-US"/>
-        </w:rPr>
-        <w:t xml:space="preserve">: </w:t>
-      </w:r>
-      <w:r>
-        <w:rPr>
-          <w:sz w:val="28"/>
-          <w:szCs w:val="28"/>
-        </w:rPr>
-        <w:t>Простые</w:t>
-      </w:r>
-      <w:r>
-        <w:rPr>
-          <w:sz w:val="28"/>
-          <w:szCs w:val="28"/>
-          <w:lang w:val="en-US"/>
-        </w:rPr>
-        <w:t xml:space="preserve"> </w:t>
-      </w:r>
-      <w:r>
-        <w:rPr>
-          <w:sz w:val="28"/>
-          <w:szCs w:val="28"/>
-        </w:rPr>
-        <w:t>вставки</w:t>
+        <w:t>завершены</w:t>
       </w:r>
       <w:r>
         <w:rPr>
@@ -7816,87 +5804,6 @@
           <w:lang w:val="en-US"/>
         </w:rPr>
         <w:br/>
-        <w:t xml:space="preserve">        var </w:t>
-      </w:r>
-      <w:proofErr w:type="spellStart"/>
-      <w:r>
-        <w:rPr>
-          <w:sz w:val="28"/>
-          <w:szCs w:val="28"/>
-          <w:lang w:val="en-US"/>
-        </w:rPr>
-        <w:t>insertTime</w:t>
-      </w:r>
-      <w:proofErr w:type="spellEnd"/>
-      <w:r>
-        <w:rPr>
-          <w:sz w:val="28"/>
-          <w:szCs w:val="28"/>
-          <w:lang w:val="en-US"/>
-        </w:rPr>
-        <w:t xml:space="preserve"> = </w:t>
-      </w:r>
-      <w:proofErr w:type="spellStart"/>
-      <w:r>
-        <w:rPr>
-          <w:sz w:val="28"/>
-          <w:szCs w:val="28"/>
-          <w:lang w:val="en-US"/>
-        </w:rPr>
-        <w:t>RunSort</w:t>
-      </w:r>
-      <w:proofErr w:type="spellEnd"/>
-      <w:r>
-        <w:rPr>
-          <w:sz w:val="28"/>
-          <w:szCs w:val="28"/>
-          <w:lang w:val="en-US"/>
-        </w:rPr>
-        <w:t>(</w:t>
-      </w:r>
-      <w:proofErr w:type="spellStart"/>
-      <w:r>
-        <w:rPr>
-          <w:sz w:val="28"/>
-          <w:szCs w:val="28"/>
-          <w:lang w:val="en-US"/>
-        </w:rPr>
-        <w:t>dataInsert</w:t>
-      </w:r>
-      <w:proofErr w:type="spellEnd"/>
-      <w:r>
-        <w:rPr>
-          <w:sz w:val="28"/>
-          <w:szCs w:val="28"/>
-          <w:lang w:val="en-US"/>
-        </w:rPr>
-        <w:t xml:space="preserve">, n, </w:t>
-      </w:r>
-      <w:proofErr w:type="spellStart"/>
-      <w:r>
-        <w:rPr>
-          <w:sz w:val="28"/>
-          <w:szCs w:val="28"/>
-          <w:lang w:val="en-US"/>
-        </w:rPr>
-        <w:t>Sorting.Sorting.InsertionSort</w:t>
-      </w:r>
-      <w:proofErr w:type="spellEnd"/>
-      <w:r>
-        <w:rPr>
-          <w:sz w:val="28"/>
-          <w:szCs w:val="28"/>
-          <w:lang w:val="en-US"/>
-        </w:rPr>
-        <w:t>);</w:t>
-      </w:r>
-      <w:r>
-        <w:rPr>
-          <w:sz w:val="28"/>
-          <w:szCs w:val="28"/>
-          <w:lang w:val="en-US"/>
-        </w:rPr>
-        <w:br/>
         <w:t xml:space="preserve">        </w:t>
       </w:r>
       <w:r>
@@ -7906,334 +5813,16 @@
           <w:lang w:val="en-US"/>
         </w:rPr>
         <w:br/>
-        <w:t xml:space="preserve">        </w:t>
-      </w:r>
-      <w:proofErr w:type="spellStart"/>
-      <w:r>
-        <w:rPr>
-          <w:sz w:val="28"/>
-          <w:szCs w:val="28"/>
-          <w:lang w:val="en-US"/>
-        </w:rPr>
-        <w:t>Console.WriteLine</w:t>
-      </w:r>
-      <w:proofErr w:type="spellEnd"/>
-      <w:r>
-        <w:rPr>
-          <w:sz w:val="28"/>
-          <w:szCs w:val="28"/>
-          <w:lang w:val="en-US"/>
-        </w:rPr>
-        <w:t>("</w:t>
-      </w:r>
-      <w:r>
-        <w:rPr>
-          <w:sz w:val="28"/>
-          <w:szCs w:val="28"/>
-        </w:rPr>
-        <w:t>Сортировки</w:t>
-      </w:r>
-      <w:r>
-        <w:rPr>
-          <w:sz w:val="28"/>
-          <w:szCs w:val="28"/>
-          <w:lang w:val="en-US"/>
-        </w:rPr>
-        <w:t xml:space="preserve"> </w:t>
-      </w:r>
-      <w:r>
-        <w:rPr>
-          <w:sz w:val="28"/>
-          <w:szCs w:val="28"/>
-        </w:rPr>
-        <w:t>завершены</w:t>
-      </w:r>
-      <w:r>
-        <w:rPr>
-          <w:sz w:val="28"/>
-          <w:szCs w:val="28"/>
-          <w:lang w:val="en-US"/>
-        </w:rPr>
-        <w:t>");</w:t>
-      </w:r>
-      <w:r>
-        <w:rPr>
-          <w:sz w:val="28"/>
-          <w:szCs w:val="28"/>
-          <w:lang w:val="en-US"/>
-        </w:rPr>
-        <w:br/>
-        <w:t xml:space="preserve">        </w:t>
-      </w:r>
-      <w:r>
-        <w:rPr>
-          <w:sz w:val="28"/>
-          <w:szCs w:val="28"/>
-          <w:lang w:val="en-US"/>
-        </w:rPr>
-        <w:br/>
-        <w:t xml:space="preserve">        </w:t>
-      </w:r>
-      <w:proofErr w:type="spellStart"/>
-      <w:r>
-        <w:rPr>
-          <w:sz w:val="28"/>
-          <w:szCs w:val="28"/>
-          <w:lang w:val="en-US"/>
-        </w:rPr>
-        <w:t>File.WriteAllText</w:t>
-      </w:r>
-      <w:proofErr w:type="spellEnd"/>
-      <w:r>
-        <w:rPr>
-          <w:sz w:val="28"/>
-          <w:szCs w:val="28"/>
-          <w:lang w:val="en-US"/>
-        </w:rPr>
-        <w:t>(</w:t>
-      </w:r>
-      <w:proofErr w:type="spellStart"/>
-      <w:r>
-        <w:rPr>
-          <w:sz w:val="28"/>
-          <w:szCs w:val="28"/>
-          <w:lang w:val="en-US"/>
-        </w:rPr>
-        <w:t>Path.Combine</w:t>
-      </w:r>
-      <w:proofErr w:type="spellEnd"/>
-      <w:r>
-        <w:rPr>
-          <w:sz w:val="28"/>
-          <w:szCs w:val="28"/>
-          <w:lang w:val="en-US"/>
-        </w:rPr>
-        <w:t>(</w:t>
-      </w:r>
-      <w:proofErr w:type="spellStart"/>
-      <w:r>
-        <w:rPr>
-          <w:sz w:val="28"/>
-          <w:szCs w:val="28"/>
-          <w:lang w:val="en-US"/>
-        </w:rPr>
-        <w:t>GetProjectRoot</w:t>
-      </w:r>
-      <w:proofErr w:type="spellEnd"/>
-      <w:r>
-        <w:rPr>
-          <w:sz w:val="28"/>
-          <w:szCs w:val="28"/>
-          <w:lang w:val="en-US"/>
-        </w:rPr>
-        <w:t xml:space="preserve">(), "output_merge.txt"), </w:t>
-      </w:r>
-      <w:proofErr w:type="spellStart"/>
-      <w:r>
-        <w:rPr>
-          <w:sz w:val="28"/>
-          <w:szCs w:val="28"/>
-          <w:lang w:val="en-US"/>
-        </w:rPr>
-        <w:t>ToLines</w:t>
-      </w:r>
-      <w:proofErr w:type="spellEnd"/>
-      <w:r>
-        <w:rPr>
-          <w:sz w:val="28"/>
-          <w:szCs w:val="28"/>
-          <w:lang w:val="en-US"/>
-        </w:rPr>
-        <w:t>(</w:t>
-      </w:r>
-      <w:proofErr w:type="spellStart"/>
-      <w:r>
-        <w:rPr>
-          <w:sz w:val="28"/>
-          <w:szCs w:val="28"/>
-          <w:lang w:val="en-US"/>
-        </w:rPr>
-        <w:t>dataMerge</w:t>
-      </w:r>
-      <w:proofErr w:type="spellEnd"/>
-      <w:r>
-        <w:rPr>
-          <w:sz w:val="28"/>
-          <w:szCs w:val="28"/>
-          <w:lang w:val="en-US"/>
-        </w:rPr>
-        <w:t xml:space="preserve">, </w:t>
-      </w:r>
-      <w:proofErr w:type="spellStart"/>
-      <w:r>
-        <w:rPr>
-          <w:sz w:val="28"/>
-          <w:szCs w:val="28"/>
-          <w:lang w:val="en-US"/>
-        </w:rPr>
-        <w:t>mergeTime</w:t>
-      </w:r>
-      <w:proofErr w:type="spellEnd"/>
-      <w:r>
-        <w:rPr>
-          <w:sz w:val="28"/>
-          <w:szCs w:val="28"/>
-          <w:lang w:val="en-US"/>
-        </w:rPr>
-        <w:t>).</w:t>
-      </w:r>
-      <w:proofErr w:type="spellStart"/>
-      <w:r>
-        <w:rPr>
-          <w:sz w:val="28"/>
-          <w:szCs w:val="28"/>
-          <w:lang w:val="en-US"/>
-        </w:rPr>
-        <w:t>ToString</w:t>
-      </w:r>
-      <w:proofErr w:type="spellEnd"/>
-      <w:r>
-        <w:rPr>
-          <w:sz w:val="28"/>
-          <w:szCs w:val="28"/>
-          <w:lang w:val="en-US"/>
-        </w:rPr>
-        <w:t>());</w:t>
-      </w:r>
-      <w:r>
-        <w:rPr>
-          <w:sz w:val="28"/>
-          <w:szCs w:val="28"/>
-          <w:lang w:val="en-US"/>
-        </w:rPr>
-        <w:br/>
-        <w:t xml:space="preserve">        </w:t>
-      </w:r>
-      <w:proofErr w:type="spellStart"/>
-      <w:r>
-        <w:rPr>
-          <w:sz w:val="28"/>
-          <w:szCs w:val="28"/>
-          <w:lang w:val="en-US"/>
-        </w:rPr>
-        <w:t>File.WriteAllText</w:t>
-      </w:r>
-      <w:proofErr w:type="spellEnd"/>
-      <w:r>
-        <w:rPr>
-          <w:sz w:val="28"/>
-          <w:szCs w:val="28"/>
-          <w:lang w:val="en-US"/>
-        </w:rPr>
-        <w:t>(</w:t>
-      </w:r>
-      <w:proofErr w:type="spellStart"/>
-      <w:r>
-        <w:rPr>
-          <w:sz w:val="28"/>
-          <w:szCs w:val="28"/>
-          <w:lang w:val="en-US"/>
-        </w:rPr>
-        <w:t>Path.Combine</w:t>
-      </w:r>
-      <w:proofErr w:type="spellEnd"/>
-      <w:r>
-        <w:rPr>
-          <w:sz w:val="28"/>
-          <w:szCs w:val="28"/>
-          <w:lang w:val="en-US"/>
-        </w:rPr>
-        <w:t>(</w:t>
-      </w:r>
-      <w:proofErr w:type="spellStart"/>
-      <w:r>
-        <w:rPr>
-          <w:sz w:val="28"/>
-          <w:szCs w:val="28"/>
-          <w:lang w:val="en-US"/>
-        </w:rPr>
-        <w:t>GetProjectRoot</w:t>
-      </w:r>
-      <w:proofErr w:type="spellEnd"/>
-      <w:r>
-        <w:rPr>
-          <w:sz w:val="28"/>
-          <w:szCs w:val="28"/>
-          <w:lang w:val="en-US"/>
-        </w:rPr>
-        <w:t xml:space="preserve">(), "output_insertion.txt"), </w:t>
-      </w:r>
-      <w:proofErr w:type="spellStart"/>
-      <w:r>
-        <w:rPr>
-          <w:sz w:val="28"/>
-          <w:szCs w:val="28"/>
-          <w:lang w:val="en-US"/>
-        </w:rPr>
-        <w:t>ToLines</w:t>
-      </w:r>
-      <w:proofErr w:type="spellEnd"/>
-      <w:r>
-        <w:rPr>
-          <w:sz w:val="28"/>
-          <w:szCs w:val="28"/>
-          <w:lang w:val="en-US"/>
-        </w:rPr>
-        <w:t>(</w:t>
-      </w:r>
-      <w:proofErr w:type="spellStart"/>
-      <w:r>
-        <w:rPr>
-          <w:sz w:val="28"/>
-          <w:szCs w:val="28"/>
-          <w:lang w:val="en-US"/>
-        </w:rPr>
-        <w:t>dataInsert</w:t>
-      </w:r>
-      <w:proofErr w:type="spellEnd"/>
-      <w:r>
-        <w:rPr>
-          <w:sz w:val="28"/>
-          <w:szCs w:val="28"/>
-          <w:lang w:val="en-US"/>
-        </w:rPr>
-        <w:t xml:space="preserve">, </w:t>
-      </w:r>
-      <w:proofErr w:type="spellStart"/>
-      <w:r>
-        <w:rPr>
-          <w:sz w:val="28"/>
-          <w:szCs w:val="28"/>
-          <w:lang w:val="en-US"/>
-        </w:rPr>
-        <w:t>insertTime</w:t>
-      </w:r>
-      <w:proofErr w:type="spellEnd"/>
-      <w:r>
-        <w:rPr>
-          <w:sz w:val="28"/>
-          <w:szCs w:val="28"/>
-          <w:lang w:val="en-US"/>
-        </w:rPr>
-        <w:t>).</w:t>
-      </w:r>
-      <w:proofErr w:type="spellStart"/>
-      <w:r>
-        <w:rPr>
-          <w:sz w:val="28"/>
-          <w:szCs w:val="28"/>
-          <w:lang w:val="en-US"/>
-        </w:rPr>
-        <w:t>ToString</w:t>
-      </w:r>
-      <w:proofErr w:type="spellEnd"/>
-      <w:r>
-        <w:rPr>
-          <w:sz w:val="28"/>
-          <w:szCs w:val="28"/>
-          <w:lang w:val="en-US"/>
-        </w:rPr>
-        <w:t>());</w:t>
+        <w:t xml:space="preserve">        File.WriteAllText(Path.Combine(GetProjectRoot(), "output_merge.txt"), ToLines(dataMerge, mergeTime).ToString());</w:t>
+      </w:r>
+      <w:r>
+        <w:rPr>
+          <w:sz w:val="28"/>
+          <w:szCs w:val="28"/>
+          <w:lang w:val="en-US"/>
+        </w:rPr>
+        <w:br/>
+        <w:t xml:space="preserve">        File.WriteAllText(Path.Combine(GetProjectRoot(), "output_insertion.txt"), ToLines(dataInsert, insertTime).ToString());</w:t>
       </w:r>
       <w:r>
         <w:rPr>
@@ -8318,61 +5907,7 @@
           <w:lang w:val="en-US"/>
         </w:rPr>
         <w:br/>
-        <w:t xml:space="preserve">public struct </w:t>
-      </w:r>
-      <w:proofErr w:type="spellStart"/>
-      <w:r>
-        <w:rPr>
-          <w:sz w:val="28"/>
-          <w:szCs w:val="28"/>
-          <w:lang w:val="en-US"/>
-        </w:rPr>
-        <w:t>UserRecord</w:t>
-      </w:r>
-      <w:proofErr w:type="spellEnd"/>
-      <w:r>
-        <w:rPr>
-          <w:sz w:val="28"/>
-          <w:szCs w:val="28"/>
-          <w:lang w:val="en-US"/>
-        </w:rPr>
-        <w:t xml:space="preserve"> : </w:t>
-      </w:r>
-      <w:proofErr w:type="spellStart"/>
-      <w:r>
-        <w:rPr>
-          <w:sz w:val="28"/>
-          <w:szCs w:val="28"/>
-          <w:lang w:val="en-US"/>
-        </w:rPr>
-        <w:t>IComparable</w:t>
-      </w:r>
-      <w:proofErr w:type="spellEnd"/>
-      <w:r>
-        <w:rPr>
-          <w:sz w:val="28"/>
-          <w:szCs w:val="28"/>
-          <w:lang w:val="en-US"/>
-        </w:rPr>
-        <w:t>&lt;</w:t>
-      </w:r>
-      <w:proofErr w:type="spellStart"/>
-      <w:r>
-        <w:rPr>
-          <w:sz w:val="28"/>
-          <w:szCs w:val="28"/>
-          <w:lang w:val="en-US"/>
-        </w:rPr>
-        <w:t>UserRecord</w:t>
-      </w:r>
-      <w:proofErr w:type="spellEnd"/>
-      <w:r>
-        <w:rPr>
-          <w:sz w:val="28"/>
-          <w:szCs w:val="28"/>
-          <w:lang w:val="en-US"/>
-        </w:rPr>
-        <w:t>&gt;</w:t>
+        <w:t>public struct UserRecord : IComparable&lt;UserRecord&gt;</w:t>
       </w:r>
       <w:r>
         <w:rPr>
@@ -8390,70 +5925,16 @@
           <w:lang w:val="en-US"/>
         </w:rPr>
         <w:br/>
-        <w:t xml:space="preserve">    public </w:t>
-      </w:r>
-      <w:proofErr w:type="spellStart"/>
-      <w:r>
-        <w:rPr>
-          <w:sz w:val="28"/>
-          <w:szCs w:val="28"/>
-          <w:lang w:val="en-US"/>
-        </w:rPr>
-        <w:t>CustomMyDate</w:t>
-      </w:r>
-      <w:proofErr w:type="spellEnd"/>
-      <w:r>
-        <w:rPr>
-          <w:sz w:val="28"/>
-          <w:szCs w:val="28"/>
-          <w:lang w:val="en-US"/>
-        </w:rPr>
-        <w:t xml:space="preserve"> Date;</w:t>
-      </w:r>
-      <w:r>
-        <w:rPr>
-          <w:sz w:val="28"/>
-          <w:szCs w:val="28"/>
-          <w:lang w:val="en-US"/>
-        </w:rPr>
-        <w:br/>
-        <w:t xml:space="preserve">    public </w:t>
-      </w:r>
-      <w:proofErr w:type="spellStart"/>
-      <w:r>
-        <w:rPr>
-          <w:sz w:val="28"/>
-          <w:szCs w:val="28"/>
-          <w:lang w:val="en-US"/>
-        </w:rPr>
-        <w:t>FullName</w:t>
-      </w:r>
-      <w:proofErr w:type="spellEnd"/>
-      <w:r>
-        <w:rPr>
-          <w:sz w:val="28"/>
-          <w:szCs w:val="28"/>
-          <w:lang w:val="en-US"/>
-        </w:rPr>
-        <w:t xml:space="preserve"> </w:t>
-      </w:r>
-      <w:proofErr w:type="spellStart"/>
-      <w:r>
-        <w:rPr>
-          <w:sz w:val="28"/>
-          <w:szCs w:val="28"/>
-          <w:lang w:val="en-US"/>
-        </w:rPr>
-        <w:t>FullName</w:t>
-      </w:r>
-      <w:proofErr w:type="spellEnd"/>
-      <w:r>
-        <w:rPr>
-          <w:sz w:val="28"/>
-          <w:szCs w:val="28"/>
-          <w:lang w:val="en-US"/>
-        </w:rPr>
-        <w:t>;</w:t>
+        <w:t xml:space="preserve">    public CustomMyDate Date;</w:t>
+      </w:r>
+      <w:r>
+        <w:rPr>
+          <w:sz w:val="28"/>
+          <w:szCs w:val="28"/>
+          <w:lang w:val="en-US"/>
+        </w:rPr>
+        <w:br/>
+        <w:t xml:space="preserve">    public FullName FullName;</w:t>
       </w:r>
       <w:r>
         <w:rPr>
@@ -8479,25 +5960,7 @@
           <w:lang w:val="en-US"/>
         </w:rPr>
         <w:br/>
-        <w:t xml:space="preserve">    public override string </w:t>
-      </w:r>
-      <w:proofErr w:type="spellStart"/>
-      <w:r>
-        <w:rPr>
-          <w:sz w:val="28"/>
-          <w:szCs w:val="28"/>
-          <w:lang w:val="en-US"/>
-        </w:rPr>
-        <w:t>ToString</w:t>
-      </w:r>
-      <w:proofErr w:type="spellEnd"/>
-      <w:r>
-        <w:rPr>
-          <w:sz w:val="28"/>
-          <w:szCs w:val="28"/>
-          <w:lang w:val="en-US"/>
-        </w:rPr>
-        <w:t>()</w:t>
+        <w:t xml:space="preserve">    public override string ToString()</w:t>
       </w:r>
       <w:r>
         <w:rPr>
@@ -8515,25 +5978,7 @@
           <w:lang w:val="en-US"/>
         </w:rPr>
         <w:br/>
-        <w:t xml:space="preserve">        return $"{Date}\t{</w:t>
-      </w:r>
-      <w:proofErr w:type="spellStart"/>
-      <w:r>
-        <w:rPr>
-          <w:sz w:val="28"/>
-          <w:szCs w:val="28"/>
-          <w:lang w:val="en-US"/>
-        </w:rPr>
-        <w:t>FullName</w:t>
-      </w:r>
-      <w:proofErr w:type="spellEnd"/>
-      <w:r>
-        <w:rPr>
-          <w:sz w:val="28"/>
-          <w:szCs w:val="28"/>
-          <w:lang w:val="en-US"/>
-        </w:rPr>
-        <w:t>}\t{Index}";</w:t>
+        <w:t xml:space="preserve">        return $"{Date}\t{FullName}\t{Index}";</w:t>
       </w:r>
       <w:r>
         <w:rPr>
@@ -8560,25 +6005,7 @@
           <w:lang w:val="en-US"/>
         </w:rPr>
         <w:br/>
-        <w:t xml:space="preserve">    public string </w:t>
-      </w:r>
-      <w:proofErr w:type="spellStart"/>
-      <w:r>
-        <w:rPr>
-          <w:sz w:val="28"/>
-          <w:szCs w:val="28"/>
-          <w:lang w:val="en-US"/>
-        </w:rPr>
-        <w:t>ToStringWithoutIndex</w:t>
-      </w:r>
-      <w:proofErr w:type="spellEnd"/>
-      <w:r>
-        <w:rPr>
-          <w:sz w:val="28"/>
-          <w:szCs w:val="28"/>
-          <w:lang w:val="en-US"/>
-        </w:rPr>
-        <w:t>()</w:t>
+        <w:t xml:space="preserve">    public string ToStringWithoutIndex()</w:t>
       </w:r>
       <w:r>
         <w:rPr>
@@ -8596,25 +6023,7 @@
           <w:lang w:val="en-US"/>
         </w:rPr>
         <w:br/>
-        <w:t xml:space="preserve">        return $"{Date}\t{</w:t>
-      </w:r>
-      <w:proofErr w:type="spellStart"/>
-      <w:r>
-        <w:rPr>
-          <w:sz w:val="28"/>
-          <w:szCs w:val="28"/>
-          <w:lang w:val="en-US"/>
-        </w:rPr>
-        <w:t>FullName</w:t>
-      </w:r>
-      <w:proofErr w:type="spellEnd"/>
-      <w:r>
-        <w:rPr>
-          <w:sz w:val="28"/>
-          <w:szCs w:val="28"/>
-          <w:lang w:val="en-US"/>
-        </w:rPr>
-        <w:t>}";</w:t>
+        <w:t xml:space="preserve">        return $"{Date}\t{FullName}";</w:t>
       </w:r>
       <w:r>
         <w:rPr>
@@ -8648,43 +6057,7 @@
           <w:lang w:val="en-US"/>
         </w:rPr>
         <w:br/>
-        <w:t xml:space="preserve">    public int </w:t>
-      </w:r>
-      <w:proofErr w:type="spellStart"/>
-      <w:r>
-        <w:rPr>
-          <w:sz w:val="28"/>
-          <w:szCs w:val="28"/>
-          <w:lang w:val="en-US"/>
-        </w:rPr>
-        <w:t>CompareTo</w:t>
-      </w:r>
-      <w:proofErr w:type="spellEnd"/>
-      <w:r>
-        <w:rPr>
-          <w:sz w:val="28"/>
-          <w:szCs w:val="28"/>
-          <w:lang w:val="en-US"/>
-        </w:rPr>
-        <w:t>(</w:t>
-      </w:r>
-      <w:proofErr w:type="spellStart"/>
-      <w:r>
-        <w:rPr>
-          <w:sz w:val="28"/>
-          <w:szCs w:val="28"/>
-          <w:lang w:val="en-US"/>
-        </w:rPr>
-        <w:t>UserRecord</w:t>
-      </w:r>
-      <w:proofErr w:type="spellEnd"/>
-      <w:r>
-        <w:rPr>
-          <w:sz w:val="28"/>
-          <w:szCs w:val="28"/>
-          <w:lang w:val="en-US"/>
-        </w:rPr>
-        <w:t xml:space="preserve"> other)</w:t>
+        <w:t xml:space="preserve">    public int CompareTo(UserRecord other)</w:t>
       </w:r>
       <w:r>
         <w:rPr>
@@ -8702,43 +6075,7 @@
           <w:lang w:val="en-US"/>
         </w:rPr>
         <w:br/>
-        <w:t xml:space="preserve">        var compare = </w:t>
-      </w:r>
-      <w:proofErr w:type="spellStart"/>
-      <w:r>
-        <w:rPr>
-          <w:sz w:val="28"/>
-          <w:szCs w:val="28"/>
-          <w:lang w:val="en-US"/>
-        </w:rPr>
-        <w:t>Date.CompareTo</w:t>
-      </w:r>
-      <w:proofErr w:type="spellEnd"/>
-      <w:r>
-        <w:rPr>
-          <w:sz w:val="28"/>
-          <w:szCs w:val="28"/>
-          <w:lang w:val="en-US"/>
-        </w:rPr>
-        <w:t>(</w:t>
-      </w:r>
-      <w:proofErr w:type="spellStart"/>
-      <w:r>
-        <w:rPr>
-          <w:sz w:val="28"/>
-          <w:szCs w:val="28"/>
-          <w:lang w:val="en-US"/>
-        </w:rPr>
-        <w:t>other.Date</w:t>
-      </w:r>
-      <w:proofErr w:type="spellEnd"/>
-      <w:r>
-        <w:rPr>
-          <w:sz w:val="28"/>
-          <w:szCs w:val="28"/>
-          <w:lang w:val="en-US"/>
-        </w:rPr>
-        <w:t>);</w:t>
+        <w:t xml:space="preserve">        var compare = Date.CompareTo(other.Date);</w:t>
       </w:r>
       <w:r>
         <w:rPr>
@@ -8755,43 +6092,7 @@
           <w:szCs w:val="28"/>
           <w:lang w:val="en-US"/>
         </w:rPr>
-        <w:t xml:space="preserve">0 ? compare : </w:t>
-      </w:r>
-      <w:proofErr w:type="spellStart"/>
-      <w:r>
-        <w:rPr>
-          <w:sz w:val="28"/>
-          <w:szCs w:val="28"/>
-          <w:lang w:val="en-US"/>
-        </w:rPr>
-        <w:t>other.FullName.CompareTo</w:t>
-      </w:r>
-      <w:proofErr w:type="spellEnd"/>
-      <w:r>
-        <w:rPr>
-          <w:sz w:val="28"/>
-          <w:szCs w:val="28"/>
-          <w:lang w:val="en-US"/>
-        </w:rPr>
-        <w:t>(</w:t>
-      </w:r>
-      <w:proofErr w:type="spellStart"/>
-      <w:r>
-        <w:rPr>
-          <w:sz w:val="28"/>
-          <w:szCs w:val="28"/>
-          <w:lang w:val="en-US"/>
-        </w:rPr>
-        <w:t>FullName</w:t>
-      </w:r>
-      <w:proofErr w:type="spellEnd"/>
-      <w:r>
-        <w:rPr>
-          <w:sz w:val="28"/>
-          <w:szCs w:val="28"/>
-          <w:lang w:val="en-US"/>
-        </w:rPr>
-        <w:t>);</w:t>
+        <w:t>0 ? compare : other.FullName.CompareTo(FullName);</w:t>
       </w:r>
       <w:r>
         <w:rPr>
@@ -8831,7 +6132,6 @@
         </w:rPr>
         <w:br/>
       </w:r>
-      <w:proofErr w:type="spellStart"/>
       <w:r>
         <w:rPr>
           <w:b/>
@@ -8840,18 +6140,7 @@
           <w:szCs w:val="28"/>
           <w:lang w:val="en-US"/>
         </w:rPr>
-        <w:t>FullName</w:t>
-      </w:r>
-      <w:proofErr w:type="spellEnd"/>
-      <w:r>
-        <w:rPr>
-          <w:b/>
-          <w:bCs/>
-          <w:sz w:val="28"/>
-          <w:szCs w:val="28"/>
-          <w:lang w:val="en-US"/>
-        </w:rPr>
-        <w:t>:</w:t>
+        <w:t>FullName:</w:t>
       </w:r>
       <w:r>
         <w:rPr>
@@ -8896,61 +6185,7 @@
           <w:lang w:val="en-US"/>
         </w:rPr>
         <w:br/>
-        <w:t xml:space="preserve">public struct </w:t>
-      </w:r>
-      <w:proofErr w:type="spellStart"/>
-      <w:r>
-        <w:rPr>
-          <w:sz w:val="28"/>
-          <w:szCs w:val="28"/>
-          <w:lang w:val="en-US"/>
-        </w:rPr>
-        <w:t>FullName</w:t>
-      </w:r>
-      <w:proofErr w:type="spellEnd"/>
-      <w:r>
-        <w:rPr>
-          <w:sz w:val="28"/>
-          <w:szCs w:val="28"/>
-          <w:lang w:val="en-US"/>
-        </w:rPr>
-        <w:t xml:space="preserve"> : </w:t>
-      </w:r>
-      <w:proofErr w:type="spellStart"/>
-      <w:r>
-        <w:rPr>
-          <w:sz w:val="28"/>
-          <w:szCs w:val="28"/>
-          <w:lang w:val="en-US"/>
-        </w:rPr>
-        <w:t>IComparable</w:t>
-      </w:r>
-      <w:proofErr w:type="spellEnd"/>
-      <w:r>
-        <w:rPr>
-          <w:sz w:val="28"/>
-          <w:szCs w:val="28"/>
-          <w:lang w:val="en-US"/>
-        </w:rPr>
-        <w:t>&lt;</w:t>
-      </w:r>
-      <w:proofErr w:type="spellStart"/>
-      <w:r>
-        <w:rPr>
-          <w:sz w:val="28"/>
-          <w:szCs w:val="28"/>
-          <w:lang w:val="en-US"/>
-        </w:rPr>
-        <w:t>FullName</w:t>
-      </w:r>
-      <w:proofErr w:type="spellEnd"/>
-      <w:r>
-        <w:rPr>
-          <w:sz w:val="28"/>
-          <w:szCs w:val="28"/>
-          <w:lang w:val="en-US"/>
-        </w:rPr>
-        <w:t>&gt;</w:t>
+        <w:t>public struct FullName : IComparable&lt;FullName&gt;</w:t>
       </w:r>
       <w:r>
         <w:rPr>
@@ -8986,25 +6221,7 @@
           <w:lang w:val="en-US"/>
         </w:rPr>
         <w:br/>
-        <w:t xml:space="preserve">    public string </w:t>
-      </w:r>
-      <w:proofErr w:type="spellStart"/>
-      <w:r>
-        <w:rPr>
-          <w:sz w:val="28"/>
-          <w:szCs w:val="28"/>
-          <w:lang w:val="en-US"/>
-        </w:rPr>
-        <w:t>MiddleName</w:t>
-      </w:r>
-      <w:proofErr w:type="spellEnd"/>
-      <w:r>
-        <w:rPr>
-          <w:sz w:val="28"/>
-          <w:szCs w:val="28"/>
-          <w:lang w:val="en-US"/>
-        </w:rPr>
-        <w:t>;</w:t>
+        <w:t xml:space="preserve">    public string MiddleName;</w:t>
       </w:r>
       <w:r>
         <w:rPr>
@@ -9022,25 +6239,7 @@
           <w:lang w:val="en-US"/>
         </w:rPr>
         <w:br/>
-        <w:t xml:space="preserve">    public override string </w:t>
-      </w:r>
-      <w:proofErr w:type="spellStart"/>
-      <w:r>
-        <w:rPr>
-          <w:sz w:val="28"/>
-          <w:szCs w:val="28"/>
-          <w:lang w:val="en-US"/>
-        </w:rPr>
-        <w:t>ToString</w:t>
-      </w:r>
-      <w:proofErr w:type="spellEnd"/>
-      <w:r>
-        <w:rPr>
-          <w:sz w:val="28"/>
-          <w:szCs w:val="28"/>
-          <w:lang w:val="en-US"/>
-        </w:rPr>
-        <w:t>()</w:t>
+        <w:t xml:space="preserve">    public override string ToString()</w:t>
       </w:r>
       <w:r>
         <w:rPr>
@@ -9058,25 +6257,7 @@
           <w:lang w:val="en-US"/>
         </w:rPr>
         <w:br/>
-        <w:t xml:space="preserve">        return $"{LastName} {FirstName} {</w:t>
-      </w:r>
-      <w:proofErr w:type="spellStart"/>
-      <w:r>
-        <w:rPr>
-          <w:sz w:val="28"/>
-          <w:szCs w:val="28"/>
-          <w:lang w:val="en-US"/>
-        </w:rPr>
-        <w:t>MiddleName</w:t>
-      </w:r>
-      <w:proofErr w:type="spellEnd"/>
-      <w:r>
-        <w:rPr>
-          <w:sz w:val="28"/>
-          <w:szCs w:val="28"/>
-          <w:lang w:val="en-US"/>
-        </w:rPr>
-        <w:t>}";</w:t>
+        <w:t xml:space="preserve">        return $"{LastName} {FirstName} {MiddleName}";</w:t>
       </w:r>
       <w:r>
         <w:rPr>
@@ -9103,43 +6284,7 @@
           <w:lang w:val="en-US"/>
         </w:rPr>
         <w:br/>
-        <w:t xml:space="preserve">    public int </w:t>
-      </w:r>
-      <w:proofErr w:type="spellStart"/>
-      <w:r>
-        <w:rPr>
-          <w:sz w:val="28"/>
-          <w:szCs w:val="28"/>
-          <w:lang w:val="en-US"/>
-        </w:rPr>
-        <w:t>CompareTo</w:t>
-      </w:r>
-      <w:proofErr w:type="spellEnd"/>
-      <w:r>
-        <w:rPr>
-          <w:sz w:val="28"/>
-          <w:szCs w:val="28"/>
-          <w:lang w:val="en-US"/>
-        </w:rPr>
-        <w:t>(</w:t>
-      </w:r>
-      <w:proofErr w:type="spellStart"/>
-      <w:r>
-        <w:rPr>
-          <w:sz w:val="28"/>
-          <w:szCs w:val="28"/>
-          <w:lang w:val="en-US"/>
-        </w:rPr>
-        <w:t>FullName</w:t>
-      </w:r>
-      <w:proofErr w:type="spellEnd"/>
-      <w:r>
-        <w:rPr>
-          <w:sz w:val="28"/>
-          <w:szCs w:val="28"/>
-          <w:lang w:val="en-US"/>
-        </w:rPr>
-        <w:t xml:space="preserve"> other)</w:t>
+        <w:t xml:space="preserve">    public int CompareTo(FullName other)</w:t>
       </w:r>
       <w:r>
         <w:rPr>
@@ -9157,133 +6302,25 @@
           <w:lang w:val="en-US"/>
         </w:rPr>
         <w:br/>
-        <w:t xml:space="preserve">        var </w:t>
-      </w:r>
-      <w:proofErr w:type="spellStart"/>
-      <w:r>
-        <w:rPr>
-          <w:sz w:val="28"/>
-          <w:szCs w:val="28"/>
-          <w:lang w:val="en-US"/>
-        </w:rPr>
-        <w:t>lastNameCompare</w:t>
-      </w:r>
-      <w:proofErr w:type="spellEnd"/>
-      <w:r>
-        <w:rPr>
-          <w:sz w:val="28"/>
-          <w:szCs w:val="28"/>
-          <w:lang w:val="en-US"/>
-        </w:rPr>
-        <w:t xml:space="preserve"> = </w:t>
-      </w:r>
-      <w:proofErr w:type="spellStart"/>
-      <w:r>
-        <w:rPr>
-          <w:sz w:val="28"/>
-          <w:szCs w:val="28"/>
-          <w:lang w:val="en-US"/>
-        </w:rPr>
-        <w:t>string.Compare</w:t>
-      </w:r>
-      <w:proofErr w:type="spellEnd"/>
-      <w:r>
-        <w:rPr>
-          <w:sz w:val="28"/>
-          <w:szCs w:val="28"/>
-          <w:lang w:val="en-US"/>
-        </w:rPr>
-        <w:t xml:space="preserve">(LastName, </w:t>
-      </w:r>
-      <w:proofErr w:type="spellStart"/>
-      <w:r>
-        <w:rPr>
-          <w:sz w:val="28"/>
-          <w:szCs w:val="28"/>
-          <w:lang w:val="en-US"/>
-        </w:rPr>
-        <w:t>other.LastName</w:t>
-      </w:r>
-      <w:proofErr w:type="spellEnd"/>
-      <w:r>
-        <w:rPr>
-          <w:sz w:val="28"/>
-          <w:szCs w:val="28"/>
-          <w:lang w:val="en-US"/>
-        </w:rPr>
-        <w:t xml:space="preserve">, </w:t>
-      </w:r>
-      <w:proofErr w:type="spellStart"/>
-      <w:r>
-        <w:rPr>
-          <w:sz w:val="28"/>
-          <w:szCs w:val="28"/>
-          <w:lang w:val="en-US"/>
-        </w:rPr>
-        <w:t>StringComparison.OrdinalIgnoreCase</w:t>
-      </w:r>
-      <w:proofErr w:type="spellEnd"/>
-      <w:r>
-        <w:rPr>
-          <w:sz w:val="28"/>
-          <w:szCs w:val="28"/>
-          <w:lang w:val="en-US"/>
-        </w:rPr>
-        <w:t>);</w:t>
-      </w:r>
-      <w:r>
-        <w:rPr>
-          <w:sz w:val="28"/>
-          <w:szCs w:val="28"/>
-          <w:lang w:val="en-US"/>
-        </w:rPr>
-        <w:br/>
-        <w:t xml:space="preserve">        if (</w:t>
-      </w:r>
-      <w:proofErr w:type="spellStart"/>
-      <w:r>
-        <w:rPr>
-          <w:sz w:val="28"/>
-          <w:szCs w:val="28"/>
-          <w:lang w:val="en-US"/>
-        </w:rPr>
-        <w:t>lastNameCompare</w:t>
-      </w:r>
-      <w:proofErr w:type="spellEnd"/>
-      <w:r>
-        <w:rPr>
-          <w:sz w:val="28"/>
-          <w:szCs w:val="28"/>
-          <w:lang w:val="en-US"/>
-        </w:rPr>
-        <w:t xml:space="preserve"> != 0)</w:t>
-      </w:r>
-      <w:r>
-        <w:rPr>
-          <w:sz w:val="28"/>
-          <w:szCs w:val="28"/>
-          <w:lang w:val="en-US"/>
-        </w:rPr>
-        <w:br/>
-        <w:t xml:space="preserve">            return </w:t>
-      </w:r>
-      <w:proofErr w:type="spellStart"/>
-      <w:r>
-        <w:rPr>
-          <w:sz w:val="28"/>
-          <w:szCs w:val="28"/>
-          <w:lang w:val="en-US"/>
-        </w:rPr>
-        <w:t>lastNameCompare</w:t>
-      </w:r>
-      <w:proofErr w:type="spellEnd"/>
-      <w:r>
-        <w:rPr>
-          <w:sz w:val="28"/>
-          <w:szCs w:val="28"/>
-          <w:lang w:val="en-US"/>
-        </w:rPr>
-        <w:t>;</w:t>
+        <w:t xml:space="preserve">        var lastNameCompare = string.Compare(LastName, other.LastName, StringComparison.OrdinalIgnoreCase);</w:t>
+      </w:r>
+      <w:r>
+        <w:rPr>
+          <w:sz w:val="28"/>
+          <w:szCs w:val="28"/>
+          <w:lang w:val="en-US"/>
+        </w:rPr>
+        <w:br/>
+        <w:t xml:space="preserve">        if (lastNameCompare != 0)</w:t>
+      </w:r>
+      <w:r>
+        <w:rPr>
+          <w:sz w:val="28"/>
+          <w:szCs w:val="28"/>
+          <w:lang w:val="en-US"/>
+        </w:rPr>
+        <w:br/>
+        <w:t xml:space="preserve">            return lastNameCompare;</w:t>
       </w:r>
       <w:r>
         <w:rPr>
@@ -9309,133 +6346,25 @@
           <w:lang w:val="en-US"/>
         </w:rPr>
         <w:br/>
-        <w:t xml:space="preserve">        var </w:t>
-      </w:r>
-      <w:proofErr w:type="spellStart"/>
-      <w:r>
-        <w:rPr>
-          <w:sz w:val="28"/>
-          <w:szCs w:val="28"/>
-          <w:lang w:val="en-US"/>
-        </w:rPr>
-        <w:t>firstNameCompare</w:t>
-      </w:r>
-      <w:proofErr w:type="spellEnd"/>
-      <w:r>
-        <w:rPr>
-          <w:sz w:val="28"/>
-          <w:szCs w:val="28"/>
-          <w:lang w:val="en-US"/>
-        </w:rPr>
-        <w:t xml:space="preserve"> = </w:t>
-      </w:r>
-      <w:proofErr w:type="spellStart"/>
-      <w:r>
-        <w:rPr>
-          <w:sz w:val="28"/>
-          <w:szCs w:val="28"/>
-          <w:lang w:val="en-US"/>
-        </w:rPr>
-        <w:t>string.Compare</w:t>
-      </w:r>
-      <w:proofErr w:type="spellEnd"/>
-      <w:r>
-        <w:rPr>
-          <w:sz w:val="28"/>
-          <w:szCs w:val="28"/>
-          <w:lang w:val="en-US"/>
-        </w:rPr>
-        <w:t xml:space="preserve">(FirstName, </w:t>
-      </w:r>
-      <w:proofErr w:type="spellStart"/>
-      <w:r>
-        <w:rPr>
-          <w:sz w:val="28"/>
-          <w:szCs w:val="28"/>
-          <w:lang w:val="en-US"/>
-        </w:rPr>
-        <w:t>other.FirstName</w:t>
-      </w:r>
-      <w:proofErr w:type="spellEnd"/>
-      <w:r>
-        <w:rPr>
-          <w:sz w:val="28"/>
-          <w:szCs w:val="28"/>
-          <w:lang w:val="en-US"/>
-        </w:rPr>
-        <w:t xml:space="preserve">, </w:t>
-      </w:r>
-      <w:proofErr w:type="spellStart"/>
-      <w:r>
-        <w:rPr>
-          <w:sz w:val="28"/>
-          <w:szCs w:val="28"/>
-          <w:lang w:val="en-US"/>
-        </w:rPr>
-        <w:t>StringComparison.OrdinalIgnoreCase</w:t>
-      </w:r>
-      <w:proofErr w:type="spellEnd"/>
-      <w:r>
-        <w:rPr>
-          <w:sz w:val="28"/>
-          <w:szCs w:val="28"/>
-          <w:lang w:val="en-US"/>
-        </w:rPr>
-        <w:t>);</w:t>
-      </w:r>
-      <w:r>
-        <w:rPr>
-          <w:sz w:val="28"/>
-          <w:szCs w:val="28"/>
-          <w:lang w:val="en-US"/>
-        </w:rPr>
-        <w:br/>
-        <w:t xml:space="preserve">        if (</w:t>
-      </w:r>
-      <w:proofErr w:type="spellStart"/>
-      <w:r>
-        <w:rPr>
-          <w:sz w:val="28"/>
-          <w:szCs w:val="28"/>
-          <w:lang w:val="en-US"/>
-        </w:rPr>
-        <w:t>firstNameCompare</w:t>
-      </w:r>
-      <w:proofErr w:type="spellEnd"/>
-      <w:r>
-        <w:rPr>
-          <w:sz w:val="28"/>
-          <w:szCs w:val="28"/>
-          <w:lang w:val="en-US"/>
-        </w:rPr>
-        <w:t xml:space="preserve"> != 0)</w:t>
-      </w:r>
-      <w:r>
-        <w:rPr>
-          <w:sz w:val="28"/>
-          <w:szCs w:val="28"/>
-          <w:lang w:val="en-US"/>
-        </w:rPr>
-        <w:br/>
-        <w:t xml:space="preserve">            return </w:t>
-      </w:r>
-      <w:proofErr w:type="spellStart"/>
-      <w:r>
-        <w:rPr>
-          <w:sz w:val="28"/>
-          <w:szCs w:val="28"/>
-          <w:lang w:val="en-US"/>
-        </w:rPr>
-        <w:t>firstNameCompare</w:t>
-      </w:r>
-      <w:proofErr w:type="spellEnd"/>
-      <w:r>
-        <w:rPr>
-          <w:sz w:val="28"/>
-          <w:szCs w:val="28"/>
-          <w:lang w:val="en-US"/>
-        </w:rPr>
-        <w:t>;</w:t>
+        <w:t xml:space="preserve">        var firstNameCompare = string.Compare(FirstName, other.FirstName, StringComparison.OrdinalIgnoreCase);</w:t>
+      </w:r>
+      <w:r>
+        <w:rPr>
+          <w:sz w:val="28"/>
+          <w:szCs w:val="28"/>
+          <w:lang w:val="en-US"/>
+        </w:rPr>
+        <w:br/>
+        <w:t xml:space="preserve">        if (firstNameCompare != 0)</w:t>
+      </w:r>
+      <w:r>
+        <w:rPr>
+          <w:sz w:val="28"/>
+          <w:szCs w:val="28"/>
+          <w:lang w:val="en-US"/>
+        </w:rPr>
+        <w:br/>
+        <w:t xml:space="preserve">            return firstNameCompare;</w:t>
       </w:r>
       <w:r>
         <w:rPr>
@@ -9453,79 +6382,7 @@
           <w:lang w:val="en-US"/>
         </w:rPr>
         <w:br/>
-        <w:t xml:space="preserve">        return </w:t>
-      </w:r>
-      <w:proofErr w:type="spellStart"/>
-      <w:r>
-        <w:rPr>
-          <w:sz w:val="28"/>
-          <w:szCs w:val="28"/>
-          <w:lang w:val="en-US"/>
-        </w:rPr>
-        <w:t>string.Compare</w:t>
-      </w:r>
-      <w:proofErr w:type="spellEnd"/>
-      <w:r>
-        <w:rPr>
-          <w:sz w:val="28"/>
-          <w:szCs w:val="28"/>
-          <w:lang w:val="en-US"/>
-        </w:rPr>
-        <w:t>(</w:t>
-      </w:r>
-      <w:proofErr w:type="spellStart"/>
-      <w:r>
-        <w:rPr>
-          <w:sz w:val="28"/>
-          <w:szCs w:val="28"/>
-          <w:lang w:val="en-US"/>
-        </w:rPr>
-        <w:t>MiddleName</w:t>
-      </w:r>
-      <w:proofErr w:type="spellEnd"/>
-      <w:r>
-        <w:rPr>
-          <w:sz w:val="28"/>
-          <w:szCs w:val="28"/>
-          <w:lang w:val="en-US"/>
-        </w:rPr>
-        <w:t xml:space="preserve">, </w:t>
-      </w:r>
-      <w:proofErr w:type="spellStart"/>
-      <w:r>
-        <w:rPr>
-          <w:sz w:val="28"/>
-          <w:szCs w:val="28"/>
-          <w:lang w:val="en-US"/>
-        </w:rPr>
-        <w:t>other.MiddleName</w:t>
-      </w:r>
-      <w:proofErr w:type="spellEnd"/>
-      <w:r>
-        <w:rPr>
-          <w:sz w:val="28"/>
-          <w:szCs w:val="28"/>
-          <w:lang w:val="en-US"/>
-        </w:rPr>
-        <w:t xml:space="preserve">, </w:t>
-      </w:r>
-      <w:proofErr w:type="spellStart"/>
-      <w:r>
-        <w:rPr>
-          <w:sz w:val="28"/>
-          <w:szCs w:val="28"/>
-          <w:lang w:val="en-US"/>
-        </w:rPr>
-        <w:t>StringComparison.OrdinalIgnoreCase</w:t>
-      </w:r>
-      <w:proofErr w:type="spellEnd"/>
-      <w:r>
-        <w:rPr>
-          <w:sz w:val="28"/>
-          <w:szCs w:val="28"/>
-          <w:lang w:val="en-US"/>
-        </w:rPr>
-        <w:t>);</w:t>
+        <w:t xml:space="preserve">        return string.Compare(MiddleName, other.MiddleName, StringComparison.OrdinalIgnoreCase);</w:t>
       </w:r>
       <w:r>
         <w:rPr>
@@ -9565,7 +6422,6 @@
         </w:rPr>
         <w:br/>
       </w:r>
-      <w:proofErr w:type="spellStart"/>
       <w:r>
         <w:rPr>
           <w:b/>
@@ -9574,9 +6430,8 @@
           <w:szCs w:val="28"/>
           <w:lang w:val="en-US"/>
         </w:rPr>
-        <w:t>CustomDateTime</w:t>
-      </w:r>
-      <w:proofErr w:type="spellEnd"/>
+        <w:t>CustomDateTime:</w:t>
+      </w:r>
       <w:r>
         <w:rPr>
           <w:b/>
@@ -9585,7 +6440,7 @@
           <w:szCs w:val="28"/>
           <w:lang w:val="en-US"/>
         </w:rPr>
-        <w:t>:</w:t>
+        <w:br/>
       </w:r>
       <w:r>
         <w:rPr>
@@ -9599,16 +6454,6 @@
       </w:r>
       <w:r>
         <w:rPr>
-          <w:b/>
-          <w:bCs/>
-          <w:sz w:val="28"/>
-          <w:szCs w:val="28"/>
-          <w:lang w:val="en-US"/>
-        </w:rPr>
-        <w:br/>
-      </w:r>
-      <w:r>
-        <w:rPr>
           <w:sz w:val="28"/>
           <w:szCs w:val="28"/>
           <w:lang w:val="en-US"/>
@@ -9648,79 +6493,7 @@
           <w:lang w:val="en-US"/>
         </w:rPr>
         <w:br/>
-        <w:t xml:space="preserve">    public </w:t>
-      </w:r>
-      <w:proofErr w:type="spellStart"/>
-      <w:r>
-        <w:rPr>
-          <w:sz w:val="28"/>
-          <w:szCs w:val="28"/>
-          <w:lang w:val="en-US"/>
-        </w:rPr>
-        <w:t>readonly</w:t>
-      </w:r>
-      <w:proofErr w:type="spellEnd"/>
-      <w:r>
-        <w:rPr>
-          <w:sz w:val="28"/>
-          <w:szCs w:val="28"/>
-          <w:lang w:val="en-US"/>
-        </w:rPr>
-        <w:t xml:space="preserve"> struct </w:t>
-      </w:r>
-      <w:proofErr w:type="spellStart"/>
-      <w:r>
-        <w:rPr>
-          <w:sz w:val="28"/>
-          <w:szCs w:val="28"/>
-          <w:lang w:val="en-US"/>
-        </w:rPr>
-        <w:t>CustomMyDate</w:t>
-      </w:r>
-      <w:proofErr w:type="spellEnd"/>
-      <w:r>
-        <w:rPr>
-          <w:sz w:val="28"/>
-          <w:szCs w:val="28"/>
-          <w:lang w:val="en-US"/>
-        </w:rPr>
-        <w:t xml:space="preserve"> : </w:t>
-      </w:r>
-      <w:proofErr w:type="spellStart"/>
-      <w:r>
-        <w:rPr>
-          <w:sz w:val="28"/>
-          <w:szCs w:val="28"/>
-          <w:lang w:val="en-US"/>
-        </w:rPr>
-        <w:t>IComparable</w:t>
-      </w:r>
-      <w:proofErr w:type="spellEnd"/>
-      <w:r>
-        <w:rPr>
-          <w:sz w:val="28"/>
-          <w:szCs w:val="28"/>
-          <w:lang w:val="en-US"/>
-        </w:rPr>
-        <w:t>&lt;</w:t>
-      </w:r>
-      <w:proofErr w:type="spellStart"/>
-      <w:r>
-        <w:rPr>
-          <w:sz w:val="28"/>
-          <w:szCs w:val="28"/>
-          <w:lang w:val="en-US"/>
-        </w:rPr>
-        <w:t>CustomMyDate</w:t>
-      </w:r>
-      <w:proofErr w:type="spellEnd"/>
-      <w:r>
-        <w:rPr>
-          <w:sz w:val="28"/>
-          <w:szCs w:val="28"/>
-          <w:lang w:val="en-US"/>
-        </w:rPr>
-        <w:t>&gt;</w:t>
+        <w:t xml:space="preserve">    public readonly struct CustomMyDate : IComparable&lt;CustomMyDate&gt;</w:t>
       </w:r>
       <w:r>
         <w:rPr>
@@ -9738,114 +6511,42 @@
           <w:lang w:val="en-US"/>
         </w:rPr>
         <w:br/>
-        <w:t xml:space="preserve">        public </w:t>
-      </w:r>
-      <w:proofErr w:type="spellStart"/>
-      <w:r>
-        <w:rPr>
-          <w:sz w:val="28"/>
-          <w:szCs w:val="28"/>
-          <w:lang w:val="en-US"/>
-        </w:rPr>
-        <w:t>readonly</w:t>
-      </w:r>
-      <w:proofErr w:type="spellEnd"/>
-      <w:r>
-        <w:rPr>
-          <w:sz w:val="28"/>
-          <w:szCs w:val="28"/>
-          <w:lang w:val="en-US"/>
-        </w:rPr>
-        <w:t xml:space="preserve"> int Year;</w:t>
-      </w:r>
-      <w:r>
-        <w:rPr>
-          <w:sz w:val="28"/>
-          <w:szCs w:val="28"/>
-          <w:lang w:val="en-US"/>
-        </w:rPr>
-        <w:br/>
-        <w:t xml:space="preserve">        public </w:t>
-      </w:r>
-      <w:proofErr w:type="spellStart"/>
-      <w:r>
-        <w:rPr>
-          <w:sz w:val="28"/>
-          <w:szCs w:val="28"/>
-          <w:lang w:val="en-US"/>
-        </w:rPr>
-        <w:t>readonly</w:t>
-      </w:r>
-      <w:proofErr w:type="spellEnd"/>
-      <w:r>
-        <w:rPr>
-          <w:sz w:val="28"/>
-          <w:szCs w:val="28"/>
-          <w:lang w:val="en-US"/>
-        </w:rPr>
-        <w:t xml:space="preserve"> int Month;</w:t>
-      </w:r>
-      <w:r>
-        <w:rPr>
-          <w:sz w:val="28"/>
-          <w:szCs w:val="28"/>
-          <w:lang w:val="en-US"/>
-        </w:rPr>
-        <w:br/>
-        <w:t xml:space="preserve">        public </w:t>
-      </w:r>
-      <w:proofErr w:type="spellStart"/>
-      <w:r>
-        <w:rPr>
-          <w:sz w:val="28"/>
-          <w:szCs w:val="28"/>
-          <w:lang w:val="en-US"/>
-        </w:rPr>
-        <w:t>readonly</w:t>
-      </w:r>
-      <w:proofErr w:type="spellEnd"/>
-      <w:r>
-        <w:rPr>
-          <w:sz w:val="28"/>
-          <w:szCs w:val="28"/>
-          <w:lang w:val="en-US"/>
-        </w:rPr>
-        <w:t xml:space="preserve"> int Day;</w:t>
-      </w:r>
-      <w:r>
-        <w:rPr>
-          <w:sz w:val="28"/>
-          <w:szCs w:val="28"/>
-          <w:lang w:val="en-US"/>
-        </w:rPr>
-        <w:br/>
-      </w:r>
-      <w:r>
-        <w:rPr>
-          <w:sz w:val="28"/>
-          <w:szCs w:val="28"/>
-          <w:lang w:val="en-US"/>
-        </w:rPr>
-        <w:br/>
-        <w:t xml:space="preserve">        private static int </w:t>
-      </w:r>
-      <w:proofErr w:type="spellStart"/>
-      <w:r>
-        <w:rPr>
-          <w:sz w:val="28"/>
-          <w:szCs w:val="28"/>
-          <w:lang w:val="en-US"/>
-        </w:rPr>
-        <w:t>DaysInMonth</w:t>
-      </w:r>
-      <w:proofErr w:type="spellEnd"/>
-      <w:r>
-        <w:rPr>
-          <w:sz w:val="28"/>
-          <w:szCs w:val="28"/>
-          <w:lang w:val="en-US"/>
-        </w:rPr>
-        <w:t>(int year, int month)</w:t>
+        <w:t xml:space="preserve">        public readonly int Year;</w:t>
+      </w:r>
+      <w:r>
+        <w:rPr>
+          <w:sz w:val="28"/>
+          <w:szCs w:val="28"/>
+          <w:lang w:val="en-US"/>
+        </w:rPr>
+        <w:br/>
+        <w:t xml:space="preserve">        public readonly int Month;</w:t>
+      </w:r>
+      <w:r>
+        <w:rPr>
+          <w:sz w:val="28"/>
+          <w:szCs w:val="28"/>
+          <w:lang w:val="en-US"/>
+        </w:rPr>
+        <w:br/>
+        <w:t xml:space="preserve">        public readonly int Day;</w:t>
+      </w:r>
+      <w:r>
+        <w:rPr>
+          <w:sz w:val="28"/>
+          <w:szCs w:val="28"/>
+          <w:lang w:val="en-US"/>
+        </w:rPr>
+        <w:br/>
+      </w:r>
+      <w:r>
+        <w:rPr>
+          <w:sz w:val="28"/>
+          <w:szCs w:val="28"/>
+          <w:lang w:val="en-US"/>
+        </w:rPr>
+        <w:br/>
+        <w:t xml:space="preserve">        private static int DaysInMonth(int year, int month)</w:t>
       </w:r>
       <w:r>
         <w:rPr>
@@ -9899,25 +6600,7 @@
           <w:lang w:val="en-US"/>
         </w:rPr>
         <w:br/>
-        <w:t xml:space="preserve">                2 =&gt; </w:t>
-      </w:r>
-      <w:proofErr w:type="spellStart"/>
-      <w:r>
-        <w:rPr>
-          <w:sz w:val="28"/>
-          <w:szCs w:val="28"/>
-          <w:lang w:val="en-US"/>
-        </w:rPr>
-        <w:t>IsLeapYear</w:t>
-      </w:r>
-      <w:proofErr w:type="spellEnd"/>
-      <w:r>
-        <w:rPr>
-          <w:sz w:val="28"/>
-          <w:szCs w:val="28"/>
-          <w:lang w:val="en-US"/>
-        </w:rPr>
-        <w:t>(year) ? 29 : 28,</w:t>
+        <w:t xml:space="preserve">                2 =&gt; IsLeapYear(year) ? 29 : 28,</w:t>
       </w:r>
       <w:r>
         <w:rPr>
@@ -9934,25 +6617,7 @@
           <w:lang w:val="en-US"/>
         </w:rPr>
         <w:lastRenderedPageBreak/>
-        <w:t xml:space="preserve">                _ =&gt; throw new </w:t>
-      </w:r>
-      <w:proofErr w:type="spellStart"/>
-      <w:r>
-        <w:rPr>
-          <w:sz w:val="28"/>
-          <w:szCs w:val="28"/>
-          <w:lang w:val="en-US"/>
-        </w:rPr>
-        <w:t>ArgumentException</w:t>
-      </w:r>
-      <w:proofErr w:type="spellEnd"/>
-      <w:r>
-        <w:rPr>
-          <w:sz w:val="28"/>
-          <w:szCs w:val="28"/>
-          <w:lang w:val="en-US"/>
-        </w:rPr>
-        <w:t>("Invalid month")</w:t>
+        <w:t xml:space="preserve">                _ =&gt; throw new ArgumentException("Invalid month")</w:t>
       </w:r>
       <w:r>
         <w:rPr>
@@ -9987,25 +6652,7 @@
           <w:lang w:val="en-US"/>
         </w:rPr>
         <w:br/>
-        <w:t xml:space="preserve">        private static bool </w:t>
-      </w:r>
-      <w:proofErr w:type="spellStart"/>
-      <w:r>
-        <w:rPr>
-          <w:sz w:val="28"/>
-          <w:szCs w:val="28"/>
-          <w:lang w:val="en-US"/>
-        </w:rPr>
-        <w:t>IsLeapYear</w:t>
-      </w:r>
-      <w:proofErr w:type="spellEnd"/>
-      <w:r>
-        <w:rPr>
-          <w:sz w:val="28"/>
-          <w:szCs w:val="28"/>
-          <w:lang w:val="en-US"/>
-        </w:rPr>
-        <w:t>(int year)</w:t>
+        <w:t xml:space="preserve">        private static bool IsLeapYear(int year)</w:t>
       </w:r>
       <w:r>
         <w:rPr>
@@ -10041,25 +6688,7 @@
           <w:lang w:val="en-US"/>
         </w:rPr>
         <w:br/>
-        <w:t xml:space="preserve">            return (</w:t>
-      </w:r>
-      <w:proofErr w:type="spellStart"/>
-      <w:r>
-        <w:rPr>
-          <w:sz w:val="28"/>
-          <w:szCs w:val="28"/>
-          <w:lang w:val="en-US"/>
-        </w:rPr>
-        <w:t>uint</w:t>
-      </w:r>
-      <w:proofErr w:type="spellEnd"/>
-      <w:r>
-        <w:rPr>
-          <w:sz w:val="28"/>
-          <w:szCs w:val="28"/>
-          <w:lang w:val="en-US"/>
-        </w:rPr>
-        <w:t>)year % 25 != 0;</w:t>
+        <w:t xml:space="preserve">            return (uint)year % 25 != 0;</w:t>
       </w:r>
       <w:r>
         <w:rPr>
@@ -10086,25 +6715,7 @@
           <w:lang w:val="en-US"/>
         </w:rPr>
         <w:br/>
-        <w:t xml:space="preserve">        public </w:t>
-      </w:r>
-      <w:proofErr w:type="spellStart"/>
-      <w:r>
-        <w:rPr>
-          <w:sz w:val="28"/>
-          <w:szCs w:val="28"/>
-          <w:lang w:val="en-US"/>
-        </w:rPr>
-        <w:t>CustomMyDate</w:t>
-      </w:r>
-      <w:proofErr w:type="spellEnd"/>
-      <w:r>
-        <w:rPr>
-          <w:sz w:val="28"/>
-          <w:szCs w:val="28"/>
-          <w:lang w:val="en-US"/>
-        </w:rPr>
-        <w:t>(int year, int month, int day)</w:t>
+        <w:t xml:space="preserve">        public CustomMyDate(int year, int month, int day)</w:t>
       </w:r>
       <w:r>
         <w:rPr>
@@ -10122,52 +6733,16 @@
           <w:lang w:val="en-US"/>
         </w:rPr>
         <w:br/>
-        <w:t xml:space="preserve">            if (year &lt; 1 || month &lt; 1 || month &gt; 12 || day &lt; 1 || day &gt; </w:t>
-      </w:r>
-      <w:proofErr w:type="spellStart"/>
-      <w:r>
-        <w:rPr>
-          <w:sz w:val="28"/>
-          <w:szCs w:val="28"/>
-          <w:lang w:val="en-US"/>
-        </w:rPr>
-        <w:t>DaysInMonth</w:t>
-      </w:r>
-      <w:proofErr w:type="spellEnd"/>
-      <w:r>
-        <w:rPr>
-          <w:sz w:val="28"/>
-          <w:szCs w:val="28"/>
-          <w:lang w:val="en-US"/>
-        </w:rPr>
-        <w:t>(year, month))</w:t>
-      </w:r>
-      <w:r>
-        <w:rPr>
-          <w:sz w:val="28"/>
-          <w:szCs w:val="28"/>
-          <w:lang w:val="en-US"/>
-        </w:rPr>
-        <w:br/>
-        <w:t xml:space="preserve">                throw new </w:t>
-      </w:r>
-      <w:proofErr w:type="spellStart"/>
-      <w:r>
-        <w:rPr>
-          <w:sz w:val="28"/>
-          <w:szCs w:val="28"/>
-          <w:lang w:val="en-US"/>
-        </w:rPr>
-        <w:t>ArgumentException</w:t>
-      </w:r>
-      <w:proofErr w:type="spellEnd"/>
-      <w:r>
-        <w:rPr>
-          <w:sz w:val="28"/>
-          <w:szCs w:val="28"/>
-          <w:lang w:val="en-US"/>
-        </w:rPr>
-        <w:t>("Invalid date");</w:t>
+        <w:t xml:space="preserve">            if (year &lt; 1 || month &lt; 1 || month &gt; 12 || day &lt; 1 || day &gt; DaysInMonth(year, month))</w:t>
+      </w:r>
+      <w:r>
+        <w:rPr>
+          <w:sz w:val="28"/>
+          <w:szCs w:val="28"/>
+          <w:lang w:val="en-US"/>
+        </w:rPr>
+        <w:br/>
+        <w:t xml:space="preserve">                throw new ArgumentException("Invalid date");</w:t>
       </w:r>
       <w:r>
         <w:rPr>
@@ -10230,43 +6805,7 @@
           <w:lang w:val="en-US"/>
         </w:rPr>
         <w:br/>
-        <w:t xml:space="preserve">        public </w:t>
-      </w:r>
-      <w:proofErr w:type="spellStart"/>
-      <w:r>
-        <w:rPr>
-          <w:sz w:val="28"/>
-          <w:szCs w:val="28"/>
-          <w:lang w:val="en-US"/>
-        </w:rPr>
-        <w:t>CustomMyDate</w:t>
-      </w:r>
-      <w:proofErr w:type="spellEnd"/>
-      <w:r>
-        <w:rPr>
-          <w:sz w:val="28"/>
-          <w:szCs w:val="28"/>
-          <w:lang w:val="en-US"/>
-        </w:rPr>
-        <w:t xml:space="preserve">(string </w:t>
-      </w:r>
-      <w:proofErr w:type="spellStart"/>
-      <w:r>
-        <w:rPr>
-          <w:sz w:val="28"/>
-          <w:szCs w:val="28"/>
-          <w:lang w:val="en-US"/>
-        </w:rPr>
-        <w:t>dateStr</w:t>
-      </w:r>
-      <w:proofErr w:type="spellEnd"/>
-      <w:r>
-        <w:rPr>
-          <w:sz w:val="28"/>
-          <w:szCs w:val="28"/>
-          <w:lang w:val="en-US"/>
-        </w:rPr>
-        <w:t>)</w:t>
+        <w:t xml:space="preserve">        public CustomMyDate(string dateStr)</w:t>
       </w:r>
       <w:r>
         <w:rPr>
@@ -10284,177 +6823,51 @@
           <w:lang w:val="en-US"/>
         </w:rPr>
         <w:br/>
-        <w:t xml:space="preserve">            if (</w:t>
-      </w:r>
-      <w:proofErr w:type="spellStart"/>
-      <w:r>
-        <w:rPr>
-          <w:sz w:val="28"/>
-          <w:szCs w:val="28"/>
-          <w:lang w:val="en-US"/>
-        </w:rPr>
-        <w:t>string.IsNullOrWhiteSpace</w:t>
-      </w:r>
-      <w:proofErr w:type="spellEnd"/>
-      <w:r>
-        <w:rPr>
-          <w:sz w:val="28"/>
-          <w:szCs w:val="28"/>
-          <w:lang w:val="en-US"/>
-        </w:rPr>
-        <w:t>(</w:t>
-      </w:r>
-      <w:proofErr w:type="spellStart"/>
-      <w:r>
-        <w:rPr>
-          <w:sz w:val="28"/>
-          <w:szCs w:val="28"/>
-          <w:lang w:val="en-US"/>
-        </w:rPr>
-        <w:t>dateStr</w:t>
-      </w:r>
-      <w:proofErr w:type="spellEnd"/>
-      <w:r>
-        <w:rPr>
-          <w:sz w:val="28"/>
-          <w:szCs w:val="28"/>
-          <w:lang w:val="en-US"/>
-        </w:rPr>
-        <w:t>))</w:t>
-      </w:r>
-      <w:r>
-        <w:rPr>
-          <w:sz w:val="28"/>
-          <w:szCs w:val="28"/>
-          <w:lang w:val="en-US"/>
-        </w:rPr>
-        <w:br/>
-        <w:t xml:space="preserve">                throw new </w:t>
-      </w:r>
-      <w:proofErr w:type="spellStart"/>
-      <w:r>
-        <w:rPr>
-          <w:sz w:val="28"/>
-          <w:szCs w:val="28"/>
-          <w:lang w:val="en-US"/>
-        </w:rPr>
-        <w:t>ArgumentException</w:t>
-      </w:r>
-      <w:proofErr w:type="spellEnd"/>
-      <w:r>
-        <w:rPr>
-          <w:sz w:val="28"/>
-          <w:szCs w:val="28"/>
-          <w:lang w:val="en-US"/>
-        </w:rPr>
-        <w:t>("Date string cannot be null or empty");</w:t>
-      </w:r>
-      <w:r>
-        <w:rPr>
-          <w:sz w:val="28"/>
-          <w:szCs w:val="28"/>
-          <w:lang w:val="en-US"/>
-        </w:rPr>
-        <w:br/>
-      </w:r>
-      <w:r>
-        <w:rPr>
-          <w:sz w:val="28"/>
-          <w:szCs w:val="28"/>
-          <w:lang w:val="en-US"/>
-        </w:rPr>
-        <w:br/>
-        <w:t xml:space="preserve">            var parts = </w:t>
-      </w:r>
-      <w:proofErr w:type="spellStart"/>
-      <w:r>
-        <w:rPr>
-          <w:sz w:val="28"/>
-          <w:szCs w:val="28"/>
-          <w:lang w:val="en-US"/>
-        </w:rPr>
-        <w:t>dateStr.Split</w:t>
-      </w:r>
-      <w:proofErr w:type="spellEnd"/>
-      <w:r>
-        <w:rPr>
-          <w:sz w:val="28"/>
-          <w:szCs w:val="28"/>
-          <w:lang w:val="en-US"/>
-        </w:rPr>
-        <w:t>('-');</w:t>
-      </w:r>
-      <w:r>
-        <w:rPr>
-          <w:sz w:val="28"/>
-          <w:szCs w:val="28"/>
-          <w:lang w:val="en-US"/>
-        </w:rPr>
-        <w:br/>
-        <w:t xml:space="preserve">            if (</w:t>
-      </w:r>
-      <w:proofErr w:type="spellStart"/>
-      <w:r>
-        <w:rPr>
-          <w:sz w:val="28"/>
-          <w:szCs w:val="28"/>
-          <w:lang w:val="en-US"/>
-        </w:rPr>
-        <w:t>parts.Length</w:t>
-      </w:r>
-      <w:proofErr w:type="spellEnd"/>
-      <w:r>
-        <w:rPr>
-          <w:sz w:val="28"/>
-          <w:szCs w:val="28"/>
-          <w:lang w:val="en-US"/>
-        </w:rPr>
-        <w:t xml:space="preserve"> != 3)</w:t>
-      </w:r>
-      <w:r>
-        <w:rPr>
-          <w:sz w:val="28"/>
-          <w:szCs w:val="28"/>
-          <w:lang w:val="en-US"/>
-        </w:rPr>
-        <w:br/>
-        <w:t xml:space="preserve">                throw new </w:t>
-      </w:r>
-      <w:proofErr w:type="spellStart"/>
-      <w:r>
-        <w:rPr>
-          <w:sz w:val="28"/>
-          <w:szCs w:val="28"/>
-          <w:lang w:val="en-US"/>
-        </w:rPr>
-        <w:t>ArgumentException</w:t>
-      </w:r>
-      <w:proofErr w:type="spellEnd"/>
-      <w:r>
-        <w:rPr>
-          <w:sz w:val="28"/>
-          <w:szCs w:val="28"/>
-          <w:lang w:val="en-US"/>
-        </w:rPr>
-        <w:t xml:space="preserve">("Date string must be in format </w:t>
-      </w:r>
-      <w:proofErr w:type="spellStart"/>
-      <w:r>
-        <w:rPr>
-          <w:sz w:val="28"/>
-          <w:szCs w:val="28"/>
-          <w:lang w:val="en-US"/>
-        </w:rPr>
-        <w:t>yyyy</w:t>
-      </w:r>
-      <w:proofErr w:type="spellEnd"/>
-      <w:r>
-        <w:rPr>
-          <w:sz w:val="28"/>
-          <w:szCs w:val="28"/>
-          <w:lang w:val="en-US"/>
-        </w:rPr>
-        <w:t>-</w:t>
+        <w:t xml:space="preserve">            if (string.IsNullOrWhiteSpace(dateStr))</w:t>
+      </w:r>
+      <w:r>
+        <w:rPr>
+          <w:sz w:val="28"/>
+          <w:szCs w:val="28"/>
+          <w:lang w:val="en-US"/>
+        </w:rPr>
+        <w:br/>
+        <w:t xml:space="preserve">                throw new ArgumentException("Date string cannot be null or empty");</w:t>
+      </w:r>
+      <w:r>
+        <w:rPr>
+          <w:sz w:val="28"/>
+          <w:szCs w:val="28"/>
+          <w:lang w:val="en-US"/>
+        </w:rPr>
+        <w:br/>
+      </w:r>
+      <w:r>
+        <w:rPr>
+          <w:sz w:val="28"/>
+          <w:szCs w:val="28"/>
+          <w:lang w:val="en-US"/>
+        </w:rPr>
+        <w:br/>
+        <w:t xml:space="preserve">            var parts = dateStr.Split('-');</w:t>
+      </w:r>
+      <w:r>
+        <w:rPr>
+          <w:sz w:val="28"/>
+          <w:szCs w:val="28"/>
+          <w:lang w:val="en-US"/>
+        </w:rPr>
+        <w:br/>
+        <w:t xml:space="preserve">            if (parts.Length != 3)</w:t>
+      </w:r>
+      <w:r>
+        <w:rPr>
+          <w:sz w:val="28"/>
+          <w:szCs w:val="28"/>
+          <w:lang w:val="en-US"/>
+        </w:rPr>
+        <w:br/>
+        <w:t xml:space="preserve">                throw new ArgumentException("Date string must be in format yyyy-</w:t>
       </w:r>
       <w:r>
         <w:rPr>
@@ -10480,168 +6893,60 @@
           <w:lang w:val="en-US"/>
         </w:rPr>
         <w:br/>
-        <w:t xml:space="preserve">            if (!</w:t>
-      </w:r>
-      <w:proofErr w:type="spellStart"/>
-      <w:r>
-        <w:rPr>
-          <w:sz w:val="28"/>
-          <w:szCs w:val="28"/>
-          <w:lang w:val="en-US"/>
-        </w:rPr>
-        <w:t>int.TryParse</w:t>
-      </w:r>
-      <w:proofErr w:type="spellEnd"/>
-      <w:r>
-        <w:rPr>
-          <w:sz w:val="28"/>
-          <w:szCs w:val="28"/>
-          <w:lang w:val="en-US"/>
-        </w:rPr>
-        <w:t>(parts[0], out var year) ||</w:t>
-      </w:r>
-      <w:r>
-        <w:rPr>
-          <w:sz w:val="28"/>
-          <w:szCs w:val="28"/>
-          <w:lang w:val="en-US"/>
-        </w:rPr>
-        <w:br/>
-        <w:t xml:space="preserve">                !</w:t>
-      </w:r>
-      <w:proofErr w:type="spellStart"/>
-      <w:r>
-        <w:rPr>
-          <w:sz w:val="28"/>
-          <w:szCs w:val="28"/>
-          <w:lang w:val="en-US"/>
-        </w:rPr>
-        <w:t>int.TryParse</w:t>
-      </w:r>
-      <w:proofErr w:type="spellEnd"/>
-      <w:r>
-        <w:rPr>
-          <w:sz w:val="28"/>
-          <w:szCs w:val="28"/>
-          <w:lang w:val="en-US"/>
-        </w:rPr>
-        <w:t>(parts[1], out var month) ||</w:t>
-      </w:r>
-      <w:r>
-        <w:rPr>
-          <w:sz w:val="28"/>
-          <w:szCs w:val="28"/>
-          <w:lang w:val="en-US"/>
-        </w:rPr>
-        <w:br/>
-        <w:t xml:space="preserve">                !</w:t>
-      </w:r>
-      <w:proofErr w:type="spellStart"/>
-      <w:r>
-        <w:rPr>
-          <w:sz w:val="28"/>
-          <w:szCs w:val="28"/>
-          <w:lang w:val="en-US"/>
-        </w:rPr>
-        <w:t>int.TryParse</w:t>
-      </w:r>
-      <w:proofErr w:type="spellEnd"/>
-      <w:r>
-        <w:rPr>
-          <w:sz w:val="28"/>
-          <w:szCs w:val="28"/>
-          <w:lang w:val="en-US"/>
-        </w:rPr>
-        <w:t>(parts[2], out var day))</w:t>
-      </w:r>
-      <w:r>
-        <w:rPr>
-          <w:sz w:val="28"/>
-          <w:szCs w:val="28"/>
-          <w:lang w:val="en-US"/>
-        </w:rPr>
-        <w:br/>
-        <w:t xml:space="preserve">                throw new </w:t>
-      </w:r>
-      <w:proofErr w:type="spellStart"/>
-      <w:r>
-        <w:rPr>
-          <w:sz w:val="28"/>
-          <w:szCs w:val="28"/>
-          <w:lang w:val="en-US"/>
-        </w:rPr>
-        <w:t>ArgumentException</w:t>
-      </w:r>
-      <w:proofErr w:type="spellEnd"/>
-      <w:r>
-        <w:rPr>
-          <w:sz w:val="28"/>
-          <w:szCs w:val="28"/>
-          <w:lang w:val="en-US"/>
-        </w:rPr>
-        <w:t>("Invalid date components");</w:t>
-      </w:r>
-      <w:r>
-        <w:rPr>
-          <w:sz w:val="28"/>
-          <w:szCs w:val="28"/>
-          <w:lang w:val="en-US"/>
-        </w:rPr>
-        <w:br/>
-      </w:r>
-      <w:r>
-        <w:rPr>
-          <w:sz w:val="28"/>
-          <w:szCs w:val="28"/>
-          <w:lang w:val="en-US"/>
-        </w:rPr>
-        <w:br/>
-        <w:t xml:space="preserve">            if (year &lt; 1 || month &lt; 1 || month &gt; 12 || day &lt; 1 || day &gt; </w:t>
-      </w:r>
-      <w:proofErr w:type="spellStart"/>
-      <w:r>
-        <w:rPr>
-          <w:sz w:val="28"/>
-          <w:szCs w:val="28"/>
-          <w:lang w:val="en-US"/>
-        </w:rPr>
-        <w:t>DaysInMonth</w:t>
-      </w:r>
-      <w:proofErr w:type="spellEnd"/>
-      <w:r>
-        <w:rPr>
-          <w:sz w:val="28"/>
-          <w:szCs w:val="28"/>
-          <w:lang w:val="en-US"/>
-        </w:rPr>
-        <w:t>(year, month))</w:t>
-      </w:r>
-      <w:r>
-        <w:rPr>
-          <w:sz w:val="28"/>
-          <w:szCs w:val="28"/>
-          <w:lang w:val="en-US"/>
-        </w:rPr>
-        <w:br/>
-        <w:t xml:space="preserve">                throw new </w:t>
-      </w:r>
-      <w:proofErr w:type="spellStart"/>
-      <w:r>
-        <w:rPr>
-          <w:sz w:val="28"/>
-          <w:szCs w:val="28"/>
-          <w:lang w:val="en-US"/>
-        </w:rPr>
-        <w:t>ArgumentException</w:t>
-      </w:r>
-      <w:proofErr w:type="spellEnd"/>
-      <w:r>
-        <w:rPr>
-          <w:sz w:val="28"/>
-          <w:szCs w:val="28"/>
-          <w:lang w:val="en-US"/>
-        </w:rPr>
-        <w:t>("Invalid date");</w:t>
+        <w:t xml:space="preserve">            if (!int.TryParse(parts[0], out var year) ||</w:t>
+      </w:r>
+      <w:r>
+        <w:rPr>
+          <w:sz w:val="28"/>
+          <w:szCs w:val="28"/>
+          <w:lang w:val="en-US"/>
+        </w:rPr>
+        <w:br/>
+        <w:t xml:space="preserve">                !int.TryParse(parts[1], out var month) ||</w:t>
+      </w:r>
+      <w:r>
+        <w:rPr>
+          <w:sz w:val="28"/>
+          <w:szCs w:val="28"/>
+          <w:lang w:val="en-US"/>
+        </w:rPr>
+        <w:br/>
+        <w:t xml:space="preserve">                !int.TryParse(parts[2], out var day))</w:t>
+      </w:r>
+      <w:r>
+        <w:rPr>
+          <w:sz w:val="28"/>
+          <w:szCs w:val="28"/>
+          <w:lang w:val="en-US"/>
+        </w:rPr>
+        <w:br/>
+        <w:t xml:space="preserve">                throw new ArgumentException("Invalid date components");</w:t>
+      </w:r>
+      <w:r>
+        <w:rPr>
+          <w:sz w:val="28"/>
+          <w:szCs w:val="28"/>
+          <w:lang w:val="en-US"/>
+        </w:rPr>
+        <w:br/>
+      </w:r>
+      <w:r>
+        <w:rPr>
+          <w:sz w:val="28"/>
+          <w:szCs w:val="28"/>
+          <w:lang w:val="en-US"/>
+        </w:rPr>
+        <w:br/>
+        <w:t xml:space="preserve">            if (year &lt; 1 || month &lt; 1 || month &gt; 12 || day &lt; 1 || day &gt; DaysInMonth(year, month))</w:t>
+      </w:r>
+      <w:r>
+        <w:rPr>
+          <w:sz w:val="28"/>
+          <w:szCs w:val="28"/>
+          <w:lang w:val="en-US"/>
+        </w:rPr>
+        <w:br/>
+        <w:t xml:space="preserve">                throw new ArgumentException("Invalid date");</w:t>
       </w:r>
       <w:r>
         <w:rPr>
@@ -10703,61 +7008,7 @@
           <w:lang w:val="en-US"/>
         </w:rPr>
         <w:br/>
-        <w:t xml:space="preserve">        public </w:t>
-      </w:r>
-      <w:proofErr w:type="spellStart"/>
-      <w:r>
-        <w:rPr>
-          <w:sz w:val="28"/>
-          <w:szCs w:val="28"/>
-          <w:lang w:val="en-US"/>
-        </w:rPr>
-        <w:t>CustomMyDate</w:t>
-      </w:r>
-      <w:proofErr w:type="spellEnd"/>
-      <w:r>
-        <w:rPr>
-          <w:sz w:val="28"/>
-          <w:szCs w:val="28"/>
-          <w:lang w:val="en-US"/>
-        </w:rPr>
-        <w:t xml:space="preserve"> </w:t>
-      </w:r>
-      <w:proofErr w:type="spellStart"/>
-      <w:r>
-        <w:rPr>
-          <w:sz w:val="28"/>
-          <w:szCs w:val="28"/>
-          <w:lang w:val="en-US"/>
-        </w:rPr>
-        <w:t>AddDays</w:t>
-      </w:r>
-      <w:proofErr w:type="spellEnd"/>
-      <w:r>
-        <w:rPr>
-          <w:sz w:val="28"/>
-          <w:szCs w:val="28"/>
-          <w:lang w:val="en-US"/>
-        </w:rPr>
-        <w:t xml:space="preserve">(int </w:t>
-      </w:r>
-      <w:proofErr w:type="spellStart"/>
-      <w:r>
-        <w:rPr>
-          <w:sz w:val="28"/>
-          <w:szCs w:val="28"/>
-          <w:lang w:val="en-US"/>
-        </w:rPr>
-        <w:t>daysToAdd</w:t>
-      </w:r>
-      <w:proofErr w:type="spellEnd"/>
-      <w:r>
-        <w:rPr>
-          <w:sz w:val="28"/>
-          <w:szCs w:val="28"/>
-          <w:lang w:val="en-US"/>
-        </w:rPr>
-        <w:t>)</w:t>
+        <w:t xml:space="preserve">        public CustomMyDate AddDays(int daysToAdd)</w:t>
       </w:r>
       <w:r>
         <w:rPr>
@@ -10793,25 +7044,7 @@
           <w:lang w:val="en-US"/>
         </w:rPr>
         <w:br/>
-        <w:t xml:space="preserve">            var day = Day + </w:t>
-      </w:r>
-      <w:proofErr w:type="spellStart"/>
-      <w:r>
-        <w:rPr>
-          <w:sz w:val="28"/>
-          <w:szCs w:val="28"/>
-          <w:lang w:val="en-US"/>
-        </w:rPr>
-        <w:t>daysToAdd</w:t>
-      </w:r>
-      <w:proofErr w:type="spellEnd"/>
-      <w:r>
-        <w:rPr>
-          <w:sz w:val="28"/>
-          <w:szCs w:val="28"/>
-          <w:lang w:val="en-US"/>
-        </w:rPr>
-        <w:t>;</w:t>
+        <w:t xml:space="preserve">            var day = Day + daysToAdd;</w:t>
       </w:r>
       <w:r>
         <w:rPr>
@@ -10846,70 +7079,16 @@
           <w:lang w:val="en-US"/>
         </w:rPr>
         <w:br/>
-        <w:t xml:space="preserve">                var </w:t>
-      </w:r>
-      <w:proofErr w:type="spellStart"/>
-      <w:r>
-        <w:rPr>
-          <w:sz w:val="28"/>
-          <w:szCs w:val="28"/>
-          <w:lang w:val="en-US"/>
-        </w:rPr>
-        <w:t>daysInMonth</w:t>
-      </w:r>
-      <w:proofErr w:type="spellEnd"/>
-      <w:r>
-        <w:rPr>
-          <w:sz w:val="28"/>
-          <w:szCs w:val="28"/>
-          <w:lang w:val="en-US"/>
-        </w:rPr>
-        <w:t xml:space="preserve"> = </w:t>
-      </w:r>
-      <w:proofErr w:type="spellStart"/>
-      <w:r>
-        <w:rPr>
-          <w:sz w:val="28"/>
-          <w:szCs w:val="28"/>
-          <w:lang w:val="en-US"/>
-        </w:rPr>
-        <w:t>DaysInMonth</w:t>
-      </w:r>
-      <w:proofErr w:type="spellEnd"/>
-      <w:r>
-        <w:rPr>
-          <w:sz w:val="28"/>
-          <w:szCs w:val="28"/>
-          <w:lang w:val="en-US"/>
-        </w:rPr>
-        <w:t>(year, month);</w:t>
-      </w:r>
-      <w:r>
-        <w:rPr>
-          <w:sz w:val="28"/>
-          <w:szCs w:val="28"/>
-          <w:lang w:val="en-US"/>
-        </w:rPr>
-        <w:br/>
-        <w:t xml:space="preserve">                if (day &lt;= </w:t>
-      </w:r>
-      <w:proofErr w:type="spellStart"/>
-      <w:r>
-        <w:rPr>
-          <w:sz w:val="28"/>
-          <w:szCs w:val="28"/>
-          <w:lang w:val="en-US"/>
-        </w:rPr>
-        <w:t>daysInMonth</w:t>
-      </w:r>
-      <w:proofErr w:type="spellEnd"/>
-      <w:r>
-        <w:rPr>
-          <w:sz w:val="28"/>
-          <w:szCs w:val="28"/>
-          <w:lang w:val="en-US"/>
-        </w:rPr>
-        <w:t>)</w:t>
+        <w:t xml:space="preserve">                var daysInMonth = DaysInMonth(year, month);</w:t>
+      </w:r>
+      <w:r>
+        <w:rPr>
+          <w:sz w:val="28"/>
+          <w:szCs w:val="28"/>
+          <w:lang w:val="en-US"/>
+        </w:rPr>
+        <w:br/>
+        <w:t xml:space="preserve">                if (day &lt;= daysInMonth)</w:t>
       </w:r>
       <w:r>
         <w:rPr>
@@ -10935,25 +7114,7 @@
           <w:lang w:val="en-US"/>
         </w:rPr>
         <w:br/>
-        <w:t xml:space="preserve">                day -= </w:t>
-      </w:r>
-      <w:proofErr w:type="spellStart"/>
-      <w:r>
-        <w:rPr>
-          <w:sz w:val="28"/>
-          <w:szCs w:val="28"/>
-          <w:lang w:val="en-US"/>
-        </w:rPr>
-        <w:t>daysInMonth</w:t>
-      </w:r>
-      <w:proofErr w:type="spellEnd"/>
-      <w:r>
-        <w:rPr>
-          <w:sz w:val="28"/>
-          <w:szCs w:val="28"/>
-          <w:lang w:val="en-US"/>
-        </w:rPr>
-        <w:t>;</w:t>
+        <w:t xml:space="preserve">                day -= daysInMonth;</w:t>
       </w:r>
       <w:r>
         <w:rPr>
@@ -11104,25 +7265,7 @@
           <w:lang w:val="en-US"/>
         </w:rPr>
         <w:br/>
-        <w:t xml:space="preserve">                day += </w:t>
-      </w:r>
-      <w:proofErr w:type="spellStart"/>
-      <w:r>
-        <w:rPr>
-          <w:sz w:val="28"/>
-          <w:szCs w:val="28"/>
-          <w:lang w:val="en-US"/>
-        </w:rPr>
-        <w:t>DaysInMonth</w:t>
-      </w:r>
-      <w:proofErr w:type="spellEnd"/>
-      <w:r>
-        <w:rPr>
-          <w:sz w:val="28"/>
-          <w:szCs w:val="28"/>
-          <w:lang w:val="en-US"/>
-        </w:rPr>
-        <w:t>(year, month);</w:t>
+        <w:t xml:space="preserve">                day += DaysInMonth(year, month);</w:t>
       </w:r>
       <w:r>
         <w:rPr>
@@ -11148,25 +7291,7 @@
           <w:lang w:val="en-US"/>
         </w:rPr>
         <w:br/>
-        <w:t xml:space="preserve">            return new </w:t>
-      </w:r>
-      <w:proofErr w:type="spellStart"/>
-      <w:r>
-        <w:rPr>
-          <w:sz w:val="28"/>
-          <w:szCs w:val="28"/>
-          <w:lang w:val="en-US"/>
-        </w:rPr>
-        <w:t>CustomMyDate</w:t>
-      </w:r>
-      <w:proofErr w:type="spellEnd"/>
-      <w:r>
-        <w:rPr>
-          <w:sz w:val="28"/>
-          <w:szCs w:val="28"/>
-          <w:lang w:val="en-US"/>
-        </w:rPr>
-        <w:t>(year, month, day);</w:t>
+        <w:t xml:space="preserve">            return new CustomMyDate(year, month, day);</w:t>
       </w:r>
       <w:r>
         <w:rPr>
@@ -11193,43 +7318,7 @@
           <w:lang w:val="en-US"/>
         </w:rPr>
         <w:br/>
-        <w:t xml:space="preserve">        public int </w:t>
-      </w:r>
-      <w:proofErr w:type="spellStart"/>
-      <w:r>
-        <w:rPr>
-          <w:sz w:val="28"/>
-          <w:szCs w:val="28"/>
-          <w:lang w:val="en-US"/>
-        </w:rPr>
-        <w:t>CompareTo</w:t>
-      </w:r>
-      <w:proofErr w:type="spellEnd"/>
-      <w:r>
-        <w:rPr>
-          <w:sz w:val="28"/>
-          <w:szCs w:val="28"/>
-          <w:lang w:val="en-US"/>
-        </w:rPr>
-        <w:t>(</w:t>
-      </w:r>
-      <w:proofErr w:type="spellStart"/>
-      <w:r>
-        <w:rPr>
-          <w:sz w:val="28"/>
-          <w:szCs w:val="28"/>
-          <w:lang w:val="en-US"/>
-        </w:rPr>
-        <w:t>CustomMyDate</w:t>
-      </w:r>
-      <w:proofErr w:type="spellEnd"/>
-      <w:r>
-        <w:rPr>
-          <w:sz w:val="28"/>
-          <w:szCs w:val="28"/>
-          <w:lang w:val="en-US"/>
-        </w:rPr>
-        <w:t xml:space="preserve"> other)</w:t>
+        <w:t xml:space="preserve">        public int CompareTo(CustomMyDate other)</w:t>
       </w:r>
       <w:r>
         <w:rPr>
@@ -11247,169 +7336,25 @@
           <w:lang w:val="en-US"/>
         </w:rPr>
         <w:br/>
-        <w:t xml:space="preserve">            if (Year != </w:t>
-      </w:r>
-      <w:proofErr w:type="spellStart"/>
-      <w:r>
-        <w:rPr>
-          <w:sz w:val="28"/>
-          <w:szCs w:val="28"/>
-          <w:lang w:val="en-US"/>
-        </w:rPr>
-        <w:t>other.Year</w:t>
-      </w:r>
-      <w:proofErr w:type="spellEnd"/>
-      <w:r>
-        <w:rPr>
-          <w:sz w:val="28"/>
-          <w:szCs w:val="28"/>
-          <w:lang w:val="en-US"/>
-        </w:rPr>
-        <w:t xml:space="preserve">) return </w:t>
-      </w:r>
-      <w:proofErr w:type="spellStart"/>
-      <w:r>
-        <w:rPr>
-          <w:sz w:val="28"/>
-          <w:szCs w:val="28"/>
-          <w:lang w:val="en-US"/>
-        </w:rPr>
-        <w:t>Year.CompareTo</w:t>
-      </w:r>
-      <w:proofErr w:type="spellEnd"/>
-      <w:r>
-        <w:rPr>
-          <w:sz w:val="28"/>
-          <w:szCs w:val="28"/>
-          <w:lang w:val="en-US"/>
-        </w:rPr>
-        <w:t>(</w:t>
-      </w:r>
-      <w:proofErr w:type="spellStart"/>
-      <w:r>
-        <w:rPr>
-          <w:sz w:val="28"/>
-          <w:szCs w:val="28"/>
-          <w:lang w:val="en-US"/>
-        </w:rPr>
-        <w:t>other.Year</w:t>
-      </w:r>
-      <w:proofErr w:type="spellEnd"/>
-      <w:r>
-        <w:rPr>
-          <w:sz w:val="28"/>
-          <w:szCs w:val="28"/>
-          <w:lang w:val="en-US"/>
-        </w:rPr>
-        <w:t>);</w:t>
-      </w:r>
-      <w:r>
-        <w:rPr>
-          <w:sz w:val="28"/>
-          <w:szCs w:val="28"/>
-          <w:lang w:val="en-US"/>
-        </w:rPr>
-        <w:br/>
-        <w:t xml:space="preserve">            if (Month != </w:t>
-      </w:r>
-      <w:proofErr w:type="spellStart"/>
-      <w:r>
-        <w:rPr>
-          <w:sz w:val="28"/>
-          <w:szCs w:val="28"/>
-          <w:lang w:val="en-US"/>
-        </w:rPr>
-        <w:t>other.Month</w:t>
-      </w:r>
-      <w:proofErr w:type="spellEnd"/>
-      <w:r>
-        <w:rPr>
-          <w:sz w:val="28"/>
-          <w:szCs w:val="28"/>
-          <w:lang w:val="en-US"/>
-        </w:rPr>
-        <w:t xml:space="preserve">) return </w:t>
-      </w:r>
-      <w:proofErr w:type="spellStart"/>
-      <w:r>
-        <w:rPr>
-          <w:sz w:val="28"/>
-          <w:szCs w:val="28"/>
-          <w:lang w:val="en-US"/>
-        </w:rPr>
-        <w:t>Month.CompareTo</w:t>
-      </w:r>
-      <w:proofErr w:type="spellEnd"/>
-      <w:r>
-        <w:rPr>
-          <w:sz w:val="28"/>
-          <w:szCs w:val="28"/>
-          <w:lang w:val="en-US"/>
-        </w:rPr>
-        <w:t>(</w:t>
-      </w:r>
-      <w:proofErr w:type="spellStart"/>
-      <w:r>
-        <w:rPr>
-          <w:sz w:val="28"/>
-          <w:szCs w:val="28"/>
-          <w:lang w:val="en-US"/>
-        </w:rPr>
-        <w:t>other.Month</w:t>
-      </w:r>
-      <w:proofErr w:type="spellEnd"/>
-      <w:r>
-        <w:rPr>
-          <w:sz w:val="28"/>
-          <w:szCs w:val="28"/>
-          <w:lang w:val="en-US"/>
-        </w:rPr>
-        <w:t>);</w:t>
-      </w:r>
-      <w:r>
-        <w:rPr>
-          <w:sz w:val="28"/>
-          <w:szCs w:val="28"/>
-          <w:lang w:val="en-US"/>
-        </w:rPr>
-        <w:br/>
-        <w:t xml:space="preserve">            return </w:t>
-      </w:r>
-      <w:proofErr w:type="spellStart"/>
-      <w:r>
-        <w:rPr>
-          <w:sz w:val="28"/>
-          <w:szCs w:val="28"/>
-          <w:lang w:val="en-US"/>
-        </w:rPr>
-        <w:t>Day.CompareTo</w:t>
-      </w:r>
-      <w:proofErr w:type="spellEnd"/>
-      <w:r>
-        <w:rPr>
-          <w:sz w:val="28"/>
-          <w:szCs w:val="28"/>
-          <w:lang w:val="en-US"/>
-        </w:rPr>
-        <w:t>(</w:t>
-      </w:r>
-      <w:proofErr w:type="spellStart"/>
-      <w:r>
-        <w:rPr>
-          <w:sz w:val="28"/>
-          <w:szCs w:val="28"/>
-          <w:lang w:val="en-US"/>
-        </w:rPr>
-        <w:t>other.Day</w:t>
-      </w:r>
-      <w:proofErr w:type="spellEnd"/>
-      <w:r>
-        <w:rPr>
-          <w:sz w:val="28"/>
-          <w:szCs w:val="28"/>
-          <w:lang w:val="en-US"/>
-        </w:rPr>
-        <w:t>);</w:t>
+        <w:t xml:space="preserve">            if (Year != other.Year) return Year.CompareTo(other.Year);</w:t>
+      </w:r>
+      <w:r>
+        <w:rPr>
+          <w:sz w:val="28"/>
+          <w:szCs w:val="28"/>
+          <w:lang w:val="en-US"/>
+        </w:rPr>
+        <w:br/>
+        <w:t xml:space="preserve">            if (Month != other.Month) return Month.CompareTo(other.Month);</w:t>
+      </w:r>
+      <w:r>
+        <w:rPr>
+          <w:sz w:val="28"/>
+          <w:szCs w:val="28"/>
+          <w:lang w:val="en-US"/>
+        </w:rPr>
+        <w:br/>
+        <w:t xml:space="preserve">            return Day.CompareTo(other.Day);</w:t>
       </w:r>
       <w:r>
         <w:rPr>
@@ -11436,25 +7381,7 @@
           <w:lang w:val="en-US"/>
         </w:rPr>
         <w:br/>
-        <w:t xml:space="preserve">        public override string </w:t>
-      </w:r>
-      <w:proofErr w:type="spellStart"/>
-      <w:r>
-        <w:rPr>
-          <w:sz w:val="28"/>
-          <w:szCs w:val="28"/>
-          <w:lang w:val="en-US"/>
-        </w:rPr>
-        <w:t>ToString</w:t>
-      </w:r>
-      <w:proofErr w:type="spellEnd"/>
-      <w:r>
-        <w:rPr>
-          <w:sz w:val="28"/>
-          <w:szCs w:val="28"/>
-          <w:lang w:val="en-US"/>
-        </w:rPr>
-        <w:t>()</w:t>
+        <w:t xml:space="preserve">        public override string ToString()</w:t>
       </w:r>
       <w:r>
         <w:rPr>
@@ -11684,17 +7611,8 @@
           <w:sz w:val="28"/>
           <w:szCs w:val="28"/>
         </w:rPr>
-        <w:t xml:space="preserve">: </w:t>
-      </w:r>
-      <w:proofErr w:type="gramStart"/>
-      <w:r>
-        <w:rPr>
-          <w:sz w:val="28"/>
-          <w:szCs w:val="28"/>
-        </w:rPr>
-        <w:t>2</w:t>
-      </w:r>
-      <w:proofErr w:type="spellStart"/>
+        <w:t>: 2</w:t>
+      </w:r>
       <w:r>
         <w:rPr>
           <w:sz w:val="28"/>
@@ -11704,8 +7622,6 @@
         </w:rPr>
         <w:t>i</w:t>
       </w:r>
-      <w:proofErr w:type="spellEnd"/>
-      <w:proofErr w:type="gramEnd"/>
       <w:r>
         <w:rPr>
           <w:sz w:val="28"/>
@@ -11720,7 +7636,6 @@
         </w:rPr>
         <w:t xml:space="preserve">где </w:t>
       </w:r>
-      <w:proofErr w:type="spellStart"/>
       <w:r>
         <w:rPr>
           <w:sz w:val="28"/>
@@ -11729,7 +7644,6 @@
         </w:rPr>
         <w:t>i</w:t>
       </w:r>
-      <w:proofErr w:type="spellEnd"/>
       <w:r>
         <w:rPr>
           <w:sz w:val="28"/>
@@ -13516,7 +9430,6 @@
         <w:rPr>
           <w:sz w:val="28"/>
           <w:szCs w:val="28"/>
-          <w:lang w:val="en-US"/>
         </w:rPr>
       </w:pPr>
       <w:r>
@@ -13894,39 +9807,7 @@
           <w:sz w:val="28"/>
           <w:szCs w:val="28"/>
         </w:rPr>
-        <w:t xml:space="preserve"> вставок и </w:t>
-      </w:r>
-      <w:proofErr w:type="gramStart"/>
-      <w:r>
-        <w:rPr>
-          <w:sz w:val="28"/>
-          <w:szCs w:val="28"/>
-        </w:rPr>
-        <w:t>O(</w:t>
-      </w:r>
-      <w:proofErr w:type="gramEnd"/>
-      <w:r>
-        <w:rPr>
-          <w:sz w:val="28"/>
-          <w:szCs w:val="28"/>
-        </w:rPr>
-        <w:t xml:space="preserve">n </w:t>
-      </w:r>
-      <w:proofErr w:type="spellStart"/>
-      <w:r>
-        <w:rPr>
-          <w:sz w:val="28"/>
-          <w:szCs w:val="28"/>
-        </w:rPr>
-        <w:t>log</w:t>
-      </w:r>
-      <w:proofErr w:type="spellEnd"/>
-      <w:r>
-        <w:rPr>
-          <w:sz w:val="28"/>
-          <w:szCs w:val="28"/>
-        </w:rPr>
-        <w:t xml:space="preserve"> n) для естественного слияния.</w:t>
+        <w:t xml:space="preserve"> вставок и O(n log n) для естественного слияния.</w:t>
       </w:r>
     </w:p>
     <w:p>
@@ -14965,39 +10846,7 @@
           <w:sz w:val="28"/>
           <w:szCs w:val="28"/>
         </w:rPr>
-        <w:t xml:space="preserve">Сравнение алгоритмов сортировки прямыми вставками и естественным слиянием показало превосходство алгоритма “естественное слияние” с линейно-логарифмической сложностью </w:t>
-      </w:r>
-      <w:proofErr w:type="gramStart"/>
-      <w:r>
-        <w:rPr>
-          <w:sz w:val="28"/>
-          <w:szCs w:val="28"/>
-        </w:rPr>
-        <w:t>O(</w:t>
-      </w:r>
-      <w:proofErr w:type="gramEnd"/>
-      <w:r>
-        <w:rPr>
-          <w:sz w:val="28"/>
-          <w:szCs w:val="28"/>
-        </w:rPr>
-        <w:t xml:space="preserve">n </w:t>
-      </w:r>
-      <w:proofErr w:type="spellStart"/>
-      <w:r>
-        <w:rPr>
-          <w:sz w:val="28"/>
-          <w:szCs w:val="28"/>
-        </w:rPr>
-        <w:t>log</w:t>
-      </w:r>
-      <w:proofErr w:type="spellEnd"/>
-      <w:r>
-        <w:rPr>
-          <w:sz w:val="28"/>
-          <w:szCs w:val="28"/>
-        </w:rPr>
-        <w:t xml:space="preserve"> n) над алгоритмом “ прямые вставки” с квадратичной сложностью O(n²) на больших объемах данных.</w:t>
+        <w:t>Сравнение алгоритмов сортировки прямыми вставками и естественным слиянием показало превосходство алгоритма “естественное слияние” с линейно-логарифмической сложностью O(n log n) над алгоритмом “ прямые вставки” с квадратичной сложностью O(n²) на больших объемах данных.</w:t>
       </w:r>
     </w:p>
     <w:sectPr>
@@ -17658,6 +13507,7 @@
   <w:style w:type="character" w:default="1" w:styleId="a0">
     <w:name w:val="Default Paragraph Font"/>
     <w:uiPriority w:val="1"/>
+    <w:semiHidden/>
     <w:unhideWhenUsed/>
   </w:style>
   <w:style w:type="table" w:default="1" w:styleId="a1">
